--- a/book/docx-por-capitulo/capitulo-10-motores-inferencia.docx
+++ b/book/docx-por-capitulo/capitulo-10-motores-inferencia.docx
@@ -7,6 +7,7 @@
         <w:pStyle w:val="Endure-ChapterTitle"/>
         <w:keepNext/>
         <w:spacing w:before="480" w:after="240"/>
+        <w:outlineLvl w:val="0"/>
       </w:pPr>
       <w:r>
         <w:rPr>
@@ -24,19 +25,25 @@
     <w:p>
       <w:pPr>
         <w:pStyle w:val="Endure-FirstParagraphBodyText"/>
+        <w:spacing w:before="100" w:after="100"/>
       </w:pPr>
       <w:r>
         <w:rPr>
           <w:b/>
+          <w:sz w:val="20"/>
         </w:rPr>
         <w:t>Getting Started with NVIDIA Jetson AGX Orin 64GB (JetPack 7.2)</w:t>
       </w:r>
       <w:r>
+        <w:rPr>
+          <w:sz w:val="20"/>
+        </w:rPr>
         <w:t xml:space="preserve"> </w:t>
       </w:r>
       <w:r>
         <w:rPr>
           <w:i/>
+          <w:sz w:val="20"/>
         </w:rPr>
         <w:t>Capítulo 12 de 16</w:t>
       </w:r>
@@ -46,53 +53,75 @@
         <w:pStyle w:val="Endure-Subhead"/>
         <w:keepNext/>
         <w:spacing w:before="240" w:after="60"/>
-      </w:pPr>
-      <w:r>
+        <w:outlineLvl w:val="1"/>
+      </w:pPr>
+      <w:r>
+        <w:rPr>
+          <w:sz w:val="24"/>
+        </w:rPr>
         <w:t>Objetivo de esta parte</w:t>
       </w:r>
     </w:p>
     <w:p>
       <w:pPr>
         <w:pStyle w:val="Endure-FirstParagraphBodyText"/>
-      </w:pPr>
-      <w:r>
+        <w:spacing w:before="100" w:after="100"/>
+      </w:pPr>
+      <w:r>
+        <w:rPr>
+          <w:sz w:val="20"/>
+        </w:rPr>
         <w:t xml:space="preserve">Al completar esta parte, habrá instalado y verificado tres motores de inferencia de LLM en su Jetson AGX Orin: </w:t>
       </w:r>
       <w:r>
         <w:rPr>
           <w:b/>
+          <w:sz w:val="20"/>
         </w:rPr>
         <w:t>Ollama</w:t>
       </w:r>
       <w:r>
+        <w:rPr>
+          <w:sz w:val="20"/>
+        </w:rPr>
         <w:t xml:space="preserve"> (el más sencillo), </w:t>
       </w:r>
       <w:r>
         <w:rPr>
           <w:b/>
+          <w:sz w:val="20"/>
         </w:rPr>
         <w:t>llama.cpp compilado desde fuente</w:t>
       </w:r>
       <w:r>
+        <w:rPr>
+          <w:sz w:val="20"/>
+        </w:rPr>
         <w:t xml:space="preserve"> (para modelos GGUF cuantizados) y </w:t>
       </w:r>
       <w:r>
         <w:rPr>
           <w:b/>
+          <w:sz w:val="20"/>
         </w:rPr>
         <w:t>vLLM</w:t>
       </w:r>
       <w:r>
+        <w:rPr>
+          <w:sz w:val="20"/>
+        </w:rPr>
         <w:t xml:space="preserve"> (para producción con tool calling). También comprenderá cuándo usar cada uno y cómo configurarlos para trabajar juntos o de forma independiente.</w:t>
       </w:r>
     </w:p>
     <w:p>
       <w:pPr>
         <w:pStyle w:val="Endure-ChapterBodyText"/>
+        <w:spacing w:before="100" w:after="100"/>
       </w:pPr>
       <w:r>
         <w:rPr>
           <w:b/>
+          <w:sz w:val="20"/>
         </w:rPr>
         <w:t>Prerrequisitos:</w:t>
       </w:r>
@@ -100,48 +129,57 @@
     <w:p>
       <w:pPr>
         <w:pStyle w:val="Endure-ChapterBodyText"/>
-        <w:spacing w:before="20" w:after="20"/>
+        <w:spacing w:before="40" w:after="40"/>
         <w:ind w:left="360" w:hanging="216"/>
       </w:pPr>
       <w:r>
         <w:rPr>
-          <w:sz w:val="18"/>
+          <w:sz w:val="20"/>
         </w:rPr>
         <w:t xml:space="preserve">• </w:t>
       </w:r>
       <w:r>
+        <w:rPr>
+          <w:sz w:val="20"/>
+        </w:rPr>
         <w:t>Sistema base configurado (Capítulo 2)</w:t>
       </w:r>
     </w:p>
     <w:p>
       <w:pPr>
         <w:pStyle w:val="Endure-ChapterBodyText"/>
-        <w:spacing w:before="20" w:after="20"/>
+        <w:spacing w:before="40" w:after="40"/>
         <w:ind w:left="360" w:hanging="216"/>
       </w:pPr>
       <w:r>
         <w:rPr>
-          <w:sz w:val="18"/>
+          <w:sz w:val="20"/>
         </w:rPr>
         <w:t xml:space="preserve">• </w:t>
       </w:r>
       <w:r>
+        <w:rPr>
+          <w:sz w:val="20"/>
+        </w:rPr>
         <w:t>Docker instalado con runtime NVIDIA (Capítulo 8)</w:t>
       </w:r>
     </w:p>
     <w:p>
       <w:pPr>
         <w:pStyle w:val="Endure-ChapterBodyText"/>
-        <w:spacing w:before="20" w:after="20"/>
+        <w:spacing w:before="40" w:after="40"/>
         <w:ind w:left="360" w:hanging="216"/>
       </w:pPr>
       <w:r>
         <w:rPr>
-          <w:sz w:val="18"/>
+          <w:sz w:val="20"/>
         </w:rPr>
         <w:t xml:space="preserve">• </w:t>
       </w:r>
       <w:r>
+        <w:rPr>
+          <w:sz w:val="20"/>
+        </w:rPr>
         <w:t>Token de HuggingFace configurado (ver Sección 12.3.1)</w:t>
       </w:r>
     </w:p>
@@ -155,10 +193,11 @@
         <w:pStyle w:val="Endure-Subhead"/>
         <w:keepNext/>
         <w:spacing w:before="160" w:after="60"/>
-      </w:pPr>
-      <w:r>
-        <w:rPr>
-          <w:sz w:val="18"/>
+        <w:outlineLvl w:val="2"/>
+      </w:pPr>
+      <w:r>
+        <w:rPr>
+          <w:sz w:val="22"/>
         </w:rPr>
         <w:t>12.0 Crear el Entorno Virtual Python para LLM</w:t>
       </w:r>
@@ -166,8 +205,12 @@
     <w:p>
       <w:pPr>
         <w:pStyle w:val="Endure-FirstParagraphBodyText"/>
-      </w:pPr>
-      <w:r>
+        <w:spacing w:before="100" w:after="100"/>
+      </w:pPr>
+      <w:r>
+        <w:rPr>
+          <w:sz w:val="20"/>
+        </w:rPr>
         <w:t>Antes de comenzar, cree el entorno virtual Python que se usará para interactuar con los motores de inferencia desde código Python:</w:t>
       </w:r>
     </w:p>
@@ -184,7 +227,7 @@
         <w:tc>
           <w:tcPr>
             <w:tcW w:type="dxa" w:w="8152"/>
-            <w:shd w:val="clear" w:color="auto" w:fill="F2F2F2"/>
+            <w:shd w:val="clear" w:color="auto" w:fill="EAEAEA"/>
             <w:tcBorders>
               <w:left w:val="thick" w:sz="24" w:color="1A5A6A"/>
             </w:tcBorders>
@@ -270,6 +313,7 @@
             <w:r>
               <w:rPr>
                 <w:rFonts w:ascii="Courier New" w:hAnsi="Courier New"/>
+                <w:i/>
                 <w:color w:val="555555"/>
                 <w:sz w:val="16"/>
               </w:rPr>
@@ -478,6 +522,7 @@
             <w:r>
               <w:rPr>
                 <w:rFonts w:ascii="Courier New" w:hAnsi="Courier New"/>
+                <w:i/>
                 <w:color w:val="555555"/>
                 <w:sz w:val="16"/>
               </w:rPr>
@@ -613,10 +658,11 @@
         <w:pStyle w:val="Endure-Subhead"/>
         <w:keepNext/>
         <w:spacing w:before="160" w:after="60"/>
-      </w:pPr>
-      <w:r>
-        <w:rPr>
-          <w:sz w:val="18"/>
+        <w:outlineLvl w:val="2"/>
+      </w:pPr>
+      <w:r>
+        <w:rPr>
+          <w:sz w:val="22"/>
         </w:rPr>
         <w:t>12.0.1 Iniciar Docker bajo demanda (clean-start)</w:t>
       </w:r>
@@ -624,18 +670,25 @@
     <w:p>
       <w:pPr>
         <w:pStyle w:val="Endure-FirstParagraphBodyText"/>
-      </w:pPr>
-      <w:r>
+        <w:spacing w:before="100" w:after="100"/>
+      </w:pPr>
+      <w:r>
+        <w:rPr>
+          <w:sz w:val="20"/>
+        </w:rPr>
         <w:t xml:space="preserve">El Jetson arranca con Docker deshabilitado en boot (Capítulo 8 + Capítulo 15). Antes de cualquier </w:t>
       </w:r>
       <w:r>
         <w:rPr>
           <w:rFonts w:ascii="Courier New" w:hAnsi="Courier New"/>
-          <w:sz w:val="17"/>
+          <w:sz w:val="16"/>
         </w:rPr>
         <w:t>docker run</w:t>
       </w:r>
       <w:r>
+        <w:rPr>
+          <w:sz w:val="20"/>
+        </w:rPr>
         <w:t>, inicie el daemon explícitamente:</w:t>
       </w:r>
     </w:p>
@@ -652,7 +705,7 @@
         <w:tc>
           <w:tcPr>
             <w:tcW w:type="dxa" w:w="8152"/>
-            <w:shd w:val="clear" w:color="auto" w:fill="F2F2F2"/>
+            <w:shd w:val="clear" w:color="auto" w:fill="EAEAEA"/>
             <w:tcBorders>
               <w:left w:val="thick" w:sz="24" w:color="1A5A6A"/>
             </w:tcBorders>
@@ -788,18 +841,25 @@
     <w:p>
       <w:pPr>
         <w:pStyle w:val="Endure-ChapterBodyText"/>
-      </w:pPr>
-      <w:r>
+        <w:spacing w:before="100" w:after="100"/>
+      </w:pPr>
+      <w:r>
+        <w:rPr>
+          <w:sz w:val="20"/>
+        </w:rPr>
         <w:t xml:space="preserve">Estos dos comandos tienen aliases en </w:t>
       </w:r>
       <w:r>
         <w:rPr>
           <w:rFonts w:ascii="Courier New" w:hAnsi="Courier New"/>
-          <w:sz w:val="17"/>
+          <w:sz w:val="16"/>
         </w:rPr>
         <w:t>~/.bashrc</w:t>
       </w:r>
       <w:r>
+        <w:rPr>
+          <w:sz w:val="20"/>
+        </w:rPr>
         <w:t>:</w:t>
       </w:r>
     </w:p>
@@ -816,7 +876,7 @@
         <w:tc>
           <w:tcPr>
             <w:tcW w:type="dxa" w:w="8152"/>
-            <w:shd w:val="clear" w:color="auto" w:fill="F2F2F2"/>
+            <w:shd w:val="clear" w:color="auto" w:fill="EAEAEA"/>
             <w:tcBorders>
               <w:left w:val="thick" w:sz="24" w:color="1A5A6A"/>
             </w:tcBorders>
@@ -837,6 +897,7 @@
             <w:r>
               <w:rPr>
                 <w:rFonts w:ascii="Courier New" w:hAnsi="Courier New"/>
+                <w:i/>
                 <w:color w:val="555555"/>
                 <w:sz w:val="16"/>
               </w:rPr>
@@ -853,6 +914,7 @@
             <w:r>
               <w:rPr>
                 <w:rFonts w:ascii="Courier New" w:hAnsi="Courier New"/>
+                <w:i/>
                 <w:color w:val="555555"/>
                 <w:sz w:val="16"/>
               </w:rPr>
@@ -913,7 +975,7 @@
             <w:r>
               <w:rPr>
                 <w:rFonts w:ascii="Courier New" w:hAnsi="Courier New"/>
-                <w:sz w:val="17"/>
+                <w:sz w:val="16"/>
               </w:rPr>
               <w:t>~/.bashrc</w:t>
             </w:r>
@@ -934,51 +996,75 @@
         <w:pStyle w:val="Endure-Subhead"/>
         <w:keepNext/>
         <w:spacing w:before="240" w:after="60"/>
-      </w:pPr>
-      <w:r>
+        <w:outlineLvl w:val="1"/>
+      </w:pPr>
+      <w:r>
+        <w:rPr>
+          <w:sz w:val="24"/>
+        </w:rPr>
         <w:t>Introducción: ¿Qué es un motor de inferencia?</w:t>
       </w:r>
     </w:p>
     <w:p>
       <w:pPr>
         <w:pStyle w:val="Endure-FirstParagraphBodyText"/>
-      </w:pPr>
-      <w:r>
+        <w:spacing w:before="100" w:after="100"/>
+      </w:pPr>
+      <w:r>
+        <w:rPr>
+          <w:sz w:val="20"/>
+        </w:rPr>
         <w:t xml:space="preserve">Un </w:t>
       </w:r>
       <w:r>
         <w:rPr>
           <w:b/>
+          <w:sz w:val="20"/>
         </w:rPr>
         <w:t>motor de inferencia</w:t>
       </w:r>
       <w:r>
+        <w:rPr>
+          <w:sz w:val="20"/>
+        </w:rPr>
         <w:t xml:space="preserve"> (</w:t>
       </w:r>
       <w:r>
         <w:rPr>
           <w:i/>
+          <w:sz w:val="20"/>
         </w:rPr>
         <w:t>inference engine</w:t>
       </w:r>
       <w:r>
+        <w:rPr>
+          <w:sz w:val="20"/>
+        </w:rPr>
         <w:t>) es el software que toma un modelo de lenguaje grande (LLM) —un archivo de varios gigabytes con millones o billones de parámetros— y lo hace funcionar para responder preguntas. Sin un motor de inferencia, un modelo es solo datos; con él, se convierte en una API que cualquier aplicación puede consultar.</w:t>
       </w:r>
     </w:p>
     <w:p>
       <w:pPr>
         <w:pStyle w:val="Endure-ChapterBodyText"/>
-      </w:pPr>
-      <w:r>
+        <w:spacing w:before="100" w:after="100"/>
+      </w:pPr>
+      <w:r>
+        <w:rPr>
+          <w:sz w:val="20"/>
+        </w:rPr>
         <w:t xml:space="preserve">El Jetson AGX Orin 64GB tiene una característica única: su memoria de </w:t>
       </w:r>
       <w:r>
         <w:rPr>
           <w:b/>
+          <w:sz w:val="20"/>
         </w:rPr>
         <w:t>64 GB LPDDR5 es compartida entre CPU y GPU</w:t>
       </w:r>
       <w:r>
+        <w:rPr>
+          <w:sz w:val="20"/>
+        </w:rPr>
         <w:t xml:space="preserve"> (memoria unificada). Esto significa que los LLMs no necesitan "caber en VRAM" como en una tarjeta gráfica discreta —toda la RAM del sistema está disponible para el modelo. Un modelo de 40 GB cabe perfectamente en el Jetson; en un PC con una RTX 4090 de 24 GB de VRAM no cabría.</w:t>
       </w:r>
     </w:p>
@@ -987,10 +1073,11 @@
         <w:pStyle w:val="Endure-Subhead"/>
         <w:keepNext/>
         <w:spacing w:before="160" w:after="60"/>
-      </w:pPr>
-      <w:r>
-        <w:rPr>
-          <w:sz w:val="18"/>
+        <w:outlineLvl w:val="2"/>
+      </w:pPr>
+      <w:r>
+        <w:rPr>
+          <w:sz w:val="22"/>
         </w:rPr>
         <w:t>¿Por qué hay tres motores diferentes?</w:t>
       </w:r>
@@ -998,8 +1085,12 @@
     <w:p>
       <w:pPr>
         <w:pStyle w:val="Endure-FirstParagraphBodyText"/>
-      </w:pPr>
-      <w:r>
+        <w:spacing w:before="100" w:after="100"/>
+      </w:pPr>
+      <w:r>
+        <w:rPr>
+          <w:sz w:val="20"/>
+        </w:rPr>
         <w:t>Cada motor tiene sus ventajas:</w:t>
       </w:r>
     </w:p>
@@ -1016,20 +1107,38 @@
         <w:gridCol w:w="2038"/>
       </w:tblGrid>
       <w:tr>
+        <w:trPr>
+          <w:trHeight w:val="453" w:hRule="atLeast"/>
+          <w:tblHeader/>
+        </w:trPr>
         <w:tc>
           <w:tcPr>
             <w:tcW w:type="dxa" w:w="2038"/>
             <w:shd w:val="clear" w:color="auto" w:fill="1A5A6A"/>
+            <w:tcBorders>
+              <w:top w:val="single" w:sz="12" w:color="FFFFFF"/>
+              <w:left w:val="single" w:sz="12" w:color="FFFFFF"/>
+              <w:bottom w:val="single" w:sz="12" w:color="FFFFFF"/>
+              <w:right w:val="single" w:sz="12" w:color="FFFFFF"/>
+            </w:tcBorders>
+            <w:vAlign w:val="center"/>
+            <w:tcMar>
+              <w:top w:w="60" w:type="dxa"/>
+              <w:left w:w="120" w:type="dxa"/>
+              <w:bottom w:w="60" w:type="dxa"/>
+              <w:right w:w="80" w:type="dxa"/>
+            </w:tcMar>
           </w:tcPr>
           <w:p>
             <w:pPr>
+              <w:spacing w:before="0" w:after="0"/>
               <w:jc w:val="center"/>
             </w:pPr>
             <w:r>
               <w:rPr>
                 <w:b/>
                 <w:color w:val="FFFFFF"/>
-                <w:sz w:val="17"/>
+                <w:sz w:val="16"/>
               </w:rPr>
               <w:t>Motor</w:t>
             </w:r>
@@ -1039,16 +1148,30 @@
           <w:tcPr>
             <w:tcW w:type="dxa" w:w="2038"/>
             <w:shd w:val="clear" w:color="auto" w:fill="1A5A6A"/>
+            <w:tcBorders>
+              <w:top w:val="single" w:sz="12" w:color="FFFFFF"/>
+              <w:left w:val="single" w:sz="12" w:color="FFFFFF"/>
+              <w:bottom w:val="single" w:sz="12" w:color="FFFFFF"/>
+              <w:right w:val="single" w:sz="12" w:color="FFFFFF"/>
+            </w:tcBorders>
+            <w:vAlign w:val="center"/>
+            <w:tcMar>
+              <w:top w:w="60" w:type="dxa"/>
+              <w:left w:w="120" w:type="dxa"/>
+              <w:bottom w:w="60" w:type="dxa"/>
+              <w:right w:w="80" w:type="dxa"/>
+            </w:tcMar>
           </w:tcPr>
           <w:p>
             <w:pPr>
+              <w:spacing w:before="0" w:after="0"/>
               <w:jc w:val="center"/>
             </w:pPr>
             <w:r>
               <w:rPr>
                 <w:b/>
                 <w:color w:val="FFFFFF"/>
-                <w:sz w:val="17"/>
+                <w:sz w:val="16"/>
               </w:rPr>
               <w:t>Instalación</w:t>
             </w:r>
@@ -1058,16 +1181,30 @@
           <w:tcPr>
             <w:tcW w:type="dxa" w:w="2038"/>
             <w:shd w:val="clear" w:color="auto" w:fill="1A5A6A"/>
+            <w:tcBorders>
+              <w:top w:val="single" w:sz="12" w:color="FFFFFF"/>
+              <w:left w:val="single" w:sz="12" w:color="FFFFFF"/>
+              <w:bottom w:val="single" w:sz="12" w:color="FFFFFF"/>
+              <w:right w:val="single" w:sz="12" w:color="FFFFFF"/>
+            </w:tcBorders>
+            <w:vAlign w:val="center"/>
+            <w:tcMar>
+              <w:top w:w="60" w:type="dxa"/>
+              <w:left w:w="120" w:type="dxa"/>
+              <w:bottom w:w="60" w:type="dxa"/>
+              <w:right w:w="80" w:type="dxa"/>
+            </w:tcMar>
           </w:tcPr>
           <w:p>
             <w:pPr>
+              <w:spacing w:before="0" w:after="0"/>
               <w:jc w:val="center"/>
             </w:pPr>
             <w:r>
               <w:rPr>
                 <w:b/>
                 <w:color w:val="FFFFFF"/>
-                <w:sz w:val="17"/>
+                <w:sz w:val="16"/>
               </w:rPr>
               <w:t>Puerto</w:t>
             </w:r>
@@ -1077,16 +1214,30 @@
           <w:tcPr>
             <w:tcW w:type="dxa" w:w="2038"/>
             <w:shd w:val="clear" w:color="auto" w:fill="1A5A6A"/>
+            <w:tcBorders>
+              <w:top w:val="single" w:sz="12" w:color="FFFFFF"/>
+              <w:left w:val="single" w:sz="12" w:color="FFFFFF"/>
+              <w:bottom w:val="single" w:sz="12" w:color="FFFFFF"/>
+              <w:right w:val="single" w:sz="12" w:color="FFFFFF"/>
+            </w:tcBorders>
+            <w:vAlign w:val="center"/>
+            <w:tcMar>
+              <w:top w:w="60" w:type="dxa"/>
+              <w:left w:w="120" w:type="dxa"/>
+              <w:bottom w:w="60" w:type="dxa"/>
+              <w:right w:w="80" w:type="dxa"/>
+            </w:tcMar>
           </w:tcPr>
           <w:p>
             <w:pPr>
+              <w:spacing w:before="0" w:after="0"/>
               <w:jc w:val="center"/>
             </w:pPr>
             <w:r>
               <w:rPr>
                 <w:b/>
                 <w:color w:val="FFFFFF"/>
-                <w:sz w:val="17"/>
+                <w:sz w:val="16"/>
               </w:rPr>
               <w:t>Mejor para</w:t>
             </w:r>
@@ -1094,15 +1245,35 @@
         </w:tc>
       </w:tr>
       <w:tr>
+        <w:trPr>
+          <w:trHeight w:val="283" w:hRule="atLeast"/>
+        </w:trPr>
         <w:tc>
           <w:tcPr>
             <w:tcW w:type="dxa" w:w="2038"/>
-            <w:shd w:val="clear" w:color="auto" w:fill="F8F8F8"/>
+            <w:shd w:val="clear" w:color="auto" w:fill="EAEAEA"/>
+            <w:tcBorders>
+              <w:top w:val="single" w:sz="12" w:color="FFFFFF"/>
+              <w:left w:val="single" w:sz="12" w:color="FFFFFF"/>
+              <w:bottom w:val="single" w:sz="12" w:color="FFFFFF"/>
+              <w:right w:val="single" w:sz="12" w:color="FFFFFF"/>
+            </w:tcBorders>
+            <w:vAlign w:val="center"/>
+            <w:tcMar>
+              <w:top w:w="40" w:type="dxa"/>
+              <w:left w:w="120" w:type="dxa"/>
+              <w:bottom w:w="40" w:type="dxa"/>
+              <w:right w:w="80" w:type="dxa"/>
+            </w:tcMar>
           </w:tcPr>
           <w:p>
-            <w:r>
-              <w:rPr>
-                <w:sz w:val="17"/>
+            <w:pPr>
+              <w:spacing w:before="0" w:after="0"/>
+              <w:jc w:val="center"/>
+            </w:pPr>
+            <w:r>
+              <w:rPr>
+                <w:sz w:val="16"/>
               </w:rPr>
               <w:t>Ollama</w:t>
             </w:r>
@@ -1111,12 +1282,29 @@
         <w:tc>
           <w:tcPr>
             <w:tcW w:type="dxa" w:w="2038"/>
-            <w:shd w:val="clear" w:color="auto" w:fill="F8F8F8"/>
+            <w:shd w:val="clear" w:color="auto" w:fill="EAEAEA"/>
+            <w:tcBorders>
+              <w:top w:val="single" w:sz="12" w:color="FFFFFF"/>
+              <w:left w:val="single" w:sz="12" w:color="FFFFFF"/>
+              <w:bottom w:val="single" w:sz="12" w:color="FFFFFF"/>
+              <w:right w:val="single" w:sz="12" w:color="FFFFFF"/>
+            </w:tcBorders>
+            <w:vAlign w:val="center"/>
+            <w:tcMar>
+              <w:top w:w="40" w:type="dxa"/>
+              <w:left w:w="120" w:type="dxa"/>
+              <w:bottom w:w="40" w:type="dxa"/>
+              <w:right w:w="80" w:type="dxa"/>
+            </w:tcMar>
           </w:tcPr>
           <w:p>
-            <w:r>
-              <w:rPr>
-                <w:sz w:val="17"/>
+            <w:pPr>
+              <w:spacing w:before="0" w:after="0"/>
+              <w:jc w:val="center"/>
+            </w:pPr>
+            <w:r>
+              <w:rPr>
+                <w:sz w:val="16"/>
               </w:rPr>
               <w:t>Instalador nativo</w:t>
             </w:r>
@@ -1125,12 +1313,29 @@
         <w:tc>
           <w:tcPr>
             <w:tcW w:type="dxa" w:w="2038"/>
-            <w:shd w:val="clear" w:color="auto" w:fill="F8F8F8"/>
+            <w:shd w:val="clear" w:color="auto" w:fill="EAEAEA"/>
+            <w:tcBorders>
+              <w:top w:val="single" w:sz="12" w:color="FFFFFF"/>
+              <w:left w:val="single" w:sz="12" w:color="FFFFFF"/>
+              <w:bottom w:val="single" w:sz="12" w:color="FFFFFF"/>
+              <w:right w:val="single" w:sz="12" w:color="FFFFFF"/>
+            </w:tcBorders>
+            <w:vAlign w:val="center"/>
+            <w:tcMar>
+              <w:top w:w="40" w:type="dxa"/>
+              <w:left w:w="120" w:type="dxa"/>
+              <w:bottom w:w="40" w:type="dxa"/>
+              <w:right w:w="80" w:type="dxa"/>
+            </w:tcMar>
           </w:tcPr>
           <w:p>
-            <w:r>
-              <w:rPr>
-                <w:sz w:val="17"/>
+            <w:pPr>
+              <w:spacing w:before="0" w:after="0"/>
+              <w:jc w:val="center"/>
+            </w:pPr>
+            <w:r>
+              <w:rPr>
+                <w:sz w:val="16"/>
               </w:rPr>
               <w:t>11434</w:t>
             </w:r>
@@ -1139,12 +1344,29 @@
         <w:tc>
           <w:tcPr>
             <w:tcW w:type="dxa" w:w="2038"/>
-            <w:shd w:val="clear" w:color="auto" w:fill="F8F8F8"/>
+            <w:shd w:val="clear" w:color="auto" w:fill="EAEAEA"/>
+            <w:tcBorders>
+              <w:top w:val="single" w:sz="12" w:color="FFFFFF"/>
+              <w:left w:val="single" w:sz="12" w:color="FFFFFF"/>
+              <w:bottom w:val="single" w:sz="12" w:color="FFFFFF"/>
+              <w:right w:val="single" w:sz="12" w:color="FFFFFF"/>
+            </w:tcBorders>
+            <w:vAlign w:val="center"/>
+            <w:tcMar>
+              <w:top w:w="40" w:type="dxa"/>
+              <w:left w:w="120" w:type="dxa"/>
+              <w:bottom w:w="40" w:type="dxa"/>
+              <w:right w:w="80" w:type="dxa"/>
+            </w:tcMar>
           </w:tcPr>
           <w:p>
-            <w:r>
-              <w:rPr>
-                <w:sz w:val="17"/>
+            <w:pPr>
+              <w:spacing w:before="0" w:after="0"/>
+              <w:jc w:val="both"/>
+            </w:pPr>
+            <w:r>
+              <w:rPr>
+                <w:sz w:val="16"/>
               </w:rPr>
               <w:t>Chat, RAG, exploración, embeddings</w:t>
             </w:r>
@@ -1152,15 +1374,35 @@
         </w:tc>
       </w:tr>
       <w:tr>
+        <w:trPr>
+          <w:trHeight w:val="283" w:hRule="atLeast"/>
+        </w:trPr>
         <w:tc>
           <w:tcPr>
             <w:tcW w:type="dxa" w:w="2038"/>
-            <w:shd w:val="clear" w:color="auto" w:fill="FFFFFF"/>
+            <w:shd w:val="clear" w:color="auto" w:fill="EAEAEA"/>
+            <w:tcBorders>
+              <w:top w:val="single" w:sz="12" w:color="FFFFFF"/>
+              <w:left w:val="single" w:sz="12" w:color="FFFFFF"/>
+              <w:bottom w:val="single" w:sz="12" w:color="FFFFFF"/>
+              <w:right w:val="single" w:sz="12" w:color="FFFFFF"/>
+            </w:tcBorders>
+            <w:vAlign w:val="center"/>
+            <w:tcMar>
+              <w:top w:w="40" w:type="dxa"/>
+              <w:left w:w="120" w:type="dxa"/>
+              <w:bottom w:w="40" w:type="dxa"/>
+              <w:right w:w="80" w:type="dxa"/>
+            </w:tcMar>
           </w:tcPr>
           <w:p>
-            <w:r>
-              <w:rPr>
-                <w:sz w:val="17"/>
+            <w:pPr>
+              <w:spacing w:before="0" w:after="0"/>
+              <w:jc w:val="center"/>
+            </w:pPr>
+            <w:r>
+              <w:rPr>
+                <w:sz w:val="16"/>
               </w:rPr>
               <w:t>llama.cpp</w:t>
             </w:r>
@@ -1169,12 +1411,29 @@
         <w:tc>
           <w:tcPr>
             <w:tcW w:type="dxa" w:w="2038"/>
-            <w:shd w:val="clear" w:color="auto" w:fill="FFFFFF"/>
+            <w:shd w:val="clear" w:color="auto" w:fill="EAEAEA"/>
+            <w:tcBorders>
+              <w:top w:val="single" w:sz="12" w:color="FFFFFF"/>
+              <w:left w:val="single" w:sz="12" w:color="FFFFFF"/>
+              <w:bottom w:val="single" w:sz="12" w:color="FFFFFF"/>
+              <w:right w:val="single" w:sz="12" w:color="FFFFFF"/>
+            </w:tcBorders>
+            <w:vAlign w:val="center"/>
+            <w:tcMar>
+              <w:top w:w="40" w:type="dxa"/>
+              <w:left w:w="120" w:type="dxa"/>
+              <w:bottom w:w="40" w:type="dxa"/>
+              <w:right w:w="80" w:type="dxa"/>
+            </w:tcMar>
           </w:tcPr>
           <w:p>
-            <w:r>
-              <w:rPr>
-                <w:sz w:val="17"/>
+            <w:pPr>
+              <w:spacing w:before="0" w:after="0"/>
+              <w:jc w:val="center"/>
+            </w:pPr>
+            <w:r>
+              <w:rPr>
+                <w:sz w:val="16"/>
               </w:rPr>
               <w:t>Compilar desde fuente</w:t>
             </w:r>
@@ -1183,12 +1442,29 @@
         <w:tc>
           <w:tcPr>
             <w:tcW w:type="dxa" w:w="2038"/>
-            <w:shd w:val="clear" w:color="auto" w:fill="FFFFFF"/>
+            <w:shd w:val="clear" w:color="auto" w:fill="EAEAEA"/>
+            <w:tcBorders>
+              <w:top w:val="single" w:sz="12" w:color="FFFFFF"/>
+              <w:left w:val="single" w:sz="12" w:color="FFFFFF"/>
+              <w:bottom w:val="single" w:sz="12" w:color="FFFFFF"/>
+              <w:right w:val="single" w:sz="12" w:color="FFFFFF"/>
+            </w:tcBorders>
+            <w:vAlign w:val="center"/>
+            <w:tcMar>
+              <w:top w:w="40" w:type="dxa"/>
+              <w:left w:w="120" w:type="dxa"/>
+              <w:bottom w:w="40" w:type="dxa"/>
+              <w:right w:w="80" w:type="dxa"/>
+            </w:tcMar>
           </w:tcPr>
           <w:p>
-            <w:r>
-              <w:rPr>
-                <w:sz w:val="17"/>
+            <w:pPr>
+              <w:spacing w:before="0" w:after="0"/>
+              <w:jc w:val="center"/>
+            </w:pPr>
+            <w:r>
+              <w:rPr>
+                <w:sz w:val="16"/>
               </w:rPr>
               <w:t>9090</w:t>
             </w:r>
@@ -1197,12 +1473,29 @@
         <w:tc>
           <w:tcPr>
             <w:tcW w:type="dxa" w:w="2038"/>
-            <w:shd w:val="clear" w:color="auto" w:fill="FFFFFF"/>
+            <w:shd w:val="clear" w:color="auto" w:fill="EAEAEA"/>
+            <w:tcBorders>
+              <w:top w:val="single" w:sz="12" w:color="FFFFFF"/>
+              <w:left w:val="single" w:sz="12" w:color="FFFFFF"/>
+              <w:bottom w:val="single" w:sz="12" w:color="FFFFFF"/>
+              <w:right w:val="single" w:sz="12" w:color="FFFFFF"/>
+            </w:tcBorders>
+            <w:vAlign w:val="center"/>
+            <w:tcMar>
+              <w:top w:w="40" w:type="dxa"/>
+              <w:left w:w="120" w:type="dxa"/>
+              <w:bottom w:w="40" w:type="dxa"/>
+              <w:right w:w="80" w:type="dxa"/>
+            </w:tcMar>
           </w:tcPr>
           <w:p>
-            <w:r>
-              <w:rPr>
-                <w:sz w:val="17"/>
+            <w:pPr>
+              <w:spacing w:before="0" w:after="0"/>
+              <w:jc w:val="center"/>
+            </w:pPr>
+            <w:r>
+              <w:rPr>
+                <w:sz w:val="16"/>
               </w:rPr>
               <w:t>Modelos GGUF cuantizados, 70B+</w:t>
             </w:r>
@@ -1210,15 +1503,35 @@
         </w:tc>
       </w:tr>
       <w:tr>
+        <w:trPr>
+          <w:trHeight w:val="283" w:hRule="atLeast"/>
+        </w:trPr>
         <w:tc>
           <w:tcPr>
             <w:tcW w:type="dxa" w:w="2038"/>
-            <w:shd w:val="clear" w:color="auto" w:fill="F8F8F8"/>
+            <w:shd w:val="clear" w:color="auto" w:fill="EAEAEA"/>
+            <w:tcBorders>
+              <w:top w:val="single" w:sz="12" w:color="FFFFFF"/>
+              <w:left w:val="single" w:sz="12" w:color="FFFFFF"/>
+              <w:bottom w:val="single" w:sz="12" w:color="FFFFFF"/>
+              <w:right w:val="single" w:sz="12" w:color="FFFFFF"/>
+            </w:tcBorders>
+            <w:vAlign w:val="center"/>
+            <w:tcMar>
+              <w:top w:w="40" w:type="dxa"/>
+              <w:left w:w="120" w:type="dxa"/>
+              <w:bottom w:w="40" w:type="dxa"/>
+              <w:right w:w="80" w:type="dxa"/>
+            </w:tcMar>
           </w:tcPr>
           <w:p>
-            <w:r>
-              <w:rPr>
-                <w:sz w:val="17"/>
+            <w:pPr>
+              <w:spacing w:before="0" w:after="0"/>
+              <w:jc w:val="center"/>
+            </w:pPr>
+            <w:r>
+              <w:rPr>
+                <w:sz w:val="16"/>
               </w:rPr>
               <w:t>vLLM</w:t>
             </w:r>
@@ -1227,12 +1540,29 @@
         <w:tc>
           <w:tcPr>
             <w:tcW w:type="dxa" w:w="2038"/>
-            <w:shd w:val="clear" w:color="auto" w:fill="F8F8F8"/>
+            <w:shd w:val="clear" w:color="auto" w:fill="EAEAEA"/>
+            <w:tcBorders>
+              <w:top w:val="single" w:sz="12" w:color="FFFFFF"/>
+              <w:left w:val="single" w:sz="12" w:color="FFFFFF"/>
+              <w:bottom w:val="single" w:sz="12" w:color="FFFFFF"/>
+              <w:right w:val="single" w:sz="12" w:color="FFFFFF"/>
+            </w:tcBorders>
+            <w:vAlign w:val="center"/>
+            <w:tcMar>
+              <w:top w:w="40" w:type="dxa"/>
+              <w:left w:w="120" w:type="dxa"/>
+              <w:bottom w:w="40" w:type="dxa"/>
+              <w:right w:w="80" w:type="dxa"/>
+            </w:tcMar>
           </w:tcPr>
           <w:p>
-            <w:r>
-              <w:rPr>
-                <w:sz w:val="17"/>
+            <w:pPr>
+              <w:spacing w:before="0" w:after="0"/>
+              <w:jc w:val="center"/>
+            </w:pPr>
+            <w:r>
+              <w:rPr>
+                <w:sz w:val="16"/>
               </w:rPr>
               <w:t>Contenedor Docker</w:t>
             </w:r>
@@ -1241,12 +1571,29 @@
         <w:tc>
           <w:tcPr>
             <w:tcW w:type="dxa" w:w="2038"/>
-            <w:shd w:val="clear" w:color="auto" w:fill="F8F8F8"/>
+            <w:shd w:val="clear" w:color="auto" w:fill="EAEAEA"/>
+            <w:tcBorders>
+              <w:top w:val="single" w:sz="12" w:color="FFFFFF"/>
+              <w:left w:val="single" w:sz="12" w:color="FFFFFF"/>
+              <w:bottom w:val="single" w:sz="12" w:color="FFFFFF"/>
+              <w:right w:val="single" w:sz="12" w:color="FFFFFF"/>
+            </w:tcBorders>
+            <w:vAlign w:val="center"/>
+            <w:tcMar>
+              <w:top w:w="40" w:type="dxa"/>
+              <w:left w:w="120" w:type="dxa"/>
+              <w:bottom w:w="40" w:type="dxa"/>
+              <w:right w:w="80" w:type="dxa"/>
+            </w:tcMar>
           </w:tcPr>
           <w:p>
-            <w:r>
-              <w:rPr>
-                <w:sz w:val="17"/>
+            <w:pPr>
+              <w:spacing w:before="0" w:after="0"/>
+              <w:jc w:val="center"/>
+            </w:pPr>
+            <w:r>
+              <w:rPr>
+                <w:sz w:val="16"/>
               </w:rPr>
               <w:t>8000</w:t>
             </w:r>
@@ -1255,12 +1602,29 @@
         <w:tc>
           <w:tcPr>
             <w:tcW w:type="dxa" w:w="2038"/>
-            <w:shd w:val="clear" w:color="auto" w:fill="F8F8F8"/>
+            <w:shd w:val="clear" w:color="auto" w:fill="EAEAEA"/>
+            <w:tcBorders>
+              <w:top w:val="single" w:sz="12" w:color="FFFFFF"/>
+              <w:left w:val="single" w:sz="12" w:color="FFFFFF"/>
+              <w:bottom w:val="single" w:sz="12" w:color="FFFFFF"/>
+              <w:right w:val="single" w:sz="12" w:color="FFFFFF"/>
+            </w:tcBorders>
+            <w:vAlign w:val="center"/>
+            <w:tcMar>
+              <w:top w:w="40" w:type="dxa"/>
+              <w:left w:w="120" w:type="dxa"/>
+              <w:bottom w:w="40" w:type="dxa"/>
+              <w:right w:w="80" w:type="dxa"/>
+            </w:tcMar>
           </w:tcPr>
           <w:p>
-            <w:r>
-              <w:rPr>
-                <w:sz w:val="17"/>
+            <w:pPr>
+              <w:spacing w:before="0" w:after="0"/>
+              <w:jc w:val="both"/>
+            </w:pPr>
+            <w:r>
+              <w:rPr>
+                <w:sz w:val="16"/>
               </w:rPr>
               <w:t>Producción, tool calling, JSON estructurado</w:t>
             </w:r>
@@ -1330,25 +1694,37 @@
         <w:pStyle w:val="Endure-Subhead"/>
         <w:keepNext/>
         <w:spacing w:before="240" w:after="60"/>
-      </w:pPr>
-      <w:r>
+        <w:outlineLvl w:val="1"/>
+      </w:pPr>
+      <w:r>
+        <w:rPr>
+          <w:sz w:val="24"/>
+        </w:rPr>
         <w:t>12.1 Motor de Inferencia 1: Ollama</w:t>
       </w:r>
     </w:p>
     <w:p>
       <w:pPr>
         <w:pStyle w:val="Endure-FirstParagraphBodyText"/>
-      </w:pPr>
-      <w:r>
+        <w:spacing w:before="100" w:after="100"/>
+      </w:pPr>
+      <w:r>
+        <w:rPr>
+          <w:sz w:val="20"/>
+        </w:rPr>
         <w:t>Ollama es el motor más sencillo de instalar y usar. Internamente utiliza llama.cpp y expone una API compatible con OpenAI en el puerto 11434. Es ideal para desarrollo, pruebas rápidas, y pipelines de RAG (</w:t>
       </w:r>
       <w:r>
         <w:rPr>
           <w:i/>
+          <w:sz w:val="20"/>
         </w:rPr>
         <w:t>Retrieval-Augmented Generation</w:t>
       </w:r>
       <w:r>
+        <w:rPr>
+          <w:sz w:val="20"/>
+        </w:rPr>
         <w:t>).</w:t>
       </w:r>
     </w:p>
@@ -1357,10 +1733,11 @@
         <w:pStyle w:val="Endure-Subhead"/>
         <w:keepNext/>
         <w:spacing w:before="160" w:after="60"/>
-      </w:pPr>
-      <w:r>
-        <w:rPr>
-          <w:sz w:val="18"/>
+        <w:outlineLvl w:val="2"/>
+      </w:pPr>
+      <w:r>
+        <w:rPr>
+          <w:sz w:val="22"/>
         </w:rPr>
         <w:t>12.1.1 Instalación nativa</w:t>
       </w:r>
@@ -1368,36 +1745,51 @@
     <w:p>
       <w:pPr>
         <w:pStyle w:val="Endure-FirstParagraphBodyText"/>
-      </w:pPr>
-      <w:r>
+        <w:spacing w:before="100" w:after="100"/>
+      </w:pPr>
+      <w:r>
+        <w:rPr>
+          <w:sz w:val="20"/>
+        </w:rPr>
         <w:t>En JetPack 7.2, el contenedor Docker de NVIDIA para Ollama (</w:t>
       </w:r>
       <w:r>
         <w:rPr>
           <w:rFonts w:ascii="Courier New" w:hAnsi="Courier New"/>
-          <w:sz w:val="17"/>
+          <w:sz w:val="16"/>
         </w:rPr>
         <w:t>r38.2.arm64-sbsa-cu130-24.04</w:t>
       </w:r>
       <w:r>
+        <w:rPr>
+          <w:sz w:val="20"/>
+        </w:rPr>
         <w:t xml:space="preserve">) </w:t>
       </w:r>
       <w:r>
         <w:rPr>
           <w:b/>
+          <w:sz w:val="20"/>
         </w:rPr>
         <w:t>no funciona</w:t>
       </w:r>
       <w:r>
+        <w:rPr>
+          <w:sz w:val="20"/>
+        </w:rPr>
         <w:t xml:space="preserve"> en el Jetson AGX Orin con JP 7.2 (L4T r39.2) porque está dirigido al Jetson Thor (L4T r38.x) y entra en un bucle de reinicios. Utilice siempre el </w:t>
       </w:r>
       <w:r>
         <w:rPr>
           <w:b/>
+          <w:sz w:val="20"/>
         </w:rPr>
         <w:t>instalador nativo</w:t>
       </w:r>
       <w:r>
+        <w:rPr>
+          <w:sz w:val="20"/>
+        </w:rPr>
         <w:t>:</w:t>
       </w:r>
     </w:p>
@@ -1414,7 +1806,7 @@
         <w:tc>
           <w:tcPr>
             <w:tcW w:type="dxa" w:w="8152"/>
-            <w:shd w:val="clear" w:color="auto" w:fill="F2F2F2"/>
+            <w:shd w:val="clear" w:color="auto" w:fill="EAEAEA"/>
             <w:tcBorders>
               <w:left w:val="thick" w:sz="24" w:color="1A5A6A"/>
             </w:tcBorders>
@@ -1469,17 +1861,25 @@
     <w:p>
       <w:pPr>
         <w:pStyle w:val="Endure-ChapterBodyText"/>
-      </w:pPr>
-      <w:r>
+        <w:spacing w:before="100" w:after="100"/>
+      </w:pPr>
+      <w:r>
+        <w:rPr>
+          <w:sz w:val="20"/>
+        </w:rPr>
         <w:t xml:space="preserve">Verá la siguiente salida durante la instalación (puede tardar </w:t>
       </w:r>
       <w:r>
         <w:rPr>
           <w:b/>
+          <w:sz w:val="20"/>
         </w:rPr>
         <w:t>2-3 minutos</w:t>
       </w:r>
       <w:r>
+        <w:rPr>
+          <w:sz w:val="20"/>
+        </w:rPr>
         <w:t>):</w:t>
       </w:r>
     </w:p>
@@ -1496,7 +1896,7 @@
         <w:tc>
           <w:tcPr>
             <w:tcW w:type="dxa" w:w="8152"/>
-            <w:shd w:val="clear" w:color="auto" w:fill="F2F2F2"/>
+            <w:shd w:val="clear" w:color="auto" w:fill="EAEAEA"/>
             <w:tcBorders>
               <w:left w:val="thick" w:sz="24" w:color="1A5A6A"/>
             </w:tcBorders>
@@ -1517,6 +1917,7 @@
             <w:r>
               <w:rPr>
                 <w:rFonts w:ascii="Courier New" w:hAnsi="Courier New"/>
+                <w:i/>
                 <w:color w:val="555555"/>
                 <w:sz w:val="16"/>
               </w:rPr>
@@ -1533,6 +1934,7 @@
             <w:r>
               <w:rPr>
                 <w:rFonts w:ascii="Courier New" w:hAnsi="Courier New"/>
+                <w:i/>
                 <w:color w:val="555555"/>
                 <w:sz w:val="16"/>
               </w:rPr>
@@ -1549,6 +1951,7 @@
             <w:r>
               <w:rPr>
                 <w:rFonts w:ascii="Courier New" w:hAnsi="Courier New"/>
+                <w:i/>
                 <w:color w:val="555555"/>
                 <w:sz w:val="16"/>
               </w:rPr>
@@ -1565,6 +1968,7 @@
             <w:r>
               <w:rPr>
                 <w:rFonts w:ascii="Courier New" w:hAnsi="Courier New"/>
+                <w:i/>
                 <w:color w:val="555555"/>
                 <w:sz w:val="16"/>
               </w:rPr>
@@ -1581,6 +1985,7 @@
             <w:r>
               <w:rPr>
                 <w:rFonts w:ascii="Courier New" w:hAnsi="Courier New"/>
+                <w:i/>
                 <w:color w:val="555555"/>
                 <w:sz w:val="16"/>
               </w:rPr>
@@ -1597,6 +2002,7 @@
             <w:r>
               <w:rPr>
                 <w:rFonts w:ascii="Courier New" w:hAnsi="Courier New"/>
+                <w:i/>
                 <w:color w:val="555555"/>
                 <w:sz w:val="16"/>
               </w:rPr>
@@ -1657,7 +2063,7 @@
             <w:r>
               <w:rPr>
                 <w:rFonts w:ascii="Courier New" w:hAnsi="Courier New"/>
-                <w:sz w:val="17"/>
+                <w:sz w:val="16"/>
               </w:rPr>
               <w:t>WARNING: Unsupported JetPack version detected</w:t>
             </w:r>
@@ -1676,8 +2082,12 @@
     <w:p>
       <w:pPr>
         <w:pStyle w:val="Endure-ChapterBodyText"/>
-      </w:pPr>
-      <w:r>
+        <w:spacing w:before="100" w:after="100"/>
+      </w:pPr>
+      <w:r>
+        <w:rPr>
+          <w:sz w:val="20"/>
+        </w:rPr>
         <w:t>Verifique la instalación:</w:t>
       </w:r>
     </w:p>
@@ -1694,7 +2104,7 @@
         <w:tc>
           <w:tcPr>
             <w:tcW w:type="dxa" w:w="8152"/>
-            <w:shd w:val="clear" w:color="auto" w:fill="F2F2F2"/>
+            <w:shd w:val="clear" w:color="auto" w:fill="EAEAEA"/>
             <w:tcBorders>
               <w:left w:val="thick" w:sz="24" w:color="1A5A6A"/>
             </w:tcBorders>
@@ -1748,8 +2158,12 @@
     <w:p>
       <w:pPr>
         <w:pStyle w:val="Endure-ChapterBodyText"/>
-      </w:pPr>
-      <w:r>
+        <w:spacing w:before="100" w:after="100"/>
+      </w:pPr>
+      <w:r>
+        <w:rPr>
+          <w:sz w:val="20"/>
+        </w:rPr>
         <w:t>Salida esperada:</w:t>
       </w:r>
     </w:p>
@@ -1766,7 +2180,7 @@
         <w:tc>
           <w:tcPr>
             <w:tcW w:type="dxa" w:w="8152"/>
-            <w:shd w:val="clear" w:color="auto" w:fill="F2F2F2"/>
+            <w:shd w:val="clear" w:color="auto" w:fill="EAEAEA"/>
             <w:tcBorders>
               <w:left w:val="thick" w:sz="24" w:color="1A5A6A"/>
             </w:tcBorders>
@@ -1803,6 +2217,7 @@
             <w:r>
               <w:rPr>
                 <w:rFonts w:ascii="Courier New" w:hAnsi="Courier New"/>
+                <w:i/>
                 <w:color w:val="555555"/>
                 <w:sz w:val="16"/>
               </w:rPr>
@@ -1819,6 +2234,7 @@
             <w:r>
               <w:rPr>
                 <w:rFonts w:ascii="Courier New" w:hAnsi="Courier New"/>
+                <w:i/>
                 <w:color w:val="555555"/>
                 <w:sz w:val="16"/>
               </w:rPr>
@@ -1835,6 +2251,7 @@
             <w:r>
               <w:rPr>
                 <w:rFonts w:ascii="Courier New" w:hAnsi="Courier New"/>
+                <w:i/>
                 <w:color w:val="555555"/>
                 <w:sz w:val="16"/>
               </w:rPr>
@@ -1854,10 +2271,11 @@
         <w:pStyle w:val="Endure-Subhead"/>
         <w:keepNext/>
         <w:spacing w:before="160" w:after="60"/>
-      </w:pPr>
-      <w:r>
-        <w:rPr>
-          <w:sz w:val="18"/>
+        <w:outlineLvl w:val="2"/>
+      </w:pPr>
+      <w:r>
+        <w:rPr>
+          <w:sz w:val="22"/>
         </w:rPr>
         <w:t>12.1.2 Configurar acceso desde la red (crítico)</w:t>
       </w:r>
@@ -1865,28 +2283,38 @@
     <w:p>
       <w:pPr>
         <w:pStyle w:val="Endure-FirstParagraphBodyText"/>
-      </w:pPr>
-      <w:r>
+        <w:spacing w:before="100" w:after="100"/>
+      </w:pPr>
+      <w:r>
+        <w:rPr>
+          <w:sz w:val="20"/>
+        </w:rPr>
         <w:t xml:space="preserve">Por defecto, Ollama solo acepta conexiones desde </w:t>
       </w:r>
       <w:r>
         <w:rPr>
           <w:rFonts w:ascii="Courier New" w:hAnsi="Courier New"/>
-          <w:sz w:val="17"/>
+          <w:sz w:val="16"/>
         </w:rPr>
         <w:t>127.0.0.1</w:t>
       </w:r>
       <w:r>
+        <w:rPr>
+          <w:sz w:val="20"/>
+        </w:rPr>
         <w:t xml:space="preserve"> (el propio Jetson). Para acceder desde Windows, otros contenedores o aplicaciones remotas, debe cambiarlo a </w:t>
       </w:r>
       <w:r>
         <w:rPr>
           <w:rFonts w:ascii="Courier New" w:hAnsi="Courier New"/>
-          <w:sz w:val="17"/>
+          <w:sz w:val="16"/>
         </w:rPr>
         <w:t>0.0.0.0</w:t>
       </w:r>
       <w:r>
+        <w:rPr>
+          <w:sz w:val="20"/>
+        </w:rPr>
         <w:t>:</w:t>
       </w:r>
     </w:p>
@@ -1903,7 +2331,7 @@
         <w:tc>
           <w:tcPr>
             <w:tcW w:type="dxa" w:w="8152"/>
-            <w:shd w:val="clear" w:color="auto" w:fill="F2F2F2"/>
+            <w:shd w:val="clear" w:color="auto" w:fill="EAEAEA"/>
             <w:tcBorders>
               <w:left w:val="thick" w:sz="24" w:color="1A5A6A"/>
             </w:tcBorders>
@@ -2005,6 +2433,7 @@
             <w:r>
               <w:rPr>
                 <w:rFonts w:ascii="Courier New" w:hAnsi="Courier New"/>
+                <w:i/>
                 <w:color w:val="555555"/>
                 <w:sz w:val="16"/>
               </w:rPr>
@@ -2021,6 +2450,7 @@
             <w:r>
               <w:rPr>
                 <w:rFonts w:ascii="Courier New" w:hAnsi="Courier New"/>
+                <w:i/>
                 <w:color w:val="555555"/>
                 <w:sz w:val="16"/>
               </w:rPr>
@@ -2037,6 +2467,7 @@
             <w:r>
               <w:rPr>
                 <w:rFonts w:ascii="Courier New" w:hAnsi="Courier New"/>
+                <w:i/>
                 <w:color w:val="555555"/>
                 <w:sz w:val="16"/>
               </w:rPr>
@@ -2053,6 +2484,7 @@
             <w:r>
               <w:rPr>
                 <w:rFonts w:ascii="Courier New" w:hAnsi="Courier New"/>
+                <w:i/>
                 <w:color w:val="555555"/>
                 <w:sz w:val="16"/>
               </w:rPr>
@@ -2069,6 +2501,7 @@
             <w:r>
               <w:rPr>
                 <w:rFonts w:ascii="Courier New" w:hAnsi="Courier New"/>
+                <w:i/>
                 <w:color w:val="555555"/>
                 <w:sz w:val="16"/>
               </w:rPr>
@@ -2085,6 +2518,7 @@
             <w:r>
               <w:rPr>
                 <w:rFonts w:ascii="Courier New" w:hAnsi="Courier New"/>
+                <w:i/>
                 <w:color w:val="555555"/>
                 <w:sz w:val="16"/>
               </w:rPr>
@@ -2102,10 +2536,12 @@
     <w:p>
       <w:pPr>
         <w:pStyle w:val="Endure-ChapterBodyText"/>
+        <w:spacing w:before="100" w:after="100"/>
       </w:pPr>
       <w:r>
         <w:rPr>
           <w:b/>
+          <w:sz w:val="20"/>
         </w:rPr>
         <w:t>¿Qué hace cada variable?</w:t>
       </w:r>
@@ -2113,92 +2549,104 @@
     <w:p>
       <w:pPr>
         <w:pStyle w:val="Endure-ChapterBodyText"/>
-        <w:spacing w:before="20" w:after="20"/>
+        <w:spacing w:before="40" w:after="40"/>
         <w:ind w:left="360" w:hanging="216"/>
       </w:pPr>
       <w:r>
         <w:rPr>
-          <w:sz w:val="18"/>
+          <w:sz w:val="20"/>
         </w:rPr>
         <w:t xml:space="preserve">• </w:t>
       </w:r>
       <w:r>
         <w:rPr>
           <w:rFonts w:ascii="Courier New" w:hAnsi="Courier New"/>
-          <w:sz w:val="17"/>
+          <w:sz w:val="16"/>
         </w:rPr>
         <w:t>OLLAMA_HOST=0.0.0.0</w:t>
       </w:r>
       <w:r>
+        <w:rPr>
+          <w:sz w:val="20"/>
+        </w:rPr>
         <w:t xml:space="preserve"> — acepta conexiones desde cualquier IP (no solo localhost)</w:t>
       </w:r>
     </w:p>
     <w:p>
       <w:pPr>
         <w:pStyle w:val="Endure-ChapterBodyText"/>
-        <w:spacing w:before="20" w:after="20"/>
+        <w:spacing w:before="40" w:after="40"/>
         <w:ind w:left="360" w:hanging="216"/>
       </w:pPr>
       <w:r>
         <w:rPr>
-          <w:sz w:val="18"/>
+          <w:sz w:val="20"/>
         </w:rPr>
         <w:t xml:space="preserve">• </w:t>
       </w:r>
       <w:r>
         <w:rPr>
           <w:rFonts w:ascii="Courier New" w:hAnsi="Courier New"/>
-          <w:sz w:val="17"/>
+          <w:sz w:val="16"/>
         </w:rPr>
         <w:t>OLLAMA_ORIGINS=*</w:t>
       </w:r>
       <w:r>
+        <w:rPr>
+          <w:sz w:val="20"/>
+        </w:rPr>
         <w:t xml:space="preserve"> — permite CORS desde cualquier origen (necesario para Open WebUI)</w:t>
       </w:r>
     </w:p>
     <w:p>
       <w:pPr>
         <w:pStyle w:val="Endure-ChapterBodyText"/>
-        <w:spacing w:before="20" w:after="20"/>
+        <w:spacing w:before="40" w:after="40"/>
         <w:ind w:left="360" w:hanging="216"/>
       </w:pPr>
       <w:r>
         <w:rPr>
-          <w:sz w:val="18"/>
+          <w:sz w:val="20"/>
         </w:rPr>
         <w:t xml:space="preserve">• </w:t>
       </w:r>
       <w:r>
         <w:rPr>
           <w:rFonts w:ascii="Courier New" w:hAnsi="Courier New"/>
-          <w:sz w:val="17"/>
+          <w:sz w:val="16"/>
         </w:rPr>
         <w:t>OLLAMA_NUM_PARALLEL=2</w:t>
       </w:r>
       <w:r>
+        <w:rPr>
+          <w:sz w:val="20"/>
+        </w:rPr>
         <w:t xml:space="preserve"> — maneja 2 peticiones simultáneas (útil para pipelines agénticos)</w:t>
       </w:r>
     </w:p>
     <w:p>
       <w:pPr>
         <w:pStyle w:val="Endure-ChapterBodyText"/>
-        <w:spacing w:before="20" w:after="20"/>
+        <w:spacing w:before="40" w:after="40"/>
         <w:ind w:left="360" w:hanging="216"/>
       </w:pPr>
       <w:r>
         <w:rPr>
-          <w:sz w:val="18"/>
+          <w:sz w:val="20"/>
         </w:rPr>
         <w:t xml:space="preserve">• </w:t>
       </w:r>
       <w:r>
         <w:rPr>
           <w:rFonts w:ascii="Courier New" w:hAnsi="Courier New"/>
-          <w:sz w:val="17"/>
+          <w:sz w:val="16"/>
         </w:rPr>
         <w:t>OLLAMA_MAX_LOADED_MODELS=1</w:t>
       </w:r>
       <w:r>
+        <w:rPr>
+          <w:sz w:val="20"/>
+        </w:rPr>
         <w:t xml:space="preserve"> — evita que múltiples modelos ocupen RAM simultáneamente</w:t>
       </w:r>
     </w:p>
@@ -2220,7 +2668,7 @@
         <w:tc>
           <w:tcPr>
             <w:tcW w:type="dxa" w:w="8152"/>
-            <w:shd w:val="clear" w:color="auto" w:fill="F2F2F2"/>
+            <w:shd w:val="clear" w:color="auto" w:fill="EAEAEA"/>
             <w:tcBorders>
               <w:left w:val="thick" w:sz="24" w:color="1A5A6A"/>
             </w:tcBorders>
@@ -2290,6 +2738,7 @@
             <w:r>
               <w:rPr>
                 <w:rFonts w:ascii="Courier New" w:hAnsi="Courier New"/>
+                <w:i/>
                 <w:color w:val="555555"/>
                 <w:sz w:val="16"/>
               </w:rPr>
@@ -2355,28 +2804,38 @@
     <w:p>
       <w:pPr>
         <w:pStyle w:val="Endure-ChapterBodyText"/>
-      </w:pPr>
-      <w:r>
+        <w:spacing w:before="100" w:after="100"/>
+      </w:pPr>
+      <w:r>
+        <w:rPr>
+          <w:sz w:val="20"/>
+        </w:rPr>
         <w:t xml:space="preserve">Salida esperada (debe mostrar </w:t>
       </w:r>
       <w:r>
         <w:rPr>
           <w:rFonts w:ascii="Courier New" w:hAnsi="Courier New"/>
-          <w:sz w:val="17"/>
+          <w:sz w:val="16"/>
         </w:rPr>
         <w:t>*:11434</w:t>
       </w:r>
       <w:r>
+        <w:rPr>
+          <w:sz w:val="20"/>
+        </w:rPr>
         <w:t xml:space="preserve">, no </w:t>
       </w:r>
       <w:r>
         <w:rPr>
           <w:rFonts w:ascii="Courier New" w:hAnsi="Courier New"/>
-          <w:sz w:val="17"/>
+          <w:sz w:val="16"/>
         </w:rPr>
         <w:t>127.0.0.1:11434</w:t>
       </w:r>
       <w:r>
+        <w:rPr>
+          <w:sz w:val="20"/>
+        </w:rPr>
         <w:t>):</w:t>
       </w:r>
     </w:p>
@@ -2393,7 +2852,7 @@
         <w:tc>
           <w:tcPr>
             <w:tcW w:type="dxa" w:w="8152"/>
-            <w:shd w:val="clear" w:color="auto" w:fill="F2F2F2"/>
+            <w:shd w:val="clear" w:color="auto" w:fill="EAEAEA"/>
             <w:tcBorders>
               <w:left w:val="thick" w:sz="24" w:color="1A5A6A"/>
             </w:tcBorders>
@@ -2414,6 +2873,7 @@
             <w:r>
               <w:rPr>
                 <w:rFonts w:ascii="Courier New" w:hAnsi="Courier New"/>
+                <w:i/>
                 <w:color w:val="555555"/>
                 <w:sz w:val="16"/>
               </w:rPr>
@@ -2441,7 +2901,7 @@
         <w:tc>
           <w:tcPr>
             <w:tcW w:type="dxa" w:w="8152"/>
-            <w:shd w:val="clear" w:color="auto" w:fill="F2F2F2"/>
+            <w:shd w:val="clear" w:color="auto" w:fill="EAEAEA"/>
             <w:tcBorders>
               <w:left w:val="thick" w:sz="24" w:color="1A5A6A"/>
             </w:tcBorders>
@@ -2498,10 +2958,11 @@
         <w:pStyle w:val="Endure-Subhead"/>
         <w:keepNext/>
         <w:spacing w:before="160" w:after="60"/>
-      </w:pPr>
-      <w:r>
-        <w:rPr>
-          <w:sz w:val="18"/>
+        <w:outlineLvl w:val="2"/>
+      </w:pPr>
+      <w:r>
+        <w:rPr>
+          <w:sz w:val="22"/>
         </w:rPr>
         <w:t>12.1.3 Control de keep_alive (esencial para memoria)</w:t>
       </w:r>
@@ -2509,17 +2970,25 @@
     <w:p>
       <w:pPr>
         <w:pStyle w:val="Endure-FirstParagraphBodyText"/>
-      </w:pPr>
-      <w:r>
+        <w:spacing w:before="100" w:after="100"/>
+      </w:pPr>
+      <w:r>
+        <w:rPr>
+          <w:sz w:val="20"/>
+        </w:rPr>
         <w:t xml:space="preserve">Ollama mantiene el modelo en memoria </w:t>
       </w:r>
       <w:r>
         <w:rPr>
           <w:b/>
+          <w:sz w:val="20"/>
         </w:rPr>
         <w:t>5 minutos</w:t>
       </w:r>
       <w:r>
+        <w:rPr>
+          <w:sz w:val="20"/>
+        </w:rPr>
         <w:t xml:space="preserve"> después de la última petición. En el Jetson, esto puede bloquear la RAM cuando quiere cambiar a vLLM u otro motor. Para descargar el modelo manualmente en cualquier momento:</w:t>
       </w:r>
     </w:p>
@@ -2536,7 +3005,7 @@
         <w:tc>
           <w:tcPr>
             <w:tcW w:type="dxa" w:w="8152"/>
-            <w:shd w:val="clear" w:color="auto" w:fill="F2F2F2"/>
+            <w:shd w:val="clear" w:color="auto" w:fill="EAEAEA"/>
             <w:tcBorders>
               <w:left w:val="thick" w:sz="24" w:color="1A5A6A"/>
             </w:tcBorders>
@@ -2590,6 +3059,7 @@
             <w:r>
               <w:rPr>
                 <w:rFonts w:ascii="Courier New" w:hAnsi="Courier New"/>
+                <w:i/>
                 <w:color w:val="555555"/>
                 <w:sz w:val="16"/>
               </w:rPr>
@@ -2655,18 +3125,25 @@
     <w:p>
       <w:pPr>
         <w:pStyle w:val="Endure-ChapterBodyText"/>
-      </w:pPr>
-      <w:r>
+        <w:spacing w:before="100" w:after="100"/>
+      </w:pPr>
+      <w:r>
+        <w:rPr>
+          <w:sz w:val="20"/>
+        </w:rPr>
         <w:t xml:space="preserve">Para un keep_alive de 5 minutos (el valor por defecto de Ollama es razonable para el Jetson), configure explícitamente el override de systemd. Si prefiere liberar memoria inmediatamente después de cada conversación, use </w:t>
       </w:r>
       <w:r>
         <w:rPr>
           <w:rFonts w:ascii="Courier New" w:hAnsi="Courier New"/>
-          <w:sz w:val="17"/>
+          <w:sz w:val="16"/>
         </w:rPr>
         <w:t>0</w:t>
       </w:r>
       <w:r>
+        <w:rPr>
+          <w:sz w:val="20"/>
+        </w:rPr>
         <w:t>:</w:t>
       </w:r>
     </w:p>
@@ -2683,7 +3160,7 @@
         <w:tc>
           <w:tcPr>
             <w:tcW w:type="dxa" w:w="8152"/>
-            <w:shd w:val="clear" w:color="auto" w:fill="F2F2F2"/>
+            <w:shd w:val="clear" w:color="auto" w:fill="EAEAEA"/>
             <w:tcBorders>
               <w:left w:val="thick" w:sz="24" w:color="1A5A6A"/>
             </w:tcBorders>
@@ -2737,6 +3214,7 @@
             <w:r>
               <w:rPr>
                 <w:rFonts w:ascii="Courier New" w:hAnsi="Courier New"/>
+                <w:i/>
                 <w:color w:val="555555"/>
                 <w:sz w:val="16"/>
               </w:rPr>
@@ -2753,6 +3231,7 @@
             <w:r>
               <w:rPr>
                 <w:rFonts w:ascii="Courier New" w:hAnsi="Courier New"/>
+                <w:i/>
                 <w:color w:val="555555"/>
                 <w:sz w:val="16"/>
               </w:rPr>
@@ -2944,7 +3423,7 @@
             <w:r>
               <w:rPr>
                 <w:rFonts w:ascii="Courier New" w:hAnsi="Courier New"/>
-                <w:sz w:val="17"/>
+                <w:sz w:val="16"/>
               </w:rPr>
               <w:t>OLLAMA_KEEP_ALIVE=5m</w:t>
             </w:r>
@@ -2954,7 +3433,7 @@
             <w:r>
               <w:rPr>
                 <w:rFonts w:ascii="Courier New" w:hAnsi="Courier New"/>
-                <w:sz w:val="17"/>
+                <w:sz w:val="16"/>
               </w:rPr>
               <w:t>stop-ollama</w:t>
             </w:r>
@@ -2964,7 +3443,7 @@
             <w:r>
               <w:rPr>
                 <w:rFonts w:ascii="Courier New" w:hAnsi="Courier New"/>
-                <w:sz w:val="17"/>
+                <w:sz w:val="16"/>
               </w:rPr>
               <w:t>OLLAMA_KEEP_ALIVE=-1</w:t>
             </w:r>
@@ -2985,10 +3464,11 @@
         <w:pStyle w:val="Endure-Subhead"/>
         <w:keepNext/>
         <w:spacing w:before="160" w:after="60"/>
-      </w:pPr>
-      <w:r>
-        <w:rPr>
-          <w:sz w:val="18"/>
+        <w:outlineLvl w:val="2"/>
+      </w:pPr>
+      <w:r>
+        <w:rPr>
+          <w:sz w:val="22"/>
         </w:rPr>
         <w:t>12.1.4 Descarga y gestión de modelos</w:t>
       </w:r>
@@ -3006,7 +3486,7 @@
         <w:tc>
           <w:tcPr>
             <w:tcW w:type="dxa" w:w="8152"/>
-            <w:shd w:val="clear" w:color="auto" w:fill="F2F2F2"/>
+            <w:shd w:val="clear" w:color="auto" w:fill="EAEAEA"/>
             <w:tcBorders>
               <w:left w:val="thick" w:sz="24" w:color="1A5A6A"/>
             </w:tcBorders>
@@ -3333,18 +3813,25 @@
     <w:p>
       <w:pPr>
         <w:pStyle w:val="Endure-ChapterBodyText"/>
-      </w:pPr>
-      <w:r>
+        <w:spacing w:before="100" w:after="100"/>
+      </w:pPr>
+      <w:r>
+        <w:rPr>
+          <w:sz w:val="20"/>
+        </w:rPr>
         <w:t xml:space="preserve">Salida esperada de </w:t>
       </w:r>
       <w:r>
         <w:rPr>
           <w:rFonts w:ascii="Courier New" w:hAnsi="Courier New"/>
-          <w:sz w:val="17"/>
+          <w:sz w:val="16"/>
         </w:rPr>
         <w:t>ollama list</w:t>
       </w:r>
       <w:r>
+        <w:rPr>
+          <w:sz w:val="20"/>
+        </w:rPr>
         <w:t>:</w:t>
       </w:r>
     </w:p>
@@ -3361,7 +3848,7 @@
         <w:tc>
           <w:tcPr>
             <w:tcW w:type="dxa" w:w="8152"/>
-            <w:shd w:val="clear" w:color="auto" w:fill="F2F2F2"/>
+            <w:shd w:val="clear" w:color="auto" w:fill="EAEAEA"/>
             <w:tcBorders>
               <w:left w:val="thick" w:sz="24" w:color="1A5A6A"/>
             </w:tcBorders>
@@ -3382,6 +3869,7 @@
             <w:r>
               <w:rPr>
                 <w:rFonts w:ascii="Courier New" w:hAnsi="Courier New"/>
+                <w:i/>
                 <w:color w:val="555555"/>
                 <w:sz w:val="16"/>
               </w:rPr>
@@ -3398,6 +3886,7 @@
             <w:r>
               <w:rPr>
                 <w:rFonts w:ascii="Courier New" w:hAnsi="Courier New"/>
+                <w:i/>
                 <w:color w:val="555555"/>
                 <w:sz w:val="16"/>
               </w:rPr>
@@ -3414,6 +3903,7 @@
             <w:r>
               <w:rPr>
                 <w:rFonts w:ascii="Courier New" w:hAnsi="Courier New"/>
+                <w:i/>
                 <w:color w:val="555555"/>
                 <w:sz w:val="16"/>
               </w:rPr>
@@ -3430,6 +3920,7 @@
             <w:r>
               <w:rPr>
                 <w:rFonts w:ascii="Courier New" w:hAnsi="Courier New"/>
+                <w:i/>
                 <w:color w:val="555555"/>
                 <w:sz w:val="16"/>
               </w:rPr>
@@ -3449,10 +3940,11 @@
         <w:pStyle w:val="Endure-Subhead"/>
         <w:keepNext/>
         <w:spacing w:before="160" w:after="60"/>
-      </w:pPr>
-      <w:r>
-        <w:rPr>
-          <w:sz w:val="18"/>
+        <w:outlineLvl w:val="2"/>
+      </w:pPr>
+      <w:r>
+        <w:rPr>
+          <w:sz w:val="22"/>
         </w:rPr>
         <w:t>12.1.5 Modos de energía recomendados</w:t>
       </w:r>
@@ -3470,7 +3962,7 @@
         <w:tc>
           <w:tcPr>
             <w:tcW w:type="dxa" w:w="8152"/>
-            <w:shd w:val="clear" w:color="auto" w:fill="F2F2F2"/>
+            <w:shd w:val="clear" w:color="auto" w:fill="EAEAEA"/>
             <w:tcBorders>
               <w:left w:val="thick" w:sz="24" w:color="1A5A6A"/>
             </w:tcBorders>
@@ -3680,7 +4172,7 @@
             <w:r>
               <w:rPr>
                 <w:rFonts w:ascii="Courier New" w:hAnsi="Courier New"/>
-                <w:sz w:val="17"/>
+                <w:sz w:val="16"/>
               </w:rPr>
               <w:t>sudo nvpmodel -m X</w:t>
             </w:r>
@@ -3690,7 +4182,7 @@
             <w:r>
               <w:rPr>
                 <w:rFonts w:ascii="Courier New" w:hAnsi="Courier New"/>
-                <w:sz w:val="17"/>
+                <w:sz w:val="16"/>
               </w:rPr>
               <w:t>yes</w:t>
             </w:r>
@@ -3711,10 +4203,11 @@
         <w:pStyle w:val="Endure-Subhead"/>
         <w:keepNext/>
         <w:spacing w:before="160" w:after="60"/>
-      </w:pPr>
-      <w:r>
-        <w:rPr>
-          <w:sz w:val="18"/>
+        <w:outlineLvl w:val="2"/>
+      </w:pPr>
+      <w:r>
+        <w:rPr>
+          <w:sz w:val="22"/>
         </w:rPr>
         <w:t>12.1.6 Verificar acceso a la GPU</w:t>
       </w:r>
@@ -3732,7 +4225,7 @@
         <w:tc>
           <w:tcPr>
             <w:tcW w:type="dxa" w:w="8152"/>
-            <w:shd w:val="clear" w:color="auto" w:fill="F2F2F2"/>
+            <w:shd w:val="clear" w:color="auto" w:fill="EAEAEA"/>
             <w:tcBorders>
               <w:left w:val="thick" w:sz="24" w:color="1A5A6A"/>
             </w:tcBorders>
@@ -3786,7 +4279,7 @@
             <w:r>
               <w:rPr>
                 <w:rFonts w:ascii="Courier New" w:hAnsi="Courier New"/>
-                <w:color w:val="555555"/>
+                <w:color w:val="1A1A1A"/>
                 <w:sz w:val="16"/>
               </w:rPr>
               <w:t xml:space="preserve">  grep -E "eval rate|layers|cuda"</w:t>
@@ -3803,8 +4296,12 @@
     <w:p>
       <w:pPr>
         <w:pStyle w:val="Endure-ChapterBodyText"/>
-      </w:pPr>
-      <w:r>
+        <w:spacing w:before="100" w:after="100"/>
+      </w:pPr>
+      <w:r>
+        <w:rPr>
+          <w:sz w:val="20"/>
+        </w:rPr>
         <w:t>Salida esperada (confirma GPU activa):</w:t>
       </w:r>
     </w:p>
@@ -3821,7 +4318,7 @@
         <w:tc>
           <w:tcPr>
             <w:tcW w:type="dxa" w:w="8152"/>
-            <w:shd w:val="clear" w:color="auto" w:fill="F2F2F2"/>
+            <w:shd w:val="clear" w:color="auto" w:fill="EAEAEA"/>
             <w:tcBorders>
               <w:left w:val="thick" w:sz="24" w:color="1A5A6A"/>
             </w:tcBorders>
@@ -3842,6 +4339,7 @@
             <w:r>
               <w:rPr>
                 <w:rFonts w:ascii="Courier New" w:hAnsi="Courier New"/>
+                <w:i/>
                 <w:color w:val="555555"/>
                 <w:sz w:val="16"/>
               </w:rPr>
@@ -3869,7 +4367,7 @@
         <w:tc>
           <w:tcPr>
             <w:tcW w:type="dxa" w:w="8152"/>
-            <w:shd w:val="clear" w:color="auto" w:fill="F2F2F2"/>
+            <w:shd w:val="clear" w:color="auto" w:fill="EAEAEA"/>
             <w:tcBorders>
               <w:left w:val="thick" w:sz="24" w:color="1A5A6A"/>
             </w:tcBorders>
@@ -3926,10 +4424,11 @@
         <w:pStyle w:val="Endure-Subhead"/>
         <w:keepNext/>
         <w:spacing w:before="160" w:after="60"/>
-      </w:pPr>
-      <w:r>
-        <w:rPr>
-          <w:sz w:val="18"/>
+        <w:outlineLvl w:val="2"/>
+      </w:pPr>
+      <w:r>
+        <w:rPr>
+          <w:sz w:val="22"/>
         </w:rPr>
         <w:t>12.1.7 Test de la API</w:t>
       </w:r>
@@ -3947,7 +4446,7 @@
         <w:tc>
           <w:tcPr>
             <w:tcW w:type="dxa" w:w="8152"/>
-            <w:shd w:val="clear" w:color="auto" w:fill="F2F2F2"/>
+            <w:shd w:val="clear" w:color="auto" w:fill="EAEAEA"/>
             <w:tcBorders>
               <w:left w:val="thick" w:sz="24" w:color="1A5A6A"/>
             </w:tcBorders>
@@ -4001,6 +4500,7 @@
             <w:r>
               <w:rPr>
                 <w:rFonts w:ascii="Courier New" w:hAnsi="Courier New"/>
+                <w:i/>
                 <w:color w:val="555555"/>
                 <w:sz w:val="16"/>
               </w:rPr>
@@ -4017,6 +4517,7 @@
             <w:r>
               <w:rPr>
                 <w:rFonts w:ascii="Courier New" w:hAnsi="Courier New"/>
+                <w:i/>
                 <w:color w:val="555555"/>
                 <w:sz w:val="16"/>
               </w:rPr>
@@ -4033,6 +4534,7 @@
             <w:r>
               <w:rPr>
                 <w:rFonts w:ascii="Courier New" w:hAnsi="Courier New"/>
+                <w:i/>
                 <w:color w:val="555555"/>
                 <w:sz w:val="16"/>
               </w:rPr>
@@ -4049,6 +4551,7 @@
             <w:r>
               <w:rPr>
                 <w:rFonts w:ascii="Courier New" w:hAnsi="Courier New"/>
+                <w:i/>
                 <w:color w:val="555555"/>
                 <w:sz w:val="16"/>
               </w:rPr>
@@ -4065,6 +4568,7 @@
             <w:r>
               <w:rPr>
                 <w:rFonts w:ascii="Courier New" w:hAnsi="Courier New"/>
+                <w:i/>
                 <w:color w:val="555555"/>
                 <w:sz w:val="16"/>
               </w:rPr>
@@ -4081,6 +4585,7 @@
             <w:r>
               <w:rPr>
                 <w:rFonts w:ascii="Courier New" w:hAnsi="Courier New"/>
+                <w:i/>
                 <w:color w:val="555555"/>
                 <w:sz w:val="16"/>
               </w:rPr>
@@ -4162,17 +4667,25 @@
     <w:p>
       <w:pPr>
         <w:pStyle w:val="Endure-ChapterBodyText"/>
-      </w:pPr>
-      <w:r>
+        <w:spacing w:before="100" w:after="100"/>
+      </w:pPr>
+      <w:r>
+        <w:rPr>
+          <w:sz w:val="20"/>
+        </w:rPr>
         <w:t xml:space="preserve">Desde </w:t>
       </w:r>
       <w:r>
         <w:rPr>
           <w:b/>
+          <w:sz w:val="20"/>
         </w:rPr>
         <w:t>Windows PowerShell</w:t>
       </w:r>
       <w:r>
+        <w:rPr>
+          <w:sz w:val="20"/>
+        </w:rPr>
         <w:t>:</w:t>
       </w:r>
     </w:p>
@@ -4189,7 +4702,7 @@
         <w:tc>
           <w:tcPr>
             <w:tcW w:type="dxa" w:w="8152"/>
-            <w:shd w:val="clear" w:color="auto" w:fill="F2F2F2"/>
+            <w:shd w:val="clear" w:color="auto" w:fill="EAEAEA"/>
             <w:tcBorders>
               <w:left w:val="thick" w:sz="24" w:color="1A5A6A"/>
             </w:tcBorders>
@@ -4210,7 +4723,8 @@
             <w:r>
               <w:rPr>
                 <w:rFonts w:ascii="Courier New" w:hAnsi="Courier New"/>
-                <w:color w:val="1A1A1A"/>
+                <w:i/>
+                <w:color w:val="888888"/>
                 <w:sz w:val="16"/>
               </w:rPr>
               <w:t># Verificar acceso remoto</w:t>
@@ -4323,8 +4837,12 @@
     <w:p>
       <w:pPr>
         <w:pStyle w:val="Endure-ChapterBodyText"/>
-      </w:pPr>
-      <w:r>
+        <w:spacing w:before="100" w:after="100"/>
+      </w:pPr>
+      <w:r>
+        <w:rPr>
+          <w:sz w:val="20"/>
+        </w:rPr>
         <w:t>Salida esperada:</w:t>
       </w:r>
     </w:p>
@@ -4341,7 +4859,7 @@
         <w:tc>
           <w:tcPr>
             <w:tcW w:type="dxa" w:w="8152"/>
-            <w:shd w:val="clear" w:color="auto" w:fill="F2F2F2"/>
+            <w:shd w:val="clear" w:color="auto" w:fill="EAEAEA"/>
             <w:tcBorders>
               <w:left w:val="thick" w:sz="24" w:color="1A5A6A"/>
             </w:tcBorders>
@@ -4362,6 +4880,7 @@
             <w:r>
               <w:rPr>
                 <w:rFonts w:ascii="Courier New" w:hAnsi="Courier New"/>
+                <w:i/>
                 <w:color w:val="555555"/>
                 <w:sz w:val="16"/>
               </w:rPr>
@@ -4378,6 +4897,7 @@
             <w:r>
               <w:rPr>
                 <w:rFonts w:ascii="Courier New" w:hAnsi="Courier New"/>
+                <w:i/>
                 <w:color w:val="555555"/>
                 <w:sz w:val="16"/>
               </w:rPr>
@@ -4394,6 +4914,7 @@
             <w:r>
               <w:rPr>
                 <w:rFonts w:ascii="Courier New" w:hAnsi="Courier New"/>
+                <w:i/>
                 <w:color w:val="555555"/>
                 <w:sz w:val="16"/>
               </w:rPr>
@@ -4410,6 +4931,7 @@
             <w:r>
               <w:rPr>
                 <w:rFonts w:ascii="Courier New" w:hAnsi="Courier New"/>
+                <w:i/>
                 <w:color w:val="555555"/>
                 <w:sz w:val="16"/>
               </w:rPr>
@@ -4426,6 +4948,7 @@
             <w:r>
               <w:rPr>
                 <w:rFonts w:ascii="Courier New" w:hAnsi="Courier New"/>
+                <w:i/>
                 <w:color w:val="555555"/>
                 <w:sz w:val="16"/>
               </w:rPr>
@@ -4445,10 +4968,11 @@
         <w:pStyle w:val="Endure-Subhead"/>
         <w:keepNext/>
         <w:spacing w:before="160" w:after="60"/>
-      </w:pPr>
-      <w:r>
-        <w:rPr>
-          <w:sz w:val="18"/>
+        <w:outlineLvl w:val="2"/>
+      </w:pPr>
+      <w:r>
+        <w:rPr>
+          <w:sz w:val="22"/>
         </w:rPr>
         <w:t>12.1.8 Verificación completa de Ollama</w:t>
       </w:r>
@@ -4466,7 +4990,7 @@
         <w:tc>
           <w:tcPr>
             <w:tcW w:type="dxa" w:w="8152"/>
-            <w:shd w:val="clear" w:color="auto" w:fill="F2F2F2"/>
+            <w:shd w:val="clear" w:color="auto" w:fill="EAEAEA"/>
             <w:tcBorders>
               <w:left w:val="thick" w:sz="24" w:color="1A5A6A"/>
             </w:tcBorders>
@@ -4644,7 +5168,7 @@
             <w:r>
               <w:rPr>
                 <w:rFonts w:ascii="Courier New" w:hAnsi="Courier New"/>
-                <w:color w:val="555555"/>
+                <w:color w:val="1A1A1A"/>
                 <w:sz w:val="16"/>
               </w:rPr>
               <w:t xml:space="preserve">  awk '{print $3, $4, "(&gt;20 tok/s = GPU activa)"}'</w:t>
@@ -4757,35 +5281,50 @@
         <w:pStyle w:val="Endure-Subhead"/>
         <w:keepNext/>
         <w:spacing w:before="240" w:after="60"/>
-      </w:pPr>
-      <w:r>
+        <w:outlineLvl w:val="1"/>
+      </w:pPr>
+      <w:r>
+        <w:rPr>
+          <w:sz w:val="24"/>
+        </w:rPr>
         <w:t>12.2 Motor de Inferencia 2: llama.cpp (compilado desde fuente)</w:t>
       </w:r>
     </w:p>
     <w:p>
       <w:pPr>
         <w:pStyle w:val="Endure-FirstParagraphBodyText"/>
-      </w:pPr>
-      <w:r>
+        <w:spacing w:before="100" w:after="100"/>
+      </w:pPr>
+      <w:r>
+        <w:rPr>
+          <w:sz w:val="20"/>
+        </w:rPr>
         <w:t xml:space="preserve">llama.cpp es el motor de referencia para modelos en formato </w:t>
       </w:r>
       <w:r>
         <w:rPr>
           <w:b/>
+          <w:sz w:val="20"/>
         </w:rPr>
         <w:t>GGUF</w:t>
       </w:r>
       <w:r>
+        <w:rPr>
+          <w:sz w:val="20"/>
+        </w:rPr>
         <w:t xml:space="preserve"> (cuantizados). Sus ventajas en el Jetson son significativas: al usar </w:t>
       </w:r>
       <w:r>
         <w:rPr>
           <w:rFonts w:ascii="Courier New" w:hAnsi="Courier New"/>
-          <w:sz w:val="17"/>
+          <w:sz w:val="16"/>
         </w:rPr>
         <w:t>--n-gpu-layers 999</w:t>
       </w:r>
       <w:r>
+        <w:rPr>
+          <w:sz w:val="20"/>
+        </w:rPr>
         <w:t>, descarga todos los pesos al procesador GPU de la memoria unificada y los ejecuta a través de los núcleos CUDA, logrando una aceleración de 3–5x sobre la inferencia por CPU.</w:t>
       </w:r>
     </w:p>
@@ -4794,10 +5333,11 @@
         <w:pStyle w:val="Endure-Subhead"/>
         <w:keepNext/>
         <w:spacing w:before="160" w:after="60"/>
-      </w:pPr>
-      <w:r>
-        <w:rPr>
-          <w:sz w:val="18"/>
+        <w:outlineLvl w:val="2"/>
+      </w:pPr>
+      <w:r>
+        <w:rPr>
+          <w:sz w:val="22"/>
         </w:rPr>
         <w:t>12.2.1 ¿Por qué compilar desde fuente en JP 7.2?</w:t>
       </w:r>
@@ -4805,27 +5345,38 @@
     <w:p>
       <w:pPr>
         <w:pStyle w:val="Endure-FirstParagraphBodyText"/>
-      </w:pPr>
-      <w:r>
+        <w:spacing w:before="100" w:after="100"/>
+      </w:pPr>
+      <w:r>
+        <w:rPr>
+          <w:sz w:val="20"/>
+        </w:rPr>
         <w:t xml:space="preserve">JetPack 7.2 incluye </w:t>
       </w:r>
       <w:r>
         <w:rPr>
           <w:b/>
+          <w:sz w:val="20"/>
         </w:rPr>
         <w:t>CUDA 13.2.1</w:t>
       </w:r>
       <w:r>
+        <w:rPr>
+          <w:sz w:val="20"/>
+        </w:rPr>
         <w:t xml:space="preserve">. Los contenedores Docker precompilados de llama.cpp disponibles en Docker Hub (como </w:t>
       </w:r>
       <w:r>
         <w:rPr>
           <w:rFonts w:ascii="Courier New" w:hAnsi="Courier New"/>
-          <w:sz w:val="17"/>
+          <w:sz w:val="16"/>
         </w:rPr>
         <w:t>dustynv/llama_cpp:r36.4</w:t>
       </w:r>
       <w:r>
+        <w:rPr>
+          <w:sz w:val="20"/>
+        </w:rPr>
         <w:t>) fueron compilados contra CUDA 12 y fallan en JP 7.2 con el error:</w:t>
       </w:r>
     </w:p>
@@ -4842,7 +5393,7 @@
         <w:tc>
           <w:tcPr>
             <w:tcW w:type="dxa" w:w="8152"/>
-            <w:shd w:val="clear" w:color="auto" w:fill="F2F2F2"/>
+            <w:shd w:val="clear" w:color="auto" w:fill="EAEAEA"/>
             <w:tcBorders>
               <w:left w:val="thick" w:sz="24" w:color="1A5A6A"/>
             </w:tcBorders>
@@ -4863,6 +5414,7 @@
             <w:r>
               <w:rPr>
                 <w:rFonts w:ascii="Courier New" w:hAnsi="Courier New"/>
+                <w:i/>
                 <w:color w:val="555555"/>
                 <w:sz w:val="16"/>
               </w:rPr>
@@ -4880,17 +5432,25 @@
     <w:p>
       <w:pPr>
         <w:pStyle w:val="Endure-ChapterBodyText"/>
-      </w:pPr>
-      <w:r>
+        <w:spacing w:before="100" w:after="100"/>
+      </w:pPr>
+      <w:r>
+        <w:rPr>
+          <w:sz w:val="20"/>
+        </w:rPr>
         <w:t xml:space="preserve">La solución es compilar llama.cpp directamente en el Jetson usando el toolchain de CUDA 13 que ya está instalado y verificado (el mismo que usa Ollama). El proceso tarda </w:t>
       </w:r>
       <w:r>
         <w:rPr>
           <w:b/>
+          <w:sz w:val="20"/>
         </w:rPr>
         <w:t>10-15 minutos</w:t>
       </w:r>
       <w:r>
+        <w:rPr>
+          <w:sz w:val="20"/>
+        </w:rPr>
         <w:t xml:space="preserve"> pero solo debe realizarse una vez.</w:t>
       </w:r>
     </w:p>
@@ -4940,7 +5500,7 @@
             <w:r>
               <w:rPr>
                 <w:rFonts w:ascii="Courier New" w:hAnsi="Courier New"/>
-                <w:sz w:val="17"/>
+                <w:sz w:val="16"/>
               </w:rPr>
               <w:t>ghcr.io/nvidia-ai-iot/llama_cpp:latest-jetson-orin</w:t>
             </w:r>
@@ -4961,10 +5521,11 @@
         <w:pStyle w:val="Endure-Subhead"/>
         <w:keepNext/>
         <w:spacing w:before="160" w:after="60"/>
-      </w:pPr>
-      <w:r>
-        <w:rPr>
-          <w:sz w:val="18"/>
+        <w:outlineLvl w:val="2"/>
+      </w:pPr>
+      <w:r>
+        <w:rPr>
+          <w:sz w:val="22"/>
         </w:rPr>
         <w:t>12.2.2 Prerrequisitos</w:t>
       </w:r>
@@ -4982,7 +5543,7 @@
         <w:tc>
           <w:tcPr>
             <w:tcW w:type="dxa" w:w="8152"/>
-            <w:shd w:val="clear" w:color="auto" w:fill="F2F2F2"/>
+            <w:shd w:val="clear" w:color="auto" w:fill="EAEAEA"/>
             <w:tcBorders>
               <w:left w:val="thick" w:sz="24" w:color="1A5A6A"/>
             </w:tcBorders>
@@ -5132,6 +5693,7 @@
             <w:r>
               <w:rPr>
                 <w:rFonts w:ascii="Courier New" w:hAnsi="Courier New"/>
+                <w:i/>
                 <w:color w:val="555555"/>
                 <w:sz w:val="16"/>
               </w:rPr>
@@ -5151,10 +5713,11 @@
         <w:pStyle w:val="Endure-Subhead"/>
         <w:keepNext/>
         <w:spacing w:before="160" w:after="60"/>
-      </w:pPr>
-      <w:r>
-        <w:rPr>
-          <w:sz w:val="18"/>
+        <w:outlineLvl w:val="2"/>
+      </w:pPr>
+      <w:r>
+        <w:rPr>
+          <w:sz w:val="22"/>
         </w:rPr>
         <w:t>12.2.3 Descargar un modelo GGUF</w:t>
       </w:r>
@@ -5162,8 +5725,12 @@
     <w:p>
       <w:pPr>
         <w:pStyle w:val="Endure-FirstParagraphBodyText"/>
-      </w:pPr>
-      <w:r>
+        <w:spacing w:before="100" w:after="100"/>
+      </w:pPr>
+      <w:r>
+        <w:rPr>
+          <w:sz w:val="20"/>
+        </w:rPr>
         <w:t>Antes de compilar, descargue el modelo que usará. Esto permite verificar más tarde que el servidor funciona:</w:t>
       </w:r>
     </w:p>
@@ -5180,7 +5747,7 @@
         <w:tc>
           <w:tcPr>
             <w:tcW w:type="dxa" w:w="8152"/>
-            <w:shd w:val="clear" w:color="auto" w:fill="F2F2F2"/>
+            <w:shd w:val="clear" w:color="auto" w:fill="EAEAEA"/>
             <w:tcBorders>
               <w:left w:val="thick" w:sz="24" w:color="1A5A6A"/>
             </w:tcBorders>
@@ -5265,6 +5832,7 @@
             <w:r>
               <w:rPr>
                 <w:rFonts w:ascii="Courier New" w:hAnsi="Courier New"/>
+                <w:i/>
                 <w:color w:val="555555"/>
                 <w:sz w:val="16"/>
               </w:rPr>
@@ -5281,6 +5849,7 @@
             <w:r>
               <w:rPr>
                 <w:rFonts w:ascii="Courier New" w:hAnsi="Courier New"/>
+                <w:i/>
                 <w:color w:val="555555"/>
                 <w:sz w:val="16"/>
               </w:rPr>
@@ -5297,6 +5866,7 @@
             <w:r>
               <w:rPr>
                 <w:rFonts w:ascii="Courier New" w:hAnsi="Courier New"/>
+                <w:i/>
                 <w:color w:val="555555"/>
                 <w:sz w:val="16"/>
               </w:rPr>
@@ -5357,7 +5927,7 @@
             <w:r>
               <w:rPr>
                 <w:rFonts w:ascii="Courier New" w:hAnsi="Courier New"/>
-                <w:sz w:val="17"/>
+                <w:sz w:val="16"/>
               </w:rPr>
               <w:t>Qwen/Qwen3.6-27B-GGUF</w:t>
             </w:r>
@@ -5367,7 +5937,7 @@
             <w:r>
               <w:rPr>
                 <w:rFonts w:ascii="Courier New" w:hAnsi="Courier New"/>
-                <w:sz w:val="17"/>
+                <w:sz w:val="16"/>
               </w:rPr>
               <w:t>Qwen/Qwen3-8B-GGUF</w:t>
             </w:r>
@@ -5377,7 +5947,7 @@
             <w:r>
               <w:rPr>
                 <w:rFonts w:ascii="Courier New" w:hAnsi="Courier New"/>
-                <w:sz w:val="17"/>
+                <w:sz w:val="16"/>
               </w:rPr>
               <w:t>Qwen/Qwen3-14B-GGUF</w:t>
             </w:r>
@@ -5387,7 +5957,7 @@
             <w:r>
               <w:rPr>
                 <w:rFonts w:ascii="Courier New" w:hAnsi="Courier New"/>
-                <w:sz w:val="17"/>
+                <w:sz w:val="16"/>
               </w:rPr>
               <w:t>.6</w:t>
             </w:r>
@@ -5416,7 +5986,7 @@
         <w:tc>
           <w:tcPr>
             <w:tcW w:type="dxa" w:w="8152"/>
-            <w:shd w:val="clear" w:color="auto" w:fill="F2F2F2"/>
+            <w:shd w:val="clear" w:color="auto" w:fill="EAEAEA"/>
             <w:tcBorders>
               <w:left w:val="thick" w:sz="24" w:color="1A5A6A"/>
             </w:tcBorders>
@@ -5537,8 +6107,12 @@
     <w:p>
       <w:pPr>
         <w:pStyle w:val="Endure-ChapterBodyText"/>
-      </w:pPr>
-      <w:r>
+        <w:spacing w:before="100" w:after="100"/>
+      </w:pPr>
+      <w:r>
+        <w:rPr>
+          <w:sz w:val="20"/>
+        </w:rPr>
         <w:t>Salida esperada:</w:t>
       </w:r>
     </w:p>
@@ -5555,7 +6129,7 @@
         <w:tc>
           <w:tcPr>
             <w:tcW w:type="dxa" w:w="8152"/>
-            <w:shd w:val="clear" w:color="auto" w:fill="F2F2F2"/>
+            <w:shd w:val="clear" w:color="auto" w:fill="EAEAEA"/>
             <w:tcBorders>
               <w:left w:val="thick" w:sz="24" w:color="1A5A6A"/>
             </w:tcBorders>
@@ -5576,6 +6150,7 @@
             <w:r>
               <w:rPr>
                 <w:rFonts w:ascii="Courier New" w:hAnsi="Courier New"/>
+                <w:i/>
                 <w:color w:val="555555"/>
                 <w:sz w:val="16"/>
               </w:rPr>
@@ -5595,10 +6170,11 @@
         <w:pStyle w:val="Endure-Subhead"/>
         <w:keepNext/>
         <w:spacing w:before="160" w:after="60"/>
-      </w:pPr>
-      <w:r>
-        <w:rPr>
-          <w:sz w:val="18"/>
+        <w:outlineLvl w:val="2"/>
+      </w:pPr>
+      <w:r>
+        <w:rPr>
+          <w:sz w:val="22"/>
         </w:rPr>
         <w:t>12.2.4 Compilar llama.cpp desde fuente</w:t>
       </w:r>
@@ -5606,17 +6182,25 @@
     <w:p>
       <w:pPr>
         <w:pStyle w:val="Endure-FirstParagraphBodyText"/>
-      </w:pPr>
-      <w:r>
+        <w:spacing w:before="100" w:after="100"/>
+      </w:pPr>
+      <w:r>
+        <w:rPr>
+          <w:sz w:val="20"/>
+        </w:rPr>
         <w:t xml:space="preserve">Ejecute este proceso dentro de una sesión </w:t>
       </w:r>
       <w:r>
         <w:rPr>
           <w:b/>
+          <w:sz w:val="20"/>
         </w:rPr>
         <w:t>tmux</w:t>
       </w:r>
       <w:r>
+        <w:rPr>
+          <w:sz w:val="20"/>
+        </w:rPr>
         <w:t xml:space="preserve"> para que sobreviva a desconexiones SSH (la compilación tarda 10-15 minutos):</w:t>
       </w:r>
     </w:p>
@@ -5633,7 +6217,7 @@
         <w:tc>
           <w:tcPr>
             <w:tcW w:type="dxa" w:w="8152"/>
-            <w:shd w:val="clear" w:color="auto" w:fill="F2F2F2"/>
+            <w:shd w:val="clear" w:color="auto" w:fill="EAEAEA"/>
             <w:tcBorders>
               <w:left w:val="thick" w:sz="24" w:color="1A5A6A"/>
             </w:tcBorders>
@@ -5671,6 +6255,7 @@
             <w:r>
               <w:rPr>
                 <w:rFonts w:ascii="Courier New" w:hAnsi="Courier New"/>
+                <w:i/>
                 <w:color w:val="555555"/>
                 <w:sz w:val="16"/>
               </w:rPr>
@@ -5879,6 +6464,7 @@
             <w:r>
               <w:rPr>
                 <w:rFonts w:ascii="Courier New" w:hAnsi="Courier New"/>
+                <w:i/>
                 <w:color w:val="555555"/>
                 <w:sz w:val="16"/>
               </w:rPr>
@@ -5895,6 +6481,7 @@
             <w:r>
               <w:rPr>
                 <w:rFonts w:ascii="Courier New" w:hAnsi="Courier New"/>
+                <w:i/>
                 <w:color w:val="555555"/>
                 <w:sz w:val="16"/>
               </w:rPr>
@@ -5911,6 +6498,7 @@
             <w:r>
               <w:rPr>
                 <w:rFonts w:ascii="Courier New" w:hAnsi="Courier New"/>
+                <w:i/>
                 <w:color w:val="555555"/>
                 <w:sz w:val="16"/>
               </w:rPr>
@@ -5927,6 +6515,7 @@
             <w:r>
               <w:rPr>
                 <w:rFonts w:ascii="Courier New" w:hAnsi="Courier New"/>
+                <w:i/>
                 <w:color w:val="555555"/>
                 <w:sz w:val="16"/>
               </w:rPr>
@@ -5944,8 +6533,12 @@
     <w:p>
       <w:pPr>
         <w:pStyle w:val="Endure-ChapterBodyText"/>
-      </w:pPr>
-      <w:r>
+        <w:spacing w:before="100" w:after="100"/>
+      </w:pPr>
+      <w:r>
+        <w:rPr>
+          <w:sz w:val="20"/>
+        </w:rPr>
         <w:t>Salida esperada de cmake (extracto):</w:t>
       </w:r>
     </w:p>
@@ -5962,7 +6555,7 @@
         <w:tc>
           <w:tcPr>
             <w:tcW w:type="dxa" w:w="8152"/>
-            <w:shd w:val="clear" w:color="auto" w:fill="F2F2F2"/>
+            <w:shd w:val="clear" w:color="auto" w:fill="EAEAEA"/>
             <w:tcBorders>
               <w:left w:val="thick" w:sz="24" w:color="1A5A6A"/>
             </w:tcBorders>
@@ -5983,6 +6576,7 @@
             <w:r>
               <w:rPr>
                 <w:rFonts w:ascii="Courier New" w:hAnsi="Courier New"/>
+                <w:i/>
                 <w:color w:val="555555"/>
                 <w:sz w:val="16"/>
               </w:rPr>
@@ -5999,6 +6593,7 @@
             <w:r>
               <w:rPr>
                 <w:rFonts w:ascii="Courier New" w:hAnsi="Courier New"/>
+                <w:i/>
                 <w:color w:val="555555"/>
                 <w:sz w:val="16"/>
               </w:rPr>
@@ -6015,6 +6610,7 @@
             <w:r>
               <w:rPr>
                 <w:rFonts w:ascii="Courier New" w:hAnsi="Courier New"/>
+                <w:i/>
                 <w:color w:val="555555"/>
                 <w:sz w:val="16"/>
               </w:rPr>
@@ -6031,6 +6627,7 @@
             <w:r>
               <w:rPr>
                 <w:rFonts w:ascii="Courier New" w:hAnsi="Courier New"/>
+                <w:i/>
                 <w:color w:val="555555"/>
                 <w:sz w:val="16"/>
               </w:rPr>
@@ -6058,7 +6655,7 @@
         <w:tc>
           <w:tcPr>
             <w:tcW w:type="dxa" w:w="8152"/>
-            <w:shd w:val="clear" w:color="auto" w:fill="F2F2F2"/>
+            <w:shd w:val="clear" w:color="auto" w:fill="EAEAEA"/>
             <w:tcBorders>
               <w:left w:val="thick" w:sz="24" w:color="1A5A6A"/>
             </w:tcBorders>
@@ -6162,8 +6759,12 @@
     <w:p>
       <w:pPr>
         <w:pStyle w:val="Endure-ChapterBodyText"/>
-      </w:pPr>
-      <w:r>
+        <w:spacing w:before="100" w:after="100"/>
+      </w:pPr>
+      <w:r>
+        <w:rPr>
+          <w:sz w:val="20"/>
+        </w:rPr>
         <w:t>Al finalizar verá:</w:t>
       </w:r>
     </w:p>
@@ -6180,7 +6781,7 @@
         <w:tc>
           <w:tcPr>
             <w:tcW w:type="dxa" w:w="8152"/>
-            <w:shd w:val="clear" w:color="auto" w:fill="F2F2F2"/>
+            <w:shd w:val="clear" w:color="auto" w:fill="EAEAEA"/>
             <w:tcBorders>
               <w:left w:val="thick" w:sz="24" w:color="1A5A6A"/>
             </w:tcBorders>
@@ -6201,6 +6802,7 @@
             <w:r>
               <w:rPr>
                 <w:rFonts w:ascii="Courier New" w:hAnsi="Courier New"/>
+                <w:i/>
                 <w:color w:val="555555"/>
                 <w:sz w:val="16"/>
               </w:rPr>
@@ -6217,6 +6819,7 @@
             <w:r>
               <w:rPr>
                 <w:rFonts w:ascii="Courier New" w:hAnsi="Courier New"/>
+                <w:i/>
                 <w:color w:val="555555"/>
                 <w:sz w:val="16"/>
               </w:rPr>
@@ -6244,7 +6847,7 @@
         <w:tc>
           <w:tcPr>
             <w:tcW w:type="dxa" w:w="8152"/>
-            <w:shd w:val="clear" w:color="auto" w:fill="F2F2F2"/>
+            <w:shd w:val="clear" w:color="auto" w:fill="EAEAEA"/>
             <w:tcBorders>
               <w:left w:val="thick" w:sz="24" w:color="1A5A6A"/>
             </w:tcBorders>
@@ -6318,10 +6921,11 @@
         <w:pStyle w:val="Endure-Subhead"/>
         <w:keepNext/>
         <w:spacing w:before="160" w:after="60"/>
-      </w:pPr>
-      <w:r>
-        <w:rPr>
-          <w:sz w:val="18"/>
+        <w:outlineLvl w:val="2"/>
+      </w:pPr>
+      <w:r>
+        <w:rPr>
+          <w:sz w:val="22"/>
         </w:rPr>
         <w:t>12.2.5 Iniciar el servidor llama.cpp</w:t>
       </w:r>
@@ -6339,7 +6943,7 @@
         <w:tc>
           <w:tcPr>
             <w:tcW w:type="dxa" w:w="8152"/>
-            <w:shd w:val="clear" w:color="auto" w:fill="F2F2F2"/>
+            <w:shd w:val="clear" w:color="auto" w:fill="EAEAEA"/>
             <w:tcBorders>
               <w:left w:val="thick" w:sz="24" w:color="1A5A6A"/>
             </w:tcBorders>
@@ -6442,6 +7046,7 @@
             <w:r>
               <w:rPr>
                 <w:rFonts w:ascii="Courier New" w:hAnsi="Courier New"/>
+                <w:i/>
                 <w:color w:val="555555"/>
                 <w:sz w:val="16"/>
               </w:rPr>
@@ -6458,6 +7063,7 @@
             <w:r>
               <w:rPr>
                 <w:rFonts w:ascii="Courier New" w:hAnsi="Courier New"/>
+                <w:i/>
                 <w:color w:val="555555"/>
                 <w:sz w:val="16"/>
               </w:rPr>
@@ -6474,6 +7080,7 @@
             <w:r>
               <w:rPr>
                 <w:rFonts w:ascii="Courier New" w:hAnsi="Courier New"/>
+                <w:i/>
                 <w:color w:val="555555"/>
                 <w:sz w:val="16"/>
               </w:rPr>
@@ -6490,6 +7097,7 @@
             <w:r>
               <w:rPr>
                 <w:rFonts w:ascii="Courier New" w:hAnsi="Courier New"/>
+                <w:i/>
                 <w:color w:val="555555"/>
                 <w:sz w:val="16"/>
               </w:rPr>
@@ -6506,6 +7114,7 @@
             <w:r>
               <w:rPr>
                 <w:rFonts w:ascii="Courier New" w:hAnsi="Courier New"/>
+                <w:i/>
                 <w:color w:val="555555"/>
                 <w:sz w:val="16"/>
               </w:rPr>
@@ -6522,6 +7131,7 @@
             <w:r>
               <w:rPr>
                 <w:rFonts w:ascii="Courier New" w:hAnsi="Courier New"/>
+                <w:i/>
                 <w:color w:val="555555"/>
                 <w:sz w:val="16"/>
               </w:rPr>
@@ -6538,6 +7148,7 @@
             <w:r>
               <w:rPr>
                 <w:rFonts w:ascii="Courier New" w:hAnsi="Courier New"/>
+                <w:i/>
                 <w:color w:val="555555"/>
                 <w:sz w:val="16"/>
               </w:rPr>
@@ -6554,6 +7165,7 @@
             <w:r>
               <w:rPr>
                 <w:rFonts w:ascii="Courier New" w:hAnsi="Courier New"/>
+                <w:i/>
                 <w:color w:val="555555"/>
                 <w:sz w:val="16"/>
               </w:rPr>
@@ -6571,8 +7183,12 @@
     <w:p>
       <w:pPr>
         <w:pStyle w:val="Endure-ChapterBodyText"/>
-      </w:pPr>
-      <w:r>
+        <w:spacing w:before="100" w:after="100"/>
+      </w:pPr>
+      <w:r>
+        <w:rPr>
+          <w:sz w:val="20"/>
+        </w:rPr>
         <w:t>Salida esperada al iniciar exitosamente:</w:t>
       </w:r>
     </w:p>
@@ -6589,7 +7205,7 @@
         <w:tc>
           <w:tcPr>
             <w:tcW w:type="dxa" w:w="8152"/>
-            <w:shd w:val="clear" w:color="auto" w:fill="F2F2F2"/>
+            <w:shd w:val="clear" w:color="auto" w:fill="EAEAEA"/>
             <w:tcBorders>
               <w:left w:val="thick" w:sz="24" w:color="1A5A6A"/>
             </w:tcBorders>
@@ -6610,6 +7226,7 @@
             <w:r>
               <w:rPr>
                 <w:rFonts w:ascii="Courier New" w:hAnsi="Courier New"/>
+                <w:i/>
                 <w:color w:val="555555"/>
                 <w:sz w:val="16"/>
               </w:rPr>
@@ -6626,6 +7243,7 @@
             <w:r>
               <w:rPr>
                 <w:rFonts w:ascii="Courier New" w:hAnsi="Courier New"/>
+                <w:i/>
                 <w:color w:val="555555"/>
                 <w:sz w:val="16"/>
               </w:rPr>
@@ -6642,6 +7260,7 @@
             <w:r>
               <w:rPr>
                 <w:rFonts w:ascii="Courier New" w:hAnsi="Courier New"/>
+                <w:i/>
                 <w:color w:val="555555"/>
                 <w:sz w:val="16"/>
               </w:rPr>
@@ -6658,6 +7277,7 @@
             <w:r>
               <w:rPr>
                 <w:rFonts w:ascii="Courier New" w:hAnsi="Courier New"/>
+                <w:i/>
                 <w:color w:val="555555"/>
                 <w:sz w:val="16"/>
               </w:rPr>
@@ -6674,6 +7294,7 @@
             <w:r>
               <w:rPr>
                 <w:rFonts w:ascii="Courier New" w:hAnsi="Courier New"/>
+                <w:i/>
                 <w:color w:val="555555"/>
                 <w:sz w:val="16"/>
               </w:rPr>
@@ -6734,7 +7355,7 @@
             <w:r>
               <w:rPr>
                 <w:rFonts w:ascii="Courier New" w:hAnsi="Courier New"/>
-                <w:sz w:val="17"/>
+                <w:sz w:val="16"/>
               </w:rPr>
               <w:t>CUDA0 : Orin</w:t>
             </w:r>
@@ -6744,7 +7365,7 @@
             <w:r>
               <w:rPr>
                 <w:rFonts w:ascii="Courier New" w:hAnsi="Courier New"/>
-                <w:sz w:val="17"/>
+                <w:sz w:val="16"/>
               </w:rPr>
               <w:t>CPU</w:t>
             </w:r>
@@ -6754,7 +7375,7 @@
             <w:r>
               <w:rPr>
                 <w:rFonts w:ascii="Courier New" w:hAnsi="Courier New"/>
-                <w:sz w:val="17"/>
+                <w:sz w:val="16"/>
               </w:rPr>
               <w:t>CUDA0</w:t>
             </w:r>
@@ -6764,7 +7385,7 @@
             <w:r>
               <w:rPr>
                 <w:rFonts w:ascii="Courier New" w:hAnsi="Courier New"/>
-                <w:sz w:val="17"/>
+                <w:sz w:val="16"/>
               </w:rPr>
               <w:t>--n-gpu-layers 999</w:t>
             </w:r>
@@ -6783,10 +7404,12 @@
     <w:p>
       <w:pPr>
         <w:pStyle w:val="Endure-ChapterBodyText"/>
+        <w:spacing w:before="100" w:after="100"/>
       </w:pPr>
       <w:r>
         <w:rPr>
           <w:b/>
+          <w:sz w:val="20"/>
         </w:rPr>
         <w:t>Rendimiento verificado en AGX Orin 64GB / JP 7.2 (Qwen3-8B Q4_K_M, contexto 8192, 2 slots paralelos):</w:t>
       </w:r>
@@ -6804,7 +7427,7 @@
         <w:tc>
           <w:tcPr>
             <w:tcW w:type="dxa" w:w="8152"/>
-            <w:shd w:val="clear" w:color="auto" w:fill="F2F2F2"/>
+            <w:shd w:val="clear" w:color="auto" w:fill="EAEAEA"/>
             <w:tcBorders>
               <w:left w:val="thick" w:sz="24" w:color="1A5A6A"/>
             </w:tcBorders>
@@ -6825,6 +7448,7 @@
             <w:r>
               <w:rPr>
                 <w:rFonts w:ascii="Courier New" w:hAnsi="Courier New"/>
+                <w:i/>
                 <w:color w:val="555555"/>
                 <w:sz w:val="16"/>
               </w:rPr>
@@ -6841,6 +7465,7 @@
             <w:r>
               <w:rPr>
                 <w:rFonts w:ascii="Courier New" w:hAnsi="Courier New"/>
+                <w:i/>
                 <w:color w:val="555555"/>
                 <w:sz w:val="16"/>
               </w:rPr>
@@ -6901,7 +7526,7 @@
             <w:r>
               <w:rPr>
                 <w:rFonts w:ascii="Courier New" w:hAnsi="Courier New"/>
-                <w:sz w:val="17"/>
+                <w:sz w:val="16"/>
               </w:rPr>
               <w:t>--parallel 2</w:t>
             </w:r>
@@ -6911,7 +7536,7 @@
             <w:r>
               <w:rPr>
                 <w:rFonts w:ascii="Courier New" w:hAnsi="Courier New"/>
-                <w:sz w:val="17"/>
+                <w:sz w:val="16"/>
               </w:rPr>
               <w:t>--parallel 1</w:t>
             </w:r>
@@ -6921,7 +7546,7 @@
             <w:r>
               <w:rPr>
                 <w:rFonts w:ascii="Courier New" w:hAnsi="Courier New"/>
-                <w:sz w:val="17"/>
+                <w:sz w:val="16"/>
               </w:rPr>
               <w:t>--parallel 2</w:t>
             </w:r>
@@ -6950,7 +7575,7 @@
         <w:tc>
           <w:tcPr>
             <w:tcW w:type="dxa" w:w="8152"/>
-            <w:shd w:val="clear" w:color="auto" w:fill="F2F2F2"/>
+            <w:shd w:val="clear" w:color="auto" w:fill="EAEAEA"/>
             <w:tcBorders>
               <w:left w:val="thick" w:sz="24" w:color="1A5A6A"/>
             </w:tcBorders>
@@ -7007,10 +7632,11 @@
         <w:pStyle w:val="Endure-Subhead"/>
         <w:keepNext/>
         <w:spacing w:before="160" w:after="60"/>
-      </w:pPr>
-      <w:r>
-        <w:rPr>
-          <w:sz w:val="18"/>
+        <w:outlineLvl w:val="2"/>
+      </w:pPr>
+      <w:r>
+        <w:rPr>
+          <w:sz w:val="22"/>
         </w:rPr>
         <w:t>12.2.6 Probar la API</w:t>
       </w:r>
@@ -7028,7 +7654,7 @@
         <w:tc>
           <w:tcPr>
             <w:tcW w:type="dxa" w:w="8152"/>
-            <w:shd w:val="clear" w:color="auto" w:fill="F2F2F2"/>
+            <w:shd w:val="clear" w:color="auto" w:fill="EAEAEA"/>
             <w:tcBorders>
               <w:left w:val="thick" w:sz="24" w:color="1A5A6A"/>
             </w:tcBorders>
@@ -7083,8 +7709,12 @@
     <w:p>
       <w:pPr>
         <w:pStyle w:val="Endure-ChapterBodyText"/>
-      </w:pPr>
-      <w:r>
+        <w:spacing w:before="100" w:after="100"/>
+      </w:pPr>
+      <w:r>
+        <w:rPr>
+          <w:sz w:val="20"/>
+        </w:rPr>
         <w:t>Salida esperada:</w:t>
       </w:r>
     </w:p>
@@ -7101,7 +7731,7 @@
         <w:tc>
           <w:tcPr>
             <w:tcW w:type="dxa" w:w="8152"/>
-            <w:shd w:val="clear" w:color="auto" w:fill="F2F2F2"/>
+            <w:shd w:val="clear" w:color="auto" w:fill="EAEAEA"/>
             <w:tcBorders>
               <w:left w:val="thick" w:sz="24" w:color="1A5A6A"/>
             </w:tcBorders>
@@ -7122,6 +7752,7 @@
             <w:r>
               <w:rPr>
                 <w:rFonts w:ascii="Courier New" w:hAnsi="Courier New"/>
+                <w:i/>
                 <w:color w:val="555555"/>
                 <w:sz w:val="16"/>
               </w:rPr>
@@ -7149,7 +7780,7 @@
         <w:tc>
           <w:tcPr>
             <w:tcW w:type="dxa" w:w="8152"/>
-            <w:shd w:val="clear" w:color="auto" w:fill="F2F2F2"/>
+            <w:shd w:val="clear" w:color="auto" w:fill="EAEAEA"/>
             <w:tcBorders>
               <w:left w:val="thick" w:sz="24" w:color="1A5A6A"/>
             </w:tcBorders>
@@ -7203,6 +7834,7 @@
             <w:r>
               <w:rPr>
                 <w:rFonts w:ascii="Courier New" w:hAnsi="Courier New"/>
+                <w:i/>
                 <w:color w:val="555555"/>
                 <w:sz w:val="16"/>
               </w:rPr>
@@ -7219,6 +7851,7 @@
             <w:r>
               <w:rPr>
                 <w:rFonts w:ascii="Courier New" w:hAnsi="Courier New"/>
+                <w:i/>
                 <w:color w:val="555555"/>
                 <w:sz w:val="16"/>
               </w:rPr>
@@ -7235,6 +7868,7 @@
             <w:r>
               <w:rPr>
                 <w:rFonts w:ascii="Courier New" w:hAnsi="Courier New"/>
+                <w:i/>
                 <w:color w:val="555555"/>
                 <w:sz w:val="16"/>
               </w:rPr>
@@ -7251,6 +7885,7 @@
             <w:r>
               <w:rPr>
                 <w:rFonts w:ascii="Courier New" w:hAnsi="Courier New"/>
+                <w:i/>
                 <w:color w:val="555555"/>
                 <w:sz w:val="16"/>
               </w:rPr>
@@ -7267,6 +7902,7 @@
             <w:r>
               <w:rPr>
                 <w:rFonts w:ascii="Courier New" w:hAnsi="Courier New"/>
+                <w:i/>
                 <w:color w:val="555555"/>
                 <w:sz w:val="16"/>
               </w:rPr>
@@ -7283,6 +7919,7 @@
             <w:r>
               <w:rPr>
                 <w:rFonts w:ascii="Courier New" w:hAnsi="Courier New"/>
+                <w:i/>
                 <w:color w:val="555555"/>
                 <w:sz w:val="16"/>
               </w:rPr>
@@ -7302,10 +7939,11 @@
         <w:pStyle w:val="Endure-Subhead"/>
         <w:keepNext/>
         <w:spacing w:before="160" w:after="60"/>
-      </w:pPr>
-      <w:r>
-        <w:rPr>
-          <w:sz w:val="18"/>
+        <w:outlineLvl w:val="2"/>
+      </w:pPr>
+      <w:r>
+        <w:rPr>
+          <w:sz w:val="22"/>
         </w:rPr>
         <w:t>12.2.7 Modo de razonamiento en Qwen3 (importante)</w:t>
       </w:r>
@@ -7313,47 +7951,63 @@
     <w:p>
       <w:pPr>
         <w:pStyle w:val="Endure-FirstParagraphBodyText"/>
-      </w:pPr>
-      <w:r>
+        <w:spacing w:before="100" w:after="100"/>
+      </w:pPr>
+      <w:r>
+        <w:rPr>
+          <w:sz w:val="20"/>
+        </w:rPr>
         <w:t>Los modelos Qwen3 activan el "modo de pensamiento" (</w:t>
       </w:r>
       <w:r>
         <w:rPr>
           <w:i/>
+          <w:sz w:val="20"/>
         </w:rPr>
         <w:t>thinking mode</w:t>
       </w:r>
       <w:r>
+        <w:rPr>
+          <w:sz w:val="20"/>
+        </w:rPr>
         <w:t xml:space="preserve">) por defecto. El texto generado aparece en el campo </w:t>
       </w:r>
       <w:r>
         <w:rPr>
           <w:rFonts w:ascii="Courier New" w:hAnsi="Courier New"/>
-          <w:sz w:val="17"/>
+          <w:sz w:val="16"/>
         </w:rPr>
         <w:t>reasoning_content</w:t>
       </w:r>
       <w:r>
+        <w:rPr>
+          <w:sz w:val="20"/>
+        </w:rPr>
         <w:t xml:space="preserve"> en lugar de </w:t>
       </w:r>
       <w:r>
         <w:rPr>
           <w:rFonts w:ascii="Courier New" w:hAnsi="Courier New"/>
-          <w:sz w:val="17"/>
+          <w:sz w:val="16"/>
         </w:rPr>
         <w:t>content</w:t>
       </w:r>
       <w:r>
+        <w:rPr>
+          <w:sz w:val="20"/>
+        </w:rPr>
         <w:t xml:space="preserve"> (que puede aparecer vacío). Hay tres soluciones:</w:t>
       </w:r>
     </w:p>
     <w:p>
       <w:pPr>
         <w:pStyle w:val="Endure-ChapterBodyText"/>
+        <w:spacing w:before="100" w:after="100"/>
       </w:pPr>
       <w:r>
         <w:rPr>
           <w:b/>
+          <w:sz w:val="20"/>
         </w:rPr>
         <w:t>Opción A — Deshabilitar por petición con `/no_think` (recomendado):</w:t>
       </w:r>
@@ -7371,7 +8025,7 @@
         <w:tc>
           <w:tcPr>
             <w:tcW w:type="dxa" w:w="8152"/>
-            <w:shd w:val="clear" w:color="auto" w:fill="F2F2F2"/>
+            <w:shd w:val="clear" w:color="auto" w:fill="EAEAEA"/>
             <w:tcBorders>
               <w:left w:val="thick" w:sz="24" w:color="1A5A6A"/>
             </w:tcBorders>
@@ -7408,6 +8062,7 @@
             <w:r>
               <w:rPr>
                 <w:rFonts w:ascii="Courier New" w:hAnsi="Courier New"/>
+                <w:i/>
                 <w:color w:val="555555"/>
                 <w:sz w:val="16"/>
               </w:rPr>
@@ -7424,6 +8079,7 @@
             <w:r>
               <w:rPr>
                 <w:rFonts w:ascii="Courier New" w:hAnsi="Courier New"/>
+                <w:i/>
                 <w:color w:val="555555"/>
                 <w:sz w:val="16"/>
               </w:rPr>
@@ -7440,6 +8096,7 @@
             <w:r>
               <w:rPr>
                 <w:rFonts w:ascii="Courier New" w:hAnsi="Courier New"/>
+                <w:i/>
                 <w:color w:val="555555"/>
                 <w:sz w:val="16"/>
               </w:rPr>
@@ -7456,6 +8113,7 @@
             <w:r>
               <w:rPr>
                 <w:rFonts w:ascii="Courier New" w:hAnsi="Courier New"/>
+                <w:i/>
                 <w:color w:val="555555"/>
                 <w:sz w:val="16"/>
               </w:rPr>
@@ -7472,6 +8130,7 @@
             <w:r>
               <w:rPr>
                 <w:rFonts w:ascii="Courier New" w:hAnsi="Courier New"/>
+                <w:i/>
                 <w:color w:val="555555"/>
                 <w:sz w:val="16"/>
               </w:rPr>
@@ -7488,6 +8147,7 @@
             <w:r>
               <w:rPr>
                 <w:rFonts w:ascii="Courier New" w:hAnsi="Courier New"/>
+                <w:i/>
                 <w:color w:val="555555"/>
                 <w:sz w:val="16"/>
               </w:rPr>
@@ -7504,6 +8164,7 @@
             <w:r>
               <w:rPr>
                 <w:rFonts w:ascii="Courier New" w:hAnsi="Courier New"/>
+                <w:i/>
                 <w:color w:val="555555"/>
                 <w:sz w:val="16"/>
               </w:rPr>
@@ -7520,6 +8181,7 @@
             <w:r>
               <w:rPr>
                 <w:rFonts w:ascii="Courier New" w:hAnsi="Courier New"/>
+                <w:i/>
                 <w:color w:val="555555"/>
                 <w:sz w:val="16"/>
               </w:rPr>
@@ -7536,6 +8198,7 @@
             <w:r>
               <w:rPr>
                 <w:rFonts w:ascii="Courier New" w:hAnsi="Courier New"/>
+                <w:i/>
                 <w:color w:val="555555"/>
                 <w:sz w:val="16"/>
               </w:rPr>
@@ -7552,6 +8215,7 @@
             <w:r>
               <w:rPr>
                 <w:rFonts w:ascii="Courier New" w:hAnsi="Courier New"/>
+                <w:i/>
                 <w:color w:val="555555"/>
                 <w:sz w:val="16"/>
               </w:rPr>
@@ -7568,6 +8232,7 @@
             <w:r>
               <w:rPr>
                 <w:rFonts w:ascii="Courier New" w:hAnsi="Courier New"/>
+                <w:i/>
                 <w:color w:val="555555"/>
                 <w:sz w:val="16"/>
               </w:rPr>
@@ -7585,10 +8250,12 @@
     <w:p>
       <w:pPr>
         <w:pStyle w:val="Endure-ChapterBodyText"/>
+        <w:spacing w:before="100" w:after="100"/>
       </w:pPr>
       <w:r>
         <w:rPr>
           <w:b/>
+          <w:sz w:val="20"/>
         </w:rPr>
         <w:t>Opción B — Deshabilitar globalmente con system prompt:</w:t>
       </w:r>
@@ -7606,7 +8273,7 @@
         <w:tc>
           <w:tcPr>
             <w:tcW w:type="dxa" w:w="8152"/>
-            <w:shd w:val="clear" w:color="auto" w:fill="F2F2F2"/>
+            <w:shd w:val="clear" w:color="auto" w:fill="EAEAEA"/>
             <w:tcBorders>
               <w:left w:val="thick" w:sz="24" w:color="1A5A6A"/>
             </w:tcBorders>
@@ -7644,10 +8311,12 @@
     <w:p>
       <w:pPr>
         <w:pStyle w:val="Endure-ChapterBodyText"/>
+        <w:spacing w:before="100" w:after="100"/>
       </w:pPr>
       <w:r>
         <w:rPr>
           <w:b/>
+          <w:sz w:val="20"/>
         </w:rPr>
         <w:t>Opción C — Parsear `reasoning_content` en el código cliente:</w:t>
       </w:r>
@@ -7665,7 +8334,7 @@
         <w:tc>
           <w:tcPr>
             <w:tcW w:type="dxa" w:w="8152"/>
-            <w:shd w:val="clear" w:color="auto" w:fill="F2F2F2"/>
+            <w:shd w:val="clear" w:color="auto" w:fill="EAEAEA"/>
             <w:tcBorders>
               <w:left w:val="thick" w:sz="24" w:color="1A5A6A"/>
             </w:tcBorders>
@@ -7721,10 +8390,11 @@
         <w:pStyle w:val="Endure-Subhead"/>
         <w:keepNext/>
         <w:spacing w:before="160" w:after="60"/>
-      </w:pPr>
-      <w:r>
-        <w:rPr>
-          <w:sz w:val="18"/>
+        <w:outlineLvl w:val="2"/>
+      </w:pPr>
+      <w:r>
+        <w:rPr>
+          <w:sz w:val="22"/>
         </w:rPr>
         <w:t>12.2.8 Crear unit file systemd (solo referencia — NO habilitar en boot)</w:t>
       </w:r>
@@ -7775,7 +8445,7 @@
             <w:r>
               <w:rPr>
                 <w:rFonts w:ascii="Courier New" w:hAnsi="Courier New"/>
-                <w:sz w:val="17"/>
+                <w:sz w:val="16"/>
               </w:rPr>
               <w:t>sudo systemctl enable llama-server</w:t>
             </w:r>
@@ -7785,7 +8455,7 @@
             <w:r>
               <w:rPr>
                 <w:rFonts w:ascii="Courier New" w:hAnsi="Courier New"/>
-                <w:sz w:val="17"/>
+                <w:sz w:val="16"/>
               </w:rPr>
               <w:t>sudo systemctl start llama-server</w:t>
             </w:r>
@@ -7814,7 +8484,7 @@
         <w:tc>
           <w:tcPr>
             <w:tcW w:type="dxa" w:w="8152"/>
-            <w:shd w:val="clear" w:color="auto" w:fill="F2F2F2"/>
+            <w:shd w:val="clear" w:color="auto" w:fill="EAEAEA"/>
             <w:tcBorders>
               <w:left w:val="thick" w:sz="24" w:color="1A5A6A"/>
             </w:tcBorders>
@@ -7851,6 +8521,7 @@
             <w:r>
               <w:rPr>
                 <w:rFonts w:ascii="Courier New" w:hAnsi="Courier New"/>
+                <w:i/>
                 <w:color w:val="555555"/>
                 <w:sz w:val="16"/>
               </w:rPr>
@@ -7867,6 +8538,7 @@
             <w:r>
               <w:rPr>
                 <w:rFonts w:ascii="Courier New" w:hAnsi="Courier New"/>
+                <w:i/>
                 <w:color w:val="555555"/>
                 <w:sz w:val="16"/>
               </w:rPr>
@@ -7883,6 +8555,7 @@
             <w:r>
               <w:rPr>
                 <w:rFonts w:ascii="Courier New" w:hAnsi="Courier New"/>
+                <w:i/>
                 <w:color w:val="555555"/>
                 <w:sz w:val="16"/>
               </w:rPr>
@@ -7914,6 +8587,7 @@
             <w:r>
               <w:rPr>
                 <w:rFonts w:ascii="Courier New" w:hAnsi="Courier New"/>
+                <w:i/>
                 <w:color w:val="555555"/>
                 <w:sz w:val="16"/>
               </w:rPr>
@@ -7930,6 +8604,7 @@
             <w:r>
               <w:rPr>
                 <w:rFonts w:ascii="Courier New" w:hAnsi="Courier New"/>
+                <w:i/>
                 <w:color w:val="555555"/>
                 <w:sz w:val="16"/>
               </w:rPr>
@@ -7946,6 +8621,7 @@
             <w:r>
               <w:rPr>
                 <w:rFonts w:ascii="Courier New" w:hAnsi="Courier New"/>
+                <w:i/>
                 <w:color w:val="555555"/>
                 <w:sz w:val="16"/>
               </w:rPr>
@@ -7962,6 +8638,7 @@
             <w:r>
               <w:rPr>
                 <w:rFonts w:ascii="Courier New" w:hAnsi="Courier New"/>
+                <w:i/>
                 <w:color w:val="555555"/>
                 <w:sz w:val="16"/>
               </w:rPr>
@@ -7978,6 +8655,7 @@
             <w:r>
               <w:rPr>
                 <w:rFonts w:ascii="Courier New" w:hAnsi="Courier New"/>
+                <w:i/>
                 <w:color w:val="555555"/>
                 <w:sz w:val="16"/>
               </w:rPr>
@@ -7994,6 +8672,7 @@
             <w:r>
               <w:rPr>
                 <w:rFonts w:ascii="Courier New" w:hAnsi="Courier New"/>
+                <w:i/>
                 <w:color w:val="555555"/>
                 <w:sz w:val="16"/>
               </w:rPr>
@@ -8010,6 +8689,7 @@
             <w:r>
               <w:rPr>
                 <w:rFonts w:ascii="Courier New" w:hAnsi="Courier New"/>
+                <w:i/>
                 <w:color w:val="555555"/>
                 <w:sz w:val="16"/>
               </w:rPr>
@@ -8026,6 +8706,7 @@
             <w:r>
               <w:rPr>
                 <w:rFonts w:ascii="Courier New" w:hAnsi="Courier New"/>
+                <w:i/>
                 <w:color w:val="555555"/>
                 <w:sz w:val="16"/>
               </w:rPr>
@@ -8042,6 +8723,7 @@
             <w:r>
               <w:rPr>
                 <w:rFonts w:ascii="Courier New" w:hAnsi="Courier New"/>
+                <w:i/>
                 <w:color w:val="555555"/>
                 <w:sz w:val="16"/>
               </w:rPr>
@@ -8058,6 +8740,7 @@
             <w:r>
               <w:rPr>
                 <w:rFonts w:ascii="Courier New" w:hAnsi="Courier New"/>
+                <w:i/>
                 <w:color w:val="555555"/>
                 <w:sz w:val="16"/>
               </w:rPr>
@@ -8074,6 +8757,7 @@
             <w:r>
               <w:rPr>
                 <w:rFonts w:ascii="Courier New" w:hAnsi="Courier New"/>
+                <w:i/>
                 <w:color w:val="555555"/>
                 <w:sz w:val="16"/>
               </w:rPr>
@@ -8090,6 +8774,7 @@
             <w:r>
               <w:rPr>
                 <w:rFonts w:ascii="Courier New" w:hAnsi="Courier New"/>
+                <w:i/>
                 <w:color w:val="555555"/>
                 <w:sz w:val="16"/>
               </w:rPr>
@@ -8106,6 +8791,7 @@
             <w:r>
               <w:rPr>
                 <w:rFonts w:ascii="Courier New" w:hAnsi="Courier New"/>
+                <w:i/>
                 <w:color w:val="555555"/>
                 <w:sz w:val="16"/>
               </w:rPr>
@@ -8122,6 +8808,7 @@
             <w:r>
               <w:rPr>
                 <w:rFonts w:ascii="Courier New" w:hAnsi="Courier New"/>
+                <w:i/>
                 <w:color w:val="555555"/>
                 <w:sz w:val="16"/>
               </w:rPr>
@@ -8138,6 +8825,7 @@
             <w:r>
               <w:rPr>
                 <w:rFonts w:ascii="Courier New" w:hAnsi="Courier New"/>
+                <w:i/>
                 <w:color w:val="555555"/>
                 <w:sz w:val="16"/>
               </w:rPr>
@@ -8154,6 +8842,7 @@
             <w:r>
               <w:rPr>
                 <w:rFonts w:ascii="Courier New" w:hAnsi="Courier New"/>
+                <w:i/>
                 <w:color w:val="555555"/>
                 <w:sz w:val="16"/>
               </w:rPr>
@@ -8170,6 +8859,7 @@
             <w:r>
               <w:rPr>
                 <w:rFonts w:ascii="Courier New" w:hAnsi="Courier New"/>
+                <w:i/>
                 <w:color w:val="555555"/>
                 <w:sz w:val="16"/>
               </w:rPr>
@@ -8186,6 +8876,7 @@
             <w:r>
               <w:rPr>
                 <w:rFonts w:ascii="Courier New" w:hAnsi="Courier New"/>
+                <w:i/>
                 <w:color w:val="555555"/>
                 <w:sz w:val="16"/>
               </w:rPr>
@@ -8217,6 +8908,7 @@
             <w:r>
               <w:rPr>
                 <w:rFonts w:ascii="Courier New" w:hAnsi="Courier New"/>
+                <w:i/>
                 <w:color w:val="555555"/>
                 <w:sz w:val="16"/>
               </w:rPr>
@@ -8233,6 +8925,7 @@
             <w:r>
               <w:rPr>
                 <w:rFonts w:ascii="Courier New" w:hAnsi="Courier New"/>
+                <w:i/>
                 <w:color w:val="555555"/>
                 <w:sz w:val="16"/>
               </w:rPr>
@@ -8249,6 +8942,7 @@
             <w:r>
               <w:rPr>
                 <w:rFonts w:ascii="Courier New" w:hAnsi="Courier New"/>
+                <w:i/>
                 <w:color w:val="555555"/>
                 <w:sz w:val="16"/>
               </w:rPr>
@@ -8474,8 +9168,12 @@
     <w:p>
       <w:pPr>
         <w:pStyle w:val="Endure-ChapterBodyText"/>
-      </w:pPr>
-      <w:r>
+        <w:spacing w:before="100" w:after="100"/>
+      </w:pPr>
+      <w:r>
+        <w:rPr>
+          <w:sz w:val="20"/>
+        </w:rPr>
         <w:t>Salida esperada:</w:t>
       </w:r>
     </w:p>
@@ -8492,7 +9190,7 @@
         <w:tc>
           <w:tcPr>
             <w:tcW w:type="dxa" w:w="8152"/>
-            <w:shd w:val="clear" w:color="auto" w:fill="F2F2F2"/>
+            <w:shd w:val="clear" w:color="auto" w:fill="EAEAEA"/>
             <w:tcBorders>
               <w:left w:val="thick" w:sz="24" w:color="1A5A6A"/>
             </w:tcBorders>
@@ -8513,6 +9211,7 @@
             <w:r>
               <w:rPr>
                 <w:rFonts w:ascii="Courier New" w:hAnsi="Courier New"/>
+                <w:i/>
                 <w:color w:val="555555"/>
                 <w:sz w:val="16"/>
               </w:rPr>
@@ -8529,6 +9228,7 @@
             <w:r>
               <w:rPr>
                 <w:rFonts w:ascii="Courier New" w:hAnsi="Courier New"/>
+                <w:i/>
                 <w:color w:val="555555"/>
                 <w:sz w:val="16"/>
               </w:rPr>
@@ -8545,6 +9245,7 @@
             <w:r>
               <w:rPr>
                 <w:rFonts w:ascii="Courier New" w:hAnsi="Courier New"/>
+                <w:i/>
                 <w:color w:val="555555"/>
                 <w:sz w:val="16"/>
               </w:rPr>
@@ -8605,7 +9306,7 @@
             <w:r>
               <w:rPr>
                 <w:rFonts w:ascii="Courier New" w:hAnsi="Courier New"/>
-                <w:sz w:val="17"/>
+                <w:sz w:val="16"/>
               </w:rPr>
               <w:t>llama-start</w:t>
             </w:r>
@@ -8615,7 +9316,7 @@
             <w:r>
               <w:rPr>
                 <w:rFonts w:ascii="Courier New" w:hAnsi="Courier New"/>
-                <w:sz w:val="17"/>
+                <w:sz w:val="16"/>
               </w:rPr>
               <w:t>~/.bashrc</w:t>
             </w:r>
@@ -8636,34 +9337,50 @@
         <w:pStyle w:val="Endure-Subhead"/>
         <w:keepNext/>
         <w:spacing w:before="240" w:after="60"/>
-      </w:pPr>
-      <w:r>
+        <w:outlineLvl w:val="1"/>
+      </w:pPr>
+      <w:r>
+        <w:rPr>
+          <w:sz w:val="24"/>
+        </w:rPr>
         <w:t>12.3 Motor de Inferencia 3: vLLM (Producción)</w:t>
       </w:r>
     </w:p>
     <w:p>
       <w:pPr>
         <w:pStyle w:val="Endure-FirstParagraphBodyText"/>
-      </w:pPr>
-      <w:r>
+        <w:spacing w:before="100" w:after="100"/>
+      </w:pPr>
+      <w:r>
+        <w:rPr>
+          <w:sz w:val="20"/>
+        </w:rPr>
         <w:t xml:space="preserve">vLLM 0.22.0 utiliza </w:t>
       </w:r>
       <w:r>
         <w:rPr>
           <w:b/>
+          <w:sz w:val="20"/>
         </w:rPr>
         <w:t>PagedAttention</w:t>
       </w:r>
       <w:r>
+        <w:rPr>
+          <w:sz w:val="20"/>
+        </w:rPr>
         <w:t xml:space="preserve"> y </w:t>
       </w:r>
       <w:r>
         <w:rPr>
           <w:i/>
+          <w:sz w:val="20"/>
         </w:rPr>
         <w:t>continuous batching</w:t>
       </w:r>
       <w:r>
+        <w:rPr>
+          <w:sz w:val="20"/>
+        </w:rPr>
         <w:t xml:space="preserve"> para maximizar el rendimiento en producción. Con la alineación SBSA introducida en JetPack 7.2, el contenedor upstream oficial de vLLM funciona nativamente en el AGX Orin —sin necesidad de compilaciones específicas para Jetson.</w:t>
       </w:r>
     </w:p>
@@ -8672,10 +9389,11 @@
         <w:pStyle w:val="Endure-Subhead"/>
         <w:keepNext/>
         <w:spacing w:before="160" w:after="60"/>
-      </w:pPr>
-      <w:r>
-        <w:rPr>
-          <w:sz w:val="18"/>
+        <w:outlineLvl w:val="2"/>
+      </w:pPr>
+      <w:r>
+        <w:rPr>
+          <w:sz w:val="22"/>
         </w:rPr>
         <w:t>12.3.1 Token de HuggingFace — Configuración permanente (obligatorio)</w:t>
       </w:r>
@@ -8683,8 +9401,12 @@
     <w:p>
       <w:pPr>
         <w:pStyle w:val="Endure-FirstParagraphBodyText"/>
-      </w:pPr>
-      <w:r>
+        <w:spacing w:before="100" w:after="100"/>
+      </w:pPr>
+      <w:r>
+        <w:rPr>
+          <w:sz w:val="20"/>
+        </w:rPr>
         <w:t>vLLM descarga los modelos dentro del contenedor al arrancar. Sin un token válido, las descargas están limitadas en velocidad y verá advertencias.</w:t>
       </w:r>
     </w:p>
@@ -8734,7 +9456,7 @@
             <w:r>
               <w:rPr>
                 <w:rFonts w:ascii="Courier New" w:hAnsi="Courier New"/>
-                <w:sz w:val="17"/>
+                <w:sz w:val="16"/>
               </w:rPr>
               <w:t>hf_xxxx...</w:t>
             </w:r>
@@ -8744,7 +9466,7 @@
             <w:r>
               <w:rPr>
                 <w:rFonts w:ascii="Courier New" w:hAnsi="Courier New"/>
-                <w:sz w:val="17"/>
+                <w:sz w:val="16"/>
               </w:rPr>
               <w:t>huggingface.co/settings/tokens</w:t>
             </w:r>
@@ -8754,7 +9476,7 @@
             <w:r>
               <w:rPr>
                 <w:rFonts w:ascii="Courier New" w:hAnsi="Courier New"/>
-                <w:sz w:val="17"/>
+                <w:sz w:val="16"/>
               </w:rPr>
               <w:t>HF_TOKEN</w:t>
             </w:r>
@@ -8764,7 +9486,7 @@
             <w:r>
               <w:rPr>
                 <w:rFonts w:ascii="Courier New" w:hAnsi="Courier New"/>
-                <w:sz w:val="17"/>
+                <w:sz w:val="16"/>
               </w:rPr>
               <w:t>hf auth login</w:t>
             </w:r>
@@ -8774,7 +9496,7 @@
             <w:r>
               <w:rPr>
                 <w:rFonts w:ascii="Courier New" w:hAnsi="Courier New"/>
-                <w:sz w:val="17"/>
+                <w:sz w:val="16"/>
               </w:rPr>
               <w:t>~/.cache/huggingface/token</w:t>
             </w:r>
@@ -8784,7 +9506,7 @@
             <w:r>
               <w:rPr>
                 <w:rFonts w:ascii="Courier New" w:hAnsi="Courier New"/>
-                <w:sz w:val="17"/>
+                <w:sz w:val="16"/>
               </w:rPr>
               <w:t>huggingface-cli</w:t>
             </w:r>
@@ -8794,7 +9516,7 @@
             <w:r>
               <w:rPr>
                 <w:rFonts w:ascii="Courier New" w:hAnsi="Courier New"/>
-                <w:sz w:val="17"/>
+                <w:sz w:val="16"/>
               </w:rPr>
               <w:t>transformers</w:t>
             </w:r>
@@ -8804,7 +9526,7 @@
             <w:r>
               <w:rPr>
                 <w:rFonts w:ascii="Courier New" w:hAnsi="Courier New"/>
-                <w:sz w:val="17"/>
+                <w:sz w:val="16"/>
               </w:rPr>
               <w:t>HF_TOKEN</w:t>
             </w:r>
@@ -8814,7 +9536,7 @@
             <w:r>
               <w:rPr>
                 <w:rFonts w:ascii="Courier New" w:hAnsi="Courier New"/>
-                <w:sz w:val="17"/>
+                <w:sz w:val="16"/>
               </w:rPr>
               <w:t>hf auth login</w:t>
             </w:r>
@@ -8824,7 +9546,7 @@
             <w:r>
               <w:rPr>
                 <w:rFonts w:ascii="Courier New" w:hAnsi="Courier New"/>
-                <w:sz w:val="17"/>
+                <w:sz w:val="16"/>
               </w:rPr>
               <w:t>~/.cache/huggingface/token</w:t>
             </w:r>
@@ -8834,7 +9556,7 @@
             <w:r>
               <w:rPr>
                 <w:rFonts w:ascii="Courier New" w:hAnsi="Courier New"/>
-                <w:sz w:val="17"/>
+                <w:sz w:val="16"/>
               </w:rPr>
               <w:t>hf auth login</w:t>
             </w:r>
@@ -8844,7 +9566,7 @@
             <w:r>
               <w:rPr>
                 <w:rFonts w:ascii="Courier New" w:hAnsi="Courier New"/>
-                <w:sz w:val="17"/>
+                <w:sz w:val="16"/>
               </w:rPr>
               <w:t>`</w:t>
             </w:r>
@@ -8854,7 +9576,7 @@
             <w:r>
               <w:rPr>
                 <w:rFonts w:ascii="Courier New" w:hAnsi="Courier New"/>
-                <w:sz w:val="17"/>
+                <w:sz w:val="16"/>
               </w:rPr>
               <w:t>`</w:t>
             </w:r>
@@ -8870,27 +9592,37 @@
     <w:p>
       <w:pPr>
         <w:pStyle w:val="Endure-ChapterBodyText"/>
-      </w:pPr>
-      <w:r>
+        <w:spacing w:before="100" w:after="100"/>
+      </w:pPr>
+      <w:r>
+        <w:rPr>
+          <w:sz w:val="20"/>
+        </w:rPr>
         <w:t xml:space="preserve">El token debe configurarse en </w:t>
       </w:r>
       <w:r>
         <w:rPr>
           <w:b/>
+          <w:sz w:val="20"/>
         </w:rPr>
         <w:t>tres ubicaciones</w:t>
       </w:r>
       <w:r>
+        <w:rPr>
+          <w:sz w:val="20"/>
+        </w:rPr>
         <w:t xml:space="preserve"> para garantizar que siempre esté disponible:</w:t>
       </w:r>
     </w:p>
     <w:p>
       <w:pPr>
         <w:pStyle w:val="Endure-ChapterBodyText"/>
+        <w:spacing w:before="100" w:after="100"/>
       </w:pPr>
       <w:r>
         <w:rPr>
           <w:b/>
+          <w:sz w:val="20"/>
         </w:rPr>
         <w:t>Ubicación 1: `~/.bashrc`</w:t>
       </w:r>
@@ -8908,7 +9640,7 @@
         <w:tc>
           <w:tcPr>
             <w:tcW w:type="dxa" w:w="8152"/>
-            <w:shd w:val="clear" w:color="auto" w:fill="F2F2F2"/>
+            <w:shd w:val="clear" w:color="auto" w:fill="EAEAEA"/>
             <w:tcBorders>
               <w:left w:val="thick" w:sz="24" w:color="1A5A6A"/>
             </w:tcBorders>
@@ -8946,6 +9678,7 @@
             <w:r>
               <w:rPr>
                 <w:rFonts w:ascii="Courier New" w:hAnsi="Courier New"/>
+                <w:i/>
                 <w:color w:val="555555"/>
                 <w:sz w:val="16"/>
               </w:rPr>
@@ -8977,7 +9710,7 @@
             <w:r>
               <w:rPr>
                 <w:rFonts w:ascii="Courier New" w:hAnsi="Courier New"/>
-                <w:color w:val="555555"/>
+                <w:color w:val="1A1A1A"/>
                 <w:sz w:val="16"/>
               </w:rPr>
               <w:t>TOKEN=$(cat ~/.cache/huggingface/token)</w:t>
@@ -9091,10 +9824,12 @@
     <w:p>
       <w:pPr>
         <w:pStyle w:val="Endure-ChapterBodyText"/>
+        <w:spacing w:before="100" w:after="100"/>
       </w:pPr>
       <w:r>
         <w:rPr>
           <w:b/>
+          <w:sz w:val="20"/>
         </w:rPr>
         <w:t>Ubicación 2: `/etc/environment` (para servicios del sistema)</w:t>
       </w:r>
@@ -9112,7 +9847,7 @@
         <w:tc>
           <w:tcPr>
             <w:tcW w:type="dxa" w:w="8152"/>
-            <w:shd w:val="clear" w:color="auto" w:fill="F2F2F2"/>
+            <w:shd w:val="clear" w:color="auto" w:fill="EAEAEA"/>
             <w:tcBorders>
               <w:left w:val="thick" w:sz="24" w:color="1A5A6A"/>
             </w:tcBorders>
@@ -9150,10 +9885,12 @@
     <w:p>
       <w:pPr>
         <w:pStyle w:val="Endure-ChapterBodyText"/>
+        <w:spacing w:before="100" w:after="100"/>
       </w:pPr>
       <w:r>
         <w:rPr>
           <w:b/>
+          <w:sz w:val="20"/>
         </w:rPr>
         <w:t>Ubicación 3: `~/.cache/huggingface/token` (ya existe tras `hf auth login`)</w:t>
       </w:r>
@@ -9171,7 +9908,7 @@
         <w:tc>
           <w:tcPr>
             <w:tcW w:type="dxa" w:w="8152"/>
-            <w:shd w:val="clear" w:color="auto" w:fill="F2F2F2"/>
+            <w:shd w:val="clear" w:color="auto" w:fill="EAEAEA"/>
             <w:tcBorders>
               <w:left w:val="thick" w:sz="24" w:color="1A5A6A"/>
             </w:tcBorders>
@@ -9269,7 +10006,7 @@
             <w:r>
               <w:rPr>
                 <w:rFonts w:ascii="Courier New" w:hAnsi="Courier New"/>
-                <w:sz w:val="17"/>
+                <w:sz w:val="16"/>
               </w:rPr>
               <w:t>hf auth login</w:t>
             </w:r>
@@ -9279,7 +10016,7 @@
             <w:r>
               <w:rPr>
                 <w:rFonts w:ascii="Courier New" w:hAnsi="Courier New"/>
-                <w:sz w:val="17"/>
+                <w:sz w:val="16"/>
               </w:rPr>
               <w:t>echo export HF_TOKEN...</w:t>
             </w:r>
@@ -9289,7 +10026,7 @@
             <w:r>
               <w:rPr>
                 <w:rFonts w:ascii="Courier New" w:hAnsi="Courier New"/>
-                <w:sz w:val="17"/>
+                <w:sz w:val="16"/>
               </w:rPr>
               <w:t>~/.bashrc</w:t>
             </w:r>
@@ -9310,10 +10047,11 @@
         <w:pStyle w:val="Endure-Subhead"/>
         <w:keepNext/>
         <w:spacing w:before="160" w:after="60"/>
-      </w:pPr>
-      <w:r>
-        <w:rPr>
-          <w:sz w:val="18"/>
+        <w:outlineLvl w:val="2"/>
+      </w:pPr>
+      <w:r>
+        <w:rPr>
+          <w:sz w:val="22"/>
         </w:rPr>
         <w:t>12.3.2 Enfoque A: Contenedor SBSA upstream (uso general)</w:t>
       </w:r>
@@ -9321,8 +10059,12 @@
     <w:p>
       <w:pPr>
         <w:pStyle w:val="Endure-FirstParagraphBodyText"/>
-      </w:pPr>
-      <w:r>
+        <w:spacing w:before="100" w:after="100"/>
+      </w:pPr>
+      <w:r>
+        <w:rPr>
+          <w:sz w:val="20"/>
+        </w:rPr>
         <w:t>Este enfoque usa el contenedor oficial de vLLM Project y es ideal para uso general, pruebas, y modelos que no requieren la integración con OpenClaw:</w:t>
       </w:r>
     </w:p>
@@ -9339,7 +10081,7 @@
         <w:tc>
           <w:tcPr>
             <w:tcW w:type="dxa" w:w="8152"/>
-            <w:shd w:val="clear" w:color="auto" w:fill="F2F2F2"/>
+            <w:shd w:val="clear" w:color="auto" w:fill="EAEAEA"/>
             <w:tcBorders>
               <w:left w:val="thick" w:sz="24" w:color="1A5A6A"/>
             </w:tcBorders>
@@ -9469,7 +10211,7 @@
         <w:tc>
           <w:tcPr>
             <w:tcW w:type="dxa" w:w="8152"/>
-            <w:shd w:val="clear" w:color="auto" w:fill="F2F2F2"/>
+            <w:shd w:val="clear" w:color="auto" w:fill="EAEAEA"/>
             <w:tcBorders>
               <w:left w:val="thick" w:sz="24" w:color="1A5A6A"/>
             </w:tcBorders>
@@ -9588,6 +10330,7 @@
             <w:r>
               <w:rPr>
                 <w:rFonts w:ascii="Courier New" w:hAnsi="Courier New"/>
+                <w:i/>
                 <w:color w:val="555555"/>
                 <w:sz w:val="16"/>
               </w:rPr>
@@ -9604,6 +10347,7 @@
             <w:r>
               <w:rPr>
                 <w:rFonts w:ascii="Courier New" w:hAnsi="Courier New"/>
+                <w:i/>
                 <w:color w:val="555555"/>
                 <w:sz w:val="16"/>
               </w:rPr>
@@ -9620,6 +10364,7 @@
             <w:r>
               <w:rPr>
                 <w:rFonts w:ascii="Courier New" w:hAnsi="Courier New"/>
+                <w:i/>
                 <w:color w:val="555555"/>
                 <w:sz w:val="16"/>
               </w:rPr>
@@ -9636,6 +10381,7 @@
             <w:r>
               <w:rPr>
                 <w:rFonts w:ascii="Courier New" w:hAnsi="Courier New"/>
+                <w:i/>
                 <w:color w:val="555555"/>
                 <w:sz w:val="16"/>
               </w:rPr>
@@ -9652,6 +10398,7 @@
             <w:r>
               <w:rPr>
                 <w:rFonts w:ascii="Courier New" w:hAnsi="Courier New"/>
+                <w:i/>
                 <w:color w:val="555555"/>
                 <w:sz w:val="16"/>
               </w:rPr>
@@ -9668,6 +10415,7 @@
             <w:r>
               <w:rPr>
                 <w:rFonts w:ascii="Courier New" w:hAnsi="Courier New"/>
+                <w:i/>
                 <w:color w:val="555555"/>
                 <w:sz w:val="16"/>
               </w:rPr>
@@ -9684,6 +10432,7 @@
             <w:r>
               <w:rPr>
                 <w:rFonts w:ascii="Courier New" w:hAnsi="Courier New"/>
+                <w:i/>
                 <w:color w:val="555555"/>
                 <w:sz w:val="16"/>
               </w:rPr>
@@ -9700,6 +10449,7 @@
             <w:r>
               <w:rPr>
                 <w:rFonts w:ascii="Courier New" w:hAnsi="Courier New"/>
+                <w:i/>
                 <w:color w:val="555555"/>
                 <w:sz w:val="16"/>
               </w:rPr>
@@ -9716,6 +10466,7 @@
             <w:r>
               <w:rPr>
                 <w:rFonts w:ascii="Courier New" w:hAnsi="Courier New"/>
+                <w:i/>
                 <w:color w:val="555555"/>
                 <w:sz w:val="16"/>
               </w:rPr>
@@ -9732,6 +10483,7 @@
             <w:r>
               <w:rPr>
                 <w:rFonts w:ascii="Courier New" w:hAnsi="Courier New"/>
+                <w:i/>
                 <w:color w:val="555555"/>
                 <w:sz w:val="16"/>
               </w:rPr>
@@ -9748,6 +10500,7 @@
             <w:r>
               <w:rPr>
                 <w:rFonts w:ascii="Courier New" w:hAnsi="Courier New"/>
+                <w:i/>
                 <w:color w:val="555555"/>
                 <w:sz w:val="16"/>
               </w:rPr>
@@ -9764,6 +10517,7 @@
             <w:r>
               <w:rPr>
                 <w:rFonts w:ascii="Courier New" w:hAnsi="Courier New"/>
+                <w:i/>
                 <w:color w:val="555555"/>
                 <w:sz w:val="16"/>
               </w:rPr>
@@ -9824,7 +10578,7 @@
             <w:r>
               <w:rPr>
                 <w:rFonts w:ascii="Courier New" w:hAnsi="Courier New"/>
-                <w:sz w:val="17"/>
+                <w:sz w:val="16"/>
               </w:rPr>
               <w:t>--restart no</w:t>
             </w:r>
@@ -9834,7 +10588,7 @@
             <w:r>
               <w:rPr>
                 <w:rFonts w:ascii="Courier New" w:hAnsi="Courier New"/>
-                <w:sz w:val="17"/>
+                <w:sz w:val="16"/>
               </w:rPr>
               <w:t>--restart unless-stopped</w:t>
             </w:r>
@@ -9855,10 +10609,11 @@
         <w:pStyle w:val="Endure-Subhead"/>
         <w:keepNext/>
         <w:spacing w:before="160" w:after="60"/>
-      </w:pPr>
-      <w:r>
-        <w:rPr>
-          <w:sz w:val="18"/>
+        <w:outlineLvl w:val="2"/>
+      </w:pPr>
+      <w:r>
+        <w:rPr>
+          <w:sz w:val="22"/>
         </w:rPr>
         <w:t>12.3.3 Monitorear el arranque de vLLM</w:t>
       </w:r>
@@ -9866,17 +10621,25 @@
     <w:p>
       <w:pPr>
         <w:pStyle w:val="Endure-FirstParagraphBodyText"/>
-      </w:pPr>
-      <w:r>
+        <w:spacing w:before="100" w:after="100"/>
+      </w:pPr>
+      <w:r>
+        <w:rPr>
+          <w:sz w:val="20"/>
+        </w:rPr>
         <w:t xml:space="preserve">El arranque de vLLM tiene </w:t>
       </w:r>
       <w:r>
         <w:rPr>
           <w:b/>
+          <w:sz w:val="20"/>
         </w:rPr>
         <w:t>dos fases distintas</w:t>
       </w:r>
       <w:r>
+        <w:rPr>
+          <w:sz w:val="20"/>
+        </w:rPr>
         <w:t xml:space="preserve"> que pueden tomar varios minutos cada una:</w:t>
       </w:r>
     </w:p>
@@ -9893,7 +10656,7 @@
         <w:tc>
           <w:tcPr>
             <w:tcW w:type="dxa" w:w="8152"/>
-            <w:shd w:val="clear" w:color="auto" w:fill="F2F2F2"/>
+            <w:shd w:val="clear" w:color="auto" w:fill="EAEAEA"/>
             <w:tcBorders>
               <w:left w:val="thick" w:sz="24" w:color="1A5A6A"/>
             </w:tcBorders>
@@ -9931,14 +10694,19 @@
     <w:p>
       <w:pPr>
         <w:pStyle w:val="Endure-ChapterBodyText"/>
+        <w:spacing w:before="100" w:after="100"/>
       </w:pPr>
       <w:r>
         <w:rPr>
           <w:b/>
+          <w:sz w:val="20"/>
         </w:rPr>
         <w:t>Fase 1 — Descarga del modelo</w:t>
       </w:r>
       <w:r>
+        <w:rPr>
+          <w:sz w:val="20"/>
+        </w:rPr>
         <w:t xml:space="preserve"> (~5-30 minutos en la primera ejecución, ~15 GB para gemma-4-E4B-it):</w:t>
       </w:r>
     </w:p>
@@ -9955,7 +10723,7 @@
         <w:tc>
           <w:tcPr>
             <w:tcW w:type="dxa" w:w="8152"/>
-            <w:shd w:val="clear" w:color="auto" w:fill="F2F2F2"/>
+            <w:shd w:val="clear" w:color="auto" w:fill="EAEAEA"/>
             <w:tcBorders>
               <w:left w:val="thick" w:sz="24" w:color="1A5A6A"/>
             </w:tcBorders>
@@ -9976,6 +10744,7 @@
             <w:r>
               <w:rPr>
                 <w:rFonts w:ascii="Courier New" w:hAnsi="Courier New"/>
+                <w:i/>
                 <w:color w:val="555555"/>
                 <w:sz w:val="16"/>
               </w:rPr>
@@ -9992,6 +10761,7 @@
             <w:r>
               <w:rPr>
                 <w:rFonts w:ascii="Courier New" w:hAnsi="Courier New"/>
+                <w:i/>
                 <w:color w:val="555555"/>
                 <w:sz w:val="16"/>
               </w:rPr>
@@ -10009,14 +10779,19 @@
     <w:p>
       <w:pPr>
         <w:pStyle w:val="Endure-ChapterBodyText"/>
+        <w:spacing w:before="100" w:after="100"/>
       </w:pPr>
       <w:r>
         <w:rPr>
           <w:b/>
+          <w:sz w:val="20"/>
         </w:rPr>
         <w:t>Fase 2 — Compilación del grafo CUDA</w:t>
       </w:r>
       <w:r>
+        <w:rPr>
+          <w:sz w:val="20"/>
+        </w:rPr>
         <w:t xml:space="preserve"> (~3-5 minutos, se ejecuta una sola vez y queda en caché):</w:t>
       </w:r>
     </w:p>
@@ -10033,7 +10808,7 @@
         <w:tc>
           <w:tcPr>
             <w:tcW w:type="dxa" w:w="8152"/>
-            <w:shd w:val="clear" w:color="auto" w:fill="F2F2F2"/>
+            <w:shd w:val="clear" w:color="auto" w:fill="EAEAEA"/>
             <w:tcBorders>
               <w:left w:val="thick" w:sz="24" w:color="1A5A6A"/>
             </w:tcBorders>
@@ -10054,6 +10829,7 @@
             <w:r>
               <w:rPr>
                 <w:rFonts w:ascii="Courier New" w:hAnsi="Courier New"/>
+                <w:i/>
                 <w:color w:val="555555"/>
                 <w:sz w:val="16"/>
               </w:rPr>
@@ -10070,6 +10846,7 @@
             <w:r>
               <w:rPr>
                 <w:rFonts w:ascii="Courier New" w:hAnsi="Courier New"/>
+                <w:i/>
                 <w:color w:val="555555"/>
                 <w:sz w:val="16"/>
               </w:rPr>
@@ -10086,6 +10863,7 @@
             <w:r>
               <w:rPr>
                 <w:rFonts w:ascii="Courier New" w:hAnsi="Courier New"/>
+                <w:i/>
                 <w:color w:val="555555"/>
                 <w:sz w:val="16"/>
               </w:rPr>
@@ -10125,7 +10903,7 @@
         <w:tc>
           <w:tcPr>
             <w:tcW w:type="dxa" w:w="8152"/>
-            <w:shd w:val="clear" w:color="auto" w:fill="F2F2F2"/>
+            <w:shd w:val="clear" w:color="auto" w:fill="EAEAEA"/>
             <w:tcBorders>
               <w:left w:val="thick" w:sz="24" w:color="1A5A6A"/>
             </w:tcBorders>
@@ -10146,6 +10924,7 @@
             <w:r>
               <w:rPr>
                 <w:rFonts w:ascii="Courier New" w:hAnsi="Courier New"/>
+                <w:i/>
                 <w:color w:val="555555"/>
                 <w:sz w:val="16"/>
               </w:rPr>
@@ -10162,6 +10941,7 @@
             <w:r>
               <w:rPr>
                 <w:rFonts w:ascii="Courier New" w:hAnsi="Courier New"/>
+                <w:i/>
                 <w:color w:val="555555"/>
                 <w:sz w:val="16"/>
               </w:rPr>
@@ -10179,8 +10959,12 @@
     <w:p>
       <w:pPr>
         <w:pStyle w:val="Endure-ChapterBodyText"/>
-      </w:pPr>
-      <w:r>
+        <w:spacing w:before="100" w:after="100"/>
+      </w:pPr>
+      <w:r>
+        <w:rPr>
+          <w:sz w:val="20"/>
+        </w:rPr>
         <w:t>Esta advertencia aparece porque PyTorch dentro del contenedor fue compilado para CC 8.0/9.0/10.0 pero excluye explícitamente 8.7 (la arquitectura del Jetson Orin). vLLM recurre a la compilación PTX JIT, que funciona correctamente —la inferencia se ejecuta con normalidad. El primer arranque tarda un poco más mientras se compila PTX; los reinicios posteriores son más rápidos.</w:t>
       </w:r>
     </w:p>
@@ -10197,7 +10981,7 @@
         <w:tc>
           <w:tcPr>
             <w:tcW w:type="dxa" w:w="8152"/>
-            <w:shd w:val="clear" w:color="auto" w:fill="F2F2F2"/>
+            <w:shd w:val="clear" w:color="auto" w:fill="EAEAEA"/>
             <w:tcBorders>
               <w:left w:val="thick" w:sz="24" w:color="1A5A6A"/>
             </w:tcBorders>
@@ -10218,6 +11002,7 @@
             <w:r>
               <w:rPr>
                 <w:rFonts w:ascii="Courier New" w:hAnsi="Courier New"/>
+                <w:i/>
                 <w:color w:val="555555"/>
                 <w:sz w:val="16"/>
               </w:rPr>
@@ -10235,8 +11020,12 @@
     <w:p>
       <w:pPr>
         <w:pStyle w:val="Endure-ChapterBodyText"/>
-      </w:pPr>
-      <w:r>
+        <w:spacing w:before="100" w:after="100"/>
+      </w:pPr>
+      <w:r>
+        <w:rPr>
+          <w:sz w:val="20"/>
+        </w:rPr>
         <w:t>Metadatos internos del contenedor. Inofensivos.</w:t>
       </w:r>
     </w:p>
@@ -10245,10 +11034,11 @@
         <w:pStyle w:val="Endure-Subhead"/>
         <w:keepNext/>
         <w:spacing w:before="160" w:after="60"/>
-      </w:pPr>
-      <w:r>
-        <w:rPr>
-          <w:sz w:val="18"/>
+        <w:outlineLvl w:val="2"/>
+      </w:pPr>
+      <w:r>
+        <w:rPr>
+          <w:sz w:val="22"/>
         </w:rPr>
         <w:t>12.3.4 Verificar y probar vLLM</w:t>
       </w:r>
@@ -10266,7 +11056,7 @@
         <w:tc>
           <w:tcPr>
             <w:tcW w:type="dxa" w:w="8152"/>
-            <w:shd w:val="clear" w:color="auto" w:fill="F2F2F2"/>
+            <w:shd w:val="clear" w:color="auto" w:fill="EAEAEA"/>
             <w:tcBorders>
               <w:left w:val="thick" w:sz="24" w:color="1A5A6A"/>
             </w:tcBorders>
@@ -10321,8 +11111,12 @@
     <w:p>
       <w:pPr>
         <w:pStyle w:val="Endure-ChapterBodyText"/>
-      </w:pPr>
-      <w:r>
+        <w:spacing w:before="100" w:after="100"/>
+      </w:pPr>
+      <w:r>
+        <w:rPr>
+          <w:sz w:val="20"/>
+        </w:rPr>
         <w:t>Salida esperada:</w:t>
       </w:r>
     </w:p>
@@ -10339,7 +11133,7 @@
         <w:tc>
           <w:tcPr>
             <w:tcW w:type="dxa" w:w="8152"/>
-            <w:shd w:val="clear" w:color="auto" w:fill="F2F2F2"/>
+            <w:shd w:val="clear" w:color="auto" w:fill="EAEAEA"/>
             <w:tcBorders>
               <w:left w:val="thick" w:sz="24" w:color="1A5A6A"/>
             </w:tcBorders>
@@ -10360,6 +11154,7 @@
             <w:r>
               <w:rPr>
                 <w:rFonts w:ascii="Courier New" w:hAnsi="Courier New"/>
+                <w:i/>
                 <w:color w:val="555555"/>
                 <w:sz w:val="16"/>
               </w:rPr>
@@ -10387,7 +11182,7 @@
         <w:tc>
           <w:tcPr>
             <w:tcW w:type="dxa" w:w="8152"/>
-            <w:shd w:val="clear" w:color="auto" w:fill="F2F2F2"/>
+            <w:shd w:val="clear" w:color="auto" w:fill="EAEAEA"/>
             <w:tcBorders>
               <w:left w:val="thick" w:sz="24" w:color="1A5A6A"/>
             </w:tcBorders>
@@ -10489,6 +11284,7 @@
             <w:r>
               <w:rPr>
                 <w:rFonts w:ascii="Courier New" w:hAnsi="Courier New"/>
+                <w:i/>
                 <w:color w:val="555555"/>
                 <w:sz w:val="16"/>
               </w:rPr>
@@ -10505,6 +11301,7 @@
             <w:r>
               <w:rPr>
                 <w:rFonts w:ascii="Courier New" w:hAnsi="Courier New"/>
+                <w:i/>
                 <w:color w:val="555555"/>
                 <w:sz w:val="16"/>
               </w:rPr>
@@ -10521,6 +11318,7 @@
             <w:r>
               <w:rPr>
                 <w:rFonts w:ascii="Courier New" w:hAnsi="Courier New"/>
+                <w:i/>
                 <w:color w:val="555555"/>
                 <w:sz w:val="16"/>
               </w:rPr>
@@ -10537,6 +11335,7 @@
             <w:r>
               <w:rPr>
                 <w:rFonts w:ascii="Courier New" w:hAnsi="Courier New"/>
+                <w:i/>
                 <w:color w:val="555555"/>
                 <w:sz w:val="16"/>
               </w:rPr>
@@ -10553,6 +11352,7 @@
             <w:r>
               <w:rPr>
                 <w:rFonts w:ascii="Courier New" w:hAnsi="Courier New"/>
+                <w:i/>
                 <w:color w:val="555555"/>
                 <w:sz w:val="16"/>
               </w:rPr>
@@ -10569,6 +11369,7 @@
             <w:r>
               <w:rPr>
                 <w:rFonts w:ascii="Courier New" w:hAnsi="Courier New"/>
+                <w:i/>
                 <w:color w:val="555555"/>
                 <w:sz w:val="16"/>
               </w:rPr>
@@ -10585,6 +11386,7 @@
             <w:r>
               <w:rPr>
                 <w:rFonts w:ascii="Courier New" w:hAnsi="Courier New"/>
+                <w:i/>
                 <w:color w:val="555555"/>
                 <w:sz w:val="16"/>
               </w:rPr>
@@ -10601,6 +11403,7 @@
             <w:r>
               <w:rPr>
                 <w:rFonts w:ascii="Courier New" w:hAnsi="Courier New"/>
+                <w:i/>
                 <w:color w:val="555555"/>
                 <w:sz w:val="16"/>
               </w:rPr>
@@ -10617,6 +11420,7 @@
             <w:r>
               <w:rPr>
                 <w:rFonts w:ascii="Courier New" w:hAnsi="Courier New"/>
+                <w:i/>
                 <w:color w:val="555555"/>
                 <w:sz w:val="16"/>
               </w:rPr>
@@ -10633,6 +11437,7 @@
             <w:r>
               <w:rPr>
                 <w:rFonts w:ascii="Courier New" w:hAnsi="Courier New"/>
+                <w:i/>
                 <w:color w:val="555555"/>
                 <w:sz w:val="16"/>
               </w:rPr>
@@ -10649,6 +11454,7 @@
             <w:r>
               <w:rPr>
                 <w:rFonts w:ascii="Courier New" w:hAnsi="Courier New"/>
+                <w:i/>
                 <w:color w:val="555555"/>
                 <w:sz w:val="16"/>
               </w:rPr>
@@ -10665,6 +11471,7 @@
             <w:r>
               <w:rPr>
                 <w:rFonts w:ascii="Courier New" w:hAnsi="Courier New"/>
+                <w:i/>
                 <w:color w:val="555555"/>
                 <w:sz w:val="16"/>
               </w:rPr>
@@ -10681,6 +11488,7 @@
             <w:r>
               <w:rPr>
                 <w:rFonts w:ascii="Courier New" w:hAnsi="Courier New"/>
+                <w:i/>
                 <w:color w:val="555555"/>
                 <w:sz w:val="16"/>
               </w:rPr>
@@ -10745,6 +11553,7 @@
             <w:r>
               <w:rPr>
                 <w:rFonts w:ascii="Courier New" w:hAnsi="Courier New"/>
+                <w:i/>
                 <w:color w:val="555555"/>
                 <w:sz w:val="16"/>
               </w:rPr>
@@ -10761,6 +11570,7 @@
             <w:r>
               <w:rPr>
                 <w:rFonts w:ascii="Courier New" w:hAnsi="Courier New"/>
+                <w:i/>
                 <w:color w:val="555555"/>
                 <w:sz w:val="16"/>
               </w:rPr>
@@ -10777,6 +11587,7 @@
             <w:r>
               <w:rPr>
                 <w:rFonts w:ascii="Courier New" w:hAnsi="Courier New"/>
+                <w:i/>
                 <w:color w:val="555555"/>
                 <w:sz w:val="16"/>
               </w:rPr>
@@ -10793,6 +11604,7 @@
             <w:r>
               <w:rPr>
                 <w:rFonts w:ascii="Courier New" w:hAnsi="Courier New"/>
+                <w:i/>
                 <w:color w:val="555555"/>
                 <w:sz w:val="16"/>
               </w:rPr>
@@ -10809,6 +11621,7 @@
             <w:r>
               <w:rPr>
                 <w:rFonts w:ascii="Courier New" w:hAnsi="Courier New"/>
+                <w:i/>
                 <w:color w:val="555555"/>
                 <w:sz w:val="16"/>
               </w:rPr>
@@ -10825,6 +11638,7 @@
             <w:r>
               <w:rPr>
                 <w:rFonts w:ascii="Courier New" w:hAnsi="Courier New"/>
+                <w:i/>
                 <w:color w:val="555555"/>
                 <w:sz w:val="16"/>
               </w:rPr>
@@ -10841,6 +11655,7 @@
             <w:r>
               <w:rPr>
                 <w:rFonts w:ascii="Courier New" w:hAnsi="Courier New"/>
+                <w:i/>
                 <w:color w:val="555555"/>
                 <w:sz w:val="16"/>
               </w:rPr>
@@ -10857,6 +11672,7 @@
             <w:r>
               <w:rPr>
                 <w:rFonts w:ascii="Courier New" w:hAnsi="Courier New"/>
+                <w:i/>
                 <w:color w:val="555555"/>
                 <w:sz w:val="16"/>
               </w:rPr>
@@ -10873,6 +11689,7 @@
             <w:r>
               <w:rPr>
                 <w:rFonts w:ascii="Courier New" w:hAnsi="Courier New"/>
+                <w:i/>
                 <w:color w:val="555555"/>
                 <w:sz w:val="16"/>
               </w:rPr>
@@ -10889,6 +11706,7 @@
             <w:r>
               <w:rPr>
                 <w:rFonts w:ascii="Courier New" w:hAnsi="Courier New"/>
+                <w:i/>
                 <w:color w:val="555555"/>
                 <w:sz w:val="16"/>
               </w:rPr>
@@ -10905,6 +11723,7 @@
             <w:r>
               <w:rPr>
                 <w:rFonts w:ascii="Courier New" w:hAnsi="Courier New"/>
+                <w:i/>
                 <w:color w:val="555555"/>
                 <w:sz w:val="16"/>
               </w:rPr>
@@ -10922,17 +11741,25 @@
     <w:p>
       <w:pPr>
         <w:pStyle w:val="Endure-ChapterBodyText"/>
-      </w:pPr>
-      <w:r>
+        <w:spacing w:before="100" w:after="100"/>
+      </w:pPr>
+      <w:r>
+        <w:rPr>
+          <w:sz w:val="20"/>
+        </w:rPr>
         <w:t xml:space="preserve">Desde </w:t>
       </w:r>
       <w:r>
         <w:rPr>
           <w:b/>
+          <w:sz w:val="20"/>
         </w:rPr>
         <w:t>Windows PowerShell</w:t>
       </w:r>
       <w:r>
+        <w:rPr>
+          <w:sz w:val="20"/>
+        </w:rPr>
         <w:t>:</w:t>
       </w:r>
     </w:p>
@@ -10949,7 +11776,7 @@
         <w:tc>
           <w:tcPr>
             <w:tcW w:type="dxa" w:w="8152"/>
-            <w:shd w:val="clear" w:color="auto" w:fill="F2F2F2"/>
+            <w:shd w:val="clear" w:color="auto" w:fill="EAEAEA"/>
             <w:tcBorders>
               <w:left w:val="thick" w:sz="24" w:color="1A5A6A"/>
             </w:tcBorders>
@@ -11148,10 +11975,11 @@
         <w:pStyle w:val="Endure-Subhead"/>
         <w:keepNext/>
         <w:spacing w:before="160" w:after="60"/>
-      </w:pPr>
-      <w:r>
-        <w:rPr>
-          <w:sz w:val="18"/>
+        <w:outlineLvl w:val="2"/>
+      </w:pPr>
+      <w:r>
+        <w:rPr>
+          <w:sz w:val="22"/>
         </w:rPr>
         <w:t>12.3.5 vLLM con modelos de tool calling (requerido para OpenClaw)</w:t>
       </w:r>
@@ -11159,17 +11987,25 @@
     <w:p>
       <w:pPr>
         <w:pStyle w:val="Endure-FirstParagraphBodyText"/>
-      </w:pPr>
-      <w:r>
+        <w:spacing w:before="100" w:after="100"/>
+      </w:pPr>
+      <w:r>
+        <w:rPr>
+          <w:sz w:val="20"/>
+        </w:rPr>
         <w:t xml:space="preserve">OpenClaw requiere soporte nativo de </w:t>
       </w:r>
       <w:r>
         <w:rPr>
           <w:i/>
+          <w:sz w:val="20"/>
         </w:rPr>
         <w:t>tool calling</w:t>
       </w:r>
       <w:r>
+        <w:rPr>
+          <w:sz w:val="20"/>
+        </w:rPr>
         <w:t>. Qwen3 tiene mejor rendimiento que Gemma 4 E4B para flujos de trabajo agénticos:</w:t>
       </w:r>
     </w:p>
@@ -11186,7 +12022,7 @@
         <w:tc>
           <w:tcPr>
             <w:tcW w:type="dxa" w:w="8152"/>
-            <w:shd w:val="clear" w:color="auto" w:fill="F2F2F2"/>
+            <w:shd w:val="clear" w:color="auto" w:fill="EAEAEA"/>
             <w:tcBorders>
               <w:left w:val="thick" w:sz="24" w:color="1A5A6A"/>
             </w:tcBorders>
@@ -11288,6 +12124,7 @@
             <w:r>
               <w:rPr>
                 <w:rFonts w:ascii="Courier New" w:hAnsi="Courier New"/>
+                <w:i/>
                 <w:color w:val="555555"/>
                 <w:sz w:val="16"/>
               </w:rPr>
@@ -11304,6 +12141,7 @@
             <w:r>
               <w:rPr>
                 <w:rFonts w:ascii="Courier New" w:hAnsi="Courier New"/>
+                <w:i/>
                 <w:color w:val="555555"/>
                 <w:sz w:val="16"/>
               </w:rPr>
@@ -11368,6 +12206,7 @@
             <w:r>
               <w:rPr>
                 <w:rFonts w:ascii="Courier New" w:hAnsi="Courier New"/>
+                <w:i/>
                 <w:color w:val="555555"/>
                 <w:sz w:val="16"/>
               </w:rPr>
@@ -11384,6 +12223,7 @@
             <w:r>
               <w:rPr>
                 <w:rFonts w:ascii="Courier New" w:hAnsi="Courier New"/>
+                <w:i/>
                 <w:color w:val="555555"/>
                 <w:sz w:val="16"/>
               </w:rPr>
@@ -11400,6 +12240,7 @@
             <w:r>
               <w:rPr>
                 <w:rFonts w:ascii="Courier New" w:hAnsi="Courier New"/>
+                <w:i/>
                 <w:color w:val="555555"/>
                 <w:sz w:val="16"/>
               </w:rPr>
@@ -11416,6 +12257,7 @@
             <w:r>
               <w:rPr>
                 <w:rFonts w:ascii="Courier New" w:hAnsi="Courier New"/>
+                <w:i/>
                 <w:color w:val="555555"/>
                 <w:sz w:val="16"/>
               </w:rPr>
@@ -11432,6 +12274,7 @@
             <w:r>
               <w:rPr>
                 <w:rFonts w:ascii="Courier New" w:hAnsi="Courier New"/>
+                <w:i/>
                 <w:color w:val="555555"/>
                 <w:sz w:val="16"/>
               </w:rPr>
@@ -11448,6 +12291,7 @@
             <w:r>
               <w:rPr>
                 <w:rFonts w:ascii="Courier New" w:hAnsi="Courier New"/>
+                <w:i/>
                 <w:color w:val="555555"/>
                 <w:sz w:val="16"/>
               </w:rPr>
@@ -11464,6 +12308,7 @@
             <w:r>
               <w:rPr>
                 <w:rFonts w:ascii="Courier New" w:hAnsi="Courier New"/>
+                <w:i/>
                 <w:color w:val="555555"/>
                 <w:sz w:val="16"/>
               </w:rPr>
@@ -11480,6 +12325,7 @@
             <w:r>
               <w:rPr>
                 <w:rFonts w:ascii="Courier New" w:hAnsi="Courier New"/>
+                <w:i/>
                 <w:color w:val="555555"/>
                 <w:sz w:val="16"/>
               </w:rPr>
@@ -11496,6 +12342,7 @@
             <w:r>
               <w:rPr>
                 <w:rFonts w:ascii="Courier New" w:hAnsi="Courier New"/>
+                <w:i/>
                 <w:color w:val="555555"/>
                 <w:sz w:val="16"/>
               </w:rPr>
@@ -11512,6 +12359,7 @@
             <w:r>
               <w:rPr>
                 <w:rFonts w:ascii="Courier New" w:hAnsi="Courier New"/>
+                <w:i/>
                 <w:color w:val="555555"/>
                 <w:sz w:val="16"/>
               </w:rPr>
@@ -11528,6 +12376,7 @@
             <w:r>
               <w:rPr>
                 <w:rFonts w:ascii="Courier New" w:hAnsi="Courier New"/>
+                <w:i/>
                 <w:color w:val="555555"/>
                 <w:sz w:val="16"/>
               </w:rPr>
@@ -11544,6 +12393,7 @@
             <w:r>
               <w:rPr>
                 <w:rFonts w:ascii="Courier New" w:hAnsi="Courier New"/>
+                <w:i/>
                 <w:color w:val="555555"/>
                 <w:sz w:val="16"/>
               </w:rPr>
@@ -11560,6 +12410,7 @@
             <w:r>
               <w:rPr>
                 <w:rFonts w:ascii="Courier New" w:hAnsi="Courier New"/>
+                <w:i/>
                 <w:color w:val="555555"/>
                 <w:sz w:val="16"/>
               </w:rPr>
@@ -11576,6 +12427,7 @@
             <w:r>
               <w:rPr>
                 <w:rFonts w:ascii="Courier New" w:hAnsi="Courier New"/>
+                <w:i/>
                 <w:color w:val="555555"/>
                 <w:sz w:val="16"/>
               </w:rPr>
@@ -11593,8 +12445,12 @@
     <w:p>
       <w:pPr>
         <w:pStyle w:val="Endure-ChapterBodyText"/>
-      </w:pPr>
-      <w:r>
+        <w:spacing w:before="100" w:after="100"/>
+      </w:pPr>
+      <w:r>
+        <w:rPr>
+          <w:sz w:val="20"/>
+        </w:rPr>
         <w:t>Probar tool calling:</w:t>
       </w:r>
     </w:p>
@@ -11611,7 +12467,7 @@
         <w:tc>
           <w:tcPr>
             <w:tcW w:type="dxa" w:w="8152"/>
-            <w:shd w:val="clear" w:color="auto" w:fill="F2F2F2"/>
+            <w:shd w:val="clear" w:color="auto" w:fill="EAEAEA"/>
             <w:tcBorders>
               <w:left w:val="thick" w:sz="24" w:color="1A5A6A"/>
             </w:tcBorders>
@@ -11648,6 +12504,7 @@
             <w:r>
               <w:rPr>
                 <w:rFonts w:ascii="Courier New" w:hAnsi="Courier New"/>
+                <w:i/>
                 <w:color w:val="555555"/>
                 <w:sz w:val="16"/>
               </w:rPr>
@@ -11664,6 +12521,7 @@
             <w:r>
               <w:rPr>
                 <w:rFonts w:ascii="Courier New" w:hAnsi="Courier New"/>
+                <w:i/>
                 <w:color w:val="555555"/>
                 <w:sz w:val="16"/>
               </w:rPr>
@@ -11680,6 +12538,7 @@
             <w:r>
               <w:rPr>
                 <w:rFonts w:ascii="Courier New" w:hAnsi="Courier New"/>
+                <w:i/>
                 <w:color w:val="555555"/>
                 <w:sz w:val="16"/>
               </w:rPr>
@@ -11696,6 +12555,7 @@
             <w:r>
               <w:rPr>
                 <w:rFonts w:ascii="Courier New" w:hAnsi="Courier New"/>
+                <w:i/>
                 <w:color w:val="555555"/>
                 <w:sz w:val="16"/>
               </w:rPr>
@@ -11712,6 +12572,7 @@
             <w:r>
               <w:rPr>
                 <w:rFonts w:ascii="Courier New" w:hAnsi="Courier New"/>
+                <w:i/>
                 <w:color w:val="555555"/>
                 <w:sz w:val="16"/>
               </w:rPr>
@@ -11728,6 +12589,7 @@
             <w:r>
               <w:rPr>
                 <w:rFonts w:ascii="Courier New" w:hAnsi="Courier New"/>
+                <w:i/>
                 <w:color w:val="555555"/>
                 <w:sz w:val="16"/>
               </w:rPr>
@@ -11744,6 +12606,7 @@
             <w:r>
               <w:rPr>
                 <w:rFonts w:ascii="Courier New" w:hAnsi="Courier New"/>
+                <w:i/>
                 <w:color w:val="555555"/>
                 <w:sz w:val="16"/>
               </w:rPr>
@@ -11760,6 +12623,7 @@
             <w:r>
               <w:rPr>
                 <w:rFonts w:ascii="Courier New" w:hAnsi="Courier New"/>
+                <w:i/>
                 <w:color w:val="555555"/>
                 <w:sz w:val="16"/>
               </w:rPr>
@@ -11776,6 +12640,7 @@
             <w:r>
               <w:rPr>
                 <w:rFonts w:ascii="Courier New" w:hAnsi="Courier New"/>
+                <w:i/>
                 <w:color w:val="555555"/>
                 <w:sz w:val="16"/>
               </w:rPr>
@@ -11792,6 +12657,7 @@
             <w:r>
               <w:rPr>
                 <w:rFonts w:ascii="Courier New" w:hAnsi="Courier New"/>
+                <w:i/>
                 <w:color w:val="555555"/>
                 <w:sz w:val="16"/>
               </w:rPr>
@@ -11808,6 +12674,7 @@
             <w:r>
               <w:rPr>
                 <w:rFonts w:ascii="Courier New" w:hAnsi="Courier New"/>
+                <w:i/>
                 <w:color w:val="555555"/>
                 <w:sz w:val="16"/>
               </w:rPr>
@@ -11824,6 +12691,7 @@
             <w:r>
               <w:rPr>
                 <w:rFonts w:ascii="Courier New" w:hAnsi="Courier New"/>
+                <w:i/>
                 <w:color w:val="555555"/>
                 <w:sz w:val="16"/>
               </w:rPr>
@@ -11840,6 +12708,7 @@
             <w:r>
               <w:rPr>
                 <w:rFonts w:ascii="Courier New" w:hAnsi="Courier New"/>
+                <w:i/>
                 <w:color w:val="555555"/>
                 <w:sz w:val="16"/>
               </w:rPr>
@@ -11856,6 +12725,7 @@
             <w:r>
               <w:rPr>
                 <w:rFonts w:ascii="Courier New" w:hAnsi="Courier New"/>
+                <w:i/>
                 <w:color w:val="555555"/>
                 <w:sz w:val="16"/>
               </w:rPr>
@@ -11872,6 +12742,7 @@
             <w:r>
               <w:rPr>
                 <w:rFonts w:ascii="Courier New" w:hAnsi="Courier New"/>
+                <w:i/>
                 <w:color w:val="555555"/>
                 <w:sz w:val="16"/>
               </w:rPr>
@@ -11888,6 +12759,7 @@
             <w:r>
               <w:rPr>
                 <w:rFonts w:ascii="Courier New" w:hAnsi="Courier New"/>
+                <w:i/>
                 <w:color w:val="555555"/>
                 <w:sz w:val="16"/>
               </w:rPr>
@@ -11904,6 +12776,7 @@
             <w:r>
               <w:rPr>
                 <w:rFonts w:ascii="Courier New" w:hAnsi="Courier New"/>
+                <w:i/>
                 <w:color w:val="555555"/>
                 <w:sz w:val="16"/>
               </w:rPr>
@@ -11920,6 +12793,7 @@
             <w:r>
               <w:rPr>
                 <w:rFonts w:ascii="Courier New" w:hAnsi="Courier New"/>
+                <w:i/>
                 <w:color w:val="555555"/>
                 <w:sz w:val="16"/>
               </w:rPr>
@@ -11936,6 +12810,7 @@
             <w:r>
               <w:rPr>
                 <w:rFonts w:ascii="Courier New" w:hAnsi="Courier New"/>
+                <w:i/>
                 <w:color w:val="555555"/>
                 <w:sz w:val="16"/>
               </w:rPr>
@@ -11952,6 +12827,7 @@
             <w:r>
               <w:rPr>
                 <w:rFonts w:ascii="Courier New" w:hAnsi="Courier New"/>
+                <w:i/>
                 <w:color w:val="555555"/>
                 <w:sz w:val="16"/>
               </w:rPr>
@@ -11968,6 +12844,7 @@
             <w:r>
               <w:rPr>
                 <w:rFonts w:ascii="Courier New" w:hAnsi="Courier New"/>
+                <w:i/>
                 <w:color w:val="555555"/>
                 <w:sz w:val="16"/>
               </w:rPr>
@@ -11985,14 +12862,18 @@
     <w:p>
       <w:pPr>
         <w:pStyle w:val="Endure-ChapterBodyText"/>
-      </w:pPr>
-      <w:r>
+        <w:spacing w:before="100" w:after="100"/>
+      </w:pPr>
+      <w:r>
+        <w:rPr>
+          <w:sz w:val="20"/>
+        </w:rPr>
         <w:t xml:space="preserve">En la respuesta busque: </w:t>
       </w:r>
       <w:r>
         <w:rPr>
           <w:rFonts w:ascii="Courier New" w:hAnsi="Courier New"/>
-          <w:sz w:val="17"/>
+          <w:sz w:val="16"/>
         </w:rPr>
         <w:t>"tool_calls": [{"function": {"name": "calculadora", ...}}]</w:t>
       </w:r>
@@ -12010,7 +12891,7 @@
         <w:tc>
           <w:tcPr>
             <w:tcW w:type="dxa" w:w="8152"/>
-            <w:shd w:val="clear" w:color="auto" w:fill="F2F2F2"/>
+            <w:shd w:val="clear" w:color="auto" w:fill="EAEAEA"/>
             <w:tcBorders>
               <w:left w:val="thick" w:sz="24" w:color="1A5A6A"/>
             </w:tcBorders>
@@ -12067,10 +12948,11 @@
         <w:pStyle w:val="Endure-Subhead"/>
         <w:keepNext/>
         <w:spacing w:before="160" w:after="60"/>
-      </w:pPr>
-      <w:r>
-        <w:rPr>
-          <w:sz w:val="18"/>
+        <w:outlineLvl w:val="2"/>
+      </w:pPr>
+      <w:r>
+        <w:rPr>
+          <w:sz w:val="22"/>
         </w:rPr>
         <w:t>12.3.6 vLLM como servicio systemd</w:t>
       </w:r>
@@ -12078,35 +12960,50 @@
     <w:p>
       <w:pPr>
         <w:pStyle w:val="Endure-FirstParagraphBodyText"/>
-      </w:pPr>
-      <w:r>
+        <w:spacing w:before="100" w:after="100"/>
+      </w:pPr>
+      <w:r>
+        <w:rPr>
+          <w:sz w:val="20"/>
+        </w:rPr>
         <w:t xml:space="preserve">Un </w:t>
       </w:r>
       <w:r>
         <w:rPr>
           <w:b/>
+          <w:sz w:val="20"/>
         </w:rPr>
         <w:t>servicio systemd</w:t>
       </w:r>
       <w:r>
+        <w:rPr>
+          <w:sz w:val="20"/>
+        </w:rPr>
         <w:t xml:space="preserve"> es un proceso gestionado por el sistema operativo que puede configurarse para iniciarse automáticamente al arrancar el Jetson, sin intervención del usuario. </w:t>
       </w:r>
       <w:r>
         <w:rPr>
           <w:rFonts w:ascii="Courier New" w:hAnsi="Courier New"/>
-          <w:sz w:val="17"/>
+          <w:sz w:val="16"/>
         </w:rPr>
         <w:t>systemd</w:t>
       </w:r>
       <w:r>
+        <w:rPr>
+          <w:sz w:val="20"/>
+        </w:rPr>
         <w:t xml:space="preserve"> es el gestor de servicios de Ubuntu 24.04 — el mismo sistema que controla Docker, SSH y el servidor de NoMachine.</w:t>
       </w:r>
     </w:p>
     <w:p>
       <w:pPr>
         <w:pStyle w:val="Endure-ChapterBodyText"/>
-      </w:pPr>
-      <w:r>
+        <w:spacing w:before="100" w:after="100"/>
+      </w:pPr>
+      <w:r>
+        <w:rPr>
+          <w:sz w:val="20"/>
+        </w:rPr>
         <w:t>Convertir vLLM en un servicio systemd significa que cada vez que el Jetson se encienda (o reinicie), vLLM arrancará solo y estará listo antes de que inicie sesión.</w:t>
       </w:r>
     </w:p>
@@ -12156,7 +13053,7 @@
             <w:r>
               <w:rPr>
                 <w:rFonts w:ascii="Courier New" w:hAnsi="Courier New"/>
-                <w:sz w:val="17"/>
+                <w:sz w:val="16"/>
               </w:rPr>
               <w:t>vllm-container.service</w:t>
             </w:r>
@@ -12166,7 +13063,7 @@
             <w:r>
               <w:rPr>
                 <w:rFonts w:ascii="Courier New" w:hAnsi="Courier New"/>
-                <w:sz w:val="17"/>
+                <w:sz w:val="16"/>
               </w:rPr>
               <w:t>systemctl enable</w:t>
             </w:r>
@@ -12176,7 +13073,7 @@
             <w:r>
               <w:rPr>
                 <w:rFonts w:ascii="Courier New" w:hAnsi="Courier New"/>
-                <w:sz w:val="17"/>
+                <w:sz w:val="16"/>
               </w:rPr>
               <w:t>vllm-start</w:t>
             </w:r>
@@ -12186,7 +13083,7 @@
             <w:r>
               <w:rPr>
                 <w:rFonts w:ascii="Courier New" w:hAnsi="Courier New"/>
-                <w:sz w:val="17"/>
+                <w:sz w:val="16"/>
               </w:rPr>
               <w:t>systemctl enable</w:t>
             </w:r>
@@ -12215,7 +13112,7 @@
         <w:tc>
           <w:tcPr>
             <w:tcW w:type="dxa" w:w="8152"/>
-            <w:shd w:val="clear" w:color="auto" w:fill="F2F2F2"/>
+            <w:shd w:val="clear" w:color="auto" w:fill="EAEAEA"/>
             <w:tcBorders>
               <w:left w:val="thick" w:sz="24" w:color="1A5A6A"/>
             </w:tcBorders>
@@ -12269,7 +13166,7 @@
             <w:r>
               <w:rPr>
                 <w:rFonts w:ascii="Courier New" w:hAnsi="Courier New"/>
-                <w:color w:val="555555"/>
+                <w:color w:val="1A1A1A"/>
                 <w:sz w:val="16"/>
               </w:rPr>
               <w:t>HF_TOKEN=$(cat ~/.cache/huggingface/token)</w:t>
@@ -12285,6 +13182,7 @@
             <w:r>
               <w:rPr>
                 <w:rFonts w:ascii="Courier New" w:hAnsi="Courier New"/>
+                <w:i/>
                 <w:color w:val="555555"/>
                 <w:sz w:val="16"/>
               </w:rPr>
@@ -12365,6 +13263,7 @@
             <w:r>
               <w:rPr>
                 <w:rFonts w:ascii="Courier New" w:hAnsi="Courier New"/>
+                <w:i/>
                 <w:color w:val="555555"/>
                 <w:sz w:val="16"/>
               </w:rPr>
@@ -12381,6 +13280,7 @@
             <w:r>
               <w:rPr>
                 <w:rFonts w:ascii="Courier New" w:hAnsi="Courier New"/>
+                <w:i/>
                 <w:color w:val="555555"/>
                 <w:sz w:val="16"/>
               </w:rPr>
@@ -12397,6 +13297,7 @@
             <w:r>
               <w:rPr>
                 <w:rFonts w:ascii="Courier New" w:hAnsi="Courier New"/>
+                <w:i/>
                 <w:color w:val="555555"/>
                 <w:sz w:val="16"/>
               </w:rPr>
@@ -12413,6 +13314,7 @@
             <w:r>
               <w:rPr>
                 <w:rFonts w:ascii="Courier New" w:hAnsi="Courier New"/>
+                <w:i/>
                 <w:color w:val="555555"/>
                 <w:sz w:val="16"/>
               </w:rPr>
@@ -12444,6 +13346,7 @@
             <w:r>
               <w:rPr>
                 <w:rFonts w:ascii="Courier New" w:hAnsi="Courier New"/>
+                <w:i/>
                 <w:color w:val="555555"/>
                 <w:sz w:val="16"/>
               </w:rPr>
@@ -12460,6 +13363,7 @@
             <w:r>
               <w:rPr>
                 <w:rFonts w:ascii="Courier New" w:hAnsi="Courier New"/>
+                <w:i/>
                 <w:color w:val="555555"/>
                 <w:sz w:val="16"/>
               </w:rPr>
@@ -12476,6 +13380,7 @@
             <w:r>
               <w:rPr>
                 <w:rFonts w:ascii="Courier New" w:hAnsi="Courier New"/>
+                <w:i/>
                 <w:color w:val="555555"/>
                 <w:sz w:val="16"/>
               </w:rPr>
@@ -12492,6 +13397,7 @@
             <w:r>
               <w:rPr>
                 <w:rFonts w:ascii="Courier New" w:hAnsi="Courier New"/>
+                <w:i/>
                 <w:color w:val="555555"/>
                 <w:sz w:val="16"/>
               </w:rPr>
@@ -12508,6 +13414,7 @@
             <w:r>
               <w:rPr>
                 <w:rFonts w:ascii="Courier New" w:hAnsi="Courier New"/>
+                <w:i/>
                 <w:color w:val="555555"/>
                 <w:sz w:val="16"/>
               </w:rPr>
@@ -12524,6 +13431,7 @@
             <w:r>
               <w:rPr>
                 <w:rFonts w:ascii="Courier New" w:hAnsi="Courier New"/>
+                <w:i/>
                 <w:color w:val="555555"/>
                 <w:sz w:val="16"/>
               </w:rPr>
@@ -12540,6 +13448,7 @@
             <w:r>
               <w:rPr>
                 <w:rFonts w:ascii="Courier New" w:hAnsi="Courier New"/>
+                <w:i/>
                 <w:color w:val="555555"/>
                 <w:sz w:val="16"/>
               </w:rPr>
@@ -12556,6 +13465,7 @@
             <w:r>
               <w:rPr>
                 <w:rFonts w:ascii="Courier New" w:hAnsi="Courier New"/>
+                <w:i/>
                 <w:color w:val="555555"/>
                 <w:sz w:val="16"/>
               </w:rPr>
@@ -12572,6 +13482,7 @@
             <w:r>
               <w:rPr>
                 <w:rFonts w:ascii="Courier New" w:hAnsi="Courier New"/>
+                <w:i/>
                 <w:color w:val="555555"/>
                 <w:sz w:val="16"/>
               </w:rPr>
@@ -12588,6 +13499,7 @@
             <w:r>
               <w:rPr>
                 <w:rFonts w:ascii="Courier New" w:hAnsi="Courier New"/>
+                <w:i/>
                 <w:color w:val="555555"/>
                 <w:sz w:val="16"/>
               </w:rPr>
@@ -12604,6 +13516,7 @@
             <w:r>
               <w:rPr>
                 <w:rFonts w:ascii="Courier New" w:hAnsi="Courier New"/>
+                <w:i/>
                 <w:color w:val="555555"/>
                 <w:sz w:val="16"/>
               </w:rPr>
@@ -12620,6 +13533,7 @@
             <w:r>
               <w:rPr>
                 <w:rFonts w:ascii="Courier New" w:hAnsi="Courier New"/>
+                <w:i/>
                 <w:color w:val="555555"/>
                 <w:sz w:val="16"/>
               </w:rPr>
@@ -12636,6 +13550,7 @@
             <w:r>
               <w:rPr>
                 <w:rFonts w:ascii="Courier New" w:hAnsi="Courier New"/>
+                <w:i/>
                 <w:color w:val="555555"/>
                 <w:sz w:val="16"/>
               </w:rPr>
@@ -12652,6 +13567,7 @@
             <w:r>
               <w:rPr>
                 <w:rFonts w:ascii="Courier New" w:hAnsi="Courier New"/>
+                <w:i/>
                 <w:color w:val="555555"/>
                 <w:sz w:val="16"/>
               </w:rPr>
@@ -12668,6 +13584,7 @@
             <w:r>
               <w:rPr>
                 <w:rFonts w:ascii="Courier New" w:hAnsi="Courier New"/>
+                <w:i/>
                 <w:color w:val="555555"/>
                 <w:sz w:val="16"/>
               </w:rPr>
@@ -12684,6 +13601,7 @@
             <w:r>
               <w:rPr>
                 <w:rFonts w:ascii="Courier New" w:hAnsi="Courier New"/>
+                <w:i/>
                 <w:color w:val="555555"/>
                 <w:sz w:val="16"/>
               </w:rPr>
@@ -12700,6 +13618,7 @@
             <w:r>
               <w:rPr>
                 <w:rFonts w:ascii="Courier New" w:hAnsi="Courier New"/>
+                <w:i/>
                 <w:color w:val="555555"/>
                 <w:sz w:val="16"/>
               </w:rPr>
@@ -12716,6 +13635,7 @@
             <w:r>
               <w:rPr>
                 <w:rFonts w:ascii="Courier New" w:hAnsi="Courier New"/>
+                <w:i/>
                 <w:color w:val="555555"/>
                 <w:sz w:val="16"/>
               </w:rPr>
@@ -12732,6 +13652,7 @@
             <w:r>
               <w:rPr>
                 <w:rFonts w:ascii="Courier New" w:hAnsi="Courier New"/>
+                <w:i/>
                 <w:color w:val="555555"/>
                 <w:sz w:val="16"/>
               </w:rPr>
@@ -12748,6 +13669,7 @@
             <w:r>
               <w:rPr>
                 <w:rFonts w:ascii="Courier New" w:hAnsi="Courier New"/>
+                <w:i/>
                 <w:color w:val="555555"/>
                 <w:sz w:val="16"/>
               </w:rPr>
@@ -12764,6 +13686,7 @@
             <w:r>
               <w:rPr>
                 <w:rFonts w:ascii="Courier New" w:hAnsi="Courier New"/>
+                <w:i/>
                 <w:color w:val="555555"/>
                 <w:sz w:val="16"/>
               </w:rPr>
@@ -12780,6 +13703,7 @@
             <w:r>
               <w:rPr>
                 <w:rFonts w:ascii="Courier New" w:hAnsi="Courier New"/>
+                <w:i/>
                 <w:color w:val="555555"/>
                 <w:sz w:val="16"/>
               </w:rPr>
@@ -12796,6 +13720,7 @@
             <w:r>
               <w:rPr>
                 <w:rFonts w:ascii="Courier New" w:hAnsi="Courier New"/>
+                <w:i/>
                 <w:color w:val="555555"/>
                 <w:sz w:val="16"/>
               </w:rPr>
@@ -12827,6 +13752,7 @@
             <w:r>
               <w:rPr>
                 <w:rFonts w:ascii="Courier New" w:hAnsi="Courier New"/>
+                <w:i/>
                 <w:color w:val="555555"/>
                 <w:sz w:val="16"/>
               </w:rPr>
@@ -12843,6 +13769,7 @@
             <w:r>
               <w:rPr>
                 <w:rFonts w:ascii="Courier New" w:hAnsi="Courier New"/>
+                <w:i/>
                 <w:color w:val="555555"/>
                 <w:sz w:val="16"/>
               </w:rPr>
@@ -12859,6 +13786,7 @@
             <w:r>
               <w:rPr>
                 <w:rFonts w:ascii="Courier New" w:hAnsi="Courier New"/>
+                <w:i/>
                 <w:color w:val="555555"/>
                 <w:sz w:val="16"/>
               </w:rPr>
@@ -12943,8 +13871,12 @@
         <w:pStyle w:val="Endure-Subhead"/>
         <w:keepNext/>
         <w:spacing w:before="240" w:after="60"/>
-      </w:pPr>
-      <w:r>
+        <w:outlineLvl w:val="1"/>
+      </w:pPr>
+      <w:r>
+        <w:rPr>
+          <w:sz w:val="24"/>
+        </w:rPr>
         <w:t>12.4 Modos de Backend y Selección de Motor</w:t>
       </w:r>
     </w:p>
@@ -13005,10 +13937,11 @@
         <w:pStyle w:val="Endure-Subhead"/>
         <w:keepNext/>
         <w:spacing w:before="160" w:after="60"/>
-      </w:pPr>
-      <w:r>
-        <w:rPr>
-          <w:sz w:val="18"/>
+        <w:outlineLvl w:val="2"/>
+      </w:pPr>
+      <w:r>
+        <w:rPr>
+          <w:sz w:val="22"/>
         </w:rPr>
         <w:t>Guía rápida de selección de motor</w:t>
       </w:r>
@@ -13026,7 +13959,7 @@
         <w:tc>
           <w:tcPr>
             <w:tcW w:type="dxa" w:w="8152"/>
-            <w:shd w:val="clear" w:color="auto" w:fill="F2F2F2"/>
+            <w:shd w:val="clear" w:color="auto" w:fill="EAEAEA"/>
             <w:tcBorders>
               <w:left w:val="thick" w:sz="24" w:color="1A5A6A"/>
             </w:tcBorders>
@@ -13047,6 +13980,7 @@
             <w:r>
               <w:rPr>
                 <w:rFonts w:ascii="Courier New" w:hAnsi="Courier New"/>
+                <w:i/>
                 <w:color w:val="555555"/>
                 <w:sz w:val="16"/>
               </w:rPr>
@@ -13063,6 +13997,7 @@
             <w:r>
               <w:rPr>
                 <w:rFonts w:ascii="Courier New" w:hAnsi="Courier New"/>
+                <w:i/>
                 <w:color w:val="555555"/>
                 <w:sz w:val="16"/>
               </w:rPr>
@@ -13079,6 +14014,7 @@
             <w:r>
               <w:rPr>
                 <w:rFonts w:ascii="Courier New" w:hAnsi="Courier New"/>
+                <w:i/>
                 <w:color w:val="555555"/>
                 <w:sz w:val="16"/>
               </w:rPr>
@@ -13095,6 +14031,7 @@
             <w:r>
               <w:rPr>
                 <w:rFonts w:ascii="Courier New" w:hAnsi="Courier New"/>
+                <w:i/>
                 <w:color w:val="555555"/>
                 <w:sz w:val="16"/>
               </w:rPr>
@@ -13111,6 +14048,7 @@
             <w:r>
               <w:rPr>
                 <w:rFonts w:ascii="Courier New" w:hAnsi="Courier New"/>
+                <w:i/>
                 <w:color w:val="555555"/>
                 <w:sz w:val="16"/>
               </w:rPr>
@@ -13127,6 +14065,7 @@
             <w:r>
               <w:rPr>
                 <w:rFonts w:ascii="Courier New" w:hAnsi="Courier New"/>
+                <w:i/>
                 <w:color w:val="555555"/>
                 <w:sz w:val="16"/>
               </w:rPr>
@@ -13143,6 +14082,7 @@
             <w:r>
               <w:rPr>
                 <w:rFonts w:ascii="Courier New" w:hAnsi="Courier New"/>
+                <w:i/>
                 <w:color w:val="555555"/>
                 <w:sz w:val="16"/>
               </w:rPr>
@@ -13159,6 +14099,7 @@
             <w:r>
               <w:rPr>
                 <w:rFonts w:ascii="Courier New" w:hAnsi="Courier New"/>
+                <w:i/>
                 <w:color w:val="555555"/>
                 <w:sz w:val="16"/>
               </w:rPr>
@@ -13175,6 +14116,7 @@
             <w:r>
               <w:rPr>
                 <w:rFonts w:ascii="Courier New" w:hAnsi="Courier New"/>
+                <w:i/>
                 <w:color w:val="555555"/>
                 <w:sz w:val="16"/>
               </w:rPr>
@@ -13191,6 +14133,7 @@
             <w:r>
               <w:rPr>
                 <w:rFonts w:ascii="Courier New" w:hAnsi="Courier New"/>
+                <w:i/>
                 <w:color w:val="555555"/>
                 <w:sz w:val="16"/>
               </w:rPr>
@@ -13207,6 +14150,7 @@
             <w:r>
               <w:rPr>
                 <w:rFonts w:ascii="Courier New" w:hAnsi="Courier New"/>
+                <w:i/>
                 <w:color w:val="555555"/>
                 <w:sz w:val="16"/>
               </w:rPr>
@@ -13223,6 +14167,7 @@
             <w:r>
               <w:rPr>
                 <w:rFonts w:ascii="Courier New" w:hAnsi="Courier New"/>
+                <w:i/>
                 <w:color w:val="555555"/>
                 <w:sz w:val="16"/>
               </w:rPr>
@@ -13239,6 +14184,7 @@
             <w:r>
               <w:rPr>
                 <w:rFonts w:ascii="Courier New" w:hAnsi="Courier New"/>
+                <w:i/>
                 <w:color w:val="555555"/>
                 <w:sz w:val="16"/>
               </w:rPr>
@@ -13299,7 +14245,7 @@
             <w:r>
               <w:rPr>
                 <w:rFonts w:ascii="Courier New" w:hAnsi="Courier New"/>
-                <w:sz w:val="17"/>
+                <w:sz w:val="16"/>
               </w:rPr>
               <w:t>stop-ollama</w:t>
             </w:r>
@@ -13309,7 +14255,7 @@
             <w:r>
               <w:rPr>
                 <w:rFonts w:ascii="Courier New" w:hAnsi="Courier New"/>
-                <w:sz w:val="17"/>
+                <w:sz w:val="16"/>
               </w:rPr>
               <w:t>stop-llama</w:t>
             </w:r>
@@ -13319,7 +14265,7 @@
             <w:r>
               <w:rPr>
                 <w:rFonts w:ascii="Courier New" w:hAnsi="Courier New"/>
-                <w:sz w:val="17"/>
+                <w:sz w:val="16"/>
               </w:rPr>
               <w:t>stop-vllm</w:t>
             </w:r>
@@ -13340,16 +14286,24 @@
         <w:pStyle w:val="Endure-Subhead"/>
         <w:keepNext/>
         <w:spacing w:before="240" w:after="60"/>
-      </w:pPr>
-      <w:r>
+        <w:outlineLvl w:val="1"/>
+      </w:pPr>
+      <w:r>
+        <w:rPr>
+          <w:sz w:val="24"/>
+        </w:rPr>
         <w:t>12.6 Open WebUI — Interfaz de Chat para Todos los Motores</w:t>
       </w:r>
     </w:p>
     <w:p>
       <w:pPr>
         <w:pStyle w:val="Endure-FirstParagraphBodyText"/>
-      </w:pPr>
-      <w:r>
+        <w:spacing w:before="100" w:after="100"/>
+      </w:pPr>
+      <w:r>
+        <w:rPr>
+          <w:sz w:val="20"/>
+        </w:rPr>
         <w:t>Open WebUI proporciona una interfaz web similar a ChatGPT que funciona con cualquier motor de inferencia compatible con la API de OpenAI. Se ejecuta en un contenedor Docker liviano y es accesible desde el navegador de Windows — sin instalar nada adicional en Windows.</w:t>
       </w:r>
     </w:p>
@@ -13410,10 +14364,11 @@
         <w:pStyle w:val="Endure-Subhead"/>
         <w:keepNext/>
         <w:spacing w:before="160" w:after="60"/>
-      </w:pPr>
-      <w:r>
-        <w:rPr>
-          <w:sz w:val="18"/>
+        <w:outlineLvl w:val="2"/>
+      </w:pPr>
+      <w:r>
+        <w:rPr>
+          <w:sz w:val="22"/>
         </w:rPr>
         <w:t>12.6.1 Instalación</w:t>
       </w:r>
@@ -13431,7 +14386,7 @@
         <w:tc>
           <w:tcPr>
             <w:tcW w:type="dxa" w:w="8152"/>
-            <w:shd w:val="clear" w:color="auto" w:fill="F2F2F2"/>
+            <w:shd w:val="clear" w:color="auto" w:fill="EAEAEA"/>
             <w:tcBorders>
               <w:left w:val="thick" w:sz="24" w:color="1A5A6A"/>
             </w:tcBorders>
@@ -13567,6 +14522,7 @@
             <w:r>
               <w:rPr>
                 <w:rFonts w:ascii="Courier New" w:hAnsi="Courier New"/>
+                <w:i/>
                 <w:color w:val="555555"/>
                 <w:sz w:val="16"/>
               </w:rPr>
@@ -13583,6 +14539,7 @@
             <w:r>
               <w:rPr>
                 <w:rFonts w:ascii="Courier New" w:hAnsi="Courier New"/>
+                <w:i/>
                 <w:color w:val="555555"/>
                 <w:sz w:val="16"/>
               </w:rPr>
@@ -13599,6 +14556,7 @@
             <w:r>
               <w:rPr>
                 <w:rFonts w:ascii="Courier New" w:hAnsi="Courier New"/>
+                <w:i/>
                 <w:color w:val="555555"/>
                 <w:sz w:val="16"/>
               </w:rPr>
@@ -13615,6 +14573,7 @@
             <w:r>
               <w:rPr>
                 <w:rFonts w:ascii="Courier New" w:hAnsi="Courier New"/>
+                <w:i/>
                 <w:color w:val="555555"/>
                 <w:sz w:val="16"/>
               </w:rPr>
@@ -13631,6 +14590,7 @@
             <w:r>
               <w:rPr>
                 <w:rFonts w:ascii="Courier New" w:hAnsi="Courier New"/>
+                <w:i/>
                 <w:color w:val="555555"/>
                 <w:sz w:val="16"/>
               </w:rPr>
@@ -13647,6 +14607,7 @@
             <w:r>
               <w:rPr>
                 <w:rFonts w:ascii="Courier New" w:hAnsi="Courier New"/>
+                <w:i/>
                 <w:color w:val="555555"/>
                 <w:sz w:val="16"/>
               </w:rPr>
@@ -13663,6 +14624,7 @@
             <w:r>
               <w:rPr>
                 <w:rFonts w:ascii="Courier New" w:hAnsi="Courier New"/>
+                <w:i/>
                 <w:color w:val="555555"/>
                 <w:sz w:val="16"/>
               </w:rPr>
@@ -13679,6 +14641,7 @@
             <w:r>
               <w:rPr>
                 <w:rFonts w:ascii="Courier New" w:hAnsi="Courier New"/>
+                <w:i/>
                 <w:color w:val="555555"/>
                 <w:sz w:val="16"/>
               </w:rPr>
@@ -13737,7 +14700,7 @@
         <w:tc>
           <w:tcPr>
             <w:tcW w:type="dxa" w:w="8152"/>
-            <w:shd w:val="clear" w:color="auto" w:fill="F2F2F2"/>
+            <w:shd w:val="clear" w:color="auto" w:fill="EAEAEA"/>
             <w:tcBorders>
               <w:left w:val="thick" w:sz="24" w:color="1A5A6A"/>
             </w:tcBorders>
@@ -13874,6 +14837,7 @@
             <w:r>
               <w:rPr>
                 <w:rFonts w:ascii="Courier New" w:hAnsi="Courier New"/>
+                <w:i/>
                 <w:color w:val="555555"/>
                 <w:sz w:val="16"/>
               </w:rPr>
@@ -13890,6 +14854,7 @@
             <w:r>
               <w:rPr>
                 <w:rFonts w:ascii="Courier New" w:hAnsi="Courier New"/>
+                <w:i/>
                 <w:color w:val="555555"/>
                 <w:sz w:val="16"/>
               </w:rPr>
@@ -13906,6 +14871,7 @@
             <w:r>
               <w:rPr>
                 <w:rFonts w:ascii="Courier New" w:hAnsi="Courier New"/>
+                <w:i/>
                 <w:color w:val="555555"/>
                 <w:sz w:val="16"/>
               </w:rPr>
@@ -13941,10 +14907,11 @@
         <w:pStyle w:val="Endure-Subhead"/>
         <w:keepNext/>
         <w:spacing w:before="160" w:after="60"/>
-      </w:pPr>
-      <w:r>
-        <w:rPr>
-          <w:sz w:val="18"/>
+        <w:outlineLvl w:val="2"/>
+      </w:pPr>
+      <w:r>
+        <w:rPr>
+          <w:sz w:val="22"/>
         </w:rPr>
         <w:t>12.6.2 Primer acceso y configuracion inicial</w:t>
       </w:r>
@@ -13952,14 +14919,18 @@
     <w:p>
       <w:pPr>
         <w:pStyle w:val="Endure-FirstParagraphBodyText"/>
-      </w:pPr>
-      <w:r>
+        <w:spacing w:before="100" w:after="100"/>
+      </w:pPr>
+      <w:r>
+        <w:rPr>
+          <w:sz w:val="20"/>
+        </w:rPr>
         <w:t xml:space="preserve">Acceda desde Windows: </w:t>
       </w:r>
       <w:r>
         <w:rPr>
           <w:rFonts w:ascii="Courier New" w:hAnsi="Courier New"/>
-          <w:sz w:val="17"/>
+          <w:sz w:val="16"/>
         </w:rPr>
         <w:t>http://192.168.1.100:3000</w:t>
       </w:r>
@@ -13967,10 +14938,12 @@
     <w:p>
       <w:pPr>
         <w:pStyle w:val="Endure-ChapterBodyText"/>
+        <w:spacing w:before="100" w:after="100"/>
       </w:pPr>
       <w:r>
         <w:rPr>
           <w:b/>
+          <w:sz w:val="20"/>
         </w:rPr>
         <w:t>Primera vez:</w:t>
       </w:r>
@@ -13978,57 +14951,70 @@
     <w:p>
       <w:pPr>
         <w:pStyle w:val="Endure-ChapterBodyText"/>
-        <w:spacing w:before="20" w:after="20"/>
+        <w:spacing w:before="40" w:after="40"/>
         <w:ind w:left="360" w:hanging="216"/>
       </w:pPr>
       <w:r>
         <w:rPr>
-          <w:sz w:val="18"/>
+          <w:sz w:val="20"/>
         </w:rPr>
         <w:t xml:space="preserve">1. </w:t>
       </w:r>
       <w:r>
+        <w:rPr>
+          <w:sz w:val="20"/>
+        </w:rPr>
         <w:t xml:space="preserve">Clic en </w:t>
       </w:r>
       <w:r>
         <w:rPr>
           <w:b/>
+          <w:sz w:val="20"/>
         </w:rPr>
         <w:t>Sign up</w:t>
       </w:r>
       <w:r>
+        <w:rPr>
+          <w:sz w:val="20"/>
+        </w:rPr>
         <w:t xml:space="preserve"> (no en Sign in) → crear cuenta de administrador</w:t>
       </w:r>
     </w:p>
     <w:p>
       <w:pPr>
         <w:pStyle w:val="Endure-ChapterBodyText"/>
-        <w:spacing w:before="20" w:after="20"/>
+        <w:spacing w:before="40" w:after="40"/>
         <w:ind w:left="360" w:hanging="216"/>
       </w:pPr>
       <w:r>
         <w:rPr>
-          <w:sz w:val="18"/>
+          <w:sz w:val="20"/>
         </w:rPr>
         <w:t xml:space="preserve">2. </w:t>
       </w:r>
       <w:r>
+        <w:rPr>
+          <w:sz w:val="20"/>
+        </w:rPr>
         <w:t>Use un email y contraseña — quedan guardados localmente en el Jetson</w:t>
       </w:r>
     </w:p>
     <w:p>
       <w:pPr>
         <w:pStyle w:val="Endure-ChapterBodyText"/>
-        <w:spacing w:before="20" w:after="20"/>
+        <w:spacing w:before="40" w:after="40"/>
         <w:ind w:left="360" w:hanging="216"/>
       </w:pPr>
       <w:r>
         <w:rPr>
-          <w:sz w:val="18"/>
+          <w:sz w:val="20"/>
         </w:rPr>
         <w:t xml:space="preserve">3. </w:t>
       </w:r>
       <w:r>
+        <w:rPr>
+          <w:sz w:val="20"/>
+        </w:rPr>
         <w:t>En la pantalla principal, seleccione el modelo del dropdown superior</w:t>
       </w:r>
     </w:p>
@@ -14040,14 +15026,19 @@
     <w:p>
       <w:pPr>
         <w:pStyle w:val="Endure-ChapterBodyText"/>
+        <w:spacing w:before="100" w:after="100"/>
       </w:pPr>
       <w:r>
         <w:rPr>
           <w:b/>
+          <w:sz w:val="20"/>
         </w:rPr>
         <w:t>Para acceder via SSH tunnel desde Windows</w:t>
       </w:r>
       <w:r>
+        <w:rPr>
+          <w:sz w:val="20"/>
+        </w:rPr>
         <w:t xml:space="preserve"> (sin exponer el puerto 3000 en la red):</w:t>
       </w:r>
     </w:p>
@@ -14064,7 +15055,7 @@
         <w:tc>
           <w:tcPr>
             <w:tcW w:type="dxa" w:w="8152"/>
-            <w:shd w:val="clear" w:color="auto" w:fill="F2F2F2"/>
+            <w:shd w:val="clear" w:color="auto" w:fill="EAEAEA"/>
             <w:tcBorders>
               <w:left w:val="thick" w:sz="24" w:color="1A5A6A"/>
             </w:tcBorders>
@@ -14102,6 +15093,7 @@
             <w:r>
               <w:rPr>
                 <w:rFonts w:ascii="Courier New" w:hAnsi="Courier New"/>
+                <w:i/>
                 <w:color w:val="555555"/>
                 <w:sz w:val="16"/>
               </w:rPr>
@@ -14138,10 +15130,11 @@
         <w:pStyle w:val="Endure-Subhead"/>
         <w:keepNext/>
         <w:spacing w:before="160" w:after="60"/>
-      </w:pPr>
-      <w:r>
-        <w:rPr>
-          <w:sz w:val="18"/>
+        <w:outlineLvl w:val="2"/>
+      </w:pPr>
+      <w:r>
+        <w:rPr>
+          <w:sz w:val="22"/>
         </w:rPr>
         <w:t>12.6.3 Aliases para arranque y parada bajo demanda</w:t>
       </w:r>
@@ -14159,7 +15152,7 @@
         <w:tc>
           <w:tcPr>
             <w:tcW w:type="dxa" w:w="8152"/>
-            <w:shd w:val="clear" w:color="auto" w:fill="F2F2F2"/>
+            <w:shd w:val="clear" w:color="auto" w:fill="EAEAEA"/>
             <w:tcBorders>
               <w:left w:val="thick" w:sz="24" w:color="1A5A6A"/>
             </w:tcBorders>
@@ -14187,250 +15180,12 @@
               <w:t># Agregar a ~/.bash_aliases en el Jetson</w:t>
             </w:r>
           </w:p>
-          <w:p>
-            <w:pPr>
-              <w:spacing w:before="0" w:after="0"/>
-              <w:jc w:val="left"/>
-              <w:keepLines/>
-              <w:keepNext/>
-            </w:pPr>
-            <w:r>
-              <w:rPr>
-                <w:rFonts w:ascii="Courier New" w:hAnsi="Courier New"/>
-                <w:i/>
-                <w:color w:val="888888"/>
-                <w:sz w:val="16"/>
-              </w:rPr>
-              <w:t># -------------------------------------------------</w:t>
-            </w:r>
-          </w:p>
-          <w:p>
-            <w:pPr>
-              <w:spacing w:before="0" w:after="0"/>
-              <w:jc w:val="left"/>
-              <w:keepLines/>
-              <w:keepNext/>
-            </w:pPr>
-            <w:r>
-              <w:rPr>
-                <w:rFonts w:ascii="Courier New" w:hAnsi="Courier New"/>
-                <w:i/>
-                <w:color w:val="888888"/>
-                <w:sz w:val="16"/>
-              </w:rPr>
-              <w:t># Open WebUI</w:t>
-            </w:r>
-          </w:p>
-          <w:p>
-            <w:pPr>
-              <w:spacing w:before="0" w:after="0"/>
-              <w:jc w:val="left"/>
-              <w:keepLines/>
-              <w:keepNext/>
-            </w:pPr>
-            <w:r>
-              <w:rPr>
-                <w:rFonts w:ascii="Courier New" w:hAnsi="Courier New"/>
-                <w:color w:val="1A1A1A"/>
-                <w:sz w:val="16"/>
-              </w:rPr>
-            </w:r>
-          </w:p>
-          <w:p>
-            <w:pPr>
-              <w:spacing w:before="0" w:after="0"/>
-              <w:jc w:val="left"/>
-              <w:keepLines/>
-              <w:keepNext/>
-            </w:pPr>
-            <w:r>
-              <w:rPr>
-                <w:rFonts w:ascii="Courier New" w:hAnsi="Courier New"/>
-                <w:color w:val="555555"/>
-                <w:sz w:val="16"/>
-              </w:rPr>
-              <w:t>alias start-webui='docker start open-webui &amp;&amp; \</w:t>
-            </w:r>
-          </w:p>
-          <w:p>
-            <w:pPr>
-              <w:spacing w:before="0" w:after="0"/>
-              <w:jc w:val="left"/>
-              <w:keepLines/>
-              <w:keepNext/>
-            </w:pPr>
-            <w:r>
-              <w:rPr>
-                <w:rFonts w:ascii="Courier New" w:hAnsi="Courier New"/>
-                <w:color w:val="1A1A1A"/>
-                <w:sz w:val="16"/>
-              </w:rPr>
-              <w:t xml:space="preserve">  echo "Iniciando Open WebUI..." &amp;&amp; \</w:t>
-            </w:r>
-          </w:p>
-          <w:p>
-            <w:pPr>
-              <w:spacing w:before="0" w:after="0"/>
-              <w:jc w:val="left"/>
-              <w:keepLines/>
-              <w:keepNext/>
-            </w:pPr>
-            <w:r>
-              <w:rPr>
-                <w:rFonts w:ascii="Courier New" w:hAnsi="Courier New"/>
-                <w:color w:val="555555"/>
-                <w:sz w:val="16"/>
-              </w:rPr>
-              <w:t xml:space="preserve">  sleep 3 &amp;&amp; \</w:t>
-            </w:r>
-          </w:p>
-          <w:p>
-            <w:pPr>
-              <w:spacing w:before="0" w:after="0"/>
-              <w:jc w:val="left"/>
-              <w:keepLines/>
-              <w:keepNext/>
-            </w:pPr>
-            <w:r>
-              <w:rPr>
-                <w:rFonts w:ascii="Courier New" w:hAnsi="Courier New"/>
-                <w:color w:val="1A1A1A"/>
-                <w:sz w:val="16"/>
-              </w:rPr>
-              <w:t xml:space="preserve">  docker logs --tail 5 open-webui 2&gt;&amp;1 | grep -E "started|Running|error" &amp;&amp; \</w:t>
-            </w:r>
-          </w:p>
-          <w:p>
-            <w:pPr>
-              <w:spacing w:before="0" w:after="0"/>
-              <w:jc w:val="left"/>
-              <w:keepLines/>
-              <w:keepNext/>
-            </w:pPr>
-            <w:r>
-              <w:rPr>
-                <w:rFonts w:ascii="Courier New" w:hAnsi="Courier New"/>
-                <w:color w:val="1A1A1A"/>
-                <w:sz w:val="16"/>
-              </w:rPr>
-              <w:t xml:space="preserve">  echo "[OK] Open WebUI en http://192.168.1.100:3000"'</w:t>
-            </w:r>
-          </w:p>
-          <w:p>
-            <w:pPr>
-              <w:spacing w:before="0" w:after="0"/>
-              <w:jc w:val="left"/>
-              <w:keepLines/>
-              <w:keepNext/>
-            </w:pPr>
-            <w:r>
-              <w:rPr>
-                <w:rFonts w:ascii="Courier New" w:hAnsi="Courier New"/>
-                <w:color w:val="1A1A1A"/>
-                <w:sz w:val="16"/>
-              </w:rPr>
-            </w:r>
-          </w:p>
-          <w:p>
-            <w:pPr>
-              <w:spacing w:before="0" w:after="0"/>
-              <w:jc w:val="left"/>
-              <w:keepLines/>
-              <w:keepNext/>
-            </w:pPr>
-            <w:r>
-              <w:rPr>
-                <w:rFonts w:ascii="Courier New" w:hAnsi="Courier New"/>
-                <w:color w:val="555555"/>
-                <w:sz w:val="16"/>
-              </w:rPr>
-              <w:t>alias stop-webui='docker stop open-webui &amp;&amp; \</w:t>
-            </w:r>
-          </w:p>
-          <w:p>
-            <w:pPr>
-              <w:spacing w:before="0" w:after="0"/>
-              <w:jc w:val="left"/>
-              <w:keepLines/>
-              <w:keepNext/>
-            </w:pPr>
-            <w:r>
-              <w:rPr>
-                <w:rFonts w:ascii="Courier New" w:hAnsi="Courier New"/>
-                <w:color w:val="1A1A1A"/>
-                <w:sz w:val="16"/>
-              </w:rPr>
-              <w:t xml:space="preserve">  echo "[OK] Open WebUI detenido (RAM liberada)"'</w:t>
-            </w:r>
-          </w:p>
-          <w:p>
-            <w:pPr>
-              <w:spacing w:before="0" w:after="0"/>
-              <w:jc w:val="left"/>
-              <w:keepLines/>
-              <w:keepNext/>
-            </w:pPr>
-            <w:r>
-              <w:rPr>
-                <w:rFonts w:ascii="Courier New" w:hAnsi="Courier New"/>
-                <w:color w:val="1A1A1A"/>
-                <w:sz w:val="16"/>
-              </w:rPr>
-            </w:r>
-          </w:p>
-          <w:p>
-            <w:pPr>
-              <w:spacing w:before="0" w:after="0"/>
-              <w:jc w:val="left"/>
-              <w:keepLines/>
-              <w:keepNext/>
-            </w:pPr>
-            <w:r>
-              <w:rPr>
-                <w:rFonts w:ascii="Courier New" w:hAnsi="Courier New"/>
-                <w:color w:val="555555"/>
-                <w:sz w:val="16"/>
-              </w:rPr>
-              <w:t>alias webui-status='docker inspect open-webui --format="Estado: {{.State.Status}}" 2&gt;/dev/null || echo "[WARN] Open WebUI no instalado"'</w:t>
-            </w:r>
-          </w:p>
-          <w:p>
-            <w:pPr>
-              <w:spacing w:before="0" w:after="0"/>
-              <w:jc w:val="left"/>
-              <w:keepLines/>
-              <w:keepNext/>
-            </w:pPr>
-            <w:r>
-              <w:rPr>
-                <w:rFonts w:ascii="Courier New" w:hAnsi="Courier New"/>
-                <w:color w:val="1A1A1A"/>
-                <w:sz w:val="16"/>
-              </w:rPr>
-            </w:r>
-          </w:p>
-          <w:p>
-            <w:pPr>
-              <w:spacing w:before="0" w:after="0"/>
-              <w:jc w:val="left"/>
-              <w:keepLines/>
-              <w:keepNext/>
-            </w:pPr>
-            <w:r>
-              <w:rPr>
-                <w:rFonts w:ascii="Courier New" w:hAnsi="Courier New"/>
-                <w:color w:val="555555"/>
-                <w:sz w:val="16"/>
-              </w:rPr>
-              <w:t>alias webui-logs='docker logs -f open-webui'</w:t>
-            </w:r>
-          </w:p>
         </w:tc>
       </w:tr>
     </w:tbl>
     <w:p>
       <w:pPr>
-        <w:spacing w:before="0" w:after="120"/>
+        <w:spacing w:before="0" w:after="40"/>
       </w:pPr>
     </w:p>
     <w:tbl>
@@ -14446,7 +15201,7 @@
         <w:tc>
           <w:tcPr>
             <w:tcW w:type="dxa" w:w="8152"/>
-            <w:shd w:val="clear" w:color="auto" w:fill="F2F2F2"/>
+            <w:shd w:val="clear" w:color="auto" w:fill="EAEAEA"/>
             <w:tcBorders>
               <w:left w:val="thick" w:sz="24" w:color="1A5A6A"/>
             </w:tcBorders>
@@ -14467,10 +15222,60 @@
             <w:r>
               <w:rPr>
                 <w:rFonts w:ascii="Courier New" w:hAnsi="Courier New"/>
+                <w:i/>
+                <w:color w:val="888888"/>
+                <w:sz w:val="16"/>
+              </w:rPr>
+              <w:t># -------------------------------------------------</w:t>
+            </w:r>
+          </w:p>
+          <w:p>
+            <w:pPr>
+              <w:spacing w:before="0" w:after="0"/>
+              <w:jc w:val="left"/>
+              <w:keepLines/>
+              <w:keepNext/>
+            </w:pPr>
+            <w:r>
+              <w:rPr>
+                <w:rFonts w:ascii="Courier New" w:hAnsi="Courier New"/>
+                <w:i/>
+                <w:color w:val="888888"/>
+                <w:sz w:val="16"/>
+              </w:rPr>
+              <w:t># Open WebUI</w:t>
+            </w:r>
+          </w:p>
+          <w:p>
+            <w:pPr>
+              <w:spacing w:before="0" w:after="0"/>
+              <w:jc w:val="left"/>
+              <w:keepLines/>
+              <w:keepNext/>
+            </w:pPr>
+            <w:r>
+              <w:rPr>
+                <w:rFonts w:ascii="Courier New" w:hAnsi="Courier New"/>
                 <w:color w:val="1A1A1A"/>
                 <w:sz w:val="16"/>
               </w:rPr>
-              <w:t>source ~/.bash_aliases || source ~/.bashrc</w:t>
+            </w:r>
+          </w:p>
+          <w:p>
+            <w:pPr>
+              <w:spacing w:before="0" w:after="0"/>
+              <w:jc w:val="left"/>
+              <w:keepLines/>
+              <w:keepNext/>
+            </w:pPr>
+            <w:r>
+              <w:rPr>
+                <w:rFonts w:ascii="Courier New" w:hAnsi="Courier New"/>
+                <w:i/>
+                <w:color w:val="555555"/>
+                <w:sz w:val="16"/>
+              </w:rPr>
+              <w:t>alias start-webui='docker start open-webui &amp;&amp; \</w:t>
             </w:r>
           </w:p>
           <w:p>
@@ -14486,87 +15291,168 @@
                 <w:color w:val="1A1A1A"/>
                 <w:sz w:val="16"/>
               </w:rPr>
-            </w:r>
-          </w:p>
-          <w:p>
-            <w:pPr>
-              <w:spacing w:before="0" w:after="0"/>
-              <w:jc w:val="left"/>
-              <w:keepLines/>
-              <w:keepNext/>
-            </w:pPr>
-            <w:r>
-              <w:rPr>
-                <w:rFonts w:ascii="Courier New" w:hAnsi="Courier New"/>
-                <w:i/>
-                <w:color w:val="888888"/>
-                <w:sz w:val="16"/>
-              </w:rPr>
-              <w:t># Uso normal:</w:t>
-            </w:r>
-          </w:p>
-          <w:p>
-            <w:pPr>
-              <w:spacing w:before="0" w:after="0"/>
-              <w:jc w:val="left"/>
-              <w:keepLines/>
-              <w:keepNext/>
-            </w:pPr>
-            <w:r>
-              <w:rPr>
-                <w:rFonts w:ascii="Courier New" w:hAnsi="Courier New"/>
-                <w:color w:val="555555"/>
-                <w:sz w:val="16"/>
-              </w:rPr>
-              <w:t>start-webui    # Iniciar</w:t>
-            </w:r>
-          </w:p>
-          <w:p>
-            <w:pPr>
-              <w:spacing w:before="0" w:after="0"/>
-              <w:jc w:val="left"/>
-              <w:keepLines/>
-              <w:keepNext/>
-            </w:pPr>
-            <w:r>
-              <w:rPr>
-                <w:rFonts w:ascii="Courier New" w:hAnsi="Courier New"/>
-                <w:color w:val="555555"/>
-                <w:sz w:val="16"/>
-              </w:rPr>
-              <w:t>webui-status   # Ver estado</w:t>
-            </w:r>
-          </w:p>
-          <w:p>
-            <w:pPr>
-              <w:spacing w:before="0" w:after="0"/>
-              <w:jc w:val="left"/>
-              <w:keepLines/>
-              <w:keepNext/>
-            </w:pPr>
-            <w:r>
-              <w:rPr>
-                <w:rFonts w:ascii="Courier New" w:hAnsi="Courier New"/>
-                <w:color w:val="555555"/>
-                <w:sz w:val="16"/>
-              </w:rPr>
-              <w:t>webui-logs     # Ver logs en tiempo real (Ctrl+C para salir)</w:t>
-            </w:r>
-          </w:p>
-          <w:p>
-            <w:pPr>
-              <w:spacing w:before="0" w:after="0"/>
-              <w:jc w:val="left"/>
-              <w:keepLines/>
-              <w:keepNext/>
-            </w:pPr>
-            <w:r>
-              <w:rPr>
-                <w:rFonts w:ascii="Courier New" w:hAnsi="Courier New"/>
-                <w:color w:val="555555"/>
-                <w:sz w:val="16"/>
-              </w:rPr>
-              <w:t>stop-webui     # Detener y liberar memoria</w:t>
+              <w:t xml:space="preserve">  echo "Iniciando Open WebUI..." &amp;&amp; \</w:t>
+            </w:r>
+          </w:p>
+          <w:p>
+            <w:pPr>
+              <w:spacing w:before="0" w:after="0"/>
+              <w:jc w:val="left"/>
+              <w:keepLines/>
+              <w:keepNext/>
+            </w:pPr>
+            <w:r>
+              <w:rPr>
+                <w:rFonts w:ascii="Courier New" w:hAnsi="Courier New"/>
+                <w:i/>
+                <w:color w:val="555555"/>
+                <w:sz w:val="16"/>
+              </w:rPr>
+              <w:t xml:space="preserve">  sleep 3 &amp;&amp; \</w:t>
+            </w:r>
+          </w:p>
+          <w:p>
+            <w:pPr>
+              <w:spacing w:before="0" w:after="0"/>
+              <w:jc w:val="left"/>
+              <w:keepLines/>
+              <w:keepNext/>
+            </w:pPr>
+            <w:r>
+              <w:rPr>
+                <w:rFonts w:ascii="Courier New" w:hAnsi="Courier New"/>
+                <w:color w:val="1A1A1A"/>
+                <w:sz w:val="16"/>
+              </w:rPr>
+              <w:t xml:space="preserve">  docker logs --tail 5 open-webui 2&gt;&amp;1 | grep -E "started|Running|error" &amp;&amp; \</w:t>
+            </w:r>
+          </w:p>
+          <w:p>
+            <w:pPr>
+              <w:spacing w:before="0" w:after="0"/>
+              <w:jc w:val="left"/>
+              <w:keepLines/>
+              <w:keepNext/>
+            </w:pPr>
+            <w:r>
+              <w:rPr>
+                <w:rFonts w:ascii="Courier New" w:hAnsi="Courier New"/>
+                <w:color w:val="1A1A1A"/>
+                <w:sz w:val="16"/>
+              </w:rPr>
+              <w:t xml:space="preserve">  echo "[OK] Open WebUI en http://192.168.1.100:3000"'</w:t>
+            </w:r>
+          </w:p>
+          <w:p>
+            <w:pPr>
+              <w:spacing w:before="0" w:after="0"/>
+              <w:jc w:val="left"/>
+              <w:keepLines/>
+              <w:keepNext/>
+            </w:pPr>
+            <w:r>
+              <w:rPr>
+                <w:rFonts w:ascii="Courier New" w:hAnsi="Courier New"/>
+                <w:color w:val="1A1A1A"/>
+                <w:sz w:val="16"/>
+              </w:rPr>
+            </w:r>
+          </w:p>
+          <w:p>
+            <w:pPr>
+              <w:spacing w:before="0" w:after="0"/>
+              <w:jc w:val="left"/>
+              <w:keepLines/>
+              <w:keepNext/>
+            </w:pPr>
+            <w:r>
+              <w:rPr>
+                <w:rFonts w:ascii="Courier New" w:hAnsi="Courier New"/>
+                <w:i/>
+                <w:color w:val="555555"/>
+                <w:sz w:val="16"/>
+              </w:rPr>
+              <w:t>alias stop-webui='docker stop open-webui &amp;&amp; \</w:t>
+            </w:r>
+          </w:p>
+          <w:p>
+            <w:pPr>
+              <w:spacing w:before="0" w:after="0"/>
+              <w:jc w:val="left"/>
+              <w:keepLines/>
+              <w:keepNext/>
+            </w:pPr>
+            <w:r>
+              <w:rPr>
+                <w:rFonts w:ascii="Courier New" w:hAnsi="Courier New"/>
+                <w:color w:val="1A1A1A"/>
+                <w:sz w:val="16"/>
+              </w:rPr>
+              <w:t xml:space="preserve">  echo "[OK] Open WebUI detenido (RAM liberada)"'</w:t>
+            </w:r>
+          </w:p>
+          <w:p>
+            <w:pPr>
+              <w:spacing w:before="0" w:after="0"/>
+              <w:jc w:val="left"/>
+              <w:keepLines/>
+              <w:keepNext/>
+            </w:pPr>
+            <w:r>
+              <w:rPr>
+                <w:rFonts w:ascii="Courier New" w:hAnsi="Courier New"/>
+                <w:color w:val="1A1A1A"/>
+                <w:sz w:val="16"/>
+              </w:rPr>
+            </w:r>
+          </w:p>
+          <w:p>
+            <w:pPr>
+              <w:spacing w:before="0" w:after="0"/>
+              <w:jc w:val="left"/>
+              <w:keepLines/>
+              <w:keepNext/>
+            </w:pPr>
+            <w:r>
+              <w:rPr>
+                <w:rFonts w:ascii="Courier New" w:hAnsi="Courier New"/>
+                <w:i/>
+                <w:color w:val="555555"/>
+                <w:sz w:val="16"/>
+              </w:rPr>
+              <w:t>alias webui-status='docker inspect open-webui --format="Estado: {{.State.Status}}" 2&gt;/dev/null || echo "[WARN] Open WebUI no instalado"'</w:t>
+            </w:r>
+          </w:p>
+          <w:p>
+            <w:pPr>
+              <w:spacing w:before="0" w:after="0"/>
+              <w:jc w:val="left"/>
+              <w:keepLines/>
+              <w:keepNext/>
+            </w:pPr>
+            <w:r>
+              <w:rPr>
+                <w:rFonts w:ascii="Courier New" w:hAnsi="Courier New"/>
+                <w:color w:val="1A1A1A"/>
+                <w:sz w:val="16"/>
+              </w:rPr>
+            </w:r>
+          </w:p>
+          <w:p>
+            <w:pPr>
+              <w:spacing w:before="0" w:after="0"/>
+              <w:jc w:val="left"/>
+              <w:keepLines/>
+              <w:keepNext/>
+            </w:pPr>
+            <w:r>
+              <w:rPr>
+                <w:rFonts w:ascii="Courier New" w:hAnsi="Courier New"/>
+                <w:i/>
+                <w:color w:val="555555"/>
+                <w:sz w:val="16"/>
+              </w:rPr>
+              <w:t>alias webui-logs='docker logs -f open-webui'</w:t>
             </w:r>
           </w:p>
         </w:tc>
@@ -14576,209 +15462,6 @@
       <w:pPr>
         <w:spacing w:before="0" w:after="120"/>
       </w:pPr>
-    </w:p>
-    <w:p>
-      <w:pPr>
-        <w:pStyle w:val="Endure-Subhead"/>
-        <w:keepNext/>
-        <w:spacing w:before="160" w:after="60"/>
-      </w:pPr>
-      <w:r>
-        <w:rPr>
-          <w:sz w:val="18"/>
-        </w:rPr>
-        <w:t>12.6.4 Cambiar de motor de inferencia</w:t>
-      </w:r>
-    </w:p>
-    <w:p>
-      <w:pPr>
-        <w:pStyle w:val="Endure-FirstParagraphBodyText"/>
-      </w:pPr>
-      <w:r>
-        <w:t>Open WebUI puede apuntar a cualquier motor activo sin reinstalarse.</w:t>
-      </w:r>
-    </w:p>
-    <w:p>
-      <w:pPr>
-        <w:pStyle w:val="Endure-ChapterBodyText"/>
-      </w:pPr>
-      <w:r>
-        <w:rPr>
-          <w:b/>
-        </w:rPr>
-        <w:t>Forma 1 — Panel de administracion</w:t>
-      </w:r>
-      <w:r>
-        <w:t xml:space="preserve"> (recomendado para cambios permanentes):</w:t>
-      </w:r>
-    </w:p>
-    <w:p>
-      <w:pPr>
-        <w:pStyle w:val="Endure-ChapterBodyText"/>
-        <w:spacing w:before="20" w:after="20"/>
-        <w:ind w:left="360" w:hanging="216"/>
-      </w:pPr>
-      <w:r>
-        <w:rPr>
-          <w:sz w:val="18"/>
-        </w:rPr>
-        <w:t xml:space="preserve">1. </w:t>
-      </w:r>
-      <w:r>
-        <w:t xml:space="preserve">Acceder a Open WebUI como admin → icono de perfil → </w:t>
-      </w:r>
-      <w:r>
-        <w:rPr>
-          <w:b/>
-        </w:rPr>
-        <w:t>Admin Panel</w:t>
-      </w:r>
-    </w:p>
-    <w:p>
-      <w:pPr>
-        <w:pStyle w:val="Endure-ChapterBodyText"/>
-        <w:spacing w:before="20" w:after="20"/>
-        <w:ind w:left="360" w:hanging="216"/>
-      </w:pPr>
-      <w:r>
-        <w:rPr>
-          <w:sz w:val="18"/>
-        </w:rPr>
-        <w:t xml:space="preserve">2. </w:t>
-      </w:r>
-      <w:r>
-        <w:t xml:space="preserve">Ir a </w:t>
-      </w:r>
-      <w:r>
-        <w:rPr>
-          <w:b/>
-        </w:rPr>
-        <w:t>Settings → Connections</w:t>
-      </w:r>
-    </w:p>
-    <w:p>
-      <w:pPr>
-        <w:pStyle w:val="Endure-ChapterBodyText"/>
-        <w:spacing w:before="20" w:after="20"/>
-        <w:ind w:left="360" w:hanging="216"/>
-      </w:pPr>
-      <w:r>
-        <w:rPr>
-          <w:sz w:val="18"/>
-        </w:rPr>
-        <w:t xml:space="preserve">3. </w:t>
-      </w:r>
-      <w:r>
-        <w:t xml:space="preserve">En la seccion </w:t>
-      </w:r>
-      <w:r>
-        <w:rPr>
-          <w:b/>
-        </w:rPr>
-        <w:t>Ollama</w:t>
-      </w:r>
-      <w:r>
-        <w:t xml:space="preserve">: la URL base por defecto es </w:t>
-      </w:r>
-      <w:r>
-        <w:rPr>
-          <w:rFonts w:ascii="Courier New" w:hAnsi="Courier New"/>
-          <w:sz w:val="17"/>
-        </w:rPr>
-        <w:t>http://localhost:11434</w:t>
-      </w:r>
-    </w:p>
-    <w:p>
-      <w:pPr>
-        <w:pStyle w:val="Endure-ChapterBodyText"/>
-        <w:spacing w:before="20" w:after="20"/>
-        <w:ind w:left="360" w:hanging="216"/>
-      </w:pPr>
-      <w:r>
-        <w:rPr>
-          <w:sz w:val="18"/>
-        </w:rPr>
-        <w:t xml:space="preserve">4. </w:t>
-      </w:r>
-      <w:r>
-        <w:t>Para agregar vLLM o llama.cpp como proveedor adicional:</w:t>
-      </w:r>
-    </w:p>
-    <w:p>
-      <w:pPr>
-        <w:spacing w:before="0" w:after="80"/>
-      </w:pPr>
-    </w:p>
-    <w:p>
-      <w:pPr>
-        <w:pStyle w:val="Endure-ChapterBodyText"/>
-      </w:pPr>
-      <w:r>
-        <w:t xml:space="preserve">- Clic en el </w:t>
-      </w:r>
-      <w:r>
-        <w:rPr>
-          <w:rFonts w:ascii="Courier New" w:hAnsi="Courier New"/>
-          <w:sz w:val="17"/>
-        </w:rPr>
-        <w:t>+</w:t>
-      </w:r>
-      <w:r>
-        <w:t xml:space="preserve"> junto a </w:t>
-      </w:r>
-      <w:r>
-        <w:rPr>
-          <w:b/>
-        </w:rPr>
-        <w:t>OpenAI API</w:t>
-      </w:r>
-      <w:r>
-        <w:t xml:space="preserve">    - URL: </w:t>
-      </w:r>
-      <w:r>
-        <w:rPr>
-          <w:rFonts w:ascii="Courier New" w:hAnsi="Courier New"/>
-          <w:sz w:val="17"/>
-        </w:rPr>
-        <w:t>http://localhost:8000/v1</w:t>
-      </w:r>
-      <w:r>
-        <w:t xml:space="preserve"> (vLLM) o </w:t>
-      </w:r>
-      <w:r>
-        <w:rPr>
-          <w:rFonts w:ascii="Courier New" w:hAnsi="Courier New"/>
-          <w:sz w:val="17"/>
-        </w:rPr>
-        <w:t>http://localhost:8080/v1</w:t>
-      </w:r>
-      <w:r>
-        <w:t xml:space="preserve"> (llama.cpp)    - API Key: </w:t>
-      </w:r>
-      <w:r>
-        <w:rPr>
-          <w:rFonts w:ascii="Courier New" w:hAnsi="Courier New"/>
-          <w:sz w:val="17"/>
-        </w:rPr>
-        <w:t>vllm-local</w:t>
-      </w:r>
-      <w:r>
-        <w:t xml:space="preserve"> (cualquier string no vacio)    - Guardar → los modelos aparecen en el dropdown</w:t>
-      </w:r>
-    </w:p>
-    <w:p>
-      <w:pPr>
-        <w:pStyle w:val="Endure-ChapterBodyText"/>
-      </w:pPr>
-      <w:r>
-        <w:rPr>
-          <w:b/>
-        </w:rPr>
-        <w:t>Forma 2 — Variable de entorno</w:t>
-      </w:r>
-      <w:r>
-        <w:t xml:space="preserve"> (para cambiar el backend por defecto al relanzar):</w:t>
-      </w:r>
     </w:p>
     <w:tbl>
       <w:tblPr>
@@ -14793,7 +15476,7 @@
         <w:tc>
           <w:tcPr>
             <w:tcW w:type="dxa" w:w="8152"/>
-            <w:shd w:val="clear" w:color="auto" w:fill="F2F2F2"/>
+            <w:shd w:val="clear" w:color="auto" w:fill="EAEAEA"/>
             <w:tcBorders>
               <w:left w:val="thick" w:sz="24" w:color="1A5A6A"/>
             </w:tcBorders>
@@ -14814,234 +15497,110 @@
             <w:r>
               <w:rPr>
                 <w:rFonts w:ascii="Courier New" w:hAnsi="Courier New"/>
+                <w:color w:val="1A1A1A"/>
+                <w:sz w:val="16"/>
+              </w:rPr>
+              <w:t>source ~/.bash_aliases || source ~/.bashrc</w:t>
+            </w:r>
+          </w:p>
+          <w:p>
+            <w:pPr>
+              <w:spacing w:before="0" w:after="0"/>
+              <w:jc w:val="left"/>
+              <w:keepLines/>
+              <w:keepNext/>
+            </w:pPr>
+            <w:r>
+              <w:rPr>
+                <w:rFonts w:ascii="Courier New" w:hAnsi="Courier New"/>
+                <w:color w:val="1A1A1A"/>
+                <w:sz w:val="16"/>
+              </w:rPr>
+            </w:r>
+          </w:p>
+          <w:p>
+            <w:pPr>
+              <w:spacing w:before="0" w:after="0"/>
+              <w:jc w:val="left"/>
+              <w:keepLines/>
+              <w:keepNext/>
+            </w:pPr>
+            <w:r>
+              <w:rPr>
+                <w:rFonts w:ascii="Courier New" w:hAnsi="Courier New"/>
                 <w:i/>
                 <w:color w:val="888888"/>
                 <w:sz w:val="16"/>
               </w:rPr>
-              <w:t># Detener Open WebUI</w:t>
-            </w:r>
-          </w:p>
-          <w:p>
-            <w:pPr>
-              <w:spacing w:before="0" w:after="0"/>
-              <w:jc w:val="left"/>
-              <w:keepLines/>
-              <w:keepNext/>
-            </w:pPr>
-            <w:r>
-              <w:rPr>
-                <w:rFonts w:ascii="Courier New" w:hAnsi="Courier New"/>
-                <w:color w:val="555555"/>
-                <w:sz w:val="16"/>
-              </w:rPr>
-              <w:t>stop-webui</w:t>
-            </w:r>
-          </w:p>
-          <w:p>
-            <w:pPr>
-              <w:spacing w:before="0" w:after="0"/>
-              <w:jc w:val="left"/>
-              <w:keepLines/>
-              <w:keepNext/>
-            </w:pPr>
-            <w:r>
-              <w:rPr>
-                <w:rFonts w:ascii="Courier New" w:hAnsi="Courier New"/>
-                <w:color w:val="1A1A1A"/>
-                <w:sz w:val="16"/>
-              </w:rPr>
-            </w:r>
-          </w:p>
-          <w:p>
-            <w:pPr>
-              <w:spacing w:before="0" w:after="0"/>
-              <w:jc w:val="left"/>
-              <w:keepLines/>
-              <w:keepNext/>
-            </w:pPr>
-            <w:r>
-              <w:rPr>
-                <w:rFonts w:ascii="Courier New" w:hAnsi="Courier New"/>
-                <w:i/>
-                <w:color w:val="888888"/>
-                <w:sz w:val="16"/>
-              </w:rPr>
-              <w:t># Relanzar apuntando a vLLM como proveedor OpenAI</w:t>
-            </w:r>
-          </w:p>
-          <w:p>
-            <w:pPr>
-              <w:spacing w:before="0" w:after="0"/>
-              <w:jc w:val="left"/>
-              <w:keepLines/>
-              <w:keepNext/>
-            </w:pPr>
-            <w:r>
-              <w:rPr>
-                <w:rFonts w:ascii="Courier New" w:hAnsi="Courier New"/>
-                <w:color w:val="1A1A1A"/>
-                <w:sz w:val="16"/>
-              </w:rPr>
-              <w:t>docker run -d \</w:t>
-            </w:r>
-          </w:p>
-          <w:p>
-            <w:pPr>
-              <w:spacing w:before="0" w:after="0"/>
-              <w:jc w:val="left"/>
-              <w:keepLines/>
-              <w:keepNext/>
-            </w:pPr>
-            <w:r>
-              <w:rPr>
-                <w:rFonts w:ascii="Courier New" w:hAnsi="Courier New"/>
-                <w:color w:val="555555"/>
-                <w:sz w:val="16"/>
-              </w:rPr>
-              <w:t xml:space="preserve">  --name open-webui \</w:t>
-            </w:r>
-          </w:p>
-          <w:p>
-            <w:pPr>
-              <w:spacing w:before="0" w:after="0"/>
-              <w:jc w:val="left"/>
-              <w:keepLines/>
-              <w:keepNext/>
-            </w:pPr>
-            <w:r>
-              <w:rPr>
-                <w:rFonts w:ascii="Courier New" w:hAnsi="Courier New"/>
-                <w:color w:val="555555"/>
-                <w:sz w:val="16"/>
-              </w:rPr>
-              <w:t xml:space="preserve">  --restart no \</w:t>
-            </w:r>
-          </w:p>
-          <w:p>
-            <w:pPr>
-              <w:spacing w:before="0" w:after="0"/>
-              <w:jc w:val="left"/>
-              <w:keepLines/>
-              <w:keepNext/>
-            </w:pPr>
-            <w:r>
-              <w:rPr>
-                <w:rFonts w:ascii="Courier New" w:hAnsi="Courier New"/>
-                <w:color w:val="555555"/>
-                <w:sz w:val="16"/>
-              </w:rPr>
-              <w:t xml:space="preserve">  --network host \</w:t>
-            </w:r>
-          </w:p>
-          <w:p>
-            <w:pPr>
-              <w:spacing w:before="0" w:after="0"/>
-              <w:jc w:val="left"/>
-              <w:keepLines/>
-              <w:keepNext/>
-            </w:pPr>
-            <w:r>
-              <w:rPr>
-                <w:rFonts w:ascii="Courier New" w:hAnsi="Courier New"/>
-                <w:color w:val="555555"/>
-                <w:sz w:val="16"/>
-              </w:rPr>
-              <w:t xml:space="preserve">  -p 3000:8080 \</w:t>
-            </w:r>
-          </w:p>
-          <w:p>
-            <w:pPr>
-              <w:spacing w:before="0" w:after="0"/>
-              <w:jc w:val="left"/>
-              <w:keepLines/>
-              <w:keepNext/>
-            </w:pPr>
-            <w:r>
-              <w:rPr>
-                <w:rFonts w:ascii="Courier New" w:hAnsi="Courier New"/>
-                <w:color w:val="555555"/>
-                <w:sz w:val="16"/>
-              </w:rPr>
-              <w:t xml:space="preserve">  -v open-webui-data:/app/backend/data \</w:t>
-            </w:r>
-          </w:p>
-          <w:p>
-            <w:pPr>
-              <w:spacing w:before="0" w:after="0"/>
-              <w:jc w:val="left"/>
-              <w:keepLines/>
-              <w:keepNext/>
-            </w:pPr>
-            <w:r>
-              <w:rPr>
-                <w:rFonts w:ascii="Courier New" w:hAnsi="Courier New"/>
-                <w:color w:val="555555"/>
-                <w:sz w:val="16"/>
-              </w:rPr>
-              <w:t xml:space="preserve">  -e OPENAI_API_BASE_URL=http://localhost:8000/v1 \</w:t>
-            </w:r>
-          </w:p>
-          <w:p>
-            <w:pPr>
-              <w:spacing w:before="0" w:after="0"/>
-              <w:jc w:val="left"/>
-              <w:keepLines/>
-              <w:keepNext/>
-            </w:pPr>
-            <w:r>
-              <w:rPr>
-                <w:rFonts w:ascii="Courier New" w:hAnsi="Courier New"/>
-                <w:color w:val="555555"/>
-                <w:sz w:val="16"/>
-              </w:rPr>
-              <w:t xml:space="preserve">  -e OPENAI_API_KEY=vllm-local \</w:t>
-            </w:r>
-          </w:p>
-          <w:p>
-            <w:pPr>
-              <w:spacing w:before="0" w:after="0"/>
-              <w:jc w:val="left"/>
-              <w:keepLines/>
-              <w:keepNext/>
-            </w:pPr>
-            <w:r>
-              <w:rPr>
-                <w:rFonts w:ascii="Courier New" w:hAnsi="Courier New"/>
-                <w:color w:val="555555"/>
-                <w:sz w:val="16"/>
-              </w:rPr>
-              <w:t xml:space="preserve">  ghcr.io/open-webui/open-webui:main</w:t>
-            </w:r>
-          </w:p>
-          <w:p>
-            <w:pPr>
-              <w:spacing w:before="0" w:after="0"/>
-              <w:jc w:val="left"/>
-              <w:keepLines/>
-              <w:keepNext/>
-            </w:pPr>
-            <w:r>
-              <w:rPr>
-                <w:rFonts w:ascii="Courier New" w:hAnsi="Courier New"/>
-                <w:color w:val="1A1A1A"/>
-                <w:sz w:val="16"/>
-              </w:rPr>
-            </w:r>
-          </w:p>
-          <w:p>
-            <w:pPr>
-              <w:spacing w:before="0" w:after="0"/>
-              <w:jc w:val="left"/>
-              <w:keepLines/>
-              <w:keepNext/>
-            </w:pPr>
-            <w:r>
-              <w:rPr>
-                <w:rFonts w:ascii="Courier New" w:hAnsi="Courier New"/>
-                <w:color w:val="1A1A1A"/>
-                <w:sz w:val="16"/>
-              </w:rPr>
-              <w:t>docker logs -f open-webui | grep -E "started|Running"</w:t>
+              <w:t># Uso normal:</w:t>
+            </w:r>
+          </w:p>
+          <w:p>
+            <w:pPr>
+              <w:spacing w:before="0" w:after="0"/>
+              <w:jc w:val="left"/>
+              <w:keepLines/>
+              <w:keepNext/>
+            </w:pPr>
+            <w:r>
+              <w:rPr>
+                <w:rFonts w:ascii="Courier New" w:hAnsi="Courier New"/>
+                <w:i/>
+                <w:color w:val="555555"/>
+                <w:sz w:val="16"/>
+              </w:rPr>
+              <w:t>start-webui    # Iniciar</w:t>
+            </w:r>
+          </w:p>
+          <w:p>
+            <w:pPr>
+              <w:spacing w:before="0" w:after="0"/>
+              <w:jc w:val="left"/>
+              <w:keepLines/>
+              <w:keepNext/>
+            </w:pPr>
+            <w:r>
+              <w:rPr>
+                <w:rFonts w:ascii="Courier New" w:hAnsi="Courier New"/>
+                <w:i/>
+                <w:color w:val="555555"/>
+                <w:sz w:val="16"/>
+              </w:rPr>
+              <w:t>webui-status   # Ver estado</w:t>
+            </w:r>
+          </w:p>
+          <w:p>
+            <w:pPr>
+              <w:spacing w:before="0" w:after="0"/>
+              <w:jc w:val="left"/>
+              <w:keepLines/>
+              <w:keepNext/>
+            </w:pPr>
+            <w:r>
+              <w:rPr>
+                <w:rFonts w:ascii="Courier New" w:hAnsi="Courier New"/>
+                <w:i/>
+                <w:color w:val="555555"/>
+                <w:sz w:val="16"/>
+              </w:rPr>
+              <w:t>webui-logs     # Ver logs en tiempo real (Ctrl+C para salir)</w:t>
+            </w:r>
+          </w:p>
+          <w:p>
+            <w:pPr>
+              <w:spacing w:before="0" w:after="0"/>
+              <w:jc w:val="left"/>
+              <w:keepLines/>
+              <w:keepNext/>
+            </w:pPr>
+            <w:r>
+              <w:rPr>
+                <w:rFonts w:ascii="Courier New" w:hAnsi="Courier New"/>
+                <w:i/>
+                <w:color w:val="555555"/>
+                <w:sz w:val="16"/>
+              </w:rPr>
+              <w:t>stop-webui     # Detener y liberar memoria</w:t>
             </w:r>
           </w:p>
         </w:tc>
@@ -15057,321 +15616,255 @@
         <w:pStyle w:val="Endure-Subhead"/>
         <w:keepNext/>
         <w:spacing w:before="160" w:after="60"/>
-      </w:pPr>
-      <w:r>
-        <w:rPr>
-          <w:sz w:val="18"/>
-        </w:rPr>
-        <w:t>12.6.5 Casos de uso principales</w:t>
-      </w:r>
-    </w:p>
-    <w:tbl>
-      <w:tblPr>
-        <w:tblW w:type="auto" w:w="0"/>
-        <w:tblLook w:firstColumn="1" w:firstRow="1" w:lastColumn="0" w:lastRow="0" w:noHBand="0" w:noVBand="1" w:val="04A0"/>
-        <w:tblW w:w="5000" w:type="pct"/>
-      </w:tblPr>
-      <w:tblGrid>
-        <w:gridCol w:w="2717"/>
-        <w:gridCol w:w="2717"/>
-        <w:gridCol w:w="2717"/>
-      </w:tblGrid>
-      <w:tr>
-        <w:tc>
-          <w:tcPr>
-            <w:tcW w:type="dxa" w:w="2717"/>
-            <w:shd w:val="clear" w:color="auto" w:fill="1A5A6A"/>
-          </w:tcPr>
-          <w:p>
-            <w:pPr>
-              <w:jc w:val="center"/>
-            </w:pPr>
-            <w:r>
-              <w:rPr>
-                <w:b/>
-                <w:color w:val="FFFFFF"/>
-                <w:sz w:val="17"/>
-              </w:rPr>
-              <w:t>Caso de uso</w:t>
-            </w:r>
-          </w:p>
-        </w:tc>
-        <w:tc>
-          <w:tcPr>
-            <w:tcW w:type="dxa" w:w="2717"/>
-            <w:shd w:val="clear" w:color="auto" w:fill="1A5A6A"/>
-          </w:tcPr>
-          <w:p>
-            <w:pPr>
-              <w:jc w:val="center"/>
-            </w:pPr>
-            <w:r>
-              <w:rPr>
-                <w:b/>
-                <w:color w:val="FFFFFF"/>
-                <w:sz w:val="17"/>
-              </w:rPr>
-              <w:t>Motor recomendado</w:t>
-            </w:r>
-          </w:p>
-        </w:tc>
-        <w:tc>
-          <w:tcPr>
-            <w:tcW w:type="dxa" w:w="2717"/>
-            <w:shd w:val="clear" w:color="auto" w:fill="1A5A6A"/>
-          </w:tcPr>
-          <w:p>
-            <w:pPr>
-              <w:jc w:val="center"/>
-            </w:pPr>
-            <w:r>
-              <w:rPr>
-                <w:b/>
-                <w:color w:val="FFFFFF"/>
-                <w:sz w:val="17"/>
-              </w:rPr>
-              <w:t>Configuracion</w:t>
-            </w:r>
-          </w:p>
-        </w:tc>
-      </w:tr>
-      <w:tr>
-        <w:tc>
-          <w:tcPr>
-            <w:tcW w:type="dxa" w:w="2717"/>
-            <w:shd w:val="clear" w:color="auto" w:fill="F8F8F8"/>
-          </w:tcPr>
-          <w:p>
-            <w:r>
-              <w:rPr>
-                <w:sz w:val="17"/>
-              </w:rPr>
-              <w:t>Chat general, preguntas rapidas</w:t>
-            </w:r>
-          </w:p>
-        </w:tc>
-        <w:tc>
-          <w:tcPr>
-            <w:tcW w:type="dxa" w:w="2717"/>
-            <w:shd w:val="clear" w:color="auto" w:fill="F8F8F8"/>
-          </w:tcPr>
-          <w:p>
-            <w:r>
-              <w:rPr>
-                <w:sz w:val="17"/>
-              </w:rPr>
-              <w:t>Ollama (qwen3:8b)</w:t>
-            </w:r>
-          </w:p>
-        </w:tc>
-        <w:tc>
-          <w:tcPr>
-            <w:tcW w:type="dxa" w:w="2717"/>
-            <w:shd w:val="clear" w:color="auto" w:fill="F8F8F8"/>
-          </w:tcPr>
-          <w:p>
-            <w:r>
-              <w:rPr>
-                <w:sz w:val="17"/>
-              </w:rPr>
-              <w:t>URL Ollama por defecto</w:t>
-            </w:r>
-          </w:p>
-        </w:tc>
-      </w:tr>
-      <w:tr>
-        <w:tc>
-          <w:tcPr>
-            <w:tcW w:type="dxa" w:w="2717"/>
-            <w:shd w:val="clear" w:color="auto" w:fill="FFFFFF"/>
-          </w:tcPr>
-          <w:p>
-            <w:r>
-              <w:rPr>
-                <w:sz w:val="17"/>
-              </w:rPr>
-              <w:t>Documentos largos (256K+ ctx)</w:t>
-            </w:r>
-          </w:p>
-        </w:tc>
-        <w:tc>
-          <w:tcPr>
-            <w:tcW w:type="dxa" w:w="2717"/>
-            <w:shd w:val="clear" w:color="auto" w:fill="FFFFFF"/>
-          </w:tcPr>
-          <w:p>
-            <w:r>
-              <w:rPr>
-                <w:sz w:val="17"/>
-              </w:rPr>
-              <w:t>vLLM (Nemotron3 30B)</w:t>
-            </w:r>
-          </w:p>
-        </w:tc>
-        <w:tc>
-          <w:tcPr>
-            <w:tcW w:type="dxa" w:w="2717"/>
-            <w:shd w:val="clear" w:color="auto" w:fill="FFFFFF"/>
-          </w:tcPr>
-          <w:p>
-            <w:r>
-              <w:rPr>
-                <w:sz w:val="17"/>
-              </w:rPr>
-              <w:t>OpenAI API localhost:8000</w:t>
-            </w:r>
-          </w:p>
-        </w:tc>
-      </w:tr>
-      <w:tr>
-        <w:tc>
-          <w:tcPr>
-            <w:tcW w:type="dxa" w:w="2717"/>
-            <w:shd w:val="clear" w:color="auto" w:fill="F8F8F8"/>
-          </w:tcPr>
-          <w:p>
-            <w:r>
-              <w:rPr>
-                <w:sz w:val="17"/>
-              </w:rPr>
-              <w:t>Bajo consumo, uso nocturno</w:t>
-            </w:r>
-          </w:p>
-        </w:tc>
-        <w:tc>
-          <w:tcPr>
-            <w:tcW w:type="dxa" w:w="2717"/>
-            <w:shd w:val="clear" w:color="auto" w:fill="F8F8F8"/>
-          </w:tcPr>
-          <w:p>
-            <w:r>
-              <w:rPr>
-                <w:sz w:val="17"/>
-              </w:rPr>
-              <w:t>llama.cpp (Gemma 4 E2B GGUF)</w:t>
-            </w:r>
-          </w:p>
-        </w:tc>
-        <w:tc>
-          <w:tcPr>
-            <w:tcW w:type="dxa" w:w="2717"/>
-            <w:shd w:val="clear" w:color="auto" w:fill="F8F8F8"/>
-          </w:tcPr>
-          <w:p>
-            <w:r>
-              <w:rPr>
-                <w:sz w:val="17"/>
-              </w:rPr>
-              <w:t>OpenAI API localhost:8080</w:t>
-            </w:r>
-          </w:p>
-        </w:tc>
-      </w:tr>
-      <w:tr>
-        <w:tc>
-          <w:tcPr>
-            <w:tcW w:type="dxa" w:w="2717"/>
-            <w:shd w:val="clear" w:color="auto" w:fill="FFFFFF"/>
-          </w:tcPr>
-          <w:p>
-            <w:r>
-              <w:rPr>
-                <w:sz w:val="17"/>
-              </w:rPr>
-              <w:t>Carga de PDFs e imagenes</w:t>
-            </w:r>
-          </w:p>
-        </w:tc>
-        <w:tc>
-          <w:tcPr>
-            <w:tcW w:type="dxa" w:w="2717"/>
-            <w:shd w:val="clear" w:color="auto" w:fill="FFFFFF"/>
-          </w:tcPr>
-          <w:p>
-            <w:r>
-              <w:rPr>
-                <w:sz w:val="17"/>
-              </w:rPr>
-              <w:t>Ollama (gemma4) + panel integrado</w:t>
-            </w:r>
-          </w:p>
-        </w:tc>
-        <w:tc>
-          <w:tcPr>
-            <w:tcW w:type="dxa" w:w="2717"/>
-            <w:shd w:val="clear" w:color="auto" w:fill="FFFFFF"/>
-          </w:tcPr>
-          <w:p>
-            <w:r>
-              <w:rPr>
-                <w:sz w:val="17"/>
-              </w:rPr>
-              <w:t>Funcion nativa</w:t>
-            </w:r>
-          </w:p>
-        </w:tc>
-      </w:tr>
-      <w:tr>
-        <w:tc>
-          <w:tcPr>
-            <w:tcW w:type="dxa" w:w="2717"/>
-            <w:shd w:val="clear" w:color="auto" w:fill="F8F8F8"/>
-          </w:tcPr>
-          <w:p>
-            <w:r>
-              <w:rPr>
-                <w:sz w:val="17"/>
-              </w:rPr>
-              <w:t>RAG sobre documentos propios</w:t>
-            </w:r>
-          </w:p>
-        </w:tc>
-        <w:tc>
-          <w:tcPr>
-            <w:tcW w:type="dxa" w:w="2717"/>
-            <w:shd w:val="clear" w:color="auto" w:fill="F8F8F8"/>
-          </w:tcPr>
-          <w:p>
-            <w:r>
-              <w:rPr>
-                <w:sz w:val="17"/>
-              </w:rPr>
-              <w:t>Ollama + nomic-embed-text</w:t>
-            </w:r>
-          </w:p>
-        </w:tc>
-        <w:tc>
-          <w:tcPr>
-            <w:tcW w:type="dxa" w:w="2717"/>
-            <w:shd w:val="clear" w:color="auto" w:fill="F8F8F8"/>
-          </w:tcPr>
-          <w:p>
-            <w:r>
-              <w:rPr>
-                <w:sz w:val="17"/>
-              </w:rPr>
-              <w:t>Ver Capitulo 25</w:t>
-            </w:r>
-          </w:p>
-        </w:tc>
-      </w:tr>
-    </w:tbl>
-    <w:p>
-      <w:pPr>
-        <w:spacing w:before="0" w:after="120"/>
-      </w:pPr>
-    </w:p>
-    <w:p>
-      <w:pPr>
-        <w:pStyle w:val="Endure-Subhead"/>
-        <w:keepNext/>
-        <w:spacing w:before="160" w:after="60"/>
-      </w:pPr>
-      <w:r>
-        <w:rPr>
-          <w:sz w:val="18"/>
-        </w:rPr>
-        <w:t>12.6.6 Monitoreo durante uso</w:t>
+        <w:outlineLvl w:val="2"/>
+      </w:pPr>
+      <w:r>
+        <w:rPr>
+          <w:sz w:val="22"/>
+        </w:rPr>
+        <w:t>12.6.4 Cambiar de motor de inferencia</w:t>
+      </w:r>
+    </w:p>
+    <w:p>
+      <w:pPr>
+        <w:pStyle w:val="Endure-FirstParagraphBodyText"/>
+        <w:spacing w:before="100" w:after="100"/>
+      </w:pPr>
+      <w:r>
+        <w:rPr>
+          <w:sz w:val="20"/>
+        </w:rPr>
+        <w:t>Open WebUI puede apuntar a cualquier motor activo sin reinstalarse.</w:t>
+      </w:r>
+    </w:p>
+    <w:p>
+      <w:pPr>
+        <w:pStyle w:val="Endure-ChapterBodyText"/>
+        <w:spacing w:before="100" w:after="100"/>
+      </w:pPr>
+      <w:r>
+        <w:rPr>
+          <w:b/>
+          <w:sz w:val="20"/>
+        </w:rPr>
+        <w:t>Forma 1 — Panel de administracion</w:t>
+      </w:r>
+      <w:r>
+        <w:rPr>
+          <w:sz w:val="20"/>
+        </w:rPr>
+        <w:t xml:space="preserve"> (recomendado para cambios permanentes):</w:t>
+      </w:r>
+    </w:p>
+    <w:p>
+      <w:pPr>
+        <w:pStyle w:val="Endure-ChapterBodyText"/>
+        <w:spacing w:before="40" w:after="40"/>
+        <w:ind w:left="360" w:hanging="216"/>
+      </w:pPr>
+      <w:r>
+        <w:rPr>
+          <w:sz w:val="20"/>
+        </w:rPr>
+        <w:t xml:space="preserve">1. </w:t>
+      </w:r>
+      <w:r>
+        <w:rPr>
+          <w:sz w:val="20"/>
+        </w:rPr>
+        <w:t xml:space="preserve">Acceder a Open WebUI como admin → icono de perfil → </w:t>
+      </w:r>
+      <w:r>
+        <w:rPr>
+          <w:b/>
+          <w:sz w:val="20"/>
+        </w:rPr>
+        <w:t>Admin Panel</w:t>
+      </w:r>
+    </w:p>
+    <w:p>
+      <w:pPr>
+        <w:pStyle w:val="Endure-ChapterBodyText"/>
+        <w:spacing w:before="40" w:after="40"/>
+        <w:ind w:left="360" w:hanging="216"/>
+      </w:pPr>
+      <w:r>
+        <w:rPr>
+          <w:sz w:val="20"/>
+        </w:rPr>
+        <w:t xml:space="preserve">2. </w:t>
+      </w:r>
+      <w:r>
+        <w:rPr>
+          <w:sz w:val="20"/>
+        </w:rPr>
+        <w:t xml:space="preserve">Ir a </w:t>
+      </w:r>
+      <w:r>
+        <w:rPr>
+          <w:b/>
+          <w:sz w:val="20"/>
+        </w:rPr>
+        <w:t>Settings → Connections</w:t>
+      </w:r>
+    </w:p>
+    <w:p>
+      <w:pPr>
+        <w:pStyle w:val="Endure-ChapterBodyText"/>
+        <w:spacing w:before="40" w:after="40"/>
+        <w:ind w:left="360" w:hanging="216"/>
+      </w:pPr>
+      <w:r>
+        <w:rPr>
+          <w:sz w:val="20"/>
+        </w:rPr>
+        <w:t xml:space="preserve">3. </w:t>
+      </w:r>
+      <w:r>
+        <w:rPr>
+          <w:sz w:val="20"/>
+        </w:rPr>
+        <w:t xml:space="preserve">En la seccion </w:t>
+      </w:r>
+      <w:r>
+        <w:rPr>
+          <w:b/>
+          <w:sz w:val="20"/>
+        </w:rPr>
+        <w:t>Ollama</w:t>
+      </w:r>
+      <w:r>
+        <w:rPr>
+          <w:sz w:val="20"/>
+        </w:rPr>
+        <w:t xml:space="preserve">: la URL base por defecto es </w:t>
+      </w:r>
+      <w:r>
+        <w:rPr>
+          <w:rFonts w:ascii="Courier New" w:hAnsi="Courier New"/>
+          <w:sz w:val="16"/>
+        </w:rPr>
+        <w:t>http://localhost:11434</w:t>
+      </w:r>
+    </w:p>
+    <w:p>
+      <w:pPr>
+        <w:pStyle w:val="Endure-ChapterBodyText"/>
+        <w:spacing w:before="40" w:after="40"/>
+        <w:ind w:left="360" w:hanging="216"/>
+      </w:pPr>
+      <w:r>
+        <w:rPr>
+          <w:sz w:val="20"/>
+        </w:rPr>
+        <w:t xml:space="preserve">4. </w:t>
+      </w:r>
+      <w:r>
+        <w:rPr>
+          <w:sz w:val="20"/>
+        </w:rPr>
+        <w:t>Para agregar vLLM o llama.cpp como proveedor adicional:</w:t>
+      </w:r>
+    </w:p>
+    <w:p>
+      <w:pPr>
+        <w:spacing w:before="0" w:after="80"/>
+      </w:pPr>
+    </w:p>
+    <w:p>
+      <w:pPr>
+        <w:pStyle w:val="Endure-ChapterBodyText"/>
+        <w:spacing w:before="100" w:after="100"/>
+      </w:pPr>
+      <w:r>
+        <w:rPr>
+          <w:sz w:val="20"/>
+        </w:rPr>
+        <w:t xml:space="preserve">- Clic en el </w:t>
+      </w:r>
+      <w:r>
+        <w:rPr>
+          <w:rFonts w:ascii="Courier New" w:hAnsi="Courier New"/>
+          <w:sz w:val="16"/>
+        </w:rPr>
+        <w:t>+</w:t>
+      </w:r>
+      <w:r>
+        <w:rPr>
+          <w:sz w:val="20"/>
+        </w:rPr>
+        <w:t xml:space="preserve"> junto a </w:t>
+      </w:r>
+      <w:r>
+        <w:rPr>
+          <w:b/>
+          <w:sz w:val="20"/>
+        </w:rPr>
+        <w:t>OpenAI API</w:t>
+      </w:r>
+      <w:r>
+        <w:rPr>
+          <w:sz w:val="20"/>
+        </w:rPr>
+        <w:t xml:space="preserve">  - URL: </w:t>
+      </w:r>
+      <w:r>
+        <w:rPr>
+          <w:rFonts w:ascii="Courier New" w:hAnsi="Courier New"/>
+          <w:sz w:val="16"/>
+        </w:rPr>
+        <w:t>http://localhost:8000/v1</w:t>
+      </w:r>
+      <w:r>
+        <w:rPr>
+          <w:sz w:val="20"/>
+        </w:rPr>
+        <w:t xml:space="preserve"> (vLLM) o </w:t>
+      </w:r>
+      <w:r>
+        <w:rPr>
+          <w:rFonts w:ascii="Courier New" w:hAnsi="Courier New"/>
+          <w:sz w:val="16"/>
+        </w:rPr>
+        <w:t>http://localhost:8080/v1</w:t>
+      </w:r>
+      <w:r>
+        <w:rPr>
+          <w:sz w:val="20"/>
+        </w:rPr>
+        <w:t xml:space="preserve"> (llama.cpp)  - API Key: </w:t>
+      </w:r>
+      <w:r>
+        <w:rPr>
+          <w:rFonts w:ascii="Courier New" w:hAnsi="Courier New"/>
+          <w:sz w:val="16"/>
+        </w:rPr>
+        <w:t>vllm-local</w:t>
+      </w:r>
+      <w:r>
+        <w:rPr>
+          <w:sz w:val="20"/>
+        </w:rPr>
+        <w:t xml:space="preserve"> (cualquier string no vacio)  - Guardar → los modelos aparecen en el dropdown</w:t>
+      </w:r>
+    </w:p>
+    <w:p>
+      <w:pPr>
+        <w:pStyle w:val="Endure-ChapterBodyText"/>
+        <w:spacing w:before="100" w:after="100"/>
+      </w:pPr>
+      <w:r>
+        <w:rPr>
+          <w:b/>
+          <w:sz w:val="20"/>
+        </w:rPr>
+        <w:t>Forma 2 — Variable de entorno</w:t>
+      </w:r>
+      <w:r>
+        <w:rPr>
+          <w:sz w:val="20"/>
+        </w:rPr>
+        <w:t xml:space="preserve"> (para cambiar el backend por defecto al relanzar):</w:t>
       </w:r>
     </w:p>
     <w:tbl>
@@ -15387,7 +15880,7 @@
         <w:tc>
           <w:tcPr>
             <w:tcW w:type="dxa" w:w="8152"/>
-            <w:shd w:val="clear" w:color="auto" w:fill="F2F2F2"/>
+            <w:shd w:val="clear" w:color="auto" w:fill="EAEAEA"/>
             <w:tcBorders>
               <w:left w:val="thick" w:sz="24" w:color="1A5A6A"/>
             </w:tcBorders>
@@ -15412,7 +15905,24 @@
                 <w:color w:val="888888"/>
                 <w:sz w:val="16"/>
               </w:rPr>
-              <w:t># Ver conversaciones activas y errores</w:t>
+              <w:t># Detener Open WebUI</w:t>
+            </w:r>
+          </w:p>
+          <w:p>
+            <w:pPr>
+              <w:spacing w:before="0" w:after="0"/>
+              <w:jc w:val="left"/>
+              <w:keepLines/>
+              <w:keepNext/>
+            </w:pPr>
+            <w:r>
+              <w:rPr>
+                <w:rFonts w:ascii="Courier New" w:hAnsi="Courier New"/>
+                <w:i/>
+                <w:color w:val="555555"/>
+                <w:sz w:val="16"/>
+              </w:rPr>
+              <w:t>stop-webui</w:t>
             </w:r>
           </w:p>
           <w:p>
@@ -15428,7 +15938,23 @@
                 <w:color w:val="1A1A1A"/>
                 <w:sz w:val="16"/>
               </w:rPr>
-              <w:t>docker logs -f open-webui --tail 20</w:t>
+            </w:r>
+          </w:p>
+          <w:p>
+            <w:pPr>
+              <w:spacing w:before="0" w:after="0"/>
+              <w:jc w:val="left"/>
+              <w:keepLines/>
+              <w:keepNext/>
+            </w:pPr>
+            <w:r>
+              <w:rPr>
+                <w:rFonts w:ascii="Courier New" w:hAnsi="Courier New"/>
+                <w:i/>
+                <w:color w:val="888888"/>
+                <w:sz w:val="16"/>
+              </w:rPr>
+              <w:t># Relanzar apuntando a vLLM como proveedor OpenAI</w:t>
             </w:r>
           </w:p>
           <w:p>
@@ -15444,23 +15970,143 @@
                 <w:color w:val="1A1A1A"/>
                 <w:sz w:val="16"/>
               </w:rPr>
-            </w:r>
-          </w:p>
-          <w:p>
-            <w:pPr>
-              <w:spacing w:before="0" w:after="0"/>
-              <w:jc w:val="left"/>
-              <w:keepLines/>
-              <w:keepNext/>
-            </w:pPr>
-            <w:r>
-              <w:rPr>
-                <w:rFonts w:ascii="Courier New" w:hAnsi="Courier New"/>
-                <w:i/>
-                <w:color w:val="888888"/>
-                <w:sz w:val="16"/>
-              </w:rPr>
-              <w:t># Ver uso de recursos del contenedor</w:t>
+              <w:t>docker run -d \</w:t>
+            </w:r>
+          </w:p>
+          <w:p>
+            <w:pPr>
+              <w:spacing w:before="0" w:after="0"/>
+              <w:jc w:val="left"/>
+              <w:keepLines/>
+              <w:keepNext/>
+            </w:pPr>
+            <w:r>
+              <w:rPr>
+                <w:rFonts w:ascii="Courier New" w:hAnsi="Courier New"/>
+                <w:i/>
+                <w:color w:val="555555"/>
+                <w:sz w:val="16"/>
+              </w:rPr>
+              <w:t xml:space="preserve">  --name open-webui \</w:t>
+            </w:r>
+          </w:p>
+          <w:p>
+            <w:pPr>
+              <w:spacing w:before="0" w:after="0"/>
+              <w:jc w:val="left"/>
+              <w:keepLines/>
+              <w:keepNext/>
+            </w:pPr>
+            <w:r>
+              <w:rPr>
+                <w:rFonts w:ascii="Courier New" w:hAnsi="Courier New"/>
+                <w:i/>
+                <w:color w:val="555555"/>
+                <w:sz w:val="16"/>
+              </w:rPr>
+              <w:t xml:space="preserve">  --restart no \</w:t>
+            </w:r>
+          </w:p>
+          <w:p>
+            <w:pPr>
+              <w:spacing w:before="0" w:after="0"/>
+              <w:jc w:val="left"/>
+              <w:keepLines/>
+              <w:keepNext/>
+            </w:pPr>
+            <w:r>
+              <w:rPr>
+                <w:rFonts w:ascii="Courier New" w:hAnsi="Courier New"/>
+                <w:i/>
+                <w:color w:val="555555"/>
+                <w:sz w:val="16"/>
+              </w:rPr>
+              <w:t xml:space="preserve">  --network host \</w:t>
+            </w:r>
+          </w:p>
+          <w:p>
+            <w:pPr>
+              <w:spacing w:before="0" w:after="0"/>
+              <w:jc w:val="left"/>
+              <w:keepLines/>
+              <w:keepNext/>
+            </w:pPr>
+            <w:r>
+              <w:rPr>
+                <w:rFonts w:ascii="Courier New" w:hAnsi="Courier New"/>
+                <w:i/>
+                <w:color w:val="555555"/>
+                <w:sz w:val="16"/>
+              </w:rPr>
+              <w:t xml:space="preserve">  -p 3000:8080 \</w:t>
+            </w:r>
+          </w:p>
+          <w:p>
+            <w:pPr>
+              <w:spacing w:before="0" w:after="0"/>
+              <w:jc w:val="left"/>
+              <w:keepLines/>
+              <w:keepNext/>
+            </w:pPr>
+            <w:r>
+              <w:rPr>
+                <w:rFonts w:ascii="Courier New" w:hAnsi="Courier New"/>
+                <w:i/>
+                <w:color w:val="555555"/>
+                <w:sz w:val="16"/>
+              </w:rPr>
+              <w:t xml:space="preserve">  -v open-webui-data:/app/backend/data \</w:t>
+            </w:r>
+          </w:p>
+          <w:p>
+            <w:pPr>
+              <w:spacing w:before="0" w:after="0"/>
+              <w:jc w:val="left"/>
+              <w:keepLines/>
+              <w:keepNext/>
+            </w:pPr>
+            <w:r>
+              <w:rPr>
+                <w:rFonts w:ascii="Courier New" w:hAnsi="Courier New"/>
+                <w:i/>
+                <w:color w:val="555555"/>
+                <w:sz w:val="16"/>
+              </w:rPr>
+              <w:t xml:space="preserve">  -e OPENAI_API_BASE_URL=http://localhost:8000/v1 \</w:t>
+            </w:r>
+          </w:p>
+          <w:p>
+            <w:pPr>
+              <w:spacing w:before="0" w:after="0"/>
+              <w:jc w:val="left"/>
+              <w:keepLines/>
+              <w:keepNext/>
+            </w:pPr>
+            <w:r>
+              <w:rPr>
+                <w:rFonts w:ascii="Courier New" w:hAnsi="Courier New"/>
+                <w:i/>
+                <w:color w:val="555555"/>
+                <w:sz w:val="16"/>
+              </w:rPr>
+              <w:t xml:space="preserve">  -e OPENAI_API_KEY=vllm-local \</w:t>
+            </w:r>
+          </w:p>
+          <w:p>
+            <w:pPr>
+              <w:spacing w:before="0" w:after="0"/>
+              <w:jc w:val="left"/>
+              <w:keepLines/>
+              <w:keepNext/>
+            </w:pPr>
+            <w:r>
+              <w:rPr>
+                <w:rFonts w:ascii="Courier New" w:hAnsi="Courier New"/>
+                <w:i/>
+                <w:color w:val="555555"/>
+                <w:sz w:val="16"/>
+              </w:rPr>
+              <w:t xml:space="preserve">  ghcr.io/open-webui/open-webui:main</w:t>
             </w:r>
           </w:p>
           <w:p>
@@ -15476,7 +16122,6 @@
                 <w:color w:val="1A1A1A"/>
                 <w:sz w:val="16"/>
               </w:rPr>
-              <w:t>docker stats open-webui --no-stream</w:t>
             </w:r>
           </w:p>
           <w:p>
@@ -15492,39 +16137,7 @@
                 <w:color w:val="1A1A1A"/>
                 <w:sz w:val="16"/>
               </w:rPr>
-            </w:r>
-          </w:p>
-          <w:p>
-            <w:pPr>
-              <w:spacing w:before="0" w:after="0"/>
-              <w:jc w:val="left"/>
-              <w:keepLines/>
-              <w:keepNext/>
-            </w:pPr>
-            <w:r>
-              <w:rPr>
-                <w:rFonts w:ascii="Courier New" w:hAnsi="Courier New"/>
-                <w:i/>
-                <w:color w:val="888888"/>
-                <w:sz w:val="16"/>
-              </w:rPr>
-              <w:t># Ver cuanto espacio usa la base de datos de conversaciones</w:t>
-            </w:r>
-          </w:p>
-          <w:p>
-            <w:pPr>
-              <w:spacing w:before="0" w:after="0"/>
-              <w:jc w:val="left"/>
-              <w:keepLines/>
-              <w:keepNext/>
-            </w:pPr>
-            <w:r>
-              <w:rPr>
-                <w:rFonts w:ascii="Courier New" w:hAnsi="Courier New"/>
-                <w:color w:val="1A1A1A"/>
-                <w:sz w:val="16"/>
-              </w:rPr>
-              <w:t>docker system df -v | grep open-webui-data</w:t>
+              <w:t>docker logs -f open-webui | grep -E "started|Running"</w:t>
             </w:r>
           </w:p>
         </w:tc>
@@ -15540,50 +16153,639 @@
         <w:pStyle w:val="Endure-Subhead"/>
         <w:keepNext/>
         <w:spacing w:before="160" w:after="60"/>
-      </w:pPr>
-      <w:r>
-        <w:rPr>
-          <w:sz w:val="18"/>
-        </w:rPr>
-        <w:t>12.6.7 SSL para Open WebUI (microfono en el navegador)</w:t>
-      </w:r>
-    </w:p>
-    <w:p>
-      <w:pPr>
-        <w:pStyle w:val="Endure-FirstParagraphBodyText"/>
-      </w:pPr>
-      <w:r>
-        <w:t xml:space="preserve">Los navegadores modernos (Chrome, Edge) solo permiten acceso al microfono en conexiones HTTPS. Para habilitar entrada de voz en Open WebUI, necesita un certificado SSL local. El procedimiento completo se trata en el </w:t>
-      </w:r>
-      <w:r>
-        <w:rPr>
-          <w:b/>
-        </w:rPr>
-        <w:t>Capitulo 14 — Open WebUI SSL + Proyecto Nemotron</w:t>
-      </w:r>
-      <w:r>
-        <w:t>.</w:t>
-      </w:r>
+        <w:outlineLvl w:val="2"/>
+      </w:pPr>
+      <w:r>
+        <w:rPr>
+          <w:sz w:val="22"/>
+        </w:rPr>
+        <w:t>12.6.5 Casos de uso principales</w:t>
+      </w:r>
+    </w:p>
+    <w:tbl>
+      <w:tblPr>
+        <w:tblW w:type="auto" w:w="0"/>
+        <w:tblLook w:firstColumn="1" w:firstRow="1" w:lastColumn="0" w:lastRow="0" w:noHBand="0" w:noVBand="1" w:val="04A0"/>
+        <w:tblW w:w="5000" w:type="pct"/>
+      </w:tblPr>
+      <w:tblGrid>
+        <w:gridCol w:w="2717"/>
+        <w:gridCol w:w="2717"/>
+        <w:gridCol w:w="2717"/>
+      </w:tblGrid>
+      <w:tr>
+        <w:trPr>
+          <w:trHeight w:val="453" w:hRule="atLeast"/>
+          <w:tblHeader/>
+        </w:trPr>
+        <w:tc>
+          <w:tcPr>
+            <w:tcW w:type="dxa" w:w="2717"/>
+            <w:shd w:val="clear" w:color="auto" w:fill="1A5A6A"/>
+            <w:tcBorders>
+              <w:top w:val="single" w:sz="12" w:color="FFFFFF"/>
+              <w:left w:val="single" w:sz="12" w:color="FFFFFF"/>
+              <w:bottom w:val="single" w:sz="12" w:color="FFFFFF"/>
+              <w:right w:val="single" w:sz="12" w:color="FFFFFF"/>
+            </w:tcBorders>
+            <w:vAlign w:val="center"/>
+            <w:tcMar>
+              <w:top w:w="60" w:type="dxa"/>
+              <w:left w:w="120" w:type="dxa"/>
+              <w:bottom w:w="60" w:type="dxa"/>
+              <w:right w:w="80" w:type="dxa"/>
+            </w:tcMar>
+          </w:tcPr>
+          <w:p>
+            <w:pPr>
+              <w:spacing w:before="0" w:after="0"/>
+              <w:jc w:val="center"/>
+            </w:pPr>
+            <w:r>
+              <w:rPr>
+                <w:b/>
+                <w:color w:val="FFFFFF"/>
+                <w:sz w:val="16"/>
+              </w:rPr>
+              <w:t>Caso de uso</w:t>
+            </w:r>
+          </w:p>
+        </w:tc>
+        <w:tc>
+          <w:tcPr>
+            <w:tcW w:type="dxa" w:w="2717"/>
+            <w:shd w:val="clear" w:color="auto" w:fill="1A5A6A"/>
+            <w:tcBorders>
+              <w:top w:val="single" w:sz="12" w:color="FFFFFF"/>
+              <w:left w:val="single" w:sz="12" w:color="FFFFFF"/>
+              <w:bottom w:val="single" w:sz="12" w:color="FFFFFF"/>
+              <w:right w:val="single" w:sz="12" w:color="FFFFFF"/>
+            </w:tcBorders>
+            <w:vAlign w:val="center"/>
+            <w:tcMar>
+              <w:top w:w="60" w:type="dxa"/>
+              <w:left w:w="120" w:type="dxa"/>
+              <w:bottom w:w="60" w:type="dxa"/>
+              <w:right w:w="80" w:type="dxa"/>
+            </w:tcMar>
+          </w:tcPr>
+          <w:p>
+            <w:pPr>
+              <w:spacing w:before="0" w:after="0"/>
+              <w:jc w:val="center"/>
+            </w:pPr>
+            <w:r>
+              <w:rPr>
+                <w:b/>
+                <w:color w:val="FFFFFF"/>
+                <w:sz w:val="16"/>
+              </w:rPr>
+              <w:t>Motor recomendado</w:t>
+            </w:r>
+          </w:p>
+        </w:tc>
+        <w:tc>
+          <w:tcPr>
+            <w:tcW w:type="dxa" w:w="2717"/>
+            <w:shd w:val="clear" w:color="auto" w:fill="1A5A6A"/>
+            <w:tcBorders>
+              <w:top w:val="single" w:sz="12" w:color="FFFFFF"/>
+              <w:left w:val="single" w:sz="12" w:color="FFFFFF"/>
+              <w:bottom w:val="single" w:sz="12" w:color="FFFFFF"/>
+              <w:right w:val="single" w:sz="12" w:color="FFFFFF"/>
+            </w:tcBorders>
+            <w:vAlign w:val="center"/>
+            <w:tcMar>
+              <w:top w:w="60" w:type="dxa"/>
+              <w:left w:w="120" w:type="dxa"/>
+              <w:bottom w:w="60" w:type="dxa"/>
+              <w:right w:w="80" w:type="dxa"/>
+            </w:tcMar>
+          </w:tcPr>
+          <w:p>
+            <w:pPr>
+              <w:spacing w:before="0" w:after="0"/>
+              <w:jc w:val="center"/>
+            </w:pPr>
+            <w:r>
+              <w:rPr>
+                <w:b/>
+                <w:color w:val="FFFFFF"/>
+                <w:sz w:val="16"/>
+              </w:rPr>
+              <w:t>Configuracion</w:t>
+            </w:r>
+          </w:p>
+        </w:tc>
+      </w:tr>
+      <w:tr>
+        <w:trPr>
+          <w:trHeight w:val="283" w:hRule="atLeast"/>
+        </w:trPr>
+        <w:tc>
+          <w:tcPr>
+            <w:tcW w:type="dxa" w:w="2717"/>
+            <w:shd w:val="clear" w:color="auto" w:fill="EAEAEA"/>
+            <w:tcBorders>
+              <w:top w:val="single" w:sz="12" w:color="FFFFFF"/>
+              <w:left w:val="single" w:sz="12" w:color="FFFFFF"/>
+              <w:bottom w:val="single" w:sz="12" w:color="FFFFFF"/>
+              <w:right w:val="single" w:sz="12" w:color="FFFFFF"/>
+            </w:tcBorders>
+            <w:vAlign w:val="center"/>
+            <w:tcMar>
+              <w:top w:w="40" w:type="dxa"/>
+              <w:left w:w="120" w:type="dxa"/>
+              <w:bottom w:w="40" w:type="dxa"/>
+              <w:right w:w="80" w:type="dxa"/>
+            </w:tcMar>
+          </w:tcPr>
+          <w:p>
+            <w:pPr>
+              <w:spacing w:before="0" w:after="0"/>
+              <w:jc w:val="center"/>
+            </w:pPr>
+            <w:r>
+              <w:rPr>
+                <w:sz w:val="16"/>
+              </w:rPr>
+              <w:t>Chat general, preguntas rapidas</w:t>
+            </w:r>
+          </w:p>
+        </w:tc>
+        <w:tc>
+          <w:tcPr>
+            <w:tcW w:type="dxa" w:w="2717"/>
+            <w:shd w:val="clear" w:color="auto" w:fill="EAEAEA"/>
+            <w:tcBorders>
+              <w:top w:val="single" w:sz="12" w:color="FFFFFF"/>
+              <w:left w:val="single" w:sz="12" w:color="FFFFFF"/>
+              <w:bottom w:val="single" w:sz="12" w:color="FFFFFF"/>
+              <w:right w:val="single" w:sz="12" w:color="FFFFFF"/>
+            </w:tcBorders>
+            <w:vAlign w:val="center"/>
+            <w:tcMar>
+              <w:top w:w="40" w:type="dxa"/>
+              <w:left w:w="120" w:type="dxa"/>
+              <w:bottom w:w="40" w:type="dxa"/>
+              <w:right w:w="80" w:type="dxa"/>
+            </w:tcMar>
+          </w:tcPr>
+          <w:p>
+            <w:pPr>
+              <w:spacing w:before="0" w:after="0"/>
+              <w:jc w:val="center"/>
+            </w:pPr>
+            <w:r>
+              <w:rPr>
+                <w:sz w:val="16"/>
+              </w:rPr>
+              <w:t>Ollama (qwen3:8b)</w:t>
+            </w:r>
+          </w:p>
+        </w:tc>
+        <w:tc>
+          <w:tcPr>
+            <w:tcW w:type="dxa" w:w="2717"/>
+            <w:shd w:val="clear" w:color="auto" w:fill="EAEAEA"/>
+            <w:tcBorders>
+              <w:top w:val="single" w:sz="12" w:color="FFFFFF"/>
+              <w:left w:val="single" w:sz="12" w:color="FFFFFF"/>
+              <w:bottom w:val="single" w:sz="12" w:color="FFFFFF"/>
+              <w:right w:val="single" w:sz="12" w:color="FFFFFF"/>
+            </w:tcBorders>
+            <w:vAlign w:val="center"/>
+            <w:tcMar>
+              <w:top w:w="40" w:type="dxa"/>
+              <w:left w:w="120" w:type="dxa"/>
+              <w:bottom w:w="40" w:type="dxa"/>
+              <w:right w:w="80" w:type="dxa"/>
+            </w:tcMar>
+          </w:tcPr>
+          <w:p>
+            <w:pPr>
+              <w:spacing w:before="0" w:after="0"/>
+              <w:jc w:val="center"/>
+            </w:pPr>
+            <w:r>
+              <w:rPr>
+                <w:sz w:val="16"/>
+              </w:rPr>
+              <w:t>URL Ollama por defecto</w:t>
+            </w:r>
+          </w:p>
+        </w:tc>
+      </w:tr>
+      <w:tr>
+        <w:trPr>
+          <w:trHeight w:val="283" w:hRule="atLeast"/>
+        </w:trPr>
+        <w:tc>
+          <w:tcPr>
+            <w:tcW w:type="dxa" w:w="2717"/>
+            <w:shd w:val="clear" w:color="auto" w:fill="EAEAEA"/>
+            <w:tcBorders>
+              <w:top w:val="single" w:sz="12" w:color="FFFFFF"/>
+              <w:left w:val="single" w:sz="12" w:color="FFFFFF"/>
+              <w:bottom w:val="single" w:sz="12" w:color="FFFFFF"/>
+              <w:right w:val="single" w:sz="12" w:color="FFFFFF"/>
+            </w:tcBorders>
+            <w:vAlign w:val="center"/>
+            <w:tcMar>
+              <w:top w:w="40" w:type="dxa"/>
+              <w:left w:w="120" w:type="dxa"/>
+              <w:bottom w:w="40" w:type="dxa"/>
+              <w:right w:w="80" w:type="dxa"/>
+            </w:tcMar>
+          </w:tcPr>
+          <w:p>
+            <w:pPr>
+              <w:spacing w:before="0" w:after="0"/>
+              <w:jc w:val="center"/>
+            </w:pPr>
+            <w:r>
+              <w:rPr>
+                <w:sz w:val="16"/>
+              </w:rPr>
+              <w:t>Documentos largos (256K+ ctx)</w:t>
+            </w:r>
+          </w:p>
+        </w:tc>
+        <w:tc>
+          <w:tcPr>
+            <w:tcW w:type="dxa" w:w="2717"/>
+            <w:shd w:val="clear" w:color="auto" w:fill="EAEAEA"/>
+            <w:tcBorders>
+              <w:top w:val="single" w:sz="12" w:color="FFFFFF"/>
+              <w:left w:val="single" w:sz="12" w:color="FFFFFF"/>
+              <w:bottom w:val="single" w:sz="12" w:color="FFFFFF"/>
+              <w:right w:val="single" w:sz="12" w:color="FFFFFF"/>
+            </w:tcBorders>
+            <w:vAlign w:val="center"/>
+            <w:tcMar>
+              <w:top w:w="40" w:type="dxa"/>
+              <w:left w:w="120" w:type="dxa"/>
+              <w:bottom w:w="40" w:type="dxa"/>
+              <w:right w:w="80" w:type="dxa"/>
+            </w:tcMar>
+          </w:tcPr>
+          <w:p>
+            <w:pPr>
+              <w:spacing w:before="0" w:after="0"/>
+              <w:jc w:val="center"/>
+            </w:pPr>
+            <w:r>
+              <w:rPr>
+                <w:sz w:val="16"/>
+              </w:rPr>
+              <w:t>vLLM (Nemotron3 30B)</w:t>
+            </w:r>
+          </w:p>
+        </w:tc>
+        <w:tc>
+          <w:tcPr>
+            <w:tcW w:type="dxa" w:w="2717"/>
+            <w:shd w:val="clear" w:color="auto" w:fill="EAEAEA"/>
+            <w:tcBorders>
+              <w:top w:val="single" w:sz="12" w:color="FFFFFF"/>
+              <w:left w:val="single" w:sz="12" w:color="FFFFFF"/>
+              <w:bottom w:val="single" w:sz="12" w:color="FFFFFF"/>
+              <w:right w:val="single" w:sz="12" w:color="FFFFFF"/>
+            </w:tcBorders>
+            <w:vAlign w:val="center"/>
+            <w:tcMar>
+              <w:top w:w="40" w:type="dxa"/>
+              <w:left w:w="120" w:type="dxa"/>
+              <w:bottom w:w="40" w:type="dxa"/>
+              <w:right w:w="80" w:type="dxa"/>
+            </w:tcMar>
+          </w:tcPr>
+          <w:p>
+            <w:pPr>
+              <w:spacing w:before="0" w:after="0"/>
+              <w:jc w:val="center"/>
+            </w:pPr>
+            <w:r>
+              <w:rPr>
+                <w:sz w:val="16"/>
+              </w:rPr>
+              <w:t>OpenAI API localhost:8000</w:t>
+            </w:r>
+          </w:p>
+        </w:tc>
+      </w:tr>
+      <w:tr>
+        <w:trPr>
+          <w:trHeight w:val="283" w:hRule="atLeast"/>
+        </w:trPr>
+        <w:tc>
+          <w:tcPr>
+            <w:tcW w:type="dxa" w:w="2717"/>
+            <w:shd w:val="clear" w:color="auto" w:fill="EAEAEA"/>
+            <w:tcBorders>
+              <w:top w:val="single" w:sz="12" w:color="FFFFFF"/>
+              <w:left w:val="single" w:sz="12" w:color="FFFFFF"/>
+              <w:bottom w:val="single" w:sz="12" w:color="FFFFFF"/>
+              <w:right w:val="single" w:sz="12" w:color="FFFFFF"/>
+            </w:tcBorders>
+            <w:vAlign w:val="center"/>
+            <w:tcMar>
+              <w:top w:w="40" w:type="dxa"/>
+              <w:left w:w="120" w:type="dxa"/>
+              <w:bottom w:w="40" w:type="dxa"/>
+              <w:right w:w="80" w:type="dxa"/>
+            </w:tcMar>
+          </w:tcPr>
+          <w:p>
+            <w:pPr>
+              <w:spacing w:before="0" w:after="0"/>
+              <w:jc w:val="center"/>
+            </w:pPr>
+            <w:r>
+              <w:rPr>
+                <w:sz w:val="16"/>
+              </w:rPr>
+              <w:t>Bajo consumo, uso nocturno</w:t>
+            </w:r>
+          </w:p>
+        </w:tc>
+        <w:tc>
+          <w:tcPr>
+            <w:tcW w:type="dxa" w:w="2717"/>
+            <w:shd w:val="clear" w:color="auto" w:fill="EAEAEA"/>
+            <w:tcBorders>
+              <w:top w:val="single" w:sz="12" w:color="FFFFFF"/>
+              <w:left w:val="single" w:sz="12" w:color="FFFFFF"/>
+              <w:bottom w:val="single" w:sz="12" w:color="FFFFFF"/>
+              <w:right w:val="single" w:sz="12" w:color="FFFFFF"/>
+            </w:tcBorders>
+            <w:vAlign w:val="center"/>
+            <w:tcMar>
+              <w:top w:w="40" w:type="dxa"/>
+              <w:left w:w="120" w:type="dxa"/>
+              <w:bottom w:w="40" w:type="dxa"/>
+              <w:right w:w="80" w:type="dxa"/>
+            </w:tcMar>
+          </w:tcPr>
+          <w:p>
+            <w:pPr>
+              <w:spacing w:before="0" w:after="0"/>
+              <w:jc w:val="center"/>
+            </w:pPr>
+            <w:r>
+              <w:rPr>
+                <w:sz w:val="16"/>
+              </w:rPr>
+              <w:t>llama.cpp (Gemma 4 E2B GGUF)</w:t>
+            </w:r>
+          </w:p>
+        </w:tc>
+        <w:tc>
+          <w:tcPr>
+            <w:tcW w:type="dxa" w:w="2717"/>
+            <w:shd w:val="clear" w:color="auto" w:fill="EAEAEA"/>
+            <w:tcBorders>
+              <w:top w:val="single" w:sz="12" w:color="FFFFFF"/>
+              <w:left w:val="single" w:sz="12" w:color="FFFFFF"/>
+              <w:bottom w:val="single" w:sz="12" w:color="FFFFFF"/>
+              <w:right w:val="single" w:sz="12" w:color="FFFFFF"/>
+            </w:tcBorders>
+            <w:vAlign w:val="center"/>
+            <w:tcMar>
+              <w:top w:w="40" w:type="dxa"/>
+              <w:left w:w="120" w:type="dxa"/>
+              <w:bottom w:w="40" w:type="dxa"/>
+              <w:right w:w="80" w:type="dxa"/>
+            </w:tcMar>
+          </w:tcPr>
+          <w:p>
+            <w:pPr>
+              <w:spacing w:before="0" w:after="0"/>
+              <w:jc w:val="center"/>
+            </w:pPr>
+            <w:r>
+              <w:rPr>
+                <w:sz w:val="16"/>
+              </w:rPr>
+              <w:t>OpenAI API localhost:8080</w:t>
+            </w:r>
+          </w:p>
+        </w:tc>
+      </w:tr>
+      <w:tr>
+        <w:trPr>
+          <w:trHeight w:val="283" w:hRule="atLeast"/>
+        </w:trPr>
+        <w:tc>
+          <w:tcPr>
+            <w:tcW w:type="dxa" w:w="2717"/>
+            <w:shd w:val="clear" w:color="auto" w:fill="EAEAEA"/>
+            <w:tcBorders>
+              <w:top w:val="single" w:sz="12" w:color="FFFFFF"/>
+              <w:left w:val="single" w:sz="12" w:color="FFFFFF"/>
+              <w:bottom w:val="single" w:sz="12" w:color="FFFFFF"/>
+              <w:right w:val="single" w:sz="12" w:color="FFFFFF"/>
+            </w:tcBorders>
+            <w:vAlign w:val="center"/>
+            <w:tcMar>
+              <w:top w:w="40" w:type="dxa"/>
+              <w:left w:w="120" w:type="dxa"/>
+              <w:bottom w:w="40" w:type="dxa"/>
+              <w:right w:w="80" w:type="dxa"/>
+            </w:tcMar>
+          </w:tcPr>
+          <w:p>
+            <w:pPr>
+              <w:spacing w:before="0" w:after="0"/>
+              <w:jc w:val="center"/>
+            </w:pPr>
+            <w:r>
+              <w:rPr>
+                <w:sz w:val="16"/>
+              </w:rPr>
+              <w:t>Carga de PDFs e imagenes</w:t>
+            </w:r>
+          </w:p>
+        </w:tc>
+        <w:tc>
+          <w:tcPr>
+            <w:tcW w:type="dxa" w:w="2717"/>
+            <w:shd w:val="clear" w:color="auto" w:fill="EAEAEA"/>
+            <w:tcBorders>
+              <w:top w:val="single" w:sz="12" w:color="FFFFFF"/>
+              <w:left w:val="single" w:sz="12" w:color="FFFFFF"/>
+              <w:bottom w:val="single" w:sz="12" w:color="FFFFFF"/>
+              <w:right w:val="single" w:sz="12" w:color="FFFFFF"/>
+            </w:tcBorders>
+            <w:vAlign w:val="center"/>
+            <w:tcMar>
+              <w:top w:w="40" w:type="dxa"/>
+              <w:left w:w="120" w:type="dxa"/>
+              <w:bottom w:w="40" w:type="dxa"/>
+              <w:right w:w="80" w:type="dxa"/>
+            </w:tcMar>
+          </w:tcPr>
+          <w:p>
+            <w:pPr>
+              <w:spacing w:before="0" w:after="0"/>
+              <w:jc w:val="center"/>
+            </w:pPr>
+            <w:r>
+              <w:rPr>
+                <w:sz w:val="16"/>
+              </w:rPr>
+              <w:t>Ollama (gemma4) + panel integrado</w:t>
+            </w:r>
+          </w:p>
+        </w:tc>
+        <w:tc>
+          <w:tcPr>
+            <w:tcW w:type="dxa" w:w="2717"/>
+            <w:shd w:val="clear" w:color="auto" w:fill="EAEAEA"/>
+            <w:tcBorders>
+              <w:top w:val="single" w:sz="12" w:color="FFFFFF"/>
+              <w:left w:val="single" w:sz="12" w:color="FFFFFF"/>
+              <w:bottom w:val="single" w:sz="12" w:color="FFFFFF"/>
+              <w:right w:val="single" w:sz="12" w:color="FFFFFF"/>
+            </w:tcBorders>
+            <w:vAlign w:val="center"/>
+            <w:tcMar>
+              <w:top w:w="40" w:type="dxa"/>
+              <w:left w:w="120" w:type="dxa"/>
+              <w:bottom w:w="40" w:type="dxa"/>
+              <w:right w:w="80" w:type="dxa"/>
+            </w:tcMar>
+          </w:tcPr>
+          <w:p>
+            <w:pPr>
+              <w:spacing w:before="0" w:after="0"/>
+              <w:jc w:val="center"/>
+            </w:pPr>
+            <w:r>
+              <w:rPr>
+                <w:sz w:val="16"/>
+              </w:rPr>
+              <w:t>Funcion nativa</w:t>
+            </w:r>
+          </w:p>
+        </w:tc>
+      </w:tr>
+      <w:tr>
+        <w:trPr>
+          <w:trHeight w:val="283" w:hRule="atLeast"/>
+        </w:trPr>
+        <w:tc>
+          <w:tcPr>
+            <w:tcW w:type="dxa" w:w="2717"/>
+            <w:shd w:val="clear" w:color="auto" w:fill="EAEAEA"/>
+            <w:tcBorders>
+              <w:top w:val="single" w:sz="12" w:color="FFFFFF"/>
+              <w:left w:val="single" w:sz="12" w:color="FFFFFF"/>
+              <w:bottom w:val="single" w:sz="12" w:color="FFFFFF"/>
+              <w:right w:val="single" w:sz="12" w:color="FFFFFF"/>
+            </w:tcBorders>
+            <w:vAlign w:val="center"/>
+            <w:tcMar>
+              <w:top w:w="40" w:type="dxa"/>
+              <w:left w:w="120" w:type="dxa"/>
+              <w:bottom w:w="40" w:type="dxa"/>
+              <w:right w:w="80" w:type="dxa"/>
+            </w:tcMar>
+          </w:tcPr>
+          <w:p>
+            <w:pPr>
+              <w:spacing w:before="0" w:after="0"/>
+              <w:jc w:val="center"/>
+            </w:pPr>
+            <w:r>
+              <w:rPr>
+                <w:sz w:val="16"/>
+              </w:rPr>
+              <w:t>RAG sobre documentos propios</w:t>
+            </w:r>
+          </w:p>
+        </w:tc>
+        <w:tc>
+          <w:tcPr>
+            <w:tcW w:type="dxa" w:w="2717"/>
+            <w:shd w:val="clear" w:color="auto" w:fill="EAEAEA"/>
+            <w:tcBorders>
+              <w:top w:val="single" w:sz="12" w:color="FFFFFF"/>
+              <w:left w:val="single" w:sz="12" w:color="FFFFFF"/>
+              <w:bottom w:val="single" w:sz="12" w:color="FFFFFF"/>
+              <w:right w:val="single" w:sz="12" w:color="FFFFFF"/>
+            </w:tcBorders>
+            <w:vAlign w:val="center"/>
+            <w:tcMar>
+              <w:top w:w="40" w:type="dxa"/>
+              <w:left w:w="120" w:type="dxa"/>
+              <w:bottom w:w="40" w:type="dxa"/>
+              <w:right w:w="80" w:type="dxa"/>
+            </w:tcMar>
+          </w:tcPr>
+          <w:p>
+            <w:pPr>
+              <w:spacing w:before="0" w:after="0"/>
+              <w:jc w:val="center"/>
+            </w:pPr>
+            <w:r>
+              <w:rPr>
+                <w:sz w:val="16"/>
+              </w:rPr>
+              <w:t>Ollama + nomic-embed-text</w:t>
+            </w:r>
+          </w:p>
+        </w:tc>
+        <w:tc>
+          <w:tcPr>
+            <w:tcW w:type="dxa" w:w="2717"/>
+            <w:shd w:val="clear" w:color="auto" w:fill="EAEAEA"/>
+            <w:tcBorders>
+              <w:top w:val="single" w:sz="12" w:color="FFFFFF"/>
+              <w:left w:val="single" w:sz="12" w:color="FFFFFF"/>
+              <w:bottom w:val="single" w:sz="12" w:color="FFFFFF"/>
+              <w:right w:val="single" w:sz="12" w:color="FFFFFF"/>
+            </w:tcBorders>
+            <w:vAlign w:val="center"/>
+            <w:tcMar>
+              <w:top w:w="40" w:type="dxa"/>
+              <w:left w:w="120" w:type="dxa"/>
+              <w:bottom w:w="40" w:type="dxa"/>
+              <w:right w:w="80" w:type="dxa"/>
+            </w:tcMar>
+          </w:tcPr>
+          <w:p>
+            <w:pPr>
+              <w:spacing w:before="0" w:after="0"/>
+              <w:jc w:val="center"/>
+            </w:pPr>
+            <w:r>
+              <w:rPr>
+                <w:sz w:val="16"/>
+              </w:rPr>
+              <w:t>Ver Capitulo 25</w:t>
+            </w:r>
+          </w:p>
+        </w:tc>
+      </w:tr>
+    </w:tbl>
+    <w:p>
+      <w:pPr>
+        <w:spacing w:before="0" w:after="120"/>
+      </w:pPr>
     </w:p>
     <w:p>
       <w:pPr>
         <w:pStyle w:val="Endure-Subhead"/>
         <w:keepNext/>
         <w:spacing w:before="160" w:after="60"/>
-      </w:pPr>
-      <w:r>
-        <w:rPr>
-          <w:sz w:val="18"/>
-        </w:rPr>
-        <w:t>12.6.8 Pipelines — Integracion avanzada</w:t>
-      </w:r>
-    </w:p>
-    <w:p>
-      <w:pPr>
-        <w:pStyle w:val="Endure-FirstParagraphBodyText"/>
-      </w:pPr>
-      <w:r>
-        <w:t>Open WebUI soporta "pipelines" — funciones Python que procesan las peticiones antes y despues del LLM:</w:t>
+        <w:outlineLvl w:val="2"/>
+      </w:pPr>
+      <w:r>
+        <w:rPr>
+          <w:sz w:val="22"/>
+        </w:rPr>
+        <w:t>12.6.6 Monitoreo durante uso</w:t>
       </w:r>
     </w:p>
     <w:tbl>
@@ -15599,7 +16801,7 @@
         <w:tc>
           <w:tcPr>
             <w:tcW w:type="dxa" w:w="8152"/>
-            <w:shd w:val="clear" w:color="auto" w:fill="F2F2F2"/>
+            <w:shd w:val="clear" w:color="auto" w:fill="EAEAEA"/>
             <w:tcBorders>
               <w:left w:val="thick" w:sz="24" w:color="1A5A6A"/>
             </w:tcBorders>
@@ -15624,6 +16826,232 @@
                 <w:color w:val="888888"/>
                 <w:sz w:val="16"/>
               </w:rPr>
+              <w:t># Ver conversaciones activas y errores</w:t>
+            </w:r>
+          </w:p>
+          <w:p>
+            <w:pPr>
+              <w:spacing w:before="0" w:after="0"/>
+              <w:jc w:val="left"/>
+              <w:keepLines/>
+              <w:keepNext/>
+            </w:pPr>
+            <w:r>
+              <w:rPr>
+                <w:rFonts w:ascii="Courier New" w:hAnsi="Courier New"/>
+                <w:color w:val="1A1A1A"/>
+                <w:sz w:val="16"/>
+              </w:rPr>
+              <w:t>docker logs -f open-webui --tail 20</w:t>
+            </w:r>
+          </w:p>
+          <w:p>
+            <w:pPr>
+              <w:spacing w:before="0" w:after="0"/>
+              <w:jc w:val="left"/>
+              <w:keepLines/>
+              <w:keepNext/>
+            </w:pPr>
+            <w:r>
+              <w:rPr>
+                <w:rFonts w:ascii="Courier New" w:hAnsi="Courier New"/>
+                <w:color w:val="1A1A1A"/>
+                <w:sz w:val="16"/>
+              </w:rPr>
+            </w:r>
+          </w:p>
+          <w:p>
+            <w:pPr>
+              <w:spacing w:before="0" w:after="0"/>
+              <w:jc w:val="left"/>
+              <w:keepLines/>
+              <w:keepNext/>
+            </w:pPr>
+            <w:r>
+              <w:rPr>
+                <w:rFonts w:ascii="Courier New" w:hAnsi="Courier New"/>
+                <w:i/>
+                <w:color w:val="888888"/>
+                <w:sz w:val="16"/>
+              </w:rPr>
+              <w:t># Ver uso de recursos del contenedor</w:t>
+            </w:r>
+          </w:p>
+          <w:p>
+            <w:pPr>
+              <w:spacing w:before="0" w:after="0"/>
+              <w:jc w:val="left"/>
+              <w:keepLines/>
+              <w:keepNext/>
+            </w:pPr>
+            <w:r>
+              <w:rPr>
+                <w:rFonts w:ascii="Courier New" w:hAnsi="Courier New"/>
+                <w:color w:val="1A1A1A"/>
+                <w:sz w:val="16"/>
+              </w:rPr>
+              <w:t>docker stats open-webui --no-stream</w:t>
+            </w:r>
+          </w:p>
+          <w:p>
+            <w:pPr>
+              <w:spacing w:before="0" w:after="0"/>
+              <w:jc w:val="left"/>
+              <w:keepLines/>
+              <w:keepNext/>
+            </w:pPr>
+            <w:r>
+              <w:rPr>
+                <w:rFonts w:ascii="Courier New" w:hAnsi="Courier New"/>
+                <w:color w:val="1A1A1A"/>
+                <w:sz w:val="16"/>
+              </w:rPr>
+            </w:r>
+          </w:p>
+          <w:p>
+            <w:pPr>
+              <w:spacing w:before="0" w:after="0"/>
+              <w:jc w:val="left"/>
+              <w:keepLines/>
+              <w:keepNext/>
+            </w:pPr>
+            <w:r>
+              <w:rPr>
+                <w:rFonts w:ascii="Courier New" w:hAnsi="Courier New"/>
+                <w:i/>
+                <w:color w:val="888888"/>
+                <w:sz w:val="16"/>
+              </w:rPr>
+              <w:t># Ver cuanto espacio usa la base de datos de conversaciones</w:t>
+            </w:r>
+          </w:p>
+          <w:p>
+            <w:pPr>
+              <w:spacing w:before="0" w:after="0"/>
+              <w:jc w:val="left"/>
+              <w:keepLines/>
+              <w:keepNext/>
+            </w:pPr>
+            <w:r>
+              <w:rPr>
+                <w:rFonts w:ascii="Courier New" w:hAnsi="Courier New"/>
+                <w:color w:val="1A1A1A"/>
+                <w:sz w:val="16"/>
+              </w:rPr>
+              <w:t>docker system df -v | grep open-webui-data</w:t>
+            </w:r>
+          </w:p>
+        </w:tc>
+      </w:tr>
+    </w:tbl>
+    <w:p>
+      <w:pPr>
+        <w:spacing w:before="0" w:after="120"/>
+      </w:pPr>
+    </w:p>
+    <w:p>
+      <w:pPr>
+        <w:pStyle w:val="Endure-Subhead"/>
+        <w:keepNext/>
+        <w:spacing w:before="160" w:after="60"/>
+        <w:outlineLvl w:val="2"/>
+      </w:pPr>
+      <w:r>
+        <w:rPr>
+          <w:sz w:val="22"/>
+        </w:rPr>
+        <w:t>12.6.7 SSL para Open WebUI (microfono en el navegador)</w:t>
+      </w:r>
+    </w:p>
+    <w:p>
+      <w:pPr>
+        <w:pStyle w:val="Endure-FirstParagraphBodyText"/>
+        <w:spacing w:before="100" w:after="100"/>
+      </w:pPr>
+      <w:r>
+        <w:rPr>
+          <w:sz w:val="20"/>
+        </w:rPr>
+        <w:t xml:space="preserve">Los navegadores modernos (Chrome, Edge) solo permiten acceso al microfono en conexiones HTTPS. Para habilitar entrada de voz en Open WebUI, necesita un certificado SSL local. El procedimiento completo se trata en el </w:t>
+      </w:r>
+      <w:r>
+        <w:rPr>
+          <w:b/>
+          <w:sz w:val="20"/>
+        </w:rPr>
+        <w:t>Capitulo 14 — Open WebUI SSL + Proyecto Nemotron</w:t>
+      </w:r>
+      <w:r>
+        <w:rPr>
+          <w:sz w:val="20"/>
+        </w:rPr>
+        <w:t>.</w:t>
+      </w:r>
+    </w:p>
+    <w:p>
+      <w:pPr>
+        <w:pStyle w:val="Endure-Subhead"/>
+        <w:keepNext/>
+        <w:spacing w:before="160" w:after="60"/>
+        <w:outlineLvl w:val="2"/>
+      </w:pPr>
+      <w:r>
+        <w:rPr>
+          <w:sz w:val="22"/>
+        </w:rPr>
+        <w:t>12.6.8 Pipelines — Integracion avanzada</w:t>
+      </w:r>
+    </w:p>
+    <w:p>
+      <w:pPr>
+        <w:pStyle w:val="Endure-FirstParagraphBodyText"/>
+        <w:spacing w:before="100" w:after="100"/>
+      </w:pPr>
+      <w:r>
+        <w:rPr>
+          <w:sz w:val="20"/>
+        </w:rPr>
+        <w:t>Open WebUI soporta "pipelines" — funciones Python que procesan las peticiones antes y despues del LLM:</w:t>
+      </w:r>
+    </w:p>
+    <w:tbl>
+      <w:tblPr>
+        <w:tblW w:type="auto" w:w="0"/>
+        <w:tblLook w:firstColumn="1" w:firstRow="1" w:lastColumn="0" w:lastRow="0" w:noHBand="0" w:noVBand="1" w:val="04A0"/>
+        <w:tblW w:w="5000" w:type="pct"/>
+      </w:tblPr>
+      <w:tblGrid>
+        <w:gridCol w:w="8152"/>
+      </w:tblGrid>
+      <w:tr>
+        <w:tc>
+          <w:tcPr>
+            <w:tcW w:type="dxa" w:w="8152"/>
+            <w:shd w:val="clear" w:color="auto" w:fill="EAEAEA"/>
+            <w:tcBorders>
+              <w:left w:val="thick" w:sz="24" w:color="1A5A6A"/>
+            </w:tcBorders>
+            <w:tcMar>
+              <w:top w:w="100" w:type="dxa"/>
+              <w:left w:w="180" w:type="dxa"/>
+              <w:bottom w:w="100" w:type="dxa"/>
+              <w:right w:w="140" w:type="dxa"/>
+            </w:tcMar>
+          </w:tcPr>
+          <w:p>
+            <w:pPr>
+              <w:spacing w:before="0" w:after="0"/>
+              <w:jc w:val="left"/>
+              <w:keepLines/>
+              <w:keepNext/>
+            </w:pPr>
+            <w:r>
+              <w:rPr>
+                <w:rFonts w:ascii="Courier New" w:hAnsi="Courier New"/>
+                <w:i/>
+                <w:color w:val="888888"/>
+                <w:sz w:val="16"/>
+              </w:rPr>
               <w:t># Iniciar servidor de pipelines (solo cuando lo necesite)</w:t>
             </w:r>
           </w:p>
@@ -15653,6 +17081,7 @@
             <w:r>
               <w:rPr>
                 <w:rFonts w:ascii="Courier New" w:hAnsi="Courier New"/>
+                <w:i/>
                 <w:color w:val="555555"/>
                 <w:sz w:val="16"/>
               </w:rPr>
@@ -15669,6 +17098,7 @@
             <w:r>
               <w:rPr>
                 <w:rFonts w:ascii="Courier New" w:hAnsi="Courier New"/>
+                <w:i/>
                 <w:color w:val="555555"/>
                 <w:sz w:val="16"/>
               </w:rPr>
@@ -15685,6 +17115,7 @@
             <w:r>
               <w:rPr>
                 <w:rFonts w:ascii="Courier New" w:hAnsi="Courier New"/>
+                <w:i/>
                 <w:color w:val="555555"/>
                 <w:sz w:val="16"/>
               </w:rPr>
@@ -15701,6 +17132,7 @@
             <w:r>
               <w:rPr>
                 <w:rFonts w:ascii="Courier New" w:hAnsi="Courier New"/>
+                <w:i/>
                 <w:color w:val="555555"/>
                 <w:sz w:val="16"/>
               </w:rPr>
@@ -15717,6 +17149,7 @@
             <w:r>
               <w:rPr>
                 <w:rFonts w:ascii="Courier New" w:hAnsi="Courier New"/>
+                <w:i/>
                 <w:color w:val="555555"/>
                 <w:sz w:val="16"/>
               </w:rPr>
@@ -15851,8 +17284,12 @@
         <w:pStyle w:val="Endure-Subhead"/>
         <w:keepNext/>
         <w:spacing w:before="240" w:after="60"/>
-      </w:pPr>
-      <w:r>
+        <w:outlineLvl w:val="1"/>
+      </w:pPr>
+      <w:r>
+        <w:rPr>
+          <w:sz w:val="24"/>
+        </w:rPr>
         <w:t>Resumen: Los tres motores de inferencia verificados</w:t>
       </w:r>
     </w:p>
@@ -15870,20 +17307,38 @@
         <w:gridCol w:w="1630"/>
       </w:tblGrid>
       <w:tr>
+        <w:trPr>
+          <w:trHeight w:val="453" w:hRule="atLeast"/>
+          <w:tblHeader/>
+        </w:trPr>
         <w:tc>
           <w:tcPr>
             <w:tcW w:type="dxa" w:w="1630"/>
             <w:shd w:val="clear" w:color="auto" w:fill="1A5A6A"/>
+            <w:tcBorders>
+              <w:top w:val="single" w:sz="12" w:color="FFFFFF"/>
+              <w:left w:val="single" w:sz="12" w:color="FFFFFF"/>
+              <w:bottom w:val="single" w:sz="12" w:color="FFFFFF"/>
+              <w:right w:val="single" w:sz="12" w:color="FFFFFF"/>
+            </w:tcBorders>
+            <w:vAlign w:val="center"/>
+            <w:tcMar>
+              <w:top w:w="60" w:type="dxa"/>
+              <w:left w:w="120" w:type="dxa"/>
+              <w:bottom w:w="60" w:type="dxa"/>
+              <w:right w:w="80" w:type="dxa"/>
+            </w:tcMar>
           </w:tcPr>
           <w:p>
             <w:pPr>
+              <w:spacing w:before="0" w:after="0"/>
               <w:jc w:val="center"/>
             </w:pPr>
             <w:r>
               <w:rPr>
                 <w:b/>
                 <w:color w:val="FFFFFF"/>
-                <w:sz w:val="17"/>
+                <w:sz w:val="16"/>
               </w:rPr>
               <w:t>Motor</w:t>
             </w:r>
@@ -15893,16 +17348,30 @@
           <w:tcPr>
             <w:tcW w:type="dxa" w:w="1630"/>
             <w:shd w:val="clear" w:color="auto" w:fill="1A5A6A"/>
+            <w:tcBorders>
+              <w:top w:val="single" w:sz="12" w:color="FFFFFF"/>
+              <w:left w:val="single" w:sz="12" w:color="FFFFFF"/>
+              <w:bottom w:val="single" w:sz="12" w:color="FFFFFF"/>
+              <w:right w:val="single" w:sz="12" w:color="FFFFFF"/>
+            </w:tcBorders>
+            <w:vAlign w:val="center"/>
+            <w:tcMar>
+              <w:top w:w="60" w:type="dxa"/>
+              <w:left w:w="120" w:type="dxa"/>
+              <w:bottom w:w="60" w:type="dxa"/>
+              <w:right w:w="80" w:type="dxa"/>
+            </w:tcMar>
           </w:tcPr>
           <w:p>
             <w:pPr>
+              <w:spacing w:before="0" w:after="0"/>
               <w:jc w:val="center"/>
             </w:pPr>
             <w:r>
               <w:rPr>
                 <w:b/>
                 <w:color w:val="FFFFFF"/>
-                <w:sz w:val="17"/>
+                <w:sz w:val="16"/>
               </w:rPr>
               <w:t>Puerto</w:t>
             </w:r>
@@ -15912,16 +17381,30 @@
           <w:tcPr>
             <w:tcW w:type="dxa" w:w="1630"/>
             <w:shd w:val="clear" w:color="auto" w:fill="1A5A6A"/>
+            <w:tcBorders>
+              <w:top w:val="single" w:sz="12" w:color="FFFFFF"/>
+              <w:left w:val="single" w:sz="12" w:color="FFFFFF"/>
+              <w:bottom w:val="single" w:sz="12" w:color="FFFFFF"/>
+              <w:right w:val="single" w:sz="12" w:color="FFFFFF"/>
+            </w:tcBorders>
+            <w:vAlign w:val="center"/>
+            <w:tcMar>
+              <w:top w:w="60" w:type="dxa"/>
+              <w:left w:w="120" w:type="dxa"/>
+              <w:bottom w:w="60" w:type="dxa"/>
+              <w:right w:w="80" w:type="dxa"/>
+            </w:tcMar>
           </w:tcPr>
           <w:p>
             <w:pPr>
+              <w:spacing w:before="0" w:after="0"/>
               <w:jc w:val="center"/>
             </w:pPr>
             <w:r>
               <w:rPr>
                 <w:b/>
                 <w:color w:val="FFFFFF"/>
-                <w:sz w:val="17"/>
+                <w:sz w:val="16"/>
               </w:rPr>
               <w:t>RAM tipica</w:t>
             </w:r>
@@ -15931,16 +17414,30 @@
           <w:tcPr>
             <w:tcW w:type="dxa" w:w="1630"/>
             <w:shd w:val="clear" w:color="auto" w:fill="1A5A6A"/>
+            <w:tcBorders>
+              <w:top w:val="single" w:sz="12" w:color="FFFFFF"/>
+              <w:left w:val="single" w:sz="12" w:color="FFFFFF"/>
+              <w:bottom w:val="single" w:sz="12" w:color="FFFFFF"/>
+              <w:right w:val="single" w:sz="12" w:color="FFFFFF"/>
+            </w:tcBorders>
+            <w:vAlign w:val="center"/>
+            <w:tcMar>
+              <w:top w:w="60" w:type="dxa"/>
+              <w:left w:w="120" w:type="dxa"/>
+              <w:bottom w:w="60" w:type="dxa"/>
+              <w:right w:w="80" w:type="dxa"/>
+            </w:tcMar>
           </w:tcPr>
           <w:p>
             <w:pPr>
+              <w:spacing w:before="0" w:after="0"/>
               <w:jc w:val="center"/>
             </w:pPr>
             <w:r>
               <w:rPr>
                 <w:b/>
                 <w:color w:val="FFFFFF"/>
-                <w:sz w:val="17"/>
+                <w:sz w:val="16"/>
               </w:rPr>
               <w:t>Tok/s</w:t>
             </w:r>
@@ -15950,16 +17447,30 @@
           <w:tcPr>
             <w:tcW w:type="dxa" w:w="1630"/>
             <w:shd w:val="clear" w:color="auto" w:fill="1A5A6A"/>
+            <w:tcBorders>
+              <w:top w:val="single" w:sz="12" w:color="FFFFFF"/>
+              <w:left w:val="single" w:sz="12" w:color="FFFFFF"/>
+              <w:bottom w:val="single" w:sz="12" w:color="FFFFFF"/>
+              <w:right w:val="single" w:sz="12" w:color="FFFFFF"/>
+            </w:tcBorders>
+            <w:vAlign w:val="center"/>
+            <w:tcMar>
+              <w:top w:w="60" w:type="dxa"/>
+              <w:left w:w="120" w:type="dxa"/>
+              <w:bottom w:w="60" w:type="dxa"/>
+              <w:right w:w="80" w:type="dxa"/>
+            </w:tcMar>
           </w:tcPr>
           <w:p>
             <w:pPr>
+              <w:spacing w:before="0" w:after="0"/>
               <w:jc w:val="center"/>
             </w:pPr>
             <w:r>
               <w:rPr>
                 <w:b/>
                 <w:color w:val="FFFFFF"/>
-                <w:sz w:val="17"/>
+                <w:sz w:val="16"/>
               </w:rPr>
               <w:t>Mejor para</w:t>
             </w:r>
@@ -15967,15 +17478,35 @@
         </w:tc>
       </w:tr>
       <w:tr>
+        <w:trPr>
+          <w:trHeight w:val="283" w:hRule="atLeast"/>
+        </w:trPr>
         <w:tc>
           <w:tcPr>
             <w:tcW w:type="dxa" w:w="1630"/>
-            <w:shd w:val="clear" w:color="auto" w:fill="F8F8F8"/>
+            <w:shd w:val="clear" w:color="auto" w:fill="EAEAEA"/>
+            <w:tcBorders>
+              <w:top w:val="single" w:sz="12" w:color="FFFFFF"/>
+              <w:left w:val="single" w:sz="12" w:color="FFFFFF"/>
+              <w:bottom w:val="single" w:sz="12" w:color="FFFFFF"/>
+              <w:right w:val="single" w:sz="12" w:color="FFFFFF"/>
+            </w:tcBorders>
+            <w:vAlign w:val="center"/>
+            <w:tcMar>
+              <w:top w:w="40" w:type="dxa"/>
+              <w:left w:w="120" w:type="dxa"/>
+              <w:bottom w:w="40" w:type="dxa"/>
+              <w:right w:w="80" w:type="dxa"/>
+            </w:tcMar>
           </w:tcPr>
           <w:p>
-            <w:r>
-              <w:rPr>
-                <w:sz w:val="17"/>
+            <w:pPr>
+              <w:spacing w:before="0" w:after="0"/>
+              <w:jc w:val="center"/>
+            </w:pPr>
+            <w:r>
+              <w:rPr>
+                <w:sz w:val="16"/>
               </w:rPr>
               <w:t>Ollama</w:t>
             </w:r>
@@ -15984,12 +17515,29 @@
         <w:tc>
           <w:tcPr>
             <w:tcW w:type="dxa" w:w="1630"/>
-            <w:shd w:val="clear" w:color="auto" w:fill="F8F8F8"/>
+            <w:shd w:val="clear" w:color="auto" w:fill="EAEAEA"/>
+            <w:tcBorders>
+              <w:top w:val="single" w:sz="12" w:color="FFFFFF"/>
+              <w:left w:val="single" w:sz="12" w:color="FFFFFF"/>
+              <w:bottom w:val="single" w:sz="12" w:color="FFFFFF"/>
+              <w:right w:val="single" w:sz="12" w:color="FFFFFF"/>
+            </w:tcBorders>
+            <w:vAlign w:val="center"/>
+            <w:tcMar>
+              <w:top w:w="40" w:type="dxa"/>
+              <w:left w:w="120" w:type="dxa"/>
+              <w:bottom w:w="40" w:type="dxa"/>
+              <w:right w:w="80" w:type="dxa"/>
+            </w:tcMar>
           </w:tcPr>
           <w:p>
-            <w:r>
-              <w:rPr>
-                <w:sz w:val="17"/>
+            <w:pPr>
+              <w:spacing w:before="0" w:after="0"/>
+              <w:jc w:val="center"/>
+            </w:pPr>
+            <w:r>
+              <w:rPr>
+                <w:sz w:val="16"/>
               </w:rPr>
               <w:t>11434</w:t>
             </w:r>
@@ -15998,12 +17546,29 @@
         <w:tc>
           <w:tcPr>
             <w:tcW w:type="dxa" w:w="1630"/>
-            <w:shd w:val="clear" w:color="auto" w:fill="F8F8F8"/>
+            <w:shd w:val="clear" w:color="auto" w:fill="EAEAEA"/>
+            <w:tcBorders>
+              <w:top w:val="single" w:sz="12" w:color="FFFFFF"/>
+              <w:left w:val="single" w:sz="12" w:color="FFFFFF"/>
+              <w:bottom w:val="single" w:sz="12" w:color="FFFFFF"/>
+              <w:right w:val="single" w:sz="12" w:color="FFFFFF"/>
+            </w:tcBorders>
+            <w:vAlign w:val="center"/>
+            <w:tcMar>
+              <w:top w:w="40" w:type="dxa"/>
+              <w:left w:w="120" w:type="dxa"/>
+              <w:bottom w:w="40" w:type="dxa"/>
+              <w:right w:w="80" w:type="dxa"/>
+            </w:tcMar>
           </w:tcPr>
           <w:p>
-            <w:r>
-              <w:rPr>
-                <w:sz w:val="17"/>
+            <w:pPr>
+              <w:spacing w:before="0" w:after="0"/>
+              <w:jc w:val="center"/>
+            </w:pPr>
+            <w:r>
+              <w:rPr>
+                <w:sz w:val="16"/>
               </w:rPr>
               <w:t>3–20 GB</w:t>
             </w:r>
@@ -16012,12 +17577,29 @@
         <w:tc>
           <w:tcPr>
             <w:tcW w:type="dxa" w:w="1630"/>
-            <w:shd w:val="clear" w:color="auto" w:fill="F8F8F8"/>
+            <w:shd w:val="clear" w:color="auto" w:fill="EAEAEA"/>
+            <w:tcBorders>
+              <w:top w:val="single" w:sz="12" w:color="FFFFFF"/>
+              <w:left w:val="single" w:sz="12" w:color="FFFFFF"/>
+              <w:bottom w:val="single" w:sz="12" w:color="FFFFFF"/>
+              <w:right w:val="single" w:sz="12" w:color="FFFFFF"/>
+            </w:tcBorders>
+            <w:vAlign w:val="center"/>
+            <w:tcMar>
+              <w:top w:w="40" w:type="dxa"/>
+              <w:left w:w="120" w:type="dxa"/>
+              <w:bottom w:w="40" w:type="dxa"/>
+              <w:right w:w="80" w:type="dxa"/>
+            </w:tcMar>
           </w:tcPr>
           <w:p>
-            <w:r>
-              <w:rPr>
-                <w:sz w:val="17"/>
+            <w:pPr>
+              <w:spacing w:before="0" w:after="0"/>
+              <w:jc w:val="center"/>
+            </w:pPr>
+            <w:r>
+              <w:rPr>
+                <w:sz w:val="16"/>
               </w:rPr>
               <w:t>25–45</w:t>
             </w:r>
@@ -16026,12 +17608,29 @@
         <w:tc>
           <w:tcPr>
             <w:tcW w:type="dxa" w:w="1630"/>
-            <w:shd w:val="clear" w:color="auto" w:fill="F8F8F8"/>
+            <w:shd w:val="clear" w:color="auto" w:fill="EAEAEA"/>
+            <w:tcBorders>
+              <w:top w:val="single" w:sz="12" w:color="FFFFFF"/>
+              <w:left w:val="single" w:sz="12" w:color="FFFFFF"/>
+              <w:bottom w:val="single" w:sz="12" w:color="FFFFFF"/>
+              <w:right w:val="single" w:sz="12" w:color="FFFFFF"/>
+            </w:tcBorders>
+            <w:vAlign w:val="center"/>
+            <w:tcMar>
+              <w:top w:w="40" w:type="dxa"/>
+              <w:left w:w="120" w:type="dxa"/>
+              <w:bottom w:w="40" w:type="dxa"/>
+              <w:right w:w="80" w:type="dxa"/>
+            </w:tcMar>
           </w:tcPr>
           <w:p>
-            <w:r>
-              <w:rPr>
-                <w:sz w:val="17"/>
+            <w:pPr>
+              <w:spacing w:before="0" w:after="0"/>
+              <w:jc w:val="both"/>
+            </w:pPr>
+            <w:r>
+              <w:rPr>
+                <w:sz w:val="16"/>
               </w:rPr>
               <w:t>Chat, RAG, exploración, embeddings</w:t>
             </w:r>
@@ -16039,15 +17638,35 @@
         </w:tc>
       </w:tr>
       <w:tr>
+        <w:trPr>
+          <w:trHeight w:val="283" w:hRule="atLeast"/>
+        </w:trPr>
         <w:tc>
           <w:tcPr>
             <w:tcW w:type="dxa" w:w="1630"/>
-            <w:shd w:val="clear" w:color="auto" w:fill="FFFFFF"/>
+            <w:shd w:val="clear" w:color="auto" w:fill="EAEAEA"/>
+            <w:tcBorders>
+              <w:top w:val="single" w:sz="12" w:color="FFFFFF"/>
+              <w:left w:val="single" w:sz="12" w:color="FFFFFF"/>
+              <w:bottom w:val="single" w:sz="12" w:color="FFFFFF"/>
+              <w:right w:val="single" w:sz="12" w:color="FFFFFF"/>
+            </w:tcBorders>
+            <w:vAlign w:val="center"/>
+            <w:tcMar>
+              <w:top w:w="40" w:type="dxa"/>
+              <w:left w:w="120" w:type="dxa"/>
+              <w:bottom w:w="40" w:type="dxa"/>
+              <w:right w:w="80" w:type="dxa"/>
+            </w:tcMar>
           </w:tcPr>
           <w:p>
-            <w:r>
-              <w:rPr>
-                <w:sz w:val="17"/>
+            <w:pPr>
+              <w:spacing w:before="0" w:after="0"/>
+              <w:jc w:val="center"/>
+            </w:pPr>
+            <w:r>
+              <w:rPr>
+                <w:sz w:val="16"/>
               </w:rPr>
               <w:t>llama.cpp</w:t>
             </w:r>
@@ -16056,12 +17675,29 @@
         <w:tc>
           <w:tcPr>
             <w:tcW w:type="dxa" w:w="1630"/>
-            <w:shd w:val="clear" w:color="auto" w:fill="FFFFFF"/>
+            <w:shd w:val="clear" w:color="auto" w:fill="EAEAEA"/>
+            <w:tcBorders>
+              <w:top w:val="single" w:sz="12" w:color="FFFFFF"/>
+              <w:left w:val="single" w:sz="12" w:color="FFFFFF"/>
+              <w:bottom w:val="single" w:sz="12" w:color="FFFFFF"/>
+              <w:right w:val="single" w:sz="12" w:color="FFFFFF"/>
+            </w:tcBorders>
+            <w:vAlign w:val="center"/>
+            <w:tcMar>
+              <w:top w:w="40" w:type="dxa"/>
+              <w:left w:w="120" w:type="dxa"/>
+              <w:bottom w:w="40" w:type="dxa"/>
+              <w:right w:w="80" w:type="dxa"/>
+            </w:tcMar>
           </w:tcPr>
           <w:p>
-            <w:r>
-              <w:rPr>
-                <w:sz w:val="17"/>
+            <w:pPr>
+              <w:spacing w:before="0" w:after="0"/>
+              <w:jc w:val="center"/>
+            </w:pPr>
+            <w:r>
+              <w:rPr>
+                <w:sz w:val="16"/>
               </w:rPr>
               <w:t>8080</w:t>
             </w:r>
@@ -16070,12 +17706,29 @@
         <w:tc>
           <w:tcPr>
             <w:tcW w:type="dxa" w:w="1630"/>
-            <w:shd w:val="clear" w:color="auto" w:fill="FFFFFF"/>
+            <w:shd w:val="clear" w:color="auto" w:fill="EAEAEA"/>
+            <w:tcBorders>
+              <w:top w:val="single" w:sz="12" w:color="FFFFFF"/>
+              <w:left w:val="single" w:sz="12" w:color="FFFFFF"/>
+              <w:bottom w:val="single" w:sz="12" w:color="FFFFFF"/>
+              <w:right w:val="single" w:sz="12" w:color="FFFFFF"/>
+            </w:tcBorders>
+            <w:vAlign w:val="center"/>
+            <w:tcMar>
+              <w:top w:w="40" w:type="dxa"/>
+              <w:left w:w="120" w:type="dxa"/>
+              <w:bottom w:w="40" w:type="dxa"/>
+              <w:right w:w="80" w:type="dxa"/>
+            </w:tcMar>
           </w:tcPr>
           <w:p>
-            <w:r>
-              <w:rPr>
-                <w:sz w:val="17"/>
+            <w:pPr>
+              <w:spacing w:before="0" w:after="0"/>
+              <w:jc w:val="center"/>
+            </w:pPr>
+            <w:r>
+              <w:rPr>
+                <w:sz w:val="16"/>
               </w:rPr>
               <w:t>3–24 GB</w:t>
             </w:r>
@@ -16084,12 +17737,29 @@
         <w:tc>
           <w:tcPr>
             <w:tcW w:type="dxa" w:w="1630"/>
-            <w:shd w:val="clear" w:color="auto" w:fill="FFFFFF"/>
+            <w:shd w:val="clear" w:color="auto" w:fill="EAEAEA"/>
+            <w:tcBorders>
+              <w:top w:val="single" w:sz="12" w:color="FFFFFF"/>
+              <w:left w:val="single" w:sz="12" w:color="FFFFFF"/>
+              <w:bottom w:val="single" w:sz="12" w:color="FFFFFF"/>
+              <w:right w:val="single" w:sz="12" w:color="FFFFFF"/>
+            </w:tcBorders>
+            <w:vAlign w:val="center"/>
+            <w:tcMar>
+              <w:top w:w="40" w:type="dxa"/>
+              <w:left w:w="120" w:type="dxa"/>
+              <w:bottom w:w="40" w:type="dxa"/>
+              <w:right w:w="80" w:type="dxa"/>
+            </w:tcMar>
           </w:tcPr>
           <w:p>
-            <w:r>
-              <w:rPr>
-                <w:sz w:val="17"/>
+            <w:pPr>
+              <w:spacing w:before="0" w:after="0"/>
+              <w:jc w:val="center"/>
+            </w:pPr>
+            <w:r>
+              <w:rPr>
+                <w:sz w:val="16"/>
               </w:rPr>
               <w:t>35–45</w:t>
             </w:r>
@@ -16098,12 +17768,29 @@
         <w:tc>
           <w:tcPr>
             <w:tcW w:type="dxa" w:w="1630"/>
-            <w:shd w:val="clear" w:color="auto" w:fill="FFFFFF"/>
+            <w:shd w:val="clear" w:color="auto" w:fill="EAEAEA"/>
+            <w:tcBorders>
+              <w:top w:val="single" w:sz="12" w:color="FFFFFF"/>
+              <w:left w:val="single" w:sz="12" w:color="FFFFFF"/>
+              <w:bottom w:val="single" w:sz="12" w:color="FFFFFF"/>
+              <w:right w:val="single" w:sz="12" w:color="FFFFFF"/>
+            </w:tcBorders>
+            <w:vAlign w:val="center"/>
+            <w:tcMar>
+              <w:top w:w="40" w:type="dxa"/>
+              <w:left w:w="120" w:type="dxa"/>
+              <w:bottom w:w="40" w:type="dxa"/>
+              <w:right w:w="80" w:type="dxa"/>
+            </w:tcMar>
           </w:tcPr>
           <w:p>
-            <w:r>
-              <w:rPr>
-                <w:sz w:val="17"/>
+            <w:pPr>
+              <w:spacing w:before="0" w:after="0"/>
+              <w:jc w:val="both"/>
+            </w:pPr>
+            <w:r>
+              <w:rPr>
+                <w:sz w:val="16"/>
               </w:rPr>
               <w:t>GGUF cuantizados, bajo consumo, arranque rapido</w:t>
             </w:r>
@@ -16111,15 +17798,35 @@
         </w:tc>
       </w:tr>
       <w:tr>
+        <w:trPr>
+          <w:trHeight w:val="283" w:hRule="atLeast"/>
+        </w:trPr>
         <w:tc>
           <w:tcPr>
             <w:tcW w:type="dxa" w:w="1630"/>
-            <w:shd w:val="clear" w:color="auto" w:fill="F8F8F8"/>
+            <w:shd w:val="clear" w:color="auto" w:fill="EAEAEA"/>
+            <w:tcBorders>
+              <w:top w:val="single" w:sz="12" w:color="FFFFFF"/>
+              <w:left w:val="single" w:sz="12" w:color="FFFFFF"/>
+              <w:bottom w:val="single" w:sz="12" w:color="FFFFFF"/>
+              <w:right w:val="single" w:sz="12" w:color="FFFFFF"/>
+            </w:tcBorders>
+            <w:vAlign w:val="center"/>
+            <w:tcMar>
+              <w:top w:w="40" w:type="dxa"/>
+              <w:left w:w="120" w:type="dxa"/>
+              <w:bottom w:w="40" w:type="dxa"/>
+              <w:right w:w="80" w:type="dxa"/>
+            </w:tcMar>
           </w:tcPr>
           <w:p>
-            <w:r>
-              <w:rPr>
-                <w:sz w:val="17"/>
+            <w:pPr>
+              <w:spacing w:before="0" w:after="0"/>
+              <w:jc w:val="center"/>
+            </w:pPr>
+            <w:r>
+              <w:rPr>
+                <w:sz w:val="16"/>
               </w:rPr>
               <w:t>vLLM</w:t>
             </w:r>
@@ -16128,12 +17835,29 @@
         <w:tc>
           <w:tcPr>
             <w:tcW w:type="dxa" w:w="1630"/>
-            <w:shd w:val="clear" w:color="auto" w:fill="F8F8F8"/>
+            <w:shd w:val="clear" w:color="auto" w:fill="EAEAEA"/>
+            <w:tcBorders>
+              <w:top w:val="single" w:sz="12" w:color="FFFFFF"/>
+              <w:left w:val="single" w:sz="12" w:color="FFFFFF"/>
+              <w:bottom w:val="single" w:sz="12" w:color="FFFFFF"/>
+              <w:right w:val="single" w:sz="12" w:color="FFFFFF"/>
+            </w:tcBorders>
+            <w:vAlign w:val="center"/>
+            <w:tcMar>
+              <w:top w:w="40" w:type="dxa"/>
+              <w:left w:w="120" w:type="dxa"/>
+              <w:bottom w:w="40" w:type="dxa"/>
+              <w:right w:w="80" w:type="dxa"/>
+            </w:tcMar>
           </w:tcPr>
           <w:p>
-            <w:r>
-              <w:rPr>
-                <w:sz w:val="17"/>
+            <w:pPr>
+              <w:spacing w:before="0" w:after="0"/>
+              <w:jc w:val="center"/>
+            </w:pPr>
+            <w:r>
+              <w:rPr>
+                <w:sz w:val="16"/>
               </w:rPr>
               <w:t>8000</w:t>
             </w:r>
@@ -16142,12 +17866,29 @@
         <w:tc>
           <w:tcPr>
             <w:tcW w:type="dxa" w:w="1630"/>
-            <w:shd w:val="clear" w:color="auto" w:fill="F8F8F8"/>
+            <w:shd w:val="clear" w:color="auto" w:fill="EAEAEA"/>
+            <w:tcBorders>
+              <w:top w:val="single" w:sz="12" w:color="FFFFFF"/>
+              <w:left w:val="single" w:sz="12" w:color="FFFFFF"/>
+              <w:bottom w:val="single" w:sz="12" w:color="FFFFFF"/>
+              <w:right w:val="single" w:sz="12" w:color="FFFFFF"/>
+            </w:tcBorders>
+            <w:vAlign w:val="center"/>
+            <w:tcMar>
+              <w:top w:w="40" w:type="dxa"/>
+              <w:left w:w="120" w:type="dxa"/>
+              <w:bottom w:w="40" w:type="dxa"/>
+              <w:right w:w="80" w:type="dxa"/>
+            </w:tcMar>
           </w:tcPr>
           <w:p>
-            <w:r>
-              <w:rPr>
-                <w:sz w:val="17"/>
+            <w:pPr>
+              <w:spacing w:before="0" w:after="0"/>
+              <w:jc w:val="center"/>
+            </w:pPr>
+            <w:r>
+              <w:rPr>
+                <w:sz w:val="16"/>
               </w:rPr>
               <w:t>15–30 GB</w:t>
             </w:r>
@@ -16156,12 +17897,29 @@
         <w:tc>
           <w:tcPr>
             <w:tcW w:type="dxa" w:w="1630"/>
-            <w:shd w:val="clear" w:color="auto" w:fill="F8F8F8"/>
+            <w:shd w:val="clear" w:color="auto" w:fill="EAEAEA"/>
+            <w:tcBorders>
+              <w:top w:val="single" w:sz="12" w:color="FFFFFF"/>
+              <w:left w:val="single" w:sz="12" w:color="FFFFFF"/>
+              <w:bottom w:val="single" w:sz="12" w:color="FFFFFF"/>
+              <w:right w:val="single" w:sz="12" w:color="FFFFFF"/>
+            </w:tcBorders>
+            <w:vAlign w:val="center"/>
+            <w:tcMar>
+              <w:top w:w="40" w:type="dxa"/>
+              <w:left w:w="120" w:type="dxa"/>
+              <w:bottom w:w="40" w:type="dxa"/>
+              <w:right w:w="80" w:type="dxa"/>
+            </w:tcMar>
           </w:tcPr>
           <w:p>
-            <w:r>
-              <w:rPr>
-                <w:sz w:val="17"/>
+            <w:pPr>
+              <w:spacing w:before="0" w:after="0"/>
+              <w:jc w:val="center"/>
+            </w:pPr>
+            <w:r>
+              <w:rPr>
+                <w:sz w:val="16"/>
               </w:rPr>
               <w:t>32–38</w:t>
             </w:r>
@@ -16170,12 +17928,29 @@
         <w:tc>
           <w:tcPr>
             <w:tcW w:type="dxa" w:w="1630"/>
-            <w:shd w:val="clear" w:color="auto" w:fill="F8F8F8"/>
+            <w:shd w:val="clear" w:color="auto" w:fill="EAEAEA"/>
+            <w:tcBorders>
+              <w:top w:val="single" w:sz="12" w:color="FFFFFF"/>
+              <w:left w:val="single" w:sz="12" w:color="FFFFFF"/>
+              <w:bottom w:val="single" w:sz="12" w:color="FFFFFF"/>
+              <w:right w:val="single" w:sz="12" w:color="FFFFFF"/>
+            </w:tcBorders>
+            <w:vAlign w:val="center"/>
+            <w:tcMar>
+              <w:top w:w="40" w:type="dxa"/>
+              <w:left w:w="120" w:type="dxa"/>
+              <w:bottom w:w="40" w:type="dxa"/>
+              <w:right w:w="80" w:type="dxa"/>
+            </w:tcMar>
           </w:tcPr>
           <w:p>
-            <w:r>
-              <w:rPr>
-                <w:sz w:val="17"/>
+            <w:pPr>
+              <w:spacing w:before="0" w:after="0"/>
+              <w:jc w:val="both"/>
+            </w:pPr>
+            <w:r>
+              <w:rPr>
+                <w:sz w:val="16"/>
               </w:rPr>
               <w:t>Producción, tool calling, JSON estructurado</w:t>
             </w:r>
@@ -16183,15 +17958,35 @@
         </w:tc>
       </w:tr>
       <w:tr>
+        <w:trPr>
+          <w:trHeight w:val="283" w:hRule="atLeast"/>
+        </w:trPr>
         <w:tc>
           <w:tcPr>
             <w:tcW w:type="dxa" w:w="1630"/>
-            <w:shd w:val="clear" w:color="auto" w:fill="FFFFFF"/>
+            <w:shd w:val="clear" w:color="auto" w:fill="EAEAEA"/>
+            <w:tcBorders>
+              <w:top w:val="single" w:sz="12" w:color="FFFFFF"/>
+              <w:left w:val="single" w:sz="12" w:color="FFFFFF"/>
+              <w:bottom w:val="single" w:sz="12" w:color="FFFFFF"/>
+              <w:right w:val="single" w:sz="12" w:color="FFFFFF"/>
+            </w:tcBorders>
+            <w:vAlign w:val="center"/>
+            <w:tcMar>
+              <w:top w:w="40" w:type="dxa"/>
+              <w:left w:w="120" w:type="dxa"/>
+              <w:bottom w:w="40" w:type="dxa"/>
+              <w:right w:w="80" w:type="dxa"/>
+            </w:tcMar>
           </w:tcPr>
           <w:p>
-            <w:r>
-              <w:rPr>
-                <w:sz w:val="17"/>
+            <w:pPr>
+              <w:spacing w:before="0" w:after="0"/>
+              <w:jc w:val="center"/>
+            </w:pPr>
+            <w:r>
+              <w:rPr>
+                <w:sz w:val="16"/>
               </w:rPr>
               <w:t>Open WebUI</w:t>
             </w:r>
@@ -16200,12 +17995,29 @@
         <w:tc>
           <w:tcPr>
             <w:tcW w:type="dxa" w:w="1630"/>
-            <w:shd w:val="clear" w:color="auto" w:fill="FFFFFF"/>
+            <w:shd w:val="clear" w:color="auto" w:fill="EAEAEA"/>
+            <w:tcBorders>
+              <w:top w:val="single" w:sz="12" w:color="FFFFFF"/>
+              <w:left w:val="single" w:sz="12" w:color="FFFFFF"/>
+              <w:bottom w:val="single" w:sz="12" w:color="FFFFFF"/>
+              <w:right w:val="single" w:sz="12" w:color="FFFFFF"/>
+            </w:tcBorders>
+            <w:vAlign w:val="center"/>
+            <w:tcMar>
+              <w:top w:w="40" w:type="dxa"/>
+              <w:left w:w="120" w:type="dxa"/>
+              <w:bottom w:w="40" w:type="dxa"/>
+              <w:right w:w="80" w:type="dxa"/>
+            </w:tcMar>
           </w:tcPr>
           <w:p>
-            <w:r>
-              <w:rPr>
-                <w:sz w:val="17"/>
+            <w:pPr>
+              <w:spacing w:before="0" w:after="0"/>
+              <w:jc w:val="center"/>
+            </w:pPr>
+            <w:r>
+              <w:rPr>
+                <w:sz w:val="16"/>
               </w:rPr>
               <w:t>3000</w:t>
             </w:r>
@@ -16214,12 +18026,29 @@
         <w:tc>
           <w:tcPr>
             <w:tcW w:type="dxa" w:w="1630"/>
-            <w:shd w:val="clear" w:color="auto" w:fill="FFFFFF"/>
+            <w:shd w:val="clear" w:color="auto" w:fill="EAEAEA"/>
+            <w:tcBorders>
+              <w:top w:val="single" w:sz="12" w:color="FFFFFF"/>
+              <w:left w:val="single" w:sz="12" w:color="FFFFFF"/>
+              <w:bottom w:val="single" w:sz="12" w:color="FFFFFF"/>
+              <w:right w:val="single" w:sz="12" w:color="FFFFFF"/>
+            </w:tcBorders>
+            <w:vAlign w:val="center"/>
+            <w:tcMar>
+              <w:top w:w="40" w:type="dxa"/>
+              <w:left w:w="120" w:type="dxa"/>
+              <w:bottom w:w="40" w:type="dxa"/>
+              <w:right w:w="80" w:type="dxa"/>
+            </w:tcMar>
           </w:tcPr>
           <w:p>
-            <w:r>
-              <w:rPr>
-                <w:sz w:val="17"/>
+            <w:pPr>
+              <w:spacing w:before="0" w:after="0"/>
+              <w:jc w:val="center"/>
+            </w:pPr>
+            <w:r>
+              <w:rPr>
+                <w:sz w:val="16"/>
               </w:rPr>
               <w:t>~200 MB</w:t>
             </w:r>
@@ -16228,12 +18057,29 @@
         <w:tc>
           <w:tcPr>
             <w:tcW w:type="dxa" w:w="1630"/>
-            <w:shd w:val="clear" w:color="auto" w:fill="FFFFFF"/>
+            <w:shd w:val="clear" w:color="auto" w:fill="EAEAEA"/>
+            <w:tcBorders>
+              <w:top w:val="single" w:sz="12" w:color="FFFFFF"/>
+              <w:left w:val="single" w:sz="12" w:color="FFFFFF"/>
+              <w:bottom w:val="single" w:sz="12" w:color="FFFFFF"/>
+              <w:right w:val="single" w:sz="12" w:color="FFFFFF"/>
+            </w:tcBorders>
+            <w:vAlign w:val="center"/>
+            <w:tcMar>
+              <w:top w:w="40" w:type="dxa"/>
+              <w:left w:w="120" w:type="dxa"/>
+              <w:bottom w:w="40" w:type="dxa"/>
+              <w:right w:w="80" w:type="dxa"/>
+            </w:tcMar>
           </w:tcPr>
           <w:p>
-            <w:r>
-              <w:rPr>
-                <w:sz w:val="17"/>
+            <w:pPr>
+              <w:spacing w:before="0" w:after="0"/>
+              <w:jc w:val="center"/>
+            </w:pPr>
+            <w:r>
+              <w:rPr>
+                <w:sz w:val="16"/>
               </w:rPr>
               <w:t>—</w:t>
             </w:r>
@@ -16242,12 +18088,29 @@
         <w:tc>
           <w:tcPr>
             <w:tcW w:type="dxa" w:w="1630"/>
-            <w:shd w:val="clear" w:color="auto" w:fill="FFFFFF"/>
+            <w:shd w:val="clear" w:color="auto" w:fill="EAEAEA"/>
+            <w:tcBorders>
+              <w:top w:val="single" w:sz="12" w:color="FFFFFF"/>
+              <w:left w:val="single" w:sz="12" w:color="FFFFFF"/>
+              <w:bottom w:val="single" w:sz="12" w:color="FFFFFF"/>
+              <w:right w:val="single" w:sz="12" w:color="FFFFFF"/>
+            </w:tcBorders>
+            <w:vAlign w:val="center"/>
+            <w:tcMar>
+              <w:top w:w="40" w:type="dxa"/>
+              <w:left w:w="120" w:type="dxa"/>
+              <w:bottom w:w="40" w:type="dxa"/>
+              <w:right w:w="80" w:type="dxa"/>
+            </w:tcMar>
           </w:tcPr>
           <w:p>
-            <w:r>
-              <w:rPr>
-                <w:sz w:val="17"/>
+            <w:pPr>
+              <w:spacing w:before="0" w:after="0"/>
+              <w:jc w:val="both"/>
+            </w:pPr>
+            <w:r>
+              <w:rPr>
+                <w:sz w:val="16"/>
               </w:rPr>
               <w:t>Interfaz de usuario para todos los motores</w:t>
             </w:r>
@@ -16306,7 +18169,7 @@
             <w:r>
               <w:rPr>
                 <w:rFonts w:ascii="Courier New" w:hAnsi="Courier New"/>
-                <w:sz w:val="17"/>
+                <w:sz w:val="16"/>
               </w:rPr>
               <w:t>stop-ollama</w:t>
             </w:r>
@@ -16316,7 +18179,7 @@
             <w:r>
               <w:rPr>
                 <w:rFonts w:ascii="Courier New" w:hAnsi="Courier New"/>
-                <w:sz w:val="17"/>
+                <w:sz w:val="16"/>
               </w:rPr>
               <w:t>stop-llama</w:t>
             </w:r>
@@ -16326,7 +18189,7 @@
             <w:r>
               <w:rPr>
                 <w:rFonts w:ascii="Courier New" w:hAnsi="Courier New"/>
-                <w:sz w:val="17"/>
+                <w:sz w:val="16"/>
               </w:rPr>
               <w:t>stop-vllm</w:t>
             </w:r>
@@ -16347,35 +18210,49 @@
         <w:pStyle w:val="Endure-Subhead"/>
         <w:keepNext/>
         <w:spacing w:before="240" w:after="60"/>
-      </w:pPr>
-      <w:r>
+        <w:outlineLvl w:val="1"/>
+      </w:pPr>
+      <w:r>
+        <w:rPr>
+          <w:sz w:val="24"/>
+        </w:rPr>
         <w:t>¿Qué sigue?</w:t>
       </w:r>
     </w:p>
     <w:p>
       <w:pPr>
         <w:pStyle w:val="Endure-FirstParagraphBodyText"/>
-      </w:pPr>
-      <w:r>
+        <w:spacing w:before="100" w:after="100"/>
+      </w:pPr>
+      <w:r>
+        <w:rPr>
+          <w:sz w:val="20"/>
+        </w:rPr>
         <w:t xml:space="preserve">En el </w:t>
       </w:r>
       <w:r>
         <w:rPr>
           <w:b/>
+          <w:sz w:val="20"/>
         </w:rPr>
         <w:t>Capitulo siguiente</w:t>
       </w:r>
       <w:r>
+        <w:rPr>
+          <w:sz w:val="20"/>
+        </w:rPr>
         <w:t xml:space="preserve"> instalará OpenClaw — el gateway de agentes que transforma el Jetson en un asistente de IA accesible desde Telegram, con soporte para tool calling, búsqueda web y cambio dinámico de modelos.</w:t>
       </w:r>
     </w:p>
     <w:p>
       <w:pPr>
         <w:pStyle w:val="Endure-ChapterBodyText"/>
+        <w:spacing w:before="100" w:after="100"/>
       </w:pPr>
       <w:r>
         <w:rPr>
           <w:i/>
+          <w:sz w:val="20"/>
         </w:rPr>
         <w:t>Capítulo 12 de 16 — Getting Started with NVIDIA Jetson AGX Orin 64GB (JetPack 7.2)</w:t>
       </w:r>
@@ -16383,16 +18260,19 @@
     <w:p>
       <w:pPr>
         <w:pStyle w:val="Endure-ChapterBodyText"/>
-        <w:spacing w:before="20" w:after="20"/>
+        <w:spacing w:before="40" w:after="40"/>
         <w:ind w:left="360" w:hanging="216"/>
       </w:pPr>
       <w:r>
         <w:rPr>
-          <w:sz w:val="18"/>
+          <w:sz w:val="20"/>
         </w:rPr>
         <w:t xml:space="preserve">• </w:t>
       </w:r>
       <w:r>
+        <w:rPr>
+          <w:sz w:val="20"/>
+        </w:rPr>
         <w:t>Ubuntu 24.04.4 · CUDA 13.2.1 · L4T r39.2 · Python 3.12.3*</w:t>
       </w:r>
     </w:p>

--- a/book/docx-por-capitulo/capitulo-10-motores-inferencia.docx
+++ b/book/docx-por-capitulo/capitulo-10-motores-inferencia.docx
@@ -25,7 +25,7 @@
     <w:p>
       <w:pPr>
         <w:pStyle w:val="Endure-FirstParagraphBodyText"/>
-        <w:spacing w:before="100" w:after="100"/>
+        <w:spacing w:before="100" w:after="100" w:line="240" w:lineRule="auto"/>
       </w:pPr>
       <w:r>
         <w:rPr>
@@ -52,7 +52,7 @@
       <w:pPr>
         <w:pStyle w:val="Endure-Subhead"/>
         <w:keepNext/>
-        <w:spacing w:before="240" w:after="60"/>
+        <w:spacing w:before="240" w:after="60" w:line="240" w:lineRule="auto"/>
         <w:outlineLvl w:val="1"/>
       </w:pPr>
       <w:r>
@@ -65,7 +65,7 @@
     <w:p>
       <w:pPr>
         <w:pStyle w:val="Endure-FirstParagraphBodyText"/>
-        <w:spacing w:before="100" w:after="100"/>
+        <w:spacing w:before="100" w:after="100" w:line="240" w:lineRule="auto"/>
       </w:pPr>
       <w:r>
         <w:rPr>
@@ -116,7 +116,7 @@
     <w:p>
       <w:pPr>
         <w:pStyle w:val="Endure-ChapterBodyText"/>
-        <w:spacing w:before="100" w:after="100"/>
+        <w:spacing w:before="100" w:after="100" w:line="240" w:lineRule="auto"/>
       </w:pPr>
       <w:r>
         <w:rPr>
@@ -129,7 +129,7 @@
     <w:p>
       <w:pPr>
         <w:pStyle w:val="Endure-ChapterBodyText"/>
-        <w:spacing w:before="40" w:after="40"/>
+        <w:spacing w:before="40" w:after="40" w:line="240" w:lineRule="auto"/>
         <w:ind w:left="360" w:hanging="216"/>
       </w:pPr>
       <w:r>
@@ -148,7 +148,7 @@
     <w:p>
       <w:pPr>
         <w:pStyle w:val="Endure-ChapterBodyText"/>
-        <w:spacing w:before="40" w:after="40"/>
+        <w:spacing w:before="40" w:after="40" w:line="240" w:lineRule="auto"/>
         <w:ind w:left="360" w:hanging="216"/>
       </w:pPr>
       <w:r>
@@ -167,7 +167,7 @@
     <w:p>
       <w:pPr>
         <w:pStyle w:val="Endure-ChapterBodyText"/>
-        <w:spacing w:before="40" w:after="40"/>
+        <w:spacing w:before="40" w:after="40" w:line="240" w:lineRule="auto"/>
         <w:ind w:left="360" w:hanging="216"/>
       </w:pPr>
       <w:r>
@@ -192,20 +192,20 @@
       <w:pPr>
         <w:pStyle w:val="Endure-Subhead"/>
         <w:keepNext/>
-        <w:spacing w:before="160" w:after="60"/>
+        <w:spacing w:before="160" w:after="60" w:line="240" w:lineRule="auto"/>
         <w:outlineLvl w:val="2"/>
       </w:pPr>
       <w:r>
         <w:rPr>
           <w:sz w:val="22"/>
         </w:rPr>
-        <w:t>12.0 Crear el Entorno Virtual Python para LLM</w:t>
+        <w:t>10.0 Crear el Entorno Virtual Python para LLM</w:t>
       </w:r>
     </w:p>
     <w:p>
       <w:pPr>
         <w:pStyle w:val="Endure-FirstParagraphBodyText"/>
-        <w:spacing w:before="100" w:after="100"/>
+        <w:spacing w:before="100" w:after="100" w:line="240" w:lineRule="auto"/>
       </w:pPr>
       <w:r>
         <w:rPr>
@@ -657,20 +657,20 @@
       <w:pPr>
         <w:pStyle w:val="Endure-Subhead"/>
         <w:keepNext/>
-        <w:spacing w:before="160" w:after="60"/>
+        <w:spacing w:before="160" w:after="60" w:line="240" w:lineRule="auto"/>
         <w:outlineLvl w:val="2"/>
       </w:pPr>
       <w:r>
         <w:rPr>
           <w:sz w:val="22"/>
         </w:rPr>
-        <w:t>12.0.1 Iniciar Docker bajo demanda (clean-start)</w:t>
+        <w:t>10.0.1 Iniciar Docker bajo demanda (clean-start)</w:t>
       </w:r>
     </w:p>
     <w:p>
       <w:pPr>
         <w:pStyle w:val="Endure-FirstParagraphBodyText"/>
-        <w:spacing w:before="100" w:after="100"/>
+        <w:spacing w:before="100" w:after="100" w:line="240" w:lineRule="auto"/>
       </w:pPr>
       <w:r>
         <w:rPr>
@@ -841,7 +841,7 @@
     <w:p>
       <w:pPr>
         <w:pStyle w:val="Endure-ChapterBodyText"/>
-        <w:spacing w:before="100" w:after="100"/>
+        <w:spacing w:before="100" w:after="100" w:line="240" w:lineRule="auto"/>
       </w:pPr>
       <w:r>
         <w:rPr>
@@ -995,7 +995,7 @@
       <w:pPr>
         <w:pStyle w:val="Endure-Subhead"/>
         <w:keepNext/>
-        <w:spacing w:before="240" w:after="60"/>
+        <w:spacing w:before="240" w:after="60" w:line="240" w:lineRule="auto"/>
         <w:outlineLvl w:val="1"/>
       </w:pPr>
       <w:r>
@@ -1008,7 +1008,7 @@
     <w:p>
       <w:pPr>
         <w:pStyle w:val="Endure-FirstParagraphBodyText"/>
-        <w:spacing w:before="100" w:after="100"/>
+        <w:spacing w:before="100" w:after="100" w:line="240" w:lineRule="auto"/>
       </w:pPr>
       <w:r>
         <w:rPr>
@@ -1046,7 +1046,7 @@
     <w:p>
       <w:pPr>
         <w:pStyle w:val="Endure-ChapterBodyText"/>
-        <w:spacing w:before="100" w:after="100"/>
+        <w:spacing w:before="100" w:after="100" w:line="240" w:lineRule="auto"/>
       </w:pPr>
       <w:r>
         <w:rPr>
@@ -1072,7 +1072,7 @@
       <w:pPr>
         <w:pStyle w:val="Endure-Subhead"/>
         <w:keepNext/>
-        <w:spacing w:before="160" w:after="60"/>
+        <w:spacing w:before="160" w:after="60" w:line="240" w:lineRule="auto"/>
         <w:outlineLvl w:val="2"/>
       </w:pPr>
       <w:r>
@@ -1085,7 +1085,7 @@
     <w:p>
       <w:pPr>
         <w:pStyle w:val="Endure-FirstParagraphBodyText"/>
-        <w:spacing w:before="100" w:after="100"/>
+        <w:spacing w:before="100" w:after="100" w:line="240" w:lineRule="auto"/>
       </w:pPr>
       <w:r>
         <w:rPr>
@@ -1131,7 +1131,7 @@
           </w:tcPr>
           <w:p>
             <w:pPr>
-              <w:spacing w:before="0" w:after="0"/>
+              <w:spacing w:before="0" w:after="0" w:line="240" w:lineRule="auto"/>
               <w:jc w:val="center"/>
             </w:pPr>
             <w:r>
@@ -1164,7 +1164,7 @@
           </w:tcPr>
           <w:p>
             <w:pPr>
-              <w:spacing w:before="0" w:after="0"/>
+              <w:spacing w:before="0" w:after="0" w:line="240" w:lineRule="auto"/>
               <w:jc w:val="center"/>
             </w:pPr>
             <w:r>
@@ -1197,7 +1197,7 @@
           </w:tcPr>
           <w:p>
             <w:pPr>
-              <w:spacing w:before="0" w:after="0"/>
+              <w:spacing w:before="0" w:after="0" w:line="240" w:lineRule="auto"/>
               <w:jc w:val="center"/>
             </w:pPr>
             <w:r>
@@ -1230,7 +1230,7 @@
           </w:tcPr>
           <w:p>
             <w:pPr>
-              <w:spacing w:before="0" w:after="0"/>
+              <w:spacing w:before="0" w:after="0" w:line="240" w:lineRule="auto"/>
               <w:jc w:val="center"/>
             </w:pPr>
             <w:r>
@@ -1268,7 +1268,7 @@
           </w:tcPr>
           <w:p>
             <w:pPr>
-              <w:spacing w:before="0" w:after="0"/>
+              <w:spacing w:before="0" w:after="0" w:line="240" w:lineRule="auto"/>
               <w:jc w:val="center"/>
             </w:pPr>
             <w:r>
@@ -1299,7 +1299,7 @@
           </w:tcPr>
           <w:p>
             <w:pPr>
-              <w:spacing w:before="0" w:after="0"/>
+              <w:spacing w:before="0" w:after="0" w:line="240" w:lineRule="auto"/>
               <w:jc w:val="center"/>
             </w:pPr>
             <w:r>
@@ -1330,7 +1330,7 @@
           </w:tcPr>
           <w:p>
             <w:pPr>
-              <w:spacing w:before="0" w:after="0"/>
+              <w:spacing w:before="0" w:after="0" w:line="240" w:lineRule="auto"/>
               <w:jc w:val="center"/>
             </w:pPr>
             <w:r>
@@ -1361,7 +1361,7 @@
           </w:tcPr>
           <w:p>
             <w:pPr>
-              <w:spacing w:before="0" w:after="0"/>
+              <w:spacing w:before="0" w:after="0" w:line="240" w:lineRule="auto"/>
               <w:jc w:val="both"/>
             </w:pPr>
             <w:r>
@@ -1397,7 +1397,7 @@
           </w:tcPr>
           <w:p>
             <w:pPr>
-              <w:spacing w:before="0" w:after="0"/>
+              <w:spacing w:before="0" w:after="0" w:line="240" w:lineRule="auto"/>
               <w:jc w:val="center"/>
             </w:pPr>
             <w:r>
@@ -1428,7 +1428,7 @@
           </w:tcPr>
           <w:p>
             <w:pPr>
-              <w:spacing w:before="0" w:after="0"/>
+              <w:spacing w:before="0" w:after="0" w:line="240" w:lineRule="auto"/>
               <w:jc w:val="center"/>
             </w:pPr>
             <w:r>
@@ -1459,7 +1459,7 @@
           </w:tcPr>
           <w:p>
             <w:pPr>
-              <w:spacing w:before="0" w:after="0"/>
+              <w:spacing w:before="0" w:after="0" w:line="240" w:lineRule="auto"/>
               <w:jc w:val="center"/>
             </w:pPr>
             <w:r>
@@ -1490,7 +1490,7 @@
           </w:tcPr>
           <w:p>
             <w:pPr>
-              <w:spacing w:before="0" w:after="0"/>
+              <w:spacing w:before="0" w:after="0" w:line="240" w:lineRule="auto"/>
               <w:jc w:val="center"/>
             </w:pPr>
             <w:r>
@@ -1526,7 +1526,7 @@
           </w:tcPr>
           <w:p>
             <w:pPr>
-              <w:spacing w:before="0" w:after="0"/>
+              <w:spacing w:before="0" w:after="0" w:line="240" w:lineRule="auto"/>
               <w:jc w:val="center"/>
             </w:pPr>
             <w:r>
@@ -1557,7 +1557,7 @@
           </w:tcPr>
           <w:p>
             <w:pPr>
-              <w:spacing w:before="0" w:after="0"/>
+              <w:spacing w:before="0" w:after="0" w:line="240" w:lineRule="auto"/>
               <w:jc w:val="center"/>
             </w:pPr>
             <w:r>
@@ -1588,7 +1588,7 @@
           </w:tcPr>
           <w:p>
             <w:pPr>
-              <w:spacing w:before="0" w:after="0"/>
+              <w:spacing w:before="0" w:after="0" w:line="240" w:lineRule="auto"/>
               <w:jc w:val="center"/>
             </w:pPr>
             <w:r>
@@ -1619,7 +1619,7 @@
           </w:tcPr>
           <w:p>
             <w:pPr>
-              <w:spacing w:before="0" w:after="0"/>
+              <w:spacing w:before="0" w:after="0" w:line="240" w:lineRule="auto"/>
               <w:jc w:val="both"/>
             </w:pPr>
             <w:r>
@@ -1693,20 +1693,20 @@
       <w:pPr>
         <w:pStyle w:val="Endure-Subhead"/>
         <w:keepNext/>
-        <w:spacing w:before="240" w:after="60"/>
+        <w:spacing w:before="240" w:after="60" w:line="240" w:lineRule="auto"/>
         <w:outlineLvl w:val="1"/>
       </w:pPr>
       <w:r>
         <w:rPr>
           <w:sz w:val="24"/>
         </w:rPr>
-        <w:t>12.1 Motor de Inferencia 1: Ollama</w:t>
+        <w:t>10.1 Motor de Inferencia 1: Ollama</w:t>
       </w:r>
     </w:p>
     <w:p>
       <w:pPr>
         <w:pStyle w:val="Endure-FirstParagraphBodyText"/>
-        <w:spacing w:before="100" w:after="100"/>
+        <w:spacing w:before="100" w:after="100" w:line="240" w:lineRule="auto"/>
       </w:pPr>
       <w:r>
         <w:rPr>
@@ -1732,20 +1732,20 @@
       <w:pPr>
         <w:pStyle w:val="Endure-Subhead"/>
         <w:keepNext/>
-        <w:spacing w:before="160" w:after="60"/>
+        <w:spacing w:before="160" w:after="60" w:line="240" w:lineRule="auto"/>
         <w:outlineLvl w:val="2"/>
       </w:pPr>
       <w:r>
         <w:rPr>
           <w:sz w:val="22"/>
         </w:rPr>
-        <w:t>12.1.1 Instalación nativa</w:t>
+        <w:t>10.1.1 Instalación nativa</w:t>
       </w:r>
     </w:p>
     <w:p>
       <w:pPr>
         <w:pStyle w:val="Endure-FirstParagraphBodyText"/>
-        <w:spacing w:before="100" w:after="100"/>
+        <w:spacing w:before="100" w:after="100" w:line="240" w:lineRule="auto"/>
       </w:pPr>
       <w:r>
         <w:rPr>
@@ -1861,7 +1861,7 @@
     <w:p>
       <w:pPr>
         <w:pStyle w:val="Endure-ChapterBodyText"/>
-        <w:spacing w:before="100" w:after="100"/>
+        <w:spacing w:before="100" w:after="100" w:line="240" w:lineRule="auto"/>
       </w:pPr>
       <w:r>
         <w:rPr>
@@ -2082,7 +2082,7 @@
     <w:p>
       <w:pPr>
         <w:pStyle w:val="Endure-ChapterBodyText"/>
-        <w:spacing w:before="100" w:after="100"/>
+        <w:spacing w:before="100" w:after="100" w:line="240" w:lineRule="auto"/>
       </w:pPr>
       <w:r>
         <w:rPr>
@@ -2158,7 +2158,7 @@
     <w:p>
       <w:pPr>
         <w:pStyle w:val="Endure-ChapterBodyText"/>
-        <w:spacing w:before="100" w:after="100"/>
+        <w:spacing w:before="100" w:after="100" w:line="240" w:lineRule="auto"/>
       </w:pPr>
       <w:r>
         <w:rPr>
@@ -2270,20 +2270,20 @@
       <w:pPr>
         <w:pStyle w:val="Endure-Subhead"/>
         <w:keepNext/>
-        <w:spacing w:before="160" w:after="60"/>
+        <w:spacing w:before="160" w:after="60" w:line="240" w:lineRule="auto"/>
         <w:outlineLvl w:val="2"/>
       </w:pPr>
       <w:r>
         <w:rPr>
           <w:sz w:val="22"/>
         </w:rPr>
-        <w:t>12.1.2 Configurar acceso desde la red (crítico)</w:t>
+        <w:t>10.1.2 Configurar acceso desde la red (crítico)</w:t>
       </w:r>
     </w:p>
     <w:p>
       <w:pPr>
         <w:pStyle w:val="Endure-FirstParagraphBodyText"/>
-        <w:spacing w:before="100" w:after="100"/>
+        <w:spacing w:before="100" w:after="100" w:line="240" w:lineRule="auto"/>
       </w:pPr>
       <w:r>
         <w:rPr>
@@ -2536,7 +2536,7 @@
     <w:p>
       <w:pPr>
         <w:pStyle w:val="Endure-ChapterBodyText"/>
-        <w:spacing w:before="100" w:after="100"/>
+        <w:spacing w:before="100" w:after="100" w:line="240" w:lineRule="auto"/>
       </w:pPr>
       <w:r>
         <w:rPr>
@@ -2549,7 +2549,7 @@
     <w:p>
       <w:pPr>
         <w:pStyle w:val="Endure-ChapterBodyText"/>
-        <w:spacing w:before="40" w:after="40"/>
+        <w:spacing w:before="40" w:after="40" w:line="240" w:lineRule="auto"/>
         <w:ind w:left="360" w:hanging="216"/>
       </w:pPr>
       <w:r>
@@ -2575,7 +2575,7 @@
     <w:p>
       <w:pPr>
         <w:pStyle w:val="Endure-ChapterBodyText"/>
-        <w:spacing w:before="40" w:after="40"/>
+        <w:spacing w:before="40" w:after="40" w:line="240" w:lineRule="auto"/>
         <w:ind w:left="360" w:hanging="216"/>
       </w:pPr>
       <w:r>
@@ -2601,7 +2601,7 @@
     <w:p>
       <w:pPr>
         <w:pStyle w:val="Endure-ChapterBodyText"/>
-        <w:spacing w:before="40" w:after="40"/>
+        <w:spacing w:before="40" w:after="40" w:line="240" w:lineRule="auto"/>
         <w:ind w:left="360" w:hanging="216"/>
       </w:pPr>
       <w:r>
@@ -2627,7 +2627,7 @@
     <w:p>
       <w:pPr>
         <w:pStyle w:val="Endure-ChapterBodyText"/>
-        <w:spacing w:before="40" w:after="40"/>
+        <w:spacing w:before="40" w:after="40" w:line="240" w:lineRule="auto"/>
         <w:ind w:left="360" w:hanging="216"/>
       </w:pPr>
       <w:r>
@@ -2804,7 +2804,7 @@
     <w:p>
       <w:pPr>
         <w:pStyle w:val="Endure-ChapterBodyText"/>
-        <w:spacing w:before="100" w:after="100"/>
+        <w:spacing w:before="100" w:after="100" w:line="240" w:lineRule="auto"/>
       </w:pPr>
       <w:r>
         <w:rPr>
@@ -2957,20 +2957,20 @@
       <w:pPr>
         <w:pStyle w:val="Endure-Subhead"/>
         <w:keepNext/>
-        <w:spacing w:before="160" w:after="60"/>
+        <w:spacing w:before="160" w:after="60" w:line="240" w:lineRule="auto"/>
         <w:outlineLvl w:val="2"/>
       </w:pPr>
       <w:r>
         <w:rPr>
           <w:sz w:val="22"/>
         </w:rPr>
-        <w:t>12.1.3 Control de keep_alive (esencial para memoria)</w:t>
+        <w:t>10.1.3 Control de keep_alive (esencial para memoria)</w:t>
       </w:r>
     </w:p>
     <w:p>
       <w:pPr>
         <w:pStyle w:val="Endure-FirstParagraphBodyText"/>
-        <w:spacing w:before="100" w:after="100"/>
+        <w:spacing w:before="100" w:after="100" w:line="240" w:lineRule="auto"/>
       </w:pPr>
       <w:r>
         <w:rPr>
@@ -3125,7 +3125,7 @@
     <w:p>
       <w:pPr>
         <w:pStyle w:val="Endure-ChapterBodyText"/>
-        <w:spacing w:before="100" w:after="100"/>
+        <w:spacing w:before="100" w:after="100" w:line="240" w:lineRule="auto"/>
       </w:pPr>
       <w:r>
         <w:rPr>
@@ -3463,14 +3463,14 @@
       <w:pPr>
         <w:pStyle w:val="Endure-Subhead"/>
         <w:keepNext/>
-        <w:spacing w:before="160" w:after="60"/>
+        <w:spacing w:before="160" w:after="60" w:line="240" w:lineRule="auto"/>
         <w:outlineLvl w:val="2"/>
       </w:pPr>
       <w:r>
         <w:rPr>
           <w:sz w:val="22"/>
         </w:rPr>
-        <w:t>12.1.4 Descarga y gestión de modelos</w:t>
+        <w:t>10.1.4 Descarga y gestión de modelos</w:t>
       </w:r>
     </w:p>
     <w:tbl>
@@ -3813,7 +3813,7 @@
     <w:p>
       <w:pPr>
         <w:pStyle w:val="Endure-ChapterBodyText"/>
-        <w:spacing w:before="100" w:after="100"/>
+        <w:spacing w:before="100" w:after="100" w:line="240" w:lineRule="auto"/>
       </w:pPr>
       <w:r>
         <w:rPr>
@@ -3939,14 +3939,14 @@
       <w:pPr>
         <w:pStyle w:val="Endure-Subhead"/>
         <w:keepNext/>
-        <w:spacing w:before="160" w:after="60"/>
+        <w:spacing w:before="160" w:after="60" w:line="240" w:lineRule="auto"/>
         <w:outlineLvl w:val="2"/>
       </w:pPr>
       <w:r>
         <w:rPr>
           <w:sz w:val="22"/>
         </w:rPr>
-        <w:t>12.1.5 Modos de energía recomendados</w:t>
+        <w:t>10.1.5 Modos de energía recomendados</w:t>
       </w:r>
     </w:p>
     <w:tbl>
@@ -4202,14 +4202,14 @@
       <w:pPr>
         <w:pStyle w:val="Endure-Subhead"/>
         <w:keepNext/>
-        <w:spacing w:before="160" w:after="60"/>
+        <w:spacing w:before="160" w:after="60" w:line="240" w:lineRule="auto"/>
         <w:outlineLvl w:val="2"/>
       </w:pPr>
       <w:r>
         <w:rPr>
           <w:sz w:val="22"/>
         </w:rPr>
-        <w:t>12.1.6 Verificar acceso a la GPU</w:t>
+        <w:t>10.1.6 Verificar acceso a la GPU</w:t>
       </w:r>
     </w:p>
     <w:tbl>
@@ -4296,7 +4296,7 @@
     <w:p>
       <w:pPr>
         <w:pStyle w:val="Endure-ChapterBodyText"/>
-        <w:spacing w:before="100" w:after="100"/>
+        <w:spacing w:before="100" w:after="100" w:line="240" w:lineRule="auto"/>
       </w:pPr>
       <w:r>
         <w:rPr>
@@ -4423,14 +4423,14 @@
       <w:pPr>
         <w:pStyle w:val="Endure-Subhead"/>
         <w:keepNext/>
-        <w:spacing w:before="160" w:after="60"/>
+        <w:spacing w:before="160" w:after="60" w:line="240" w:lineRule="auto"/>
         <w:outlineLvl w:val="2"/>
       </w:pPr>
       <w:r>
         <w:rPr>
           <w:sz w:val="22"/>
         </w:rPr>
-        <w:t>12.1.7 Test de la API</w:t>
+        <w:t>10.1.7 Test de la API</w:t>
       </w:r>
     </w:p>
     <w:tbl>
@@ -4667,7 +4667,7 @@
     <w:p>
       <w:pPr>
         <w:pStyle w:val="Endure-ChapterBodyText"/>
-        <w:spacing w:before="100" w:after="100"/>
+        <w:spacing w:before="100" w:after="100" w:line="240" w:lineRule="auto"/>
       </w:pPr>
       <w:r>
         <w:rPr>
@@ -4837,7 +4837,7 @@
     <w:p>
       <w:pPr>
         <w:pStyle w:val="Endure-ChapterBodyText"/>
-        <w:spacing w:before="100" w:after="100"/>
+        <w:spacing w:before="100" w:after="100" w:line="240" w:lineRule="auto"/>
       </w:pPr>
       <w:r>
         <w:rPr>
@@ -4967,14 +4967,14 @@
       <w:pPr>
         <w:pStyle w:val="Endure-Subhead"/>
         <w:keepNext/>
-        <w:spacing w:before="160" w:after="60"/>
+        <w:spacing w:before="160" w:after="60" w:line="240" w:lineRule="auto"/>
         <w:outlineLvl w:val="2"/>
       </w:pPr>
       <w:r>
         <w:rPr>
           <w:sz w:val="22"/>
         </w:rPr>
-        <w:t>12.1.8 Verificación completa de Ollama</w:t>
+        <w:t>10.1.8 Verificación completa de Ollama</w:t>
       </w:r>
     </w:p>
     <w:tbl>
@@ -5280,20 +5280,20 @@
       <w:pPr>
         <w:pStyle w:val="Endure-Subhead"/>
         <w:keepNext/>
-        <w:spacing w:before="240" w:after="60"/>
+        <w:spacing w:before="240" w:after="60" w:line="240" w:lineRule="auto"/>
         <w:outlineLvl w:val="1"/>
       </w:pPr>
       <w:r>
         <w:rPr>
           <w:sz w:val="24"/>
         </w:rPr>
-        <w:t>12.2 Motor de Inferencia 2: llama.cpp (compilado desde fuente)</w:t>
+        <w:t>10.2 Motor de Inferencia 2: llama.cpp (compilado desde fuente)</w:t>
       </w:r>
     </w:p>
     <w:p>
       <w:pPr>
         <w:pStyle w:val="Endure-FirstParagraphBodyText"/>
-        <w:spacing w:before="100" w:after="100"/>
+        <w:spacing w:before="100" w:after="100" w:line="240" w:lineRule="auto"/>
       </w:pPr>
       <w:r>
         <w:rPr>
@@ -5332,20 +5332,20 @@
       <w:pPr>
         <w:pStyle w:val="Endure-Subhead"/>
         <w:keepNext/>
-        <w:spacing w:before="160" w:after="60"/>
+        <w:spacing w:before="160" w:after="60" w:line="240" w:lineRule="auto"/>
         <w:outlineLvl w:val="2"/>
       </w:pPr>
       <w:r>
         <w:rPr>
           <w:sz w:val="22"/>
         </w:rPr>
-        <w:t>12.2.1 ¿Por qué compilar desde fuente en JP 7.2?</w:t>
+        <w:t>10.2.1 ¿Por qué compilar desde fuente en JP 7.2?</w:t>
       </w:r>
     </w:p>
     <w:p>
       <w:pPr>
         <w:pStyle w:val="Endure-FirstParagraphBodyText"/>
-        <w:spacing w:before="100" w:after="100"/>
+        <w:spacing w:before="100" w:after="100" w:line="240" w:lineRule="auto"/>
       </w:pPr>
       <w:r>
         <w:rPr>
@@ -5432,7 +5432,7 @@
     <w:p>
       <w:pPr>
         <w:pStyle w:val="Endure-ChapterBodyText"/>
-        <w:spacing w:before="100" w:after="100"/>
+        <w:spacing w:before="100" w:after="100" w:line="240" w:lineRule="auto"/>
       </w:pPr>
       <w:r>
         <w:rPr>
@@ -5520,14 +5520,14 @@
       <w:pPr>
         <w:pStyle w:val="Endure-Subhead"/>
         <w:keepNext/>
-        <w:spacing w:before="160" w:after="60"/>
+        <w:spacing w:before="160" w:after="60" w:line="240" w:lineRule="auto"/>
         <w:outlineLvl w:val="2"/>
       </w:pPr>
       <w:r>
         <w:rPr>
           <w:sz w:val="22"/>
         </w:rPr>
-        <w:t>12.2.2 Prerrequisitos</w:t>
+        <w:t>10.2.2 Prerrequisitos</w:t>
       </w:r>
     </w:p>
     <w:tbl>
@@ -5712,20 +5712,20 @@
       <w:pPr>
         <w:pStyle w:val="Endure-Subhead"/>
         <w:keepNext/>
-        <w:spacing w:before="160" w:after="60"/>
+        <w:spacing w:before="160" w:after="60" w:line="240" w:lineRule="auto"/>
         <w:outlineLvl w:val="2"/>
       </w:pPr>
       <w:r>
         <w:rPr>
           <w:sz w:val="22"/>
         </w:rPr>
-        <w:t>12.2.3 Descargar un modelo GGUF</w:t>
+        <w:t>10.2.3 Descargar un modelo GGUF</w:t>
       </w:r>
     </w:p>
     <w:p>
       <w:pPr>
         <w:pStyle w:val="Endure-FirstParagraphBodyText"/>
-        <w:spacing w:before="100" w:after="100"/>
+        <w:spacing w:before="100" w:after="100" w:line="240" w:lineRule="auto"/>
       </w:pPr>
       <w:r>
         <w:rPr>
@@ -6107,7 +6107,7 @@
     <w:p>
       <w:pPr>
         <w:pStyle w:val="Endure-ChapterBodyText"/>
-        <w:spacing w:before="100" w:after="100"/>
+        <w:spacing w:before="100" w:after="100" w:line="240" w:lineRule="auto"/>
       </w:pPr>
       <w:r>
         <w:rPr>
@@ -6169,20 +6169,20 @@
       <w:pPr>
         <w:pStyle w:val="Endure-Subhead"/>
         <w:keepNext/>
-        <w:spacing w:before="160" w:after="60"/>
+        <w:spacing w:before="160" w:after="60" w:line="240" w:lineRule="auto"/>
         <w:outlineLvl w:val="2"/>
       </w:pPr>
       <w:r>
         <w:rPr>
           <w:sz w:val="22"/>
         </w:rPr>
-        <w:t>12.2.4 Compilar llama.cpp desde fuente</w:t>
+        <w:t>10.2.4 Compilar llama.cpp desde fuente</w:t>
       </w:r>
     </w:p>
     <w:p>
       <w:pPr>
         <w:pStyle w:val="Endure-FirstParagraphBodyText"/>
-        <w:spacing w:before="100" w:after="100"/>
+        <w:spacing w:before="100" w:after="100" w:line="240" w:lineRule="auto"/>
       </w:pPr>
       <w:r>
         <w:rPr>
@@ -6533,7 +6533,7 @@
     <w:p>
       <w:pPr>
         <w:pStyle w:val="Endure-ChapterBodyText"/>
-        <w:spacing w:before="100" w:after="100"/>
+        <w:spacing w:before="100" w:after="100" w:line="240" w:lineRule="auto"/>
       </w:pPr>
       <w:r>
         <w:rPr>
@@ -6759,7 +6759,7 @@
     <w:p>
       <w:pPr>
         <w:pStyle w:val="Endure-ChapterBodyText"/>
-        <w:spacing w:before="100" w:after="100"/>
+        <w:spacing w:before="100" w:after="100" w:line="240" w:lineRule="auto"/>
       </w:pPr>
       <w:r>
         <w:rPr>
@@ -6920,14 +6920,14 @@
       <w:pPr>
         <w:pStyle w:val="Endure-Subhead"/>
         <w:keepNext/>
-        <w:spacing w:before="160" w:after="60"/>
+        <w:spacing w:before="160" w:after="60" w:line="240" w:lineRule="auto"/>
         <w:outlineLvl w:val="2"/>
       </w:pPr>
       <w:r>
         <w:rPr>
           <w:sz w:val="22"/>
         </w:rPr>
-        <w:t>12.2.5 Iniciar el servidor llama.cpp</w:t>
+        <w:t>10.2.5 Iniciar el servidor llama.cpp</w:t>
       </w:r>
     </w:p>
     <w:tbl>
@@ -7183,7 +7183,7 @@
     <w:p>
       <w:pPr>
         <w:pStyle w:val="Endure-ChapterBodyText"/>
-        <w:spacing w:before="100" w:after="100"/>
+        <w:spacing w:before="100" w:after="100" w:line="240" w:lineRule="auto"/>
       </w:pPr>
       <w:r>
         <w:rPr>
@@ -7404,7 +7404,7 @@
     <w:p>
       <w:pPr>
         <w:pStyle w:val="Endure-ChapterBodyText"/>
-        <w:spacing w:before="100" w:after="100"/>
+        <w:spacing w:before="100" w:after="100" w:line="240" w:lineRule="auto"/>
       </w:pPr>
       <w:r>
         <w:rPr>
@@ -7631,14 +7631,14 @@
       <w:pPr>
         <w:pStyle w:val="Endure-Subhead"/>
         <w:keepNext/>
-        <w:spacing w:before="160" w:after="60"/>
+        <w:spacing w:before="160" w:after="60" w:line="240" w:lineRule="auto"/>
         <w:outlineLvl w:val="2"/>
       </w:pPr>
       <w:r>
         <w:rPr>
           <w:sz w:val="22"/>
         </w:rPr>
-        <w:t>12.2.6 Probar la API</w:t>
+        <w:t>10.2.6 Probar la API</w:t>
       </w:r>
     </w:p>
     <w:tbl>
@@ -7709,7 +7709,7 @@
     <w:p>
       <w:pPr>
         <w:pStyle w:val="Endure-ChapterBodyText"/>
-        <w:spacing w:before="100" w:after="100"/>
+        <w:spacing w:before="100" w:after="100" w:line="240" w:lineRule="auto"/>
       </w:pPr>
       <w:r>
         <w:rPr>
@@ -7938,20 +7938,20 @@
       <w:pPr>
         <w:pStyle w:val="Endure-Subhead"/>
         <w:keepNext/>
-        <w:spacing w:before="160" w:after="60"/>
+        <w:spacing w:before="160" w:after="60" w:line="240" w:lineRule="auto"/>
         <w:outlineLvl w:val="2"/>
       </w:pPr>
       <w:r>
         <w:rPr>
           <w:sz w:val="22"/>
         </w:rPr>
-        <w:t>12.2.7 Modo de razonamiento en Qwen3 (importante)</w:t>
+        <w:t>10.2.7 Modo de razonamiento en Qwen3 (importante)</w:t>
       </w:r>
     </w:p>
     <w:p>
       <w:pPr>
         <w:pStyle w:val="Endure-FirstParagraphBodyText"/>
-        <w:spacing w:before="100" w:after="100"/>
+        <w:spacing w:before="100" w:after="100" w:line="240" w:lineRule="auto"/>
       </w:pPr>
       <w:r>
         <w:rPr>
@@ -8002,7 +8002,7 @@
     <w:p>
       <w:pPr>
         <w:pStyle w:val="Endure-ChapterBodyText"/>
-        <w:spacing w:before="100" w:after="100"/>
+        <w:spacing w:before="100" w:after="100" w:line="240" w:lineRule="auto"/>
       </w:pPr>
       <w:r>
         <w:rPr>
@@ -8250,7 +8250,7 @@
     <w:p>
       <w:pPr>
         <w:pStyle w:val="Endure-ChapterBodyText"/>
-        <w:spacing w:before="100" w:after="100"/>
+        <w:spacing w:before="100" w:after="100" w:line="240" w:lineRule="auto"/>
       </w:pPr>
       <w:r>
         <w:rPr>
@@ -8311,7 +8311,7 @@
     <w:p>
       <w:pPr>
         <w:pStyle w:val="Endure-ChapterBodyText"/>
-        <w:spacing w:before="100" w:after="100"/>
+        <w:spacing w:before="100" w:after="100" w:line="240" w:lineRule="auto"/>
       </w:pPr>
       <w:r>
         <w:rPr>
@@ -8389,14 +8389,14 @@
       <w:pPr>
         <w:pStyle w:val="Endure-Subhead"/>
         <w:keepNext/>
-        <w:spacing w:before="160" w:after="60"/>
+        <w:spacing w:before="160" w:after="60" w:line="240" w:lineRule="auto"/>
         <w:outlineLvl w:val="2"/>
       </w:pPr>
       <w:r>
         <w:rPr>
           <w:sz w:val="22"/>
         </w:rPr>
-        <w:t>12.2.8 Crear unit file systemd (solo referencia — NO habilitar en boot)</w:t>
+        <w:t>10.2.8 Crear unit file systemd (solo referencia — NO habilitar en boot)</w:t>
       </w:r>
     </w:p>
     <w:tbl>
@@ -9168,7 +9168,7 @@
     <w:p>
       <w:pPr>
         <w:pStyle w:val="Endure-ChapterBodyText"/>
-        <w:spacing w:before="100" w:after="100"/>
+        <w:spacing w:before="100" w:after="100" w:line="240" w:lineRule="auto"/>
       </w:pPr>
       <w:r>
         <w:rPr>
@@ -9336,20 +9336,20 @@
       <w:pPr>
         <w:pStyle w:val="Endure-Subhead"/>
         <w:keepNext/>
-        <w:spacing w:before="240" w:after="60"/>
+        <w:spacing w:before="240" w:after="60" w:line="240" w:lineRule="auto"/>
         <w:outlineLvl w:val="1"/>
       </w:pPr>
       <w:r>
         <w:rPr>
           <w:sz w:val="24"/>
         </w:rPr>
-        <w:t>12.3 Motor de Inferencia 3: vLLM (Producción)</w:t>
+        <w:t>10.3 Motor de Inferencia 3: vLLM (Producción)</w:t>
       </w:r>
     </w:p>
     <w:p>
       <w:pPr>
         <w:pStyle w:val="Endure-FirstParagraphBodyText"/>
-        <w:spacing w:before="100" w:after="100"/>
+        <w:spacing w:before="100" w:after="100" w:line="240" w:lineRule="auto"/>
       </w:pPr>
       <w:r>
         <w:rPr>
@@ -9388,20 +9388,20 @@
       <w:pPr>
         <w:pStyle w:val="Endure-Subhead"/>
         <w:keepNext/>
-        <w:spacing w:before="160" w:after="60"/>
+        <w:spacing w:before="160" w:after="60" w:line="240" w:lineRule="auto"/>
         <w:outlineLvl w:val="2"/>
       </w:pPr>
       <w:r>
         <w:rPr>
           <w:sz w:val="22"/>
         </w:rPr>
-        <w:t>12.3.1 Token de HuggingFace — Configuración permanente (obligatorio)</w:t>
+        <w:t>10.3.1 Token de HuggingFace — Configuración permanente (obligatorio)</w:t>
       </w:r>
     </w:p>
     <w:p>
       <w:pPr>
         <w:pStyle w:val="Endure-FirstParagraphBodyText"/>
-        <w:spacing w:before="100" w:after="100"/>
+        <w:spacing w:before="100" w:after="100" w:line="240" w:lineRule="auto"/>
       </w:pPr>
       <w:r>
         <w:rPr>
@@ -9592,7 +9592,7 @@
     <w:p>
       <w:pPr>
         <w:pStyle w:val="Endure-ChapterBodyText"/>
-        <w:spacing w:before="100" w:after="100"/>
+        <w:spacing w:before="100" w:after="100" w:line="240" w:lineRule="auto"/>
       </w:pPr>
       <w:r>
         <w:rPr>
@@ -9617,7 +9617,7 @@
     <w:p>
       <w:pPr>
         <w:pStyle w:val="Endure-ChapterBodyText"/>
-        <w:spacing w:before="100" w:after="100"/>
+        <w:spacing w:before="100" w:after="100" w:line="240" w:lineRule="auto"/>
       </w:pPr>
       <w:r>
         <w:rPr>
@@ -9824,7 +9824,7 @@
     <w:p>
       <w:pPr>
         <w:pStyle w:val="Endure-ChapterBodyText"/>
-        <w:spacing w:before="100" w:after="100"/>
+        <w:spacing w:before="100" w:after="100" w:line="240" w:lineRule="auto"/>
       </w:pPr>
       <w:r>
         <w:rPr>
@@ -9885,7 +9885,7 @@
     <w:p>
       <w:pPr>
         <w:pStyle w:val="Endure-ChapterBodyText"/>
-        <w:spacing w:before="100" w:after="100"/>
+        <w:spacing w:before="100" w:after="100" w:line="240" w:lineRule="auto"/>
       </w:pPr>
       <w:r>
         <w:rPr>
@@ -10046,20 +10046,20 @@
       <w:pPr>
         <w:pStyle w:val="Endure-Subhead"/>
         <w:keepNext/>
-        <w:spacing w:before="160" w:after="60"/>
+        <w:spacing w:before="160" w:after="60" w:line="240" w:lineRule="auto"/>
         <w:outlineLvl w:val="2"/>
       </w:pPr>
       <w:r>
         <w:rPr>
           <w:sz w:val="22"/>
         </w:rPr>
-        <w:t>12.3.2 Enfoque A: Contenedor SBSA upstream (uso general)</w:t>
+        <w:t>10.3.2 Enfoque A: Contenedor SBSA upstream (uso general)</w:t>
       </w:r>
     </w:p>
     <w:p>
       <w:pPr>
         <w:pStyle w:val="Endure-FirstParagraphBodyText"/>
-        <w:spacing w:before="100" w:after="100"/>
+        <w:spacing w:before="100" w:after="100" w:line="240" w:lineRule="auto"/>
       </w:pPr>
       <w:r>
         <w:rPr>
@@ -10608,20 +10608,20 @@
       <w:pPr>
         <w:pStyle w:val="Endure-Subhead"/>
         <w:keepNext/>
-        <w:spacing w:before="160" w:after="60"/>
+        <w:spacing w:before="160" w:after="60" w:line="240" w:lineRule="auto"/>
         <w:outlineLvl w:val="2"/>
       </w:pPr>
       <w:r>
         <w:rPr>
           <w:sz w:val="22"/>
         </w:rPr>
-        <w:t>12.3.3 Monitorear el arranque de vLLM</w:t>
+        <w:t>10.3.3 Monitorear el arranque de vLLM</w:t>
       </w:r>
     </w:p>
     <w:p>
       <w:pPr>
         <w:pStyle w:val="Endure-FirstParagraphBodyText"/>
-        <w:spacing w:before="100" w:after="100"/>
+        <w:spacing w:before="100" w:after="100" w:line="240" w:lineRule="auto"/>
       </w:pPr>
       <w:r>
         <w:rPr>
@@ -10694,7 +10694,7 @@
     <w:p>
       <w:pPr>
         <w:pStyle w:val="Endure-ChapterBodyText"/>
-        <w:spacing w:before="100" w:after="100"/>
+        <w:spacing w:before="100" w:after="100" w:line="240" w:lineRule="auto"/>
       </w:pPr>
       <w:r>
         <w:rPr>
@@ -10779,7 +10779,7 @@
     <w:p>
       <w:pPr>
         <w:pStyle w:val="Endure-ChapterBodyText"/>
-        <w:spacing w:before="100" w:after="100"/>
+        <w:spacing w:before="100" w:after="100" w:line="240" w:lineRule="auto"/>
       </w:pPr>
       <w:r>
         <w:rPr>
@@ -10959,7 +10959,7 @@
     <w:p>
       <w:pPr>
         <w:pStyle w:val="Endure-ChapterBodyText"/>
-        <w:spacing w:before="100" w:after="100"/>
+        <w:spacing w:before="100" w:after="100" w:line="240" w:lineRule="auto"/>
       </w:pPr>
       <w:r>
         <w:rPr>
@@ -11020,7 +11020,7 @@
     <w:p>
       <w:pPr>
         <w:pStyle w:val="Endure-ChapterBodyText"/>
-        <w:spacing w:before="100" w:after="100"/>
+        <w:spacing w:before="100" w:after="100" w:line="240" w:lineRule="auto"/>
       </w:pPr>
       <w:r>
         <w:rPr>
@@ -11033,14 +11033,14 @@
       <w:pPr>
         <w:pStyle w:val="Endure-Subhead"/>
         <w:keepNext/>
-        <w:spacing w:before="160" w:after="60"/>
+        <w:spacing w:before="160" w:after="60" w:line="240" w:lineRule="auto"/>
         <w:outlineLvl w:val="2"/>
       </w:pPr>
       <w:r>
         <w:rPr>
           <w:sz w:val="22"/>
         </w:rPr>
-        <w:t>12.3.4 Verificar y probar vLLM</w:t>
+        <w:t>10.3.4 Verificar y probar vLLM</w:t>
       </w:r>
     </w:p>
     <w:tbl>
@@ -11111,7 +11111,7 @@
     <w:p>
       <w:pPr>
         <w:pStyle w:val="Endure-ChapterBodyText"/>
-        <w:spacing w:before="100" w:after="100"/>
+        <w:spacing w:before="100" w:after="100" w:line="240" w:lineRule="auto"/>
       </w:pPr>
       <w:r>
         <w:rPr>
@@ -11741,7 +11741,7 @@
     <w:p>
       <w:pPr>
         <w:pStyle w:val="Endure-ChapterBodyText"/>
-        <w:spacing w:before="100" w:after="100"/>
+        <w:spacing w:before="100" w:after="100" w:line="240" w:lineRule="auto"/>
       </w:pPr>
       <w:r>
         <w:rPr>
@@ -11974,20 +11974,20 @@
       <w:pPr>
         <w:pStyle w:val="Endure-Subhead"/>
         <w:keepNext/>
-        <w:spacing w:before="160" w:after="60"/>
+        <w:spacing w:before="160" w:after="60" w:line="240" w:lineRule="auto"/>
         <w:outlineLvl w:val="2"/>
       </w:pPr>
       <w:r>
         <w:rPr>
           <w:sz w:val="22"/>
         </w:rPr>
-        <w:t>12.3.5 vLLM con modelos de tool calling (requerido para OpenClaw)</w:t>
+        <w:t>10.3.5 vLLM con modelos de tool calling (requerido para OpenClaw)</w:t>
       </w:r>
     </w:p>
     <w:p>
       <w:pPr>
         <w:pStyle w:val="Endure-FirstParagraphBodyText"/>
-        <w:spacing w:before="100" w:after="100"/>
+        <w:spacing w:before="100" w:after="100" w:line="240" w:lineRule="auto"/>
       </w:pPr>
       <w:r>
         <w:rPr>
@@ -12445,7 +12445,7 @@
     <w:p>
       <w:pPr>
         <w:pStyle w:val="Endure-ChapterBodyText"/>
-        <w:spacing w:before="100" w:after="100"/>
+        <w:spacing w:before="100" w:after="100" w:line="240" w:lineRule="auto"/>
       </w:pPr>
       <w:r>
         <w:rPr>
@@ -12862,7 +12862,7 @@
     <w:p>
       <w:pPr>
         <w:pStyle w:val="Endure-ChapterBodyText"/>
-        <w:spacing w:before="100" w:after="100"/>
+        <w:spacing w:before="100" w:after="100" w:line="240" w:lineRule="auto"/>
       </w:pPr>
       <w:r>
         <w:rPr>
@@ -12947,20 +12947,20 @@
       <w:pPr>
         <w:pStyle w:val="Endure-Subhead"/>
         <w:keepNext/>
-        <w:spacing w:before="160" w:after="60"/>
+        <w:spacing w:before="160" w:after="60" w:line="240" w:lineRule="auto"/>
         <w:outlineLvl w:val="2"/>
       </w:pPr>
       <w:r>
         <w:rPr>
           <w:sz w:val="22"/>
         </w:rPr>
-        <w:t>12.3.6 vLLM como servicio systemd</w:t>
+        <w:t>10.3.6 vLLM como servicio systemd</w:t>
       </w:r>
     </w:p>
     <w:p>
       <w:pPr>
         <w:pStyle w:val="Endure-FirstParagraphBodyText"/>
-        <w:spacing w:before="100" w:after="100"/>
+        <w:spacing w:before="100" w:after="100" w:line="240" w:lineRule="auto"/>
       </w:pPr>
       <w:r>
         <w:rPr>
@@ -12998,7 +12998,7 @@
     <w:p>
       <w:pPr>
         <w:pStyle w:val="Endure-ChapterBodyText"/>
-        <w:spacing w:before="100" w:after="100"/>
+        <w:spacing w:before="100" w:after="100" w:line="240" w:lineRule="auto"/>
       </w:pPr>
       <w:r>
         <w:rPr>
@@ -13870,14 +13870,14 @@
       <w:pPr>
         <w:pStyle w:val="Endure-Subhead"/>
         <w:keepNext/>
-        <w:spacing w:before="240" w:after="60"/>
+        <w:spacing w:before="240" w:after="60" w:line="240" w:lineRule="auto"/>
         <w:outlineLvl w:val="1"/>
       </w:pPr>
       <w:r>
         <w:rPr>
           <w:sz w:val="24"/>
         </w:rPr>
-        <w:t>12.4 Modos de Backend y Selección de Motor</w:t>
+        <w:t>10.4 Modos de Backend y Selección de Motor</w:t>
       </w:r>
     </w:p>
     <w:tbl>
@@ -13936,7 +13936,7 @@
       <w:pPr>
         <w:pStyle w:val="Endure-Subhead"/>
         <w:keepNext/>
-        <w:spacing w:before="160" w:after="60"/>
+        <w:spacing w:before="160" w:after="60" w:line="240" w:lineRule="auto"/>
         <w:outlineLvl w:val="2"/>
       </w:pPr>
       <w:r>
@@ -14285,20 +14285,20 @@
       <w:pPr>
         <w:pStyle w:val="Endure-Subhead"/>
         <w:keepNext/>
-        <w:spacing w:before="240" w:after="60"/>
+        <w:spacing w:before="240" w:after="60" w:line="240" w:lineRule="auto"/>
         <w:outlineLvl w:val="1"/>
       </w:pPr>
       <w:r>
         <w:rPr>
           <w:sz w:val="24"/>
         </w:rPr>
-        <w:t>12.6 Open WebUI — Interfaz de Chat para Todos los Motores</w:t>
+        <w:t>10.6 Open WebUI — Interfaz de Chat para Todos los Motores</w:t>
       </w:r>
     </w:p>
     <w:p>
       <w:pPr>
         <w:pStyle w:val="Endure-FirstParagraphBodyText"/>
-        <w:spacing w:before="100" w:after="100"/>
+        <w:spacing w:before="100" w:after="100" w:line="240" w:lineRule="auto"/>
       </w:pPr>
       <w:r>
         <w:rPr>
@@ -14363,14 +14363,14 @@
       <w:pPr>
         <w:pStyle w:val="Endure-Subhead"/>
         <w:keepNext/>
-        <w:spacing w:before="160" w:after="60"/>
+        <w:spacing w:before="160" w:after="60" w:line="240" w:lineRule="auto"/>
         <w:outlineLvl w:val="2"/>
       </w:pPr>
       <w:r>
         <w:rPr>
           <w:sz w:val="22"/>
         </w:rPr>
-        <w:t>12.6.1 Instalación</w:t>
+        <w:t>10.6.1 Instalación</w:t>
       </w:r>
     </w:p>
     <w:tbl>
@@ -14906,20 +14906,20 @@
       <w:pPr>
         <w:pStyle w:val="Endure-Subhead"/>
         <w:keepNext/>
-        <w:spacing w:before="160" w:after="60"/>
+        <w:spacing w:before="160" w:after="60" w:line="240" w:lineRule="auto"/>
         <w:outlineLvl w:val="2"/>
       </w:pPr>
       <w:r>
         <w:rPr>
           <w:sz w:val="22"/>
         </w:rPr>
-        <w:t>12.6.2 Primer acceso y configuracion inicial</w:t>
+        <w:t>10.6.2 Primer acceso y configuracion inicial</w:t>
       </w:r>
     </w:p>
     <w:p>
       <w:pPr>
         <w:pStyle w:val="Endure-FirstParagraphBodyText"/>
-        <w:spacing w:before="100" w:after="100"/>
+        <w:spacing w:before="100" w:after="100" w:line="240" w:lineRule="auto"/>
       </w:pPr>
       <w:r>
         <w:rPr>
@@ -14938,7 +14938,7 @@
     <w:p>
       <w:pPr>
         <w:pStyle w:val="Endure-ChapterBodyText"/>
-        <w:spacing w:before="100" w:after="100"/>
+        <w:spacing w:before="100" w:after="100" w:line="240" w:lineRule="auto"/>
       </w:pPr>
       <w:r>
         <w:rPr>
@@ -14951,7 +14951,7 @@
     <w:p>
       <w:pPr>
         <w:pStyle w:val="Endure-ChapterBodyText"/>
-        <w:spacing w:before="40" w:after="40"/>
+        <w:spacing w:before="40" w:after="40" w:line="240" w:lineRule="auto"/>
         <w:ind w:left="360" w:hanging="216"/>
       </w:pPr>
       <w:r>
@@ -14983,7 +14983,7 @@
     <w:p>
       <w:pPr>
         <w:pStyle w:val="Endure-ChapterBodyText"/>
-        <w:spacing w:before="40" w:after="40"/>
+        <w:spacing w:before="40" w:after="40" w:line="240" w:lineRule="auto"/>
         <w:ind w:left="360" w:hanging="216"/>
       </w:pPr>
       <w:r>
@@ -15002,7 +15002,7 @@
     <w:p>
       <w:pPr>
         <w:pStyle w:val="Endure-ChapterBodyText"/>
-        <w:spacing w:before="40" w:after="40"/>
+        <w:spacing w:before="40" w:after="40" w:line="240" w:lineRule="auto"/>
         <w:ind w:left="360" w:hanging="216"/>
       </w:pPr>
       <w:r>
@@ -15026,7 +15026,7 @@
     <w:p>
       <w:pPr>
         <w:pStyle w:val="Endure-ChapterBodyText"/>
-        <w:spacing w:before="100" w:after="100"/>
+        <w:spacing w:before="100" w:after="100" w:line="240" w:lineRule="auto"/>
       </w:pPr>
       <w:r>
         <w:rPr>
@@ -15129,14 +15129,14 @@
       <w:pPr>
         <w:pStyle w:val="Endure-Subhead"/>
         <w:keepNext/>
-        <w:spacing w:before="160" w:after="60"/>
+        <w:spacing w:before="160" w:after="60" w:line="240" w:lineRule="auto"/>
         <w:outlineLvl w:val="2"/>
       </w:pPr>
       <w:r>
         <w:rPr>
           <w:sz w:val="22"/>
         </w:rPr>
-        <w:t>12.6.3 Aliases para arranque y parada bajo demanda</w:t>
+        <w:t>10.6.3 Aliases para arranque y parada bajo demanda</w:t>
       </w:r>
     </w:p>
     <w:tbl>
@@ -15615,20 +15615,20 @@
       <w:pPr>
         <w:pStyle w:val="Endure-Subhead"/>
         <w:keepNext/>
-        <w:spacing w:before="160" w:after="60"/>
+        <w:spacing w:before="160" w:after="60" w:line="240" w:lineRule="auto"/>
         <w:outlineLvl w:val="2"/>
       </w:pPr>
       <w:r>
         <w:rPr>
           <w:sz w:val="22"/>
         </w:rPr>
-        <w:t>12.6.4 Cambiar de motor de inferencia</w:t>
+        <w:t>10.6.4 Cambiar de motor de inferencia</w:t>
       </w:r>
     </w:p>
     <w:p>
       <w:pPr>
         <w:pStyle w:val="Endure-FirstParagraphBodyText"/>
-        <w:spacing w:before="100" w:after="100"/>
+        <w:spacing w:before="100" w:after="100" w:line="240" w:lineRule="auto"/>
       </w:pPr>
       <w:r>
         <w:rPr>
@@ -15640,7 +15640,7 @@
     <w:p>
       <w:pPr>
         <w:pStyle w:val="Endure-ChapterBodyText"/>
-        <w:spacing w:before="100" w:after="100"/>
+        <w:spacing w:before="100" w:after="100" w:line="240" w:lineRule="auto"/>
       </w:pPr>
       <w:r>
         <w:rPr>
@@ -15659,7 +15659,7 @@
     <w:p>
       <w:pPr>
         <w:pStyle w:val="Endure-ChapterBodyText"/>
-        <w:spacing w:before="40" w:after="40"/>
+        <w:spacing w:before="40" w:after="40" w:line="240" w:lineRule="auto"/>
         <w:ind w:left="360" w:hanging="216"/>
       </w:pPr>
       <w:r>
@@ -15685,7 +15685,7 @@
     <w:p>
       <w:pPr>
         <w:pStyle w:val="Endure-ChapterBodyText"/>
-        <w:spacing w:before="40" w:after="40"/>
+        <w:spacing w:before="40" w:after="40" w:line="240" w:lineRule="auto"/>
         <w:ind w:left="360" w:hanging="216"/>
       </w:pPr>
       <w:r>
@@ -15711,7 +15711,7 @@
     <w:p>
       <w:pPr>
         <w:pStyle w:val="Endure-ChapterBodyText"/>
-        <w:spacing w:before="40" w:after="40"/>
+        <w:spacing w:before="40" w:after="40" w:line="240" w:lineRule="auto"/>
         <w:ind w:left="360" w:hanging="216"/>
       </w:pPr>
       <w:r>
@@ -15750,7 +15750,7 @@
     <w:p>
       <w:pPr>
         <w:pStyle w:val="Endure-ChapterBodyText"/>
-        <w:spacing w:before="40" w:after="40"/>
+        <w:spacing w:before="40" w:after="40" w:line="240" w:lineRule="auto"/>
         <w:ind w:left="360" w:hanging="216"/>
       </w:pPr>
       <w:r>
@@ -15774,7 +15774,7 @@
     <w:p>
       <w:pPr>
         <w:pStyle w:val="Endure-ChapterBodyText"/>
-        <w:spacing w:before="100" w:after="100"/>
+        <w:spacing w:before="100" w:after="100" w:line="240" w:lineRule="auto"/>
       </w:pPr>
       <w:r>
         <w:rPr>
@@ -15851,7 +15851,7 @@
     <w:p>
       <w:pPr>
         <w:pStyle w:val="Endure-ChapterBodyText"/>
-        <w:spacing w:before="100" w:after="100"/>
+        <w:spacing w:before="100" w:after="100" w:line="240" w:lineRule="auto"/>
       </w:pPr>
       <w:r>
         <w:rPr>
@@ -16152,14 +16152,14 @@
       <w:pPr>
         <w:pStyle w:val="Endure-Subhead"/>
         <w:keepNext/>
-        <w:spacing w:before="160" w:after="60"/>
+        <w:spacing w:before="160" w:after="60" w:line="240" w:lineRule="auto"/>
         <w:outlineLvl w:val="2"/>
       </w:pPr>
       <w:r>
         <w:rPr>
           <w:sz w:val="22"/>
         </w:rPr>
-        <w:t>12.6.5 Casos de uso principales</w:t>
+        <w:t>10.6.5 Casos de uso principales</w:t>
       </w:r>
     </w:p>
     <w:tbl>
@@ -16198,7 +16198,7 @@
           </w:tcPr>
           <w:p>
             <w:pPr>
-              <w:spacing w:before="0" w:after="0"/>
+              <w:spacing w:before="0" w:after="0" w:line="240" w:lineRule="auto"/>
               <w:jc w:val="center"/>
             </w:pPr>
             <w:r>
@@ -16231,7 +16231,7 @@
           </w:tcPr>
           <w:p>
             <w:pPr>
-              <w:spacing w:before="0" w:after="0"/>
+              <w:spacing w:before="0" w:after="0" w:line="240" w:lineRule="auto"/>
               <w:jc w:val="center"/>
             </w:pPr>
             <w:r>
@@ -16264,7 +16264,7 @@
           </w:tcPr>
           <w:p>
             <w:pPr>
-              <w:spacing w:before="0" w:after="0"/>
+              <w:spacing w:before="0" w:after="0" w:line="240" w:lineRule="auto"/>
               <w:jc w:val="center"/>
             </w:pPr>
             <w:r>
@@ -16302,7 +16302,7 @@
           </w:tcPr>
           <w:p>
             <w:pPr>
-              <w:spacing w:before="0" w:after="0"/>
+              <w:spacing w:before="0" w:after="0" w:line="240" w:lineRule="auto"/>
               <w:jc w:val="center"/>
             </w:pPr>
             <w:r>
@@ -16333,7 +16333,7 @@
           </w:tcPr>
           <w:p>
             <w:pPr>
-              <w:spacing w:before="0" w:after="0"/>
+              <w:spacing w:before="0" w:after="0" w:line="240" w:lineRule="auto"/>
               <w:jc w:val="center"/>
             </w:pPr>
             <w:r>
@@ -16364,7 +16364,7 @@
           </w:tcPr>
           <w:p>
             <w:pPr>
-              <w:spacing w:before="0" w:after="0"/>
+              <w:spacing w:before="0" w:after="0" w:line="240" w:lineRule="auto"/>
               <w:jc w:val="center"/>
             </w:pPr>
             <w:r>
@@ -16400,7 +16400,7 @@
           </w:tcPr>
           <w:p>
             <w:pPr>
-              <w:spacing w:before="0" w:after="0"/>
+              <w:spacing w:before="0" w:after="0" w:line="240" w:lineRule="auto"/>
               <w:jc w:val="center"/>
             </w:pPr>
             <w:r>
@@ -16431,7 +16431,7 @@
           </w:tcPr>
           <w:p>
             <w:pPr>
-              <w:spacing w:before="0" w:after="0"/>
+              <w:spacing w:before="0" w:after="0" w:line="240" w:lineRule="auto"/>
               <w:jc w:val="center"/>
             </w:pPr>
             <w:r>
@@ -16462,7 +16462,7 @@
           </w:tcPr>
           <w:p>
             <w:pPr>
-              <w:spacing w:before="0" w:after="0"/>
+              <w:spacing w:before="0" w:after="0" w:line="240" w:lineRule="auto"/>
               <w:jc w:val="center"/>
             </w:pPr>
             <w:r>
@@ -16498,7 +16498,7 @@
           </w:tcPr>
           <w:p>
             <w:pPr>
-              <w:spacing w:before="0" w:after="0"/>
+              <w:spacing w:before="0" w:after="0" w:line="240" w:lineRule="auto"/>
               <w:jc w:val="center"/>
             </w:pPr>
             <w:r>
@@ -16529,7 +16529,7 @@
           </w:tcPr>
           <w:p>
             <w:pPr>
-              <w:spacing w:before="0" w:after="0"/>
+              <w:spacing w:before="0" w:after="0" w:line="240" w:lineRule="auto"/>
               <w:jc w:val="center"/>
             </w:pPr>
             <w:r>
@@ -16560,7 +16560,7 @@
           </w:tcPr>
           <w:p>
             <w:pPr>
-              <w:spacing w:before="0" w:after="0"/>
+              <w:spacing w:before="0" w:after="0" w:line="240" w:lineRule="auto"/>
               <w:jc w:val="center"/>
             </w:pPr>
             <w:r>
@@ -16596,7 +16596,7 @@
           </w:tcPr>
           <w:p>
             <w:pPr>
-              <w:spacing w:before="0" w:after="0"/>
+              <w:spacing w:before="0" w:after="0" w:line="240" w:lineRule="auto"/>
               <w:jc w:val="center"/>
             </w:pPr>
             <w:r>
@@ -16627,7 +16627,7 @@
           </w:tcPr>
           <w:p>
             <w:pPr>
-              <w:spacing w:before="0" w:after="0"/>
+              <w:spacing w:before="0" w:after="0" w:line="240" w:lineRule="auto"/>
               <w:jc w:val="center"/>
             </w:pPr>
             <w:r>
@@ -16658,7 +16658,7 @@
           </w:tcPr>
           <w:p>
             <w:pPr>
-              <w:spacing w:before="0" w:after="0"/>
+              <w:spacing w:before="0" w:after="0" w:line="240" w:lineRule="auto"/>
               <w:jc w:val="center"/>
             </w:pPr>
             <w:r>
@@ -16694,7 +16694,7 @@
           </w:tcPr>
           <w:p>
             <w:pPr>
-              <w:spacing w:before="0" w:after="0"/>
+              <w:spacing w:before="0" w:after="0" w:line="240" w:lineRule="auto"/>
               <w:jc w:val="center"/>
             </w:pPr>
             <w:r>
@@ -16725,7 +16725,7 @@
           </w:tcPr>
           <w:p>
             <w:pPr>
-              <w:spacing w:before="0" w:after="0"/>
+              <w:spacing w:before="0" w:after="0" w:line="240" w:lineRule="auto"/>
               <w:jc w:val="center"/>
             </w:pPr>
             <w:r>
@@ -16756,7 +16756,7 @@
           </w:tcPr>
           <w:p>
             <w:pPr>
-              <w:spacing w:before="0" w:after="0"/>
+              <w:spacing w:before="0" w:after="0" w:line="240" w:lineRule="auto"/>
               <w:jc w:val="center"/>
             </w:pPr>
             <w:r>
@@ -16778,14 +16778,14 @@
       <w:pPr>
         <w:pStyle w:val="Endure-Subhead"/>
         <w:keepNext/>
-        <w:spacing w:before="160" w:after="60"/>
+        <w:spacing w:before="160" w:after="60" w:line="240" w:lineRule="auto"/>
         <w:outlineLvl w:val="2"/>
       </w:pPr>
       <w:r>
         <w:rPr>
           <w:sz w:val="22"/>
         </w:rPr>
-        <w:t>12.6.6 Monitoreo durante uso</w:t>
+        <w:t>10.6.6 Monitoreo durante uso</w:t>
       </w:r>
     </w:p>
     <w:tbl>
@@ -16953,20 +16953,20 @@
       <w:pPr>
         <w:pStyle w:val="Endure-Subhead"/>
         <w:keepNext/>
-        <w:spacing w:before="160" w:after="60"/>
+        <w:spacing w:before="160" w:after="60" w:line="240" w:lineRule="auto"/>
         <w:outlineLvl w:val="2"/>
       </w:pPr>
       <w:r>
         <w:rPr>
           <w:sz w:val="22"/>
         </w:rPr>
-        <w:t>12.6.7 SSL para Open WebUI (microfono en el navegador)</w:t>
+        <w:t>10.6.7 SSL para Open WebUI (microfono en el navegador)</w:t>
       </w:r>
     </w:p>
     <w:p>
       <w:pPr>
         <w:pStyle w:val="Endure-FirstParagraphBodyText"/>
-        <w:spacing w:before="100" w:after="100"/>
+        <w:spacing w:before="100" w:after="100" w:line="240" w:lineRule="auto"/>
       </w:pPr>
       <w:r>
         <w:rPr>
@@ -16992,20 +16992,20 @@
       <w:pPr>
         <w:pStyle w:val="Endure-Subhead"/>
         <w:keepNext/>
-        <w:spacing w:before="160" w:after="60"/>
+        <w:spacing w:before="160" w:after="60" w:line="240" w:lineRule="auto"/>
         <w:outlineLvl w:val="2"/>
       </w:pPr>
       <w:r>
         <w:rPr>
           <w:sz w:val="22"/>
         </w:rPr>
-        <w:t>12.6.8 Pipelines — Integracion avanzada</w:t>
+        <w:t>10.6.8 Pipelines — Integracion avanzada</w:t>
       </w:r>
     </w:p>
     <w:p>
       <w:pPr>
         <w:pStyle w:val="Endure-FirstParagraphBodyText"/>
-        <w:spacing w:before="100" w:after="100"/>
+        <w:spacing w:before="100" w:after="100" w:line="240" w:lineRule="auto"/>
       </w:pPr>
       <w:r>
         <w:rPr>
@@ -17283,7 +17283,7 @@
       <w:pPr>
         <w:pStyle w:val="Endure-Subhead"/>
         <w:keepNext/>
-        <w:spacing w:before="240" w:after="60"/>
+        <w:spacing w:before="240" w:after="60" w:line="240" w:lineRule="auto"/>
         <w:outlineLvl w:val="1"/>
       </w:pPr>
       <w:r>
@@ -17331,7 +17331,7 @@
           </w:tcPr>
           <w:p>
             <w:pPr>
-              <w:spacing w:before="0" w:after="0"/>
+              <w:spacing w:before="0" w:after="0" w:line="240" w:lineRule="auto"/>
               <w:jc w:val="center"/>
             </w:pPr>
             <w:r>
@@ -17364,7 +17364,7 @@
           </w:tcPr>
           <w:p>
             <w:pPr>
-              <w:spacing w:before="0" w:after="0"/>
+              <w:spacing w:before="0" w:after="0" w:line="240" w:lineRule="auto"/>
               <w:jc w:val="center"/>
             </w:pPr>
             <w:r>
@@ -17397,7 +17397,7 @@
           </w:tcPr>
           <w:p>
             <w:pPr>
-              <w:spacing w:before="0" w:after="0"/>
+              <w:spacing w:before="0" w:after="0" w:line="240" w:lineRule="auto"/>
               <w:jc w:val="center"/>
             </w:pPr>
             <w:r>
@@ -17430,7 +17430,7 @@
           </w:tcPr>
           <w:p>
             <w:pPr>
-              <w:spacing w:before="0" w:after="0"/>
+              <w:spacing w:before="0" w:after="0" w:line="240" w:lineRule="auto"/>
               <w:jc w:val="center"/>
             </w:pPr>
             <w:r>
@@ -17463,7 +17463,7 @@
           </w:tcPr>
           <w:p>
             <w:pPr>
-              <w:spacing w:before="0" w:after="0"/>
+              <w:spacing w:before="0" w:after="0" w:line="240" w:lineRule="auto"/>
               <w:jc w:val="center"/>
             </w:pPr>
             <w:r>
@@ -17501,7 +17501,7 @@
           </w:tcPr>
           <w:p>
             <w:pPr>
-              <w:spacing w:before="0" w:after="0"/>
+              <w:spacing w:before="0" w:after="0" w:line="240" w:lineRule="auto"/>
               <w:jc w:val="center"/>
             </w:pPr>
             <w:r>
@@ -17532,7 +17532,7 @@
           </w:tcPr>
           <w:p>
             <w:pPr>
-              <w:spacing w:before="0" w:after="0"/>
+              <w:spacing w:before="0" w:after="0" w:line="240" w:lineRule="auto"/>
               <w:jc w:val="center"/>
             </w:pPr>
             <w:r>
@@ -17563,7 +17563,7 @@
           </w:tcPr>
           <w:p>
             <w:pPr>
-              <w:spacing w:before="0" w:after="0"/>
+              <w:spacing w:before="0" w:after="0" w:line="240" w:lineRule="auto"/>
               <w:jc w:val="center"/>
             </w:pPr>
             <w:r>
@@ -17594,7 +17594,7 @@
           </w:tcPr>
           <w:p>
             <w:pPr>
-              <w:spacing w:before="0" w:after="0"/>
+              <w:spacing w:before="0" w:after="0" w:line="240" w:lineRule="auto"/>
               <w:jc w:val="center"/>
             </w:pPr>
             <w:r>
@@ -17625,7 +17625,7 @@
           </w:tcPr>
           <w:p>
             <w:pPr>
-              <w:spacing w:before="0" w:after="0"/>
+              <w:spacing w:before="0" w:after="0" w:line="240" w:lineRule="auto"/>
               <w:jc w:val="both"/>
             </w:pPr>
             <w:r>
@@ -17661,7 +17661,7 @@
           </w:tcPr>
           <w:p>
             <w:pPr>
-              <w:spacing w:before="0" w:after="0"/>
+              <w:spacing w:before="0" w:after="0" w:line="240" w:lineRule="auto"/>
               <w:jc w:val="center"/>
             </w:pPr>
             <w:r>
@@ -17692,7 +17692,7 @@
           </w:tcPr>
           <w:p>
             <w:pPr>
-              <w:spacing w:before="0" w:after="0"/>
+              <w:spacing w:before="0" w:after="0" w:line="240" w:lineRule="auto"/>
               <w:jc w:val="center"/>
             </w:pPr>
             <w:r>
@@ -17723,7 +17723,7 @@
           </w:tcPr>
           <w:p>
             <w:pPr>
-              <w:spacing w:before="0" w:after="0"/>
+              <w:spacing w:before="0" w:after="0" w:line="240" w:lineRule="auto"/>
               <w:jc w:val="center"/>
             </w:pPr>
             <w:r>
@@ -17754,7 +17754,7 @@
           </w:tcPr>
           <w:p>
             <w:pPr>
-              <w:spacing w:before="0" w:after="0"/>
+              <w:spacing w:before="0" w:after="0" w:line="240" w:lineRule="auto"/>
               <w:jc w:val="center"/>
             </w:pPr>
             <w:r>
@@ -17785,7 +17785,7 @@
           </w:tcPr>
           <w:p>
             <w:pPr>
-              <w:spacing w:before="0" w:after="0"/>
+              <w:spacing w:before="0" w:after="0" w:line="240" w:lineRule="auto"/>
               <w:jc w:val="both"/>
             </w:pPr>
             <w:r>
@@ -17821,7 +17821,7 @@
           </w:tcPr>
           <w:p>
             <w:pPr>
-              <w:spacing w:before="0" w:after="0"/>
+              <w:spacing w:before="0" w:after="0" w:line="240" w:lineRule="auto"/>
               <w:jc w:val="center"/>
             </w:pPr>
             <w:r>
@@ -17852,7 +17852,7 @@
           </w:tcPr>
           <w:p>
             <w:pPr>
-              <w:spacing w:before="0" w:after="0"/>
+              <w:spacing w:before="0" w:after="0" w:line="240" w:lineRule="auto"/>
               <w:jc w:val="center"/>
             </w:pPr>
             <w:r>
@@ -17883,7 +17883,7 @@
           </w:tcPr>
           <w:p>
             <w:pPr>
-              <w:spacing w:before="0" w:after="0"/>
+              <w:spacing w:before="0" w:after="0" w:line="240" w:lineRule="auto"/>
               <w:jc w:val="center"/>
             </w:pPr>
             <w:r>
@@ -17914,7 +17914,7 @@
           </w:tcPr>
           <w:p>
             <w:pPr>
-              <w:spacing w:before="0" w:after="0"/>
+              <w:spacing w:before="0" w:after="0" w:line="240" w:lineRule="auto"/>
               <w:jc w:val="center"/>
             </w:pPr>
             <w:r>
@@ -17945,7 +17945,7 @@
           </w:tcPr>
           <w:p>
             <w:pPr>
-              <w:spacing w:before="0" w:after="0"/>
+              <w:spacing w:before="0" w:after="0" w:line="240" w:lineRule="auto"/>
               <w:jc w:val="both"/>
             </w:pPr>
             <w:r>
@@ -17981,7 +17981,7 @@
           </w:tcPr>
           <w:p>
             <w:pPr>
-              <w:spacing w:before="0" w:after="0"/>
+              <w:spacing w:before="0" w:after="0" w:line="240" w:lineRule="auto"/>
               <w:jc w:val="center"/>
             </w:pPr>
             <w:r>
@@ -18012,7 +18012,7 @@
           </w:tcPr>
           <w:p>
             <w:pPr>
-              <w:spacing w:before="0" w:after="0"/>
+              <w:spacing w:before="0" w:after="0" w:line="240" w:lineRule="auto"/>
               <w:jc w:val="center"/>
             </w:pPr>
             <w:r>
@@ -18043,7 +18043,7 @@
           </w:tcPr>
           <w:p>
             <w:pPr>
-              <w:spacing w:before="0" w:after="0"/>
+              <w:spacing w:before="0" w:after="0" w:line="240" w:lineRule="auto"/>
               <w:jc w:val="center"/>
             </w:pPr>
             <w:r>
@@ -18074,7 +18074,7 @@
           </w:tcPr>
           <w:p>
             <w:pPr>
-              <w:spacing w:before="0" w:after="0"/>
+              <w:spacing w:before="0" w:after="0" w:line="240" w:lineRule="auto"/>
               <w:jc w:val="center"/>
             </w:pPr>
             <w:r>
@@ -18105,7 +18105,7 @@
           </w:tcPr>
           <w:p>
             <w:pPr>
-              <w:spacing w:before="0" w:after="0"/>
+              <w:spacing w:before="0" w:after="0" w:line="240" w:lineRule="auto"/>
               <w:jc w:val="both"/>
             </w:pPr>
             <w:r>
@@ -18209,7 +18209,7 @@
       <w:pPr>
         <w:pStyle w:val="Endure-Subhead"/>
         <w:keepNext/>
-        <w:spacing w:before="240" w:after="60"/>
+        <w:spacing w:before="240" w:after="60" w:line="240" w:lineRule="auto"/>
         <w:outlineLvl w:val="1"/>
       </w:pPr>
       <w:r>
@@ -18222,7 +18222,7 @@
     <w:p>
       <w:pPr>
         <w:pStyle w:val="Endure-FirstParagraphBodyText"/>
-        <w:spacing w:before="100" w:after="100"/>
+        <w:spacing w:before="100" w:after="100" w:line="240" w:lineRule="auto"/>
       </w:pPr>
       <w:r>
         <w:rPr>
@@ -18247,7 +18247,7 @@
     <w:p>
       <w:pPr>
         <w:pStyle w:val="Endure-ChapterBodyText"/>
-        <w:spacing w:before="100" w:after="100"/>
+        <w:spacing w:before="100" w:after="100" w:line="240" w:lineRule="auto"/>
       </w:pPr>
       <w:r>
         <w:rPr>
@@ -18260,7 +18260,7 @@
     <w:p>
       <w:pPr>
         <w:pStyle w:val="Endure-ChapterBodyText"/>
-        <w:spacing w:before="40" w:after="40"/>
+        <w:spacing w:before="40" w:after="40" w:line="240" w:lineRule="auto"/>
         <w:ind w:left="360" w:hanging="216"/>
       </w:pPr>
       <w:r>
@@ -18283,6 +18283,11 @@
     </w:p>
     <w:sectPr>
       <w:footerReference w:type="first" r:id="rId43"/>
+      <w:headerReference w:type="default" r:id="rId46"/>
+      <w:footerReference w:type="default" r:id="rId47"/>
+      <w:headerReference w:type="even" r:id="rId48"/>
+      <w:footerReference w:type="even" r:id="rId49"/>
+      <w:headerReference w:type="first" r:id="rId50"/>
       <w:type w:val="nextColumn"/>
       <w:pgSz w:w="10080" w:h="14400"/>
       <w:pgMar w:top="794" w:right="851" w:bottom="794" w:left="1077" w:header="454" w:footer="454" w:gutter="0"/>
@@ -19527,6 +19532,26 @@
 </w:ftr>
 </file>
 
+<file path=word/footer34.xml><?xml version="1.0" encoding="utf-8"?>
+<w:ftr xmlns:m="http://schemas.openxmlformats.org/officeDocument/2006/math" xmlns:mc="http://schemas.openxmlformats.org/markup-compatibility/2006" xmlns:mo="http://schemas.microsoft.com/office/mac/office/2008/main" xmlns:mv="urn:schemas-microsoft-com:mac:vml" xmlns:o="urn:schemas-microsoft-com:office:office" xmlns:r="http://schemas.openxmlformats.org/officeDocument/2006/relationships" xmlns:v="urn:schemas-microsoft-com:vml" xmlns:w10="urn:schemas-microsoft-com:office:word" xmlns:w14="http://schemas.microsoft.com/office/word/2010/wordml" xmlns:w="http://schemas.openxmlformats.org/wordprocessingml/2006/main" xmlns:wne="http://schemas.microsoft.com/office/word/2006/wordml" xmlns:wp14="http://schemas.microsoft.com/office/word/2010/wordprocessingDrawing" xmlns:wp="http://schemas.openxmlformats.org/drawingml/2006/wordprocessingDrawing" xmlns:wpc="http://schemas.microsoft.com/office/word/2010/wordprocessingCanvas" xmlns:wpg="http://schemas.microsoft.com/office/word/2010/wordprocessingGroup" xmlns:wpi="http://schemas.microsoft.com/office/word/2010/wordprocessingInk" xmlns:wps="http://schemas.microsoft.com/office/word/2010/wordprocessingShape" mc:Ignorable="w14 wp14">
+  <w:p>
+    <w:pPr>
+      <w:pStyle w:val="Footer"/>
+    </w:pPr>
+  </w:p>
+</w:ftr>
+</file>
+
+<file path=word/footer35.xml><?xml version="1.0" encoding="utf-8"?>
+<w:ftr xmlns:m="http://schemas.openxmlformats.org/officeDocument/2006/math" xmlns:mc="http://schemas.openxmlformats.org/markup-compatibility/2006" xmlns:mo="http://schemas.microsoft.com/office/mac/office/2008/main" xmlns:mv="urn:schemas-microsoft-com:mac:vml" xmlns:o="urn:schemas-microsoft-com:office:office" xmlns:r="http://schemas.openxmlformats.org/officeDocument/2006/relationships" xmlns:v="urn:schemas-microsoft-com:vml" xmlns:w10="urn:schemas-microsoft-com:office:word" xmlns:w14="http://schemas.microsoft.com/office/word/2010/wordml" xmlns:w="http://schemas.openxmlformats.org/wordprocessingml/2006/main" xmlns:wne="http://schemas.microsoft.com/office/word/2006/wordml" xmlns:wp14="http://schemas.microsoft.com/office/word/2010/wordprocessingDrawing" xmlns:wp="http://schemas.openxmlformats.org/drawingml/2006/wordprocessingDrawing" xmlns:wpc="http://schemas.microsoft.com/office/word/2010/wordprocessingCanvas" xmlns:wpg="http://schemas.microsoft.com/office/word/2010/wordprocessingGroup" xmlns:wpi="http://schemas.microsoft.com/office/word/2010/wordprocessingInk" xmlns:wps="http://schemas.microsoft.com/office/word/2010/wordprocessingShape" mc:Ignorable="w14 wp14">
+  <w:p>
+    <w:pPr>
+      <w:pStyle w:val="Footer"/>
+    </w:pPr>
+  </w:p>
+</w:ftr>
+</file>
+
 <file path=word/footer4.xml><?xml version="1.0" encoding="utf-8"?>
 <w:ftr xmlns:wpc="http://schemas.microsoft.com/office/word/2010/wordprocessingCanvas" xmlns:cx="http://schemas.microsoft.com/office/drawing/2014/chartex" xmlns:cx1="http://schemas.microsoft.com/office/drawing/2015/9/8/chartex" xmlns:cx2="http://schemas.microsoft.com/office/drawing/2015/10/21/chartex" xmlns:cx3="http://schemas.microsoft.com/office/drawing/2016/5/9/chartex" xmlns:cx4="http://schemas.microsoft.com/office/drawing/2016/5/10/chartex" xmlns:cx5="http://schemas.microsoft.com/office/drawing/2016/5/11/chartex" xmlns:cx6="http://schemas.microsoft.com/office/drawing/2016/5/12/chartex" xmlns:cx7="http://schemas.microsoft.com/office/drawing/2016/5/13/chartex" xmlns:cx8="http://schemas.microsoft.com/office/drawing/2016/5/14/chartex" xmlns:mc="http://schemas.openxmlformats.org/markup-compatibility/2006" xmlns:aink="http://schemas.microsoft.com/office/drawing/2016/ink" xmlns:am3d="http://schemas.microsoft.com/office/drawing/2017/model3d" xmlns:o="urn:schemas-microsoft-com:office:office" xmlns:oel="http://schemas.microsoft.com/office/2019/extlst" xmlns:r="http://schemas.openxmlformats.org/officeDocument/2006/relationships" xmlns:m="http://schemas.openxmlformats.org/officeDocument/2006/math" xmlns:v="urn:schemas-microsoft-com:vml" xmlns:wp14="http://schemas.microsoft.com/office/word/2010/wordprocessingDrawing" xmlns:wp="http://schemas.openxmlformats.org/drawingml/2006/wordprocessingDrawing" xmlns:w10="urn:schemas-microsoft-com:office:word" xmlns:w="http://schemas.openxmlformats.org/wordprocessingml/2006/main" xmlns:w14="http://schemas.microsoft.com/office/word/2010/wordml" xmlns:w15="http://schemas.microsoft.com/office/word/2012/wordml" xmlns:w16cex="http://schemas.microsoft.com/office/word/2018/wordml/cex" xmlns:w16cid="http://schemas.microsoft.com/office/word/2016/wordml/cid" xmlns:w16="http://schemas.microsoft.com/office/word/2018/wordml" xmlns:w16du="http://schemas.microsoft.com/office/word/2023/wordml/word16du" xmlns:w16sdtdh="http://schemas.microsoft.com/office/word/2020/wordml/sdtdatahash" xmlns:w16sdtfl="http://schemas.microsoft.com/office/word/2024/wordml/sdtformatlock" xmlns:w16se="http://schemas.microsoft.com/office/word/2015/wordml/symex" xmlns:wpg="http://schemas.microsoft.com/office/word/2010/wordprocessingGroup" xmlns:wpi="http://schemas.microsoft.com/office/word/2010/wordprocessingInk" xmlns:wne="http://schemas.microsoft.com/office/word/2006/wordml" xmlns:wps="http://schemas.microsoft.com/office/word/2010/wordprocessingShape" mc:Ignorable="w14 w15 w16se w16cid w16 w16cex w16sdtdh w16sdtfl w16du wp14">
   <w:p>
@@ -19784,6 +19809,36 @@
     <w:r>
       <w:t>TÍTULO DEL LIBRO</w:t>
     </w:r>
+  </w:p>
+</w:hdr>
+</file>
+
+<file path=word/header3.xml><?xml version="1.0" encoding="utf-8"?>
+<w:hdr xmlns:m="http://schemas.openxmlformats.org/officeDocument/2006/math" xmlns:mc="http://schemas.openxmlformats.org/markup-compatibility/2006" xmlns:mo="http://schemas.microsoft.com/office/mac/office/2008/main" xmlns:mv="urn:schemas-microsoft-com:mac:vml" xmlns:o="urn:schemas-microsoft-com:office:office" xmlns:r="http://schemas.openxmlformats.org/officeDocument/2006/relationships" xmlns:v="urn:schemas-microsoft-com:vml" xmlns:w10="urn:schemas-microsoft-com:office:word" xmlns:w14="http://schemas.microsoft.com/office/word/2010/wordml" xmlns:w="http://schemas.openxmlformats.org/wordprocessingml/2006/main" xmlns:wne="http://schemas.microsoft.com/office/word/2006/wordml" xmlns:wp14="http://schemas.microsoft.com/office/word/2010/wordprocessingDrawing" xmlns:wp="http://schemas.openxmlformats.org/drawingml/2006/wordprocessingDrawing" xmlns:wpc="http://schemas.microsoft.com/office/word/2010/wordprocessingCanvas" xmlns:wpg="http://schemas.microsoft.com/office/word/2010/wordprocessingGroup" xmlns:wpi="http://schemas.microsoft.com/office/word/2010/wordprocessingInk" xmlns:wps="http://schemas.microsoft.com/office/word/2010/wordprocessingShape" mc:Ignorable="w14 wp14">
+  <w:p>
+    <w:pPr>
+      <w:pStyle w:val="Header"/>
+    </w:pPr>
+  </w:p>
+</w:hdr>
+</file>
+
+<file path=word/header4.xml><?xml version="1.0" encoding="utf-8"?>
+<w:hdr xmlns:m="http://schemas.openxmlformats.org/officeDocument/2006/math" xmlns:mc="http://schemas.openxmlformats.org/markup-compatibility/2006" xmlns:mo="http://schemas.microsoft.com/office/mac/office/2008/main" xmlns:mv="urn:schemas-microsoft-com:mac:vml" xmlns:o="urn:schemas-microsoft-com:office:office" xmlns:r="http://schemas.openxmlformats.org/officeDocument/2006/relationships" xmlns:v="urn:schemas-microsoft-com:vml" xmlns:w10="urn:schemas-microsoft-com:office:word" xmlns:w14="http://schemas.microsoft.com/office/word/2010/wordml" xmlns:w="http://schemas.openxmlformats.org/wordprocessingml/2006/main" xmlns:wne="http://schemas.microsoft.com/office/word/2006/wordml" xmlns:wp14="http://schemas.microsoft.com/office/word/2010/wordprocessingDrawing" xmlns:wp="http://schemas.openxmlformats.org/drawingml/2006/wordprocessingDrawing" xmlns:wpc="http://schemas.microsoft.com/office/word/2010/wordprocessingCanvas" xmlns:wpg="http://schemas.microsoft.com/office/word/2010/wordprocessingGroup" xmlns:wpi="http://schemas.microsoft.com/office/word/2010/wordprocessingInk" xmlns:wps="http://schemas.microsoft.com/office/word/2010/wordprocessingShape" mc:Ignorable="w14 wp14">
+  <w:p>
+    <w:pPr>
+      <w:pStyle w:val="Header"/>
+    </w:pPr>
+  </w:p>
+</w:hdr>
+</file>
+
+<file path=word/header5.xml><?xml version="1.0" encoding="utf-8"?>
+<w:hdr xmlns:m="http://schemas.openxmlformats.org/officeDocument/2006/math" xmlns:mc="http://schemas.openxmlformats.org/markup-compatibility/2006" xmlns:mo="http://schemas.microsoft.com/office/mac/office/2008/main" xmlns:mv="urn:schemas-microsoft-com:mac:vml" xmlns:o="urn:schemas-microsoft-com:office:office" xmlns:r="http://schemas.openxmlformats.org/officeDocument/2006/relationships" xmlns:v="urn:schemas-microsoft-com:vml" xmlns:w10="urn:schemas-microsoft-com:office:word" xmlns:w14="http://schemas.microsoft.com/office/word/2010/wordml" xmlns:w="http://schemas.openxmlformats.org/wordprocessingml/2006/main" xmlns:wne="http://schemas.microsoft.com/office/word/2006/wordml" xmlns:wp14="http://schemas.microsoft.com/office/word/2010/wordprocessingDrawing" xmlns:wp="http://schemas.openxmlformats.org/drawingml/2006/wordprocessingDrawing" xmlns:wpc="http://schemas.microsoft.com/office/word/2010/wordprocessingCanvas" xmlns:wpg="http://schemas.microsoft.com/office/word/2010/wordprocessingGroup" xmlns:wpi="http://schemas.microsoft.com/office/word/2010/wordprocessingInk" xmlns:wps="http://schemas.microsoft.com/office/word/2010/wordprocessingShape" mc:Ignorable="w14 wp14">
+  <w:p>
+    <w:pPr>
+      <w:pStyle w:val="Header"/>
+    </w:pPr>
   </w:p>
 </w:hdr>
 </file>
